--- a/docs/deConfUSIon_User_Manual_de.docx
+++ b/docs/deConfUSIon_User_Manual_de.docx
@@ -33,7 +33,7 @@
       </w:r>
       <w:r>
         <w:br/>
-        <w:t>15 October 2026</w:t>
+        <w:t>21. Oktober 2026</w:t>
       </w:r>
     </w:p>
     <w:p>
@@ -49,7 +49,10 @@
         <w:jc w:val="center"/>
       </w:pPr>
       <w:r>
-        <w:t>Ein praktischer Weg von der Originalaufnahme über Qualitätskontrolle und Verarbeitung zur geprüften Visualisierung, zu Regionen, Konnektivität und Gruppen.</w:t>
+        <w:t xml:space="preserve">Ein </w:t>
+      </w:r>
+      <w:r>
+        <w:t>praktischer Weg von der Originalaufnahme über Qualitätskontrolle und Verarbeitung zur geprüften Visualisierung, zu Regionen, Konnektivität und Gruppen.</w:t>
       </w:r>
     </w:p>
     <w:p>
@@ -100,7 +103,7 @@
       <w:r>
         <w:fldChar w:fldCharType="separate"/>
       </w:r>
-      <w:hyperlink w:anchor="_Toc242991805" w:history="1">
+      <w:hyperlink w:anchor="_Toc243479279" w:history="1">
         <w:r>
           <w:rPr>
             <w:rStyle w:val="Hyperlink"/>
@@ -127,7 +130,7 @@
             <w:noProof/>
             <w:webHidden/>
           </w:rPr>
-          <w:instrText xml:space="preserve"> PAGEREF _Toc242991805 \h </w:instrText>
+          <w:instrText xml:space="preserve"> PAGEREF _Toc243479279 \h </w:instrText>
         </w:r>
         <w:r>
           <w:rPr>
@@ -175,7 +178,7 @@
           <w14:ligatures w14:val="standardContextual"/>
         </w:rPr>
       </w:pPr>
-      <w:hyperlink w:anchor="_Toc242991806" w:history="1">
+      <w:hyperlink w:anchor="_Toc243479280" w:history="1">
         <w:r>
           <w:rPr>
             <w:rStyle w:val="Hyperlink"/>
@@ -202,7 +205,7 @@
             <w:noProof/>
             <w:webHidden/>
           </w:rPr>
-          <w:instrText xml:space="preserve"> PAGEREF _Toc242991806 \h </w:instrText>
+          <w:instrText xml:space="preserve"> PAGEREF _Toc243479280 \h </w:instrText>
         </w:r>
         <w:r>
           <w:rPr>
@@ -250,7 +253,7 @@
           <w14:ligatures w14:val="standardContextual"/>
         </w:rPr>
       </w:pPr>
-      <w:hyperlink w:anchor="_Toc242991807" w:history="1">
+      <w:hyperlink w:anchor="_Toc243479281" w:history="1">
         <w:r>
           <w:rPr>
             <w:rStyle w:val="Hyperlink"/>
@@ -277,7 +280,7 @@
             <w:noProof/>
             <w:webHidden/>
           </w:rPr>
-          <w:instrText xml:space="preserve"> PAGEREF _Toc242991807 \h </w:instrText>
+          <w:instrText xml:space="preserve"> PAGEREF _Toc243479281 \h </w:instrText>
         </w:r>
         <w:r>
           <w:rPr>
@@ -325,7 +328,7 @@
           <w14:ligatures w14:val="standardContextual"/>
         </w:rPr>
       </w:pPr>
-      <w:hyperlink w:anchor="_Toc242991808" w:history="1">
+      <w:hyperlink w:anchor="_Toc243479282" w:history="1">
         <w:r>
           <w:rPr>
             <w:rStyle w:val="Hyperlink"/>
@@ -352,7 +355,7 @@
             <w:noProof/>
             <w:webHidden/>
           </w:rPr>
-          <w:instrText xml:space="preserve"> PAGEREF _Toc242991808 \h </w:instrText>
+          <w:instrText xml:space="preserve"> PAGEREF _Toc243479282 \h </w:instrText>
         </w:r>
         <w:r>
           <w:rPr>
@@ -400,7 +403,7 @@
           <w14:ligatures w14:val="standardContextual"/>
         </w:rPr>
       </w:pPr>
-      <w:hyperlink w:anchor="_Toc242991809" w:history="1">
+      <w:hyperlink w:anchor="_Toc243479283" w:history="1">
         <w:r>
           <w:rPr>
             <w:rStyle w:val="Hyperlink"/>
@@ -427,7 +430,7 @@
             <w:noProof/>
             <w:webHidden/>
           </w:rPr>
-          <w:instrText xml:space="preserve"> PAGEREF _Toc242991809 \h </w:instrText>
+          <w:instrText xml:space="preserve"> PAGEREF _Toc243479283 \h </w:instrText>
         </w:r>
         <w:r>
           <w:rPr>
@@ -475,7 +478,7 @@
           <w14:ligatures w14:val="standardContextual"/>
         </w:rPr>
       </w:pPr>
-      <w:hyperlink w:anchor="_Toc242991810" w:history="1">
+      <w:hyperlink w:anchor="_Toc243479284" w:history="1">
         <w:r>
           <w:rPr>
             <w:rStyle w:val="Hyperlink"/>
@@ -502,7 +505,7 @@
             <w:noProof/>
             <w:webHidden/>
           </w:rPr>
-          <w:instrText xml:space="preserve"> PAGEREF _Toc242991810 \h </w:instrText>
+          <w:instrText xml:space="preserve"> PAGEREF _Toc243479284 \h </w:instrText>
         </w:r>
         <w:r>
           <w:rPr>
@@ -550,7 +553,7 @@
           <w14:ligatures w14:val="standardContextual"/>
         </w:rPr>
       </w:pPr>
-      <w:hyperlink w:anchor="_Toc242991811" w:history="1">
+      <w:hyperlink w:anchor="_Toc243479285" w:history="1">
         <w:r>
           <w:rPr>
             <w:rStyle w:val="Hyperlink"/>
@@ -577,7 +580,7 @@
             <w:noProof/>
             <w:webHidden/>
           </w:rPr>
-          <w:instrText xml:space="preserve"> PAGEREF _Toc242991811 \h </w:instrText>
+          <w:instrText xml:space="preserve"> PAGEREF _Toc243479285 \h </w:instrText>
         </w:r>
         <w:r>
           <w:rPr>
@@ -625,7 +628,7 @@
           <w14:ligatures w14:val="standardContextual"/>
         </w:rPr>
       </w:pPr>
-      <w:hyperlink w:anchor="_Toc242991812" w:history="1">
+      <w:hyperlink w:anchor="_Toc243479286" w:history="1">
         <w:r>
           <w:rPr>
             <w:rStyle w:val="Hyperlink"/>
@@ -652,7 +655,7 @@
             <w:noProof/>
             <w:webHidden/>
           </w:rPr>
-          <w:instrText xml:space="preserve"> PAGEREF _Toc242991812 \h </w:instrText>
+          <w:instrText xml:space="preserve"> PAGEREF _Toc243479286 \h </w:instrText>
         </w:r>
         <w:r>
           <w:rPr>
@@ -700,7 +703,7 @@
           <w14:ligatures w14:val="standardContextual"/>
         </w:rPr>
       </w:pPr>
-      <w:hyperlink w:anchor="_Toc242991813" w:history="1">
+      <w:hyperlink w:anchor="_Toc243479287" w:history="1">
         <w:r>
           <w:rPr>
             <w:rStyle w:val="Hyperlink"/>
@@ -727,7 +730,7 @@
             <w:noProof/>
             <w:webHidden/>
           </w:rPr>
-          <w:instrText xml:space="preserve"> PAGEREF _Toc242991813 \h </w:instrText>
+          <w:instrText xml:space="preserve"> PAGEREF _Toc243479287 \h </w:instrText>
         </w:r>
         <w:r>
           <w:rPr>
@@ -775,7 +778,7 @@
           <w14:ligatures w14:val="standardContextual"/>
         </w:rPr>
       </w:pPr>
-      <w:hyperlink w:anchor="_Toc242991814" w:history="1">
+      <w:hyperlink w:anchor="_Toc243479288" w:history="1">
         <w:r>
           <w:rPr>
             <w:rStyle w:val="Hyperlink"/>
@@ -802,7 +805,7 @@
             <w:noProof/>
             <w:webHidden/>
           </w:rPr>
-          <w:instrText xml:space="preserve"> PAGEREF _Toc242991814 \h </w:instrText>
+          <w:instrText xml:space="preserve"> PAGEREF _Toc243479288 \h </w:instrText>
         </w:r>
         <w:r>
           <w:rPr>
@@ -850,7 +853,7 @@
           <w14:ligatures w14:val="standardContextual"/>
         </w:rPr>
       </w:pPr>
-      <w:hyperlink w:anchor="_Toc242991815" w:history="1">
+      <w:hyperlink w:anchor="_Toc243479289" w:history="1">
         <w:r>
           <w:rPr>
             <w:rStyle w:val="Hyperlink"/>
@@ -877,7 +880,7 @@
             <w:noProof/>
             <w:webHidden/>
           </w:rPr>
-          <w:instrText xml:space="preserve"> PAGEREF _Toc242991815 \h </w:instrText>
+          <w:instrText xml:space="preserve"> PAGEREF _Toc243479289 \h </w:instrText>
         </w:r>
         <w:r>
           <w:rPr>
@@ -925,7 +928,7 @@
           <w14:ligatures w14:val="standardContextual"/>
         </w:rPr>
       </w:pPr>
-      <w:hyperlink w:anchor="_Toc242991816" w:history="1">
+      <w:hyperlink w:anchor="_Toc243479290" w:history="1">
         <w:r>
           <w:rPr>
             <w:rStyle w:val="Hyperlink"/>
@@ -952,7 +955,7 @@
             <w:noProof/>
             <w:webHidden/>
           </w:rPr>
-          <w:instrText xml:space="preserve"> PAGEREF _Toc242991816 \h </w:instrText>
+          <w:instrText xml:space="preserve"> PAGEREF _Toc243479290 \h </w:instrText>
         </w:r>
         <w:r>
           <w:rPr>
@@ -1000,7 +1003,7 @@
           <w14:ligatures w14:val="standardContextual"/>
         </w:rPr>
       </w:pPr>
-      <w:hyperlink w:anchor="_Toc242991817" w:history="1">
+      <w:hyperlink w:anchor="_Toc243479291" w:history="1">
         <w:r>
           <w:rPr>
             <w:rStyle w:val="Hyperlink"/>
@@ -1027,7 +1030,7 @@
             <w:noProof/>
             <w:webHidden/>
           </w:rPr>
-          <w:instrText xml:space="preserve"> PAGEREF _Toc242991817 \h </w:instrText>
+          <w:instrText xml:space="preserve"> PAGEREF _Toc243479291 \h </w:instrText>
         </w:r>
         <w:r>
           <w:rPr>
@@ -1075,7 +1078,7 @@
           <w14:ligatures w14:val="standardContextual"/>
         </w:rPr>
       </w:pPr>
-      <w:hyperlink w:anchor="_Toc242991818" w:history="1">
+      <w:hyperlink w:anchor="_Toc243479292" w:history="1">
         <w:r>
           <w:rPr>
             <w:rStyle w:val="Hyperlink"/>
@@ -1102,7 +1105,7 @@
             <w:noProof/>
             <w:webHidden/>
           </w:rPr>
-          <w:instrText xml:space="preserve"> PAGEREF _Toc242991818 \h </w:instrText>
+          <w:instrText xml:space="preserve"> PAGEREF _Toc243479292 \h </w:instrText>
         </w:r>
         <w:r>
           <w:rPr>
@@ -1150,7 +1153,7 @@
           <w14:ligatures w14:val="standardContextual"/>
         </w:rPr>
       </w:pPr>
-      <w:hyperlink w:anchor="_Toc242991819" w:history="1">
+      <w:hyperlink w:anchor="_Toc243479293" w:history="1">
         <w:r>
           <w:rPr>
             <w:rStyle w:val="Hyperlink"/>
@@ -1177,7 +1180,7 @@
             <w:noProof/>
             <w:webHidden/>
           </w:rPr>
-          <w:instrText xml:space="preserve"> PAGEREF _Toc242991819 \h </w:instrText>
+          <w:instrText xml:space="preserve"> PAGEREF _Toc243479293 \h </w:instrText>
         </w:r>
         <w:r>
           <w:rPr>
@@ -1225,7 +1228,7 @@
           <w14:ligatures w14:val="standardContextual"/>
         </w:rPr>
       </w:pPr>
-      <w:hyperlink w:anchor="_Toc242991820" w:history="1">
+      <w:hyperlink w:anchor="_Toc243479294" w:history="1">
         <w:r>
           <w:rPr>
             <w:rStyle w:val="Hyperlink"/>
@@ -1252,7 +1255,7 @@
             <w:noProof/>
             <w:webHidden/>
           </w:rPr>
-          <w:instrText xml:space="preserve"> PAGEREF _Toc242991820 \h </w:instrText>
+          <w:instrText xml:space="preserve"> PAGEREF _Toc243479294 \h </w:instrText>
         </w:r>
         <w:r>
           <w:rPr>
@@ -1300,7 +1303,7 @@
           <w14:ligatures w14:val="standardContextual"/>
         </w:rPr>
       </w:pPr>
-      <w:hyperlink w:anchor="_Toc242991821" w:history="1">
+      <w:hyperlink w:anchor="_Toc243479295" w:history="1">
         <w:r>
           <w:rPr>
             <w:rStyle w:val="Hyperlink"/>
@@ -1327,7 +1330,7 @@
             <w:noProof/>
             <w:webHidden/>
           </w:rPr>
-          <w:instrText xml:space="preserve"> PAGEREF _Toc242991821 \h </w:instrText>
+          <w:instrText xml:space="preserve"> PAGEREF _Toc243479295 \h </w:instrText>
         </w:r>
         <w:r>
           <w:rPr>
@@ -1375,7 +1378,7 @@
           <w14:ligatures w14:val="standardContextual"/>
         </w:rPr>
       </w:pPr>
-      <w:hyperlink w:anchor="_Toc242991822" w:history="1">
+      <w:hyperlink w:anchor="_Toc243479296" w:history="1">
         <w:r>
           <w:rPr>
             <w:rStyle w:val="Hyperlink"/>
@@ -1402,7 +1405,7 @@
             <w:noProof/>
             <w:webHidden/>
           </w:rPr>
-          <w:instrText xml:space="preserve"> PAGEREF _Toc242991822 \h </w:instrText>
+          <w:instrText xml:space="preserve"> PAGEREF _Toc243479296 \h </w:instrText>
         </w:r>
         <w:r>
           <w:rPr>
@@ -1450,7 +1453,7 @@
           <w14:ligatures w14:val="standardContextual"/>
         </w:rPr>
       </w:pPr>
-      <w:hyperlink w:anchor="_Toc242991823" w:history="1">
+      <w:hyperlink w:anchor="_Toc243479297" w:history="1">
         <w:r>
           <w:rPr>
             <w:rStyle w:val="Hyperlink"/>
@@ -1477,7 +1480,7 @@
             <w:noProof/>
             <w:webHidden/>
           </w:rPr>
-          <w:instrText xml:space="preserve"> PAGEREF _Toc242991823 \h </w:instrText>
+          <w:instrText xml:space="preserve"> PAGEREF _Toc243479297 \h </w:instrText>
         </w:r>
         <w:r>
           <w:rPr>
@@ -1525,7 +1528,7 @@
           <w14:ligatures w14:val="standardContextual"/>
         </w:rPr>
       </w:pPr>
-      <w:hyperlink w:anchor="_Toc242991824" w:history="1">
+      <w:hyperlink w:anchor="_Toc243479298" w:history="1">
         <w:r>
           <w:rPr>
             <w:rStyle w:val="Hyperlink"/>
@@ -1552,7 +1555,7 @@
             <w:noProof/>
             <w:webHidden/>
           </w:rPr>
-          <w:instrText xml:space="preserve"> PAGEREF _Toc242991824 \h </w:instrText>
+          <w:instrText xml:space="preserve"> PAGEREF _Toc243479298 \h </w:instrText>
         </w:r>
         <w:r>
           <w:rPr>
@@ -1600,7 +1603,7 @@
           <w14:ligatures w14:val="standardContextual"/>
         </w:rPr>
       </w:pPr>
-      <w:hyperlink w:anchor="_Toc242991825" w:history="1">
+      <w:hyperlink w:anchor="_Toc243479299" w:history="1">
         <w:r>
           <w:rPr>
             <w:rStyle w:val="Hyperlink"/>
@@ -1627,7 +1630,7 @@
             <w:noProof/>
             <w:webHidden/>
           </w:rPr>
-          <w:instrText xml:space="preserve"> PAGEREF _Toc242991825 \h </w:instrText>
+          <w:instrText xml:space="preserve"> PAGEREF _Toc243479299 \h </w:instrText>
         </w:r>
         <w:r>
           <w:rPr>
@@ -1675,7 +1678,7 @@
           <w14:ligatures w14:val="standardContextual"/>
         </w:rPr>
       </w:pPr>
-      <w:hyperlink w:anchor="_Toc242991826" w:history="1">
+      <w:hyperlink w:anchor="_Toc243479300" w:history="1">
         <w:r>
           <w:rPr>
             <w:rStyle w:val="Hyperlink"/>
@@ -1702,7 +1705,7 @@
             <w:noProof/>
             <w:webHidden/>
           </w:rPr>
-          <w:instrText xml:space="preserve"> PAGEREF _Toc242991826 \h </w:instrText>
+          <w:instrText xml:space="preserve"> PAGEREF _Toc243479300 \h </w:instrText>
         </w:r>
         <w:r>
           <w:rPr>
@@ -1750,7 +1753,7 @@
           <w14:ligatures w14:val="standardContextual"/>
         </w:rPr>
       </w:pPr>
-      <w:hyperlink w:anchor="_Toc242991827" w:history="1">
+      <w:hyperlink w:anchor="_Toc243479301" w:history="1">
         <w:r>
           <w:rPr>
             <w:rStyle w:val="Hyperlink"/>
@@ -1777,7 +1780,7 @@
             <w:noProof/>
             <w:webHidden/>
           </w:rPr>
-          <w:instrText xml:space="preserve"> PAGEREF _Toc242991827 \h </w:instrText>
+          <w:instrText xml:space="preserve"> PAGEREF _Toc243479301 \h </w:instrText>
         </w:r>
         <w:r>
           <w:rPr>
@@ -1825,7 +1828,7 @@
           <w14:ligatures w14:val="standardContextual"/>
         </w:rPr>
       </w:pPr>
-      <w:hyperlink w:anchor="_Toc242991828" w:history="1">
+      <w:hyperlink w:anchor="_Toc243479302" w:history="1">
         <w:r>
           <w:rPr>
             <w:rStyle w:val="Hyperlink"/>
@@ -1852,7 +1855,7 @@
             <w:noProof/>
             <w:webHidden/>
           </w:rPr>
-          <w:instrText xml:space="preserve"> PAGEREF _Toc242991828 \h </w:instrText>
+          <w:instrText xml:space="preserve"> PAGEREF _Toc243479302 \h </w:instrText>
         </w:r>
         <w:r>
           <w:rPr>
@@ -1900,7 +1903,7 @@
           <w14:ligatures w14:val="standardContextual"/>
         </w:rPr>
       </w:pPr>
-      <w:hyperlink w:anchor="_Toc242991829" w:history="1">
+      <w:hyperlink w:anchor="_Toc243479303" w:history="1">
         <w:r>
           <w:rPr>
             <w:rStyle w:val="Hyperlink"/>
@@ -1927,7 +1930,7 @@
             <w:noProof/>
             <w:webHidden/>
           </w:rPr>
-          <w:instrText xml:space="preserve"> PAGEREF _Toc242991829 \h </w:instrText>
+          <w:instrText xml:space="preserve"> PAGEREF _Toc243479303 \h </w:instrText>
         </w:r>
         <w:r>
           <w:rPr>
@@ -1975,7 +1978,7 @@
           <w14:ligatures w14:val="standardContextual"/>
         </w:rPr>
       </w:pPr>
-      <w:hyperlink w:anchor="_Toc242991830" w:history="1">
+      <w:hyperlink w:anchor="_Toc243479304" w:history="1">
         <w:r>
           <w:rPr>
             <w:rStyle w:val="Hyperlink"/>
@@ -2002,7 +2005,7 @@
             <w:noProof/>
             <w:webHidden/>
           </w:rPr>
-          <w:instrText xml:space="preserve"> PAGEREF _Toc242991830 \h </w:instrText>
+          <w:instrText xml:space="preserve"> PAGEREF _Toc243479304 \h </w:instrText>
         </w:r>
         <w:r>
           <w:rPr>
@@ -2050,7 +2053,7 @@
           <w14:ligatures w14:val="standardContextual"/>
         </w:rPr>
       </w:pPr>
-      <w:hyperlink w:anchor="_Toc242991831" w:history="1">
+      <w:hyperlink w:anchor="_Toc243479305" w:history="1">
         <w:r>
           <w:rPr>
             <w:rStyle w:val="Hyperlink"/>
@@ -2077,7 +2080,7 @@
             <w:noProof/>
             <w:webHidden/>
           </w:rPr>
-          <w:instrText xml:space="preserve"> PAGEREF _Toc242991831 \h </w:instrText>
+          <w:instrText xml:space="preserve"> PAGEREF _Toc243479305 \h </w:instrText>
         </w:r>
         <w:r>
           <w:rPr>
@@ -2125,7 +2128,7 @@
           <w14:ligatures w14:val="standardContextual"/>
         </w:rPr>
       </w:pPr>
-      <w:hyperlink w:anchor="_Toc242991832" w:history="1">
+      <w:hyperlink w:anchor="_Toc243479306" w:history="1">
         <w:r>
           <w:rPr>
             <w:rStyle w:val="Hyperlink"/>
@@ -2152,7 +2155,7 @@
             <w:noProof/>
             <w:webHidden/>
           </w:rPr>
-          <w:instrText xml:space="preserve"> PAGEREF _Toc242991832 \h </w:instrText>
+          <w:instrText xml:space="preserve"> PAGEREF _Toc243479306 \h </w:instrText>
         </w:r>
         <w:r>
           <w:rPr>
@@ -2200,7 +2203,7 @@
           <w14:ligatures w14:val="standardContextual"/>
         </w:rPr>
       </w:pPr>
-      <w:hyperlink w:anchor="_Toc242991833" w:history="1">
+      <w:hyperlink w:anchor="_Toc243479307" w:history="1">
         <w:r>
           <w:rPr>
             <w:rStyle w:val="Hyperlink"/>
@@ -2227,7 +2230,7 @@
             <w:noProof/>
             <w:webHidden/>
           </w:rPr>
-          <w:instrText xml:space="preserve"> PAGEREF _Toc242991833 \h </w:instrText>
+          <w:instrText xml:space="preserve"> PAGEREF _Toc243479307 \h </w:instrText>
         </w:r>
         <w:r>
           <w:rPr>
@@ -2275,7 +2278,7 @@
           <w14:ligatures w14:val="standardContextual"/>
         </w:rPr>
       </w:pPr>
-      <w:hyperlink w:anchor="_Toc242991834" w:history="1">
+      <w:hyperlink w:anchor="_Toc243479308" w:history="1">
         <w:r>
           <w:rPr>
             <w:rStyle w:val="Hyperlink"/>
@@ -2302,7 +2305,7 @@
             <w:noProof/>
             <w:webHidden/>
           </w:rPr>
-          <w:instrText xml:space="preserve"> PAGEREF _Toc242991834 \h </w:instrText>
+          <w:instrText xml:space="preserve"> PAGEREF _Toc243479308 \h </w:instrText>
         </w:r>
         <w:r>
           <w:rPr>
@@ -2323,6 +2326,81 @@
             <w:webHidden/>
           </w:rPr>
           <w:t>25</w:t>
+        </w:r>
+        <w:r>
+          <w:rPr>
+            <w:noProof/>
+            <w:webHidden/>
+          </w:rPr>
+          <w:fldChar w:fldCharType="end"/>
+        </w:r>
+      </w:hyperlink>
+    </w:p>
+    <w:p>
+      <w:pPr>
+        <w:pStyle w:val="TOC2"/>
+        <w:tabs>
+          <w:tab w:val="right" w:leader="dot" w:pos="9880"/>
+        </w:tabs>
+        <w:rPr>
+          <w:rFonts w:asciiTheme="minorHAnsi" w:eastAsiaTheme="minorEastAsia" w:hAnsiTheme="minorHAnsi"/>
+          <w:noProof/>
+          <w:color w:val="auto"/>
+          <w:kern w:val="2"/>
+          <w:sz w:val="24"/>
+          <w:szCs w:val="24"/>
+          <w:lang w:eastAsia="de-DE"/>
+          <w14:ligatures w14:val="standardContextual"/>
+        </w:rPr>
+      </w:pPr>
+      <w:hyperlink w:anchor="_Toc243479309" w:history="1">
+        <w:r>
+          <w:rPr>
+            <w:rStyle w:val="Hyperlink"/>
+            <w:noProof/>
+          </w:rPr>
+          <w:t>Geführte Atlasregistrierung mit LightSuite</w:t>
+        </w:r>
+        <w:r>
+          <w:rPr>
+            <w:noProof/>
+            <w:webHidden/>
+          </w:rPr>
+          <w:tab/>
+        </w:r>
+        <w:r>
+          <w:rPr>
+            <w:noProof/>
+            <w:webHidden/>
+          </w:rPr>
+          <w:fldChar w:fldCharType="begin"/>
+        </w:r>
+        <w:r>
+          <w:rPr>
+            <w:noProof/>
+            <w:webHidden/>
+          </w:rPr>
+          <w:instrText xml:space="preserve"> PAGEREF _Toc243479309 \h </w:instrText>
+        </w:r>
+        <w:r>
+          <w:rPr>
+            <w:noProof/>
+            <w:webHidden/>
+          </w:rPr>
+        </w:r>
+        <w:r>
+          <w:rPr>
+            <w:noProof/>
+            <w:webHidden/>
+          </w:rPr>
+          <w:fldChar w:fldCharType="separate"/>
+        </w:r>
+        <w:r>
+          <w:rPr>
+            <w:noProof/>
+            <w:webHidden/>
+          </w:rPr>
+          <w:t>26</w:t>
         </w:r>
         <w:r>
           <w:rPr>
@@ -2350,7 +2428,7 @@
           <w14:ligatures w14:val="standardContextual"/>
         </w:rPr>
       </w:pPr>
-      <w:hyperlink w:anchor="_Toc242991835" w:history="1">
+      <w:hyperlink w:anchor="_Toc243479310" w:history="1">
         <w:r>
           <w:rPr>
             <w:rStyle w:val="Hyperlink"/>
@@ -2377,7 +2455,7 @@
             <w:noProof/>
             <w:webHidden/>
           </w:rPr>
-          <w:instrText xml:space="preserve"> PAGEREF _Toc242991835 \h </w:instrText>
+          <w:instrText xml:space="preserve"> PAGEREF _Toc243479310 \h </w:instrText>
         </w:r>
         <w:r>
           <w:rPr>
@@ -2397,7 +2475,7 @@
             <w:noProof/>
             <w:webHidden/>
           </w:rPr>
-          <w:t>27</w:t>
+          <w:t>33</w:t>
         </w:r>
         <w:r>
           <w:rPr>
@@ -2425,7 +2503,7 @@
           <w14:ligatures w14:val="standardContextual"/>
         </w:rPr>
       </w:pPr>
-      <w:hyperlink w:anchor="_Toc242991836" w:history="1">
+      <w:hyperlink w:anchor="_Toc243479311" w:history="1">
         <w:r>
           <w:rPr>
             <w:rStyle w:val="Hyperlink"/>
@@ -2452,7 +2530,7 @@
             <w:noProof/>
             <w:webHidden/>
           </w:rPr>
-          <w:instrText xml:space="preserve"> PAGEREF _Toc242991836 \h </w:instrText>
+          <w:instrText xml:space="preserve"> PAGEREF _Toc243479311 \h </w:instrText>
         </w:r>
         <w:r>
           <w:rPr>
@@ -2472,7 +2550,7 @@
             <w:noProof/>
             <w:webHidden/>
           </w:rPr>
-          <w:t>27</w:t>
+          <w:t>33</w:t>
         </w:r>
         <w:r>
           <w:rPr>
@@ -2500,7 +2578,7 @@
           <w14:ligatures w14:val="standardContextual"/>
         </w:rPr>
       </w:pPr>
-      <w:hyperlink w:anchor="_Toc242991837" w:history="1">
+      <w:hyperlink w:anchor="_Toc243479312" w:history="1">
         <w:r>
           <w:rPr>
             <w:rStyle w:val="Hyperlink"/>
@@ -2527,7 +2605,7 @@
             <w:noProof/>
             <w:webHidden/>
           </w:rPr>
-          <w:instrText xml:space="preserve"> PAGEREF _Toc242991837 \h </w:instrText>
+          <w:instrText xml:space="preserve"> PAGEREF _Toc243479312 \h </w:instrText>
         </w:r>
         <w:r>
           <w:rPr>
@@ -2547,7 +2625,7 @@
             <w:noProof/>
             <w:webHidden/>
           </w:rPr>
-          <w:t>28</w:t>
+          <w:t>34</w:t>
         </w:r>
         <w:r>
           <w:rPr>
@@ -2575,7 +2653,7 @@
           <w14:ligatures w14:val="standardContextual"/>
         </w:rPr>
       </w:pPr>
-      <w:hyperlink w:anchor="_Toc242991838" w:history="1">
+      <w:hyperlink w:anchor="_Toc243479313" w:history="1">
         <w:r>
           <w:rPr>
             <w:rStyle w:val="Hyperlink"/>
@@ -2602,7 +2680,7 @@
             <w:noProof/>
             <w:webHidden/>
           </w:rPr>
-          <w:instrText xml:space="preserve"> PAGEREF _Toc242991838 \h </w:instrText>
+          <w:instrText xml:space="preserve"> PAGEREF _Toc243479313 \h </w:instrText>
         </w:r>
         <w:r>
           <w:rPr>
@@ -2622,7 +2700,7 @@
             <w:noProof/>
             <w:webHidden/>
           </w:rPr>
-          <w:t>30</w:t>
+          <w:t>36</w:t>
         </w:r>
         <w:r>
           <w:rPr>
@@ -2650,7 +2728,7 @@
           <w14:ligatures w14:val="standardContextual"/>
         </w:rPr>
       </w:pPr>
-      <w:hyperlink w:anchor="_Toc242991839" w:history="1">
+      <w:hyperlink w:anchor="_Toc243479314" w:history="1">
         <w:r>
           <w:rPr>
             <w:rStyle w:val="Hyperlink"/>
@@ -2677,7 +2755,7 @@
             <w:noProof/>
             <w:webHidden/>
           </w:rPr>
-          <w:instrText xml:space="preserve"> PAGEREF _Toc242991839 \h </w:instrText>
+          <w:instrText xml:space="preserve"> PAGEREF _Toc243479314 \h </w:instrText>
         </w:r>
         <w:r>
           <w:rPr>
@@ -2697,7 +2775,7 @@
             <w:noProof/>
             <w:webHidden/>
           </w:rPr>
-          <w:t>32</w:t>
+          <w:t>38</w:t>
         </w:r>
         <w:r>
           <w:rPr>
@@ -2725,7 +2803,7 @@
           <w14:ligatures w14:val="standardContextual"/>
         </w:rPr>
       </w:pPr>
-      <w:hyperlink w:anchor="_Toc242991840" w:history="1">
+      <w:hyperlink w:anchor="_Toc243479315" w:history="1">
         <w:r>
           <w:rPr>
             <w:rStyle w:val="Hyperlink"/>
@@ -2752,7 +2830,7 @@
             <w:noProof/>
             <w:webHidden/>
           </w:rPr>
-          <w:instrText xml:space="preserve"> PAGEREF _Toc242991840 \h </w:instrText>
+          <w:instrText xml:space="preserve"> PAGEREF _Toc243479315 \h </w:instrText>
         </w:r>
         <w:r>
           <w:rPr>
@@ -2772,7 +2850,7 @@
             <w:noProof/>
             <w:webHidden/>
           </w:rPr>
-          <w:t>32</w:t>
+          <w:t>38</w:t>
         </w:r>
         <w:r>
           <w:rPr>
@@ -2800,7 +2878,7 @@
           <w14:ligatures w14:val="standardContextual"/>
         </w:rPr>
       </w:pPr>
-      <w:hyperlink w:anchor="_Toc242991841" w:history="1">
+      <w:hyperlink w:anchor="_Toc243479316" w:history="1">
         <w:r>
           <w:rPr>
             <w:rStyle w:val="Hyperlink"/>
@@ -2827,7 +2905,7 @@
             <w:noProof/>
             <w:webHidden/>
           </w:rPr>
-          <w:instrText xml:space="preserve"> PAGEREF _Toc242991841 \h </w:instrText>
+          <w:instrText xml:space="preserve"> PAGEREF _Toc243479316 \h </w:instrText>
         </w:r>
         <w:r>
           <w:rPr>
@@ -2847,7 +2925,7 @@
             <w:noProof/>
             <w:webHidden/>
           </w:rPr>
-          <w:t>33</w:t>
+          <w:t>39</w:t>
         </w:r>
         <w:r>
           <w:rPr>
@@ -2875,7 +2953,7 @@
           <w14:ligatures w14:val="standardContextual"/>
         </w:rPr>
       </w:pPr>
-      <w:hyperlink w:anchor="_Toc242991842" w:history="1">
+      <w:hyperlink w:anchor="_Toc243479317" w:history="1">
         <w:r>
           <w:rPr>
             <w:rStyle w:val="Hyperlink"/>
@@ -2902,7 +2980,7 @@
             <w:noProof/>
             <w:webHidden/>
           </w:rPr>
-          <w:instrText xml:space="preserve"> PAGEREF _Toc242991842 \h </w:instrText>
+          <w:instrText xml:space="preserve"> PAGEREF _Toc243479317 \h </w:instrText>
         </w:r>
         <w:r>
           <w:rPr>
@@ -2922,7 +3000,7 @@
             <w:noProof/>
             <w:webHidden/>
           </w:rPr>
-          <w:t>34</w:t>
+          <w:t>40</w:t>
         </w:r>
         <w:r>
           <w:rPr>
@@ -2950,7 +3028,7 @@
           <w14:ligatures w14:val="standardContextual"/>
         </w:rPr>
       </w:pPr>
-      <w:hyperlink w:anchor="_Toc242991843" w:history="1">
+      <w:hyperlink w:anchor="_Toc243479318" w:history="1">
         <w:r>
           <w:rPr>
             <w:rStyle w:val="Hyperlink"/>
@@ -2977,7 +3055,7 @@
             <w:noProof/>
             <w:webHidden/>
           </w:rPr>
-          <w:instrText xml:space="preserve"> PAGEREF _Toc242991843 \h </w:instrText>
+          <w:instrText xml:space="preserve"> PAGEREF _Toc243479318 \h </w:instrText>
         </w:r>
         <w:r>
           <w:rPr>
@@ -2997,7 +3075,7 @@
             <w:noProof/>
             <w:webHidden/>
           </w:rPr>
-          <w:t>34</w:t>
+          <w:t>40</w:t>
         </w:r>
         <w:r>
           <w:rPr>
@@ -3025,7 +3103,7 @@
           <w14:ligatures w14:val="standardContextual"/>
         </w:rPr>
       </w:pPr>
-      <w:hyperlink w:anchor="_Toc242991844" w:history="1">
+      <w:hyperlink w:anchor="_Toc243479319" w:history="1">
         <w:r>
           <w:rPr>
             <w:rStyle w:val="Hyperlink"/>
@@ -3052,7 +3130,7 @@
             <w:noProof/>
             <w:webHidden/>
           </w:rPr>
-          <w:instrText xml:space="preserve"> PAGEREF _Toc242991844 \h </w:instrText>
+          <w:instrText xml:space="preserve"> PAGEREF _Toc243479319 \h </w:instrText>
         </w:r>
         <w:r>
           <w:rPr>
@@ -3072,7 +3150,7 @@
             <w:noProof/>
             <w:webHidden/>
           </w:rPr>
-          <w:t>35</w:t>
+          <w:t>41</w:t>
         </w:r>
         <w:r>
           <w:rPr>
@@ -3100,7 +3178,7 @@
           <w14:ligatures w14:val="standardContextual"/>
         </w:rPr>
       </w:pPr>
-      <w:hyperlink w:anchor="_Toc242991845" w:history="1">
+      <w:hyperlink w:anchor="_Toc243479320" w:history="1">
         <w:r>
           <w:rPr>
             <w:rStyle w:val="Hyperlink"/>
@@ -3127,7 +3205,7 @@
             <w:noProof/>
             <w:webHidden/>
           </w:rPr>
-          <w:instrText xml:space="preserve"> PAGEREF _Toc242991845 \h </w:instrText>
+          <w:instrText xml:space="preserve"> PAGEREF _Toc243479320 \h </w:instrText>
         </w:r>
         <w:r>
           <w:rPr>
@@ -3147,7 +3225,7 @@
             <w:noProof/>
             <w:webHidden/>
           </w:rPr>
-          <w:t>36</w:t>
+          <w:t>42</w:t>
         </w:r>
         <w:r>
           <w:rPr>
@@ -3175,7 +3253,7 @@
           <w14:ligatures w14:val="standardContextual"/>
         </w:rPr>
       </w:pPr>
-      <w:hyperlink w:anchor="_Toc242991846" w:history="1">
+      <w:hyperlink w:anchor="_Toc243479321" w:history="1">
         <w:r>
           <w:rPr>
             <w:rStyle w:val="Hyperlink"/>
@@ -3202,7 +3280,7 @@
             <w:noProof/>
             <w:webHidden/>
           </w:rPr>
-          <w:instrText xml:space="preserve"> PAGEREF _Toc242991846 \h </w:instrText>
+          <w:instrText xml:space="preserve"> PAGEREF _Toc243479321 \h </w:instrText>
         </w:r>
         <w:r>
           <w:rPr>
@@ -3222,7 +3300,7 @@
             <w:noProof/>
             <w:webHidden/>
           </w:rPr>
-          <w:t>36</w:t>
+          <w:t>42</w:t>
         </w:r>
         <w:r>
           <w:rPr>
@@ -3250,7 +3328,7 @@
           <w14:ligatures w14:val="standardContextual"/>
         </w:rPr>
       </w:pPr>
-      <w:hyperlink w:anchor="_Toc242991847" w:history="1">
+      <w:hyperlink w:anchor="_Toc243479322" w:history="1">
         <w:r>
           <w:rPr>
             <w:rStyle w:val="Hyperlink"/>
@@ -3277,7 +3355,7 @@
             <w:noProof/>
             <w:webHidden/>
           </w:rPr>
-          <w:instrText xml:space="preserve"> PAGEREF _Toc242991847 \h </w:instrText>
+          <w:instrText xml:space="preserve"> PAGEREF _Toc243479322 \h </w:instrText>
         </w:r>
         <w:r>
           <w:rPr>
@@ -3297,7 +3375,7 @@
             <w:noProof/>
             <w:webHidden/>
           </w:rPr>
-          <w:t>38</w:t>
+          <w:t>44</w:t>
         </w:r>
         <w:r>
           <w:rPr>
@@ -3359,7 +3437,7 @@
         <w:pStyle w:val="Heading1"/>
         <w:pageBreakBefore/>
       </w:pPr>
-      <w:bookmarkStart w:id="0" w:name="_Toc242991805"/>
+      <w:bookmarkStart w:id="0" w:name="_Toc243479279"/>
       <w:r>
         <w:rPr>
           <w:b w:val="0"/>
@@ -3373,7 +3451,7 @@
       <w:pPr>
         <w:pStyle w:val="Heading2"/>
       </w:pPr>
-      <w:bookmarkStart w:id="1" w:name="_Toc242991806"/>
+      <w:bookmarkStart w:id="1" w:name="_Toc243479280"/>
       <w:r>
         <w:rPr>
           <w:b w:val="0"/>
@@ -3388,7 +3466,10 @@
         <w:ind w:left="317" w:hanging="259"/>
       </w:pPr>
       <w:r>
-        <w:t xml:space="preserve">1. Laden Sie das vollständige Repository von </w:t>
+        <w:t xml:space="preserve">1. </w:t>
+      </w:r>
+      <w:r>
+        <w:t xml:space="preserve">Laden Sie das vollständige Repository von </w:t>
       </w:r>
       <w:hyperlink r:id="rId8">
         <w:r>
@@ -3409,7 +3490,10 @@
         <w:ind w:left="317" w:hanging="259"/>
       </w:pPr>
       <w:r>
-        <w:t xml:space="preserve">2. Speichern Sie es auf einem lokalen Laufwerk. Bewahren Sie die Skripte im Hauptverzeichnis sowie </w:t>
+        <w:t xml:space="preserve">2. </w:t>
+      </w:r>
+      <w:r>
+        <w:t xml:space="preserve">Speichern Sie es auf einem lokalen Laufwerk. Bewahren Sie die Skripte im Hauptverzeichnis sowie </w:t>
       </w:r>
       <w:r>
         <w:rPr>
@@ -3468,7 +3552,10 @@
         <w:ind w:left="317" w:hanging="259"/>
       </w:pPr>
       <w:r>
-        <w:t>3. Starten Sie MATLAB. Die dargestellte Referenzinstallation verwendet MATLAB R2023b unter Windows. Funktionen wie die Bildregistrierung benötigen die entsprechende MATLAB-Toolbox; eine Meldung über eine fehlende Funktion weist auf eine zu prüfende Abhängigkeit hin.</w:t>
+        <w:t xml:space="preserve">3. </w:t>
+      </w:r>
+      <w:r>
+        <w:t>Starten Sie MATLAB. Die dargestellte Referenzinstallation verwendet MATLAB R2023b unter Windows. Funktionen wie die Bildregistrierung benötigen die entsprechende MATLAB-Toolbox; eine Meldung über eine fehlende Funktion weist auf eine zu prüfende Abhängigkeit hin.</w:t>
       </w:r>
     </w:p>
     <w:p>
@@ -3477,7 +3564,10 @@
         <w:ind w:left="317" w:hanging="259"/>
       </w:pPr>
       <w:r>
-        <w:t xml:space="preserve">4. Wechseln Sie in MATLAB in den entpackten Ordner </w:t>
+        <w:t xml:space="preserve">4. </w:t>
+      </w:r>
+      <w:r>
+        <w:t xml:space="preserve">Wechseln Sie in MATLAB in den entpackten Ordner </w:t>
       </w:r>
       <w:r>
         <w:rPr>
@@ -3521,7 +3611,7 @@
       <w:pPr>
         <w:pStyle w:val="Heading2"/>
       </w:pPr>
-      <w:bookmarkStart w:id="2" w:name="_Toc242991807"/>
+      <w:bookmarkStart w:id="2" w:name="_Toc243479281"/>
       <w:r>
         <w:rPr>
           <w:b w:val="0"/>
@@ -3561,7 +3651,7 @@
         <w:pStyle w:val="Heading1"/>
         <w:pageBreakBefore/>
       </w:pPr>
-      <w:bookmarkStart w:id="3" w:name="_Toc242991808"/>
+      <w:bookmarkStart w:id="3" w:name="_Toc243479282"/>
       <w:r>
         <w:rPr>
           <w:b w:val="0"/>
@@ -3748,7 +3838,10 @@
               <w:jc w:val="left"/>
             </w:pPr>
             <w:r>
-              <w:t>Y × X × Zeit</w:t>
+              <w:t xml:space="preserve">Y × X </w:t>
+            </w:r>
+            <w:r>
+              <w:t>× Zeit</w:t>
             </w:r>
           </w:p>
         </w:tc>
@@ -3928,7 +4021,10 @@
               <w:jc w:val="left"/>
             </w:pPr>
             <w:r>
-              <w:t>Y × X × Z × Zeit</w:t>
+              <w:t xml:space="preserve">Y × X × Z × </w:t>
+            </w:r>
+            <w:r>
+              <w:t>Zeit</w:t>
             </w:r>
           </w:p>
         </w:tc>
@@ -3976,7 +4072,7 @@
       <w:pPr>
         <w:pStyle w:val="Heading2"/>
       </w:pPr>
-      <w:bookmarkStart w:id="4" w:name="_Toc242991809"/>
+      <w:bookmarkStart w:id="4" w:name="_Toc243479283"/>
       <w:r>
         <w:rPr>
           <w:b w:val="0"/>
@@ -3987,7 +4083,10 @@
     </w:p>
     <w:p>
       <w:r>
-        <w:t>Dokumentieren Sie Originaldatei, Tier- und Sitzungskennung, Aufnahmetyp, Zeitangaben, Ereignisprotokoll, physische Voxelabstände und gewählten Ausgabeordner. Speichern Sie Verarbeitungsschritte und Parameter. Bewahren Sie gespeicherte Atlaspakete und ROI-Begleitdateien zusammen auf.</w:t>
+        <w:t xml:space="preserve">Dokumentieren Sie Originaldatei, Tier- und </w:t>
+      </w:r>
+      <w:r>
+        <w:t>Sitzungskennung, Aufnahmetyp, Zeitangaben, Ereignisprotokoll, physische Voxelabstände und gewählten Ausgabeordner. Speichern Sie Verarbeitungsschritte und Parameter. Bewahren Sie gespeicherte Atlaspakete und ROI-Begleitdateien zusammen auf.</w:t>
       </w:r>
     </w:p>
     <w:p>
@@ -4006,7 +4105,7 @@
       <w:pPr>
         <w:pStyle w:val="Heading1"/>
       </w:pPr>
-      <w:bookmarkStart w:id="5" w:name="_Toc242991810"/>
+      <w:bookmarkStart w:id="5" w:name="_Toc243479284"/>
       <w:r>
         <w:rPr>
           <w:b w:val="0"/>
@@ -4034,7 +4133,7 @@
           <w:noProof/>
         </w:rPr>
         <w:drawing>
-          <wp:inline distT="0" distB="0" distL="0" distR="0" wp14:anchorId="165D85B5" wp14:editId="1CDF3E9B">
+          <wp:inline distT="0" distB="0" distL="0" distR="0" wp14:anchorId="5FDA0B2E" wp14:editId="4AEBC079">
             <wp:extent cx="9962147" cy="6309360"/>
             <wp:effectExtent l="0" t="0" r="0" b="0"/>
             <wp:docPr id="2" name="Picture 2" descr="Studio workflow overview"/>
@@ -4089,7 +4188,10 @@
       </w:pPr>
       <w:r>
         <w:lastRenderedPageBreak/>
-        <w:t xml:space="preserve">1. Klicken Sie auf </w:t>
+        <w:t xml:space="preserve">1. </w:t>
+      </w:r>
+      <w:r>
+        <w:t xml:space="preserve">Klicken Sie auf </w:t>
       </w:r>
       <w:r>
         <w:rPr>
@@ -4107,7 +4209,10 @@
         <w:ind w:left="317" w:hanging="259"/>
       </w:pPr>
       <w:r>
-        <w:t>2. Prüfen Sie die Ladeoptionen. Bestätigen Sie Dimensionen, Anzahl der Volumen beziehungsweise Bilder, TR und mögliche Warnungen zu unregelmäßigen Zeitstempeln.</w:t>
+        <w:t xml:space="preserve">2. </w:t>
+      </w:r>
+      <w:r>
+        <w:t>Prüfen Sie die Ladeoptionen. Bestätigen Sie Dimensionen, Anzahl der Volumen beziehungsweise Bilder, TR und mögliche Warnungen zu unregelmäßigen Zeitstempeln.</w:t>
       </w:r>
     </w:p>
     <w:p>
@@ -4116,7 +4221,10 @@
         <w:ind w:left="317" w:hanging="259"/>
       </w:pPr>
       <w:r>
-        <w:t>3. Bestätigen Sie den Ausgabeordner für die Analyse. Ein lokaler Ausgabeordner erleichtert die Unterscheidung zwischen Verarbeitungszeit und Schreibzeit auf dem Server.</w:t>
+        <w:t xml:space="preserve">3. </w:t>
+      </w:r>
+      <w:r>
+        <w:t>Bestätigen Sie den Ausgabeordner für die Analyse. Ein lokaler Ausgabeordner erleichtert die Unterscheidung zwischen Verarbeitungszeit und Schreibzeit auf dem Server.</w:t>
       </w:r>
     </w:p>
     <w:p>
@@ -4125,7 +4233,10 @@
         <w:ind w:left="317" w:hanging="259"/>
       </w:pPr>
       <w:r>
-        <w:t>4. Prüfen Sie die Bezeichnung des aktiven Datensatzes, bevor Sie einen Viewer öffnen oder einen Verarbeitungsschritt anwenden.</w:t>
+        <w:t xml:space="preserve">4. </w:t>
+      </w:r>
+      <w:r>
+        <w:t>Prüfen Sie die Bezeichnung des aktiven Datensatzes, bevor Sie einen Viewer öffnen oder einen Verarbeitungsschritt anwenden.</w:t>
       </w:r>
     </w:p>
     <w:p>
@@ -4134,14 +4245,17 @@
         <w:ind w:left="317" w:hanging="259"/>
       </w:pPr>
       <w:r>
-        <w:t>5. Öffnen Sie Time-Course Viewer und betrachten Sie frühe, mittlere und späte Bilder, bevor Sie Korrekturen vornehmen.</w:t>
+        <w:t xml:space="preserve">5. </w:t>
+      </w:r>
+      <w:r>
+        <w:t>Öffnen Sie Time-Course Viewer und betrachten Sie frühe, mittlere und späte Bilder, bevor Sie Korrekturen vornehmen.</w:t>
       </w:r>
     </w:p>
     <w:p>
       <w:pPr>
         <w:pStyle w:val="Heading2"/>
       </w:pPr>
-      <w:bookmarkStart w:id="6" w:name="_Toc242991811"/>
+      <w:bookmarkStart w:id="6" w:name="_Toc243479285"/>
       <w:r>
         <w:rPr>
           <w:b w:val="0"/>
@@ -4176,7 +4290,7 @@
         <w:pStyle w:val="Heading1"/>
         <w:pageBreakBefore/>
       </w:pPr>
-      <w:bookmarkStart w:id="7" w:name="_Toc242991812"/>
+      <w:bookmarkStart w:id="7" w:name="_Toc243479286"/>
       <w:r>
         <w:rPr>
           <w:b w:val="0"/>
@@ -4192,7 +4306,10 @@
         <w:ind w:left="317" w:hanging="259"/>
       </w:pPr>
       <w:r>
-        <w:t>1. Laden Sie den ursprünglichen 2D-Film und bestätigen Sie die Anordnung Y × X × Zeit.</w:t>
+        <w:t xml:space="preserve">1. </w:t>
+      </w:r>
+      <w:r>
+        <w:t>Laden Sie den ursprünglichen 2D-Film und bestätigen Sie die Anordnung Y × X × Zeit.</w:t>
       </w:r>
     </w:p>
     <w:p>
@@ -4201,7 +4318,10 @@
         <w:ind w:left="317" w:hanging="259"/>
       </w:pPr>
       <w:r>
-        <w:t>2. Prüfen Sie den Rohfilm auf Verschiebung, Sprünge, Sättigung, Ausfälle und langsame Drift.</w:t>
+        <w:t xml:space="preserve">2. </w:t>
+      </w:r>
+      <w:r>
+        <w:t>Prüfen Sie den Rohfilm auf Verschiebung, Sprünge, Sättigung, Ausfälle und langsame Drift.</w:t>
       </w:r>
     </w:p>
     <w:p>
@@ -4210,7 +4330,10 @@
         <w:ind w:left="317" w:hanging="259"/>
       </w:pPr>
       <w:r>
-        <w:t>3. Führen Sie QC aus und prüfen Sie die Bilder, die Warnungen ausgelöst haben.</w:t>
+        <w:t xml:space="preserve">3. </w:t>
+      </w:r>
+      <w:r>
+        <w:t>Führen Sie QC aus und prüfen Sie die Bilder, die Warnungen ausgelöst haben.</w:t>
       </w:r>
     </w:p>
     <w:p>
@@ -4219,7 +4342,10 @@
         <w:ind w:left="317" w:hanging="259"/>
       </w:pPr>
       <w:r>
-        <w:t>4. Erstellen Sie einen separaten abgeleiteten Verarbeitungszweig für eine begründete Korrektur. Vergleichen Sie ihn mit der Rohaufnahme anhand derselben ROI und desselben Zeitintervalls.</w:t>
+        <w:t xml:space="preserve">4. </w:t>
+      </w:r>
+      <w:r>
+        <w:t>Erstellen Sie einen separaten abgeleiteten Verarbeitungszweig für eine begründete Korrektur. Vergleichen Sie ihn mit der Rohaufnahme anhand derselben ROI und desselben Zeitintervalls.</w:t>
       </w:r>
     </w:p>
     <w:p>
@@ -4228,7 +4354,10 @@
         <w:ind w:left="317" w:hanging="259"/>
       </w:pPr>
       <w:r>
-        <w:t>5. Legen Sie Baseline- und Signalfenster anhand des Ereignisprotokolls fest und öffnen Sie dann SCM GUI.</w:t>
+        <w:t xml:space="preserve">5. </w:t>
+      </w:r>
+      <w:r>
+        <w:t>Legen Sie Baseline- und Signalfenster anhand des Ereignisprotokolls fest und öffnen Sie dann SCM GUI.</w:t>
       </w:r>
     </w:p>
     <w:p>
@@ -4237,7 +4366,10 @@
         <w:ind w:left="317" w:hanging="259"/>
       </w:pPr>
       <w:r>
-        <w:t>6. Erstellen Sie eine Einschlussmaske und registrieren Sie die Schicht am Atlas, falls anatomische ROIs benötigt werden.</w:t>
+        <w:t xml:space="preserve">6. </w:t>
+      </w:r>
+      <w:r>
+        <w:t>Erstellen Sie eine Einschlussmaske und registrieren Sie die Schicht am Atlas, falls anatomische ROIs benötigt werden.</w:t>
       </w:r>
     </w:p>
     <w:p>
@@ -4246,7 +4378,10 @@
         <w:ind w:left="317" w:hanging="259"/>
       </w:pPr>
       <w:r>
-        <w:t>7. Prüfen Sie feste oder automatisch gewählte ROIs und ihre Zeitverläufe vor dem Export.</w:t>
+        <w:t xml:space="preserve">7. </w:t>
+      </w:r>
+      <w:r>
+        <w:t>Prüfen Sie feste oder automatisch gewählte ROIs und ihre Zeitverläufe vor dem Export.</w:t>
       </w:r>
     </w:p>
     <w:p>
@@ -4255,14 +4390,17 @@
         <w:ind w:left="317" w:hanging="259"/>
       </w:pPr>
       <w:r>
-        <w:t>8. Fahren Sie mit FC oder Group Analysis fort und verwenden Sie die dazugehörigen Anatomie-, Zeit- und Exportdateien.</w:t>
+        <w:t xml:space="preserve">8. </w:t>
+      </w:r>
+      <w:r>
+        <w:t>Fahren Sie mit FC oder Group Analysis fort und verwenden Sie die dazugehörigen Anatomie-, Zeit- und Exportdateien.</w:t>
       </w:r>
     </w:p>
     <w:p>
       <w:pPr>
         <w:pStyle w:val="Heading2"/>
       </w:pPr>
-      <w:bookmarkStart w:id="8" w:name="_Toc242991813"/>
+      <w:bookmarkStart w:id="8" w:name="_Toc243479287"/>
       <w:r>
         <w:rPr>
           <w:b w:val="0"/>
@@ -4286,7 +4424,7 @@
         <w:pStyle w:val="Heading1"/>
         <w:pageBreakBefore/>
       </w:pPr>
-      <w:bookmarkStart w:id="9" w:name="_Toc242991814"/>
+      <w:bookmarkStart w:id="9" w:name="_Toc243479288"/>
       <w:r>
         <w:rPr>
           <w:b w:val="0"/>
@@ -4307,7 +4445,10 @@
         <w:ind w:left="317" w:hanging="259"/>
       </w:pPr>
       <w:r>
-        <w:t xml:space="preserve">1. Wählen Sie in Studio </w:t>
+        <w:t xml:space="preserve">1. </w:t>
+      </w:r>
+      <w:r>
+        <w:t xml:space="preserve">Wählen Sie in Studio </w:t>
       </w:r>
       <w:r>
         <w:rPr>
@@ -4325,7 +4466,10 @@
         <w:ind w:left="317" w:hanging="259"/>
       </w:pPr>
       <w:r>
-        <w:t>2. Wählen Sie die zur Aufnahme passende Verarbeitung eines kontinuierlichen Datenstroms oder aufgeteilter Dateien.</w:t>
+        <w:t xml:space="preserve">2. </w:t>
+      </w:r>
+      <w:r>
+        <w:t>Wählen Sie die zur Aufnahme passende Verarbeitung eines kontinuierlichen Datenstroms oder aufgeteilter Dateien.</w:t>
       </w:r>
     </w:p>
     <w:p>
@@ -4334,7 +4478,10 @@
         <w:ind w:left="317" w:hanging="259"/>
       </w:pPr>
       <w:r>
-        <w:t>3. Geben Sie Anzahl der Quellschichten sowie Bild- und Verweilangaben aus dem Aufnahmeprotokoll ein.</w:t>
+        <w:t xml:space="preserve">3. </w:t>
+      </w:r>
+      <w:r>
+        <w:t>Geben Sie Anzahl der Quellschichten sowie Bild- und Verweilangaben aus dem Aufnahmeprotokoll ein.</w:t>
       </w:r>
     </w:p>
     <w:p>
@@ -4343,7 +4490,10 @@
         <w:ind w:left="317" w:hanging="259"/>
       </w:pPr>
       <w:r>
-        <w:t>4. Prüfen Sie die rekonstruierten Dimensionen und beibehaltenen Zeitindizes.</w:t>
+        <w:t xml:space="preserve">4. </w:t>
+      </w:r>
+      <w:r>
+        <w:t>Prüfen Sie die rekonstruierten Dimensionen und beibehaltenen Zeitindizes.</w:t>
       </w:r>
     </w:p>
     <w:p>
@@ -4352,7 +4502,10 @@
         <w:ind w:left="317" w:hanging="259"/>
       </w:pPr>
       <w:r>
-        <w:t>5. Prüfen Sie Beginn und Ende jeder rekonstruierten Ebene auf Versatz oder Verunreinigung durch Bewegung.</w:t>
+        <w:t xml:space="preserve">5. </w:t>
+      </w:r>
+      <w:r>
+        <w:t>Prüfen Sie Beginn und Ende jeder rekonstruierten Ebene auf Versatz oder Verunreinigung durch Bewegung.</w:t>
       </w:r>
     </w:p>
     <w:p>
@@ -4361,14 +4514,17 @@
         <w:ind w:left="317" w:hanging="259"/>
       </w:pPr>
       <w:r>
-        <w:t>6. Speichern Sie Rekonstruktion und Metadaten vor weiteren Verarbeitungsschritten.</w:t>
+        <w:t xml:space="preserve">6. </w:t>
+      </w:r>
+      <w:r>
+        <w:t>Speichern Sie Rekonstruktion und Metadaten vor weiteren Verarbeitungsschritten.</w:t>
       </w:r>
     </w:p>
     <w:p>
       <w:pPr>
         <w:pStyle w:val="Heading2"/>
       </w:pPr>
-      <w:bookmarkStart w:id="10" w:name="_Toc242991815"/>
+      <w:bookmarkStart w:id="10" w:name="_Toc243479289"/>
       <w:r>
         <w:rPr>
           <w:b w:val="0"/>
@@ -4392,7 +4548,7 @@
         <w:pStyle w:val="Heading1"/>
         <w:pageBreakBefore/>
       </w:pPr>
-      <w:bookmarkStart w:id="11" w:name="_Toc242991816"/>
+      <w:bookmarkStart w:id="11" w:name="_Toc243479290"/>
       <w:r>
         <w:rPr>
           <w:b w:val="0"/>
@@ -4408,7 +4564,10 @@
         <w:ind w:left="317" w:hanging="259"/>
       </w:pPr>
       <w:r>
-        <w:t>1. Laden Sie den Film der Matrixsonde und bestätigen Sie Y, X, Z und Zeit.</w:t>
+        <w:t xml:space="preserve">1. </w:t>
+      </w:r>
+      <w:r>
+        <w:t>Laden Sie den Film der Matrixsonde und bestätigen Sie Y, X, Z und Zeit.</w:t>
       </w:r>
     </w:p>
     <w:p>
@@ -4417,7 +4576,10 @@
         <w:ind w:left="317" w:hanging="259"/>
       </w:pPr>
       <w:r>
-        <w:t>2. Prüfen Sie physische Abstände, Achsenvertauschung und angezeigte Seitenzuordnung anhand der Aufnahmeunterlagen.</w:t>
+        <w:t xml:space="preserve">2. </w:t>
+      </w:r>
+      <w:r>
+        <w:t>Prüfen Sie physische Abstände, Achsenvertauschung und angezeigte Seitenzuordnung anhand der Aufnahmeunterlagen.</w:t>
       </w:r>
     </w:p>
     <w:p>
@@ -4426,7 +4588,10 @@
         <w:ind w:left="317" w:hanging="259"/>
       </w:pPr>
       <w:r>
-        <w:t>3. Betrachten Sie mehrere nicht leere Ebenen zu frühen, mittleren und späten Zeitpunkten. Leere Randebenen können auf fehlende Aufnahmeabdeckung hinweisen.</w:t>
+        <w:t xml:space="preserve">3. </w:t>
+      </w:r>
+      <w:r>
+        <w:t>Betrachten Sie mehrere nicht leere Ebenen zu frühen, mittleren und späten Zeitpunkten. Leere Randebenen können auf fehlende Aufnahmeabdeckung hinweisen.</w:t>
       </w:r>
     </w:p>
     <w:p>
@@ -4435,7 +4600,10 @@
         <w:ind w:left="317" w:hanging="259"/>
       </w:pPr>
       <w:r>
-        <w:t>4. Führen Sie QC aus. Prüfen Sie räumliche Komponentenmuster und Zeitverläufe, bevor Sie Komponenten zur PCA-/ICA-Entfernung auswählen.</w:t>
+        <w:t xml:space="preserve">4. </w:t>
+      </w:r>
+      <w:r>
+        <w:t>Führen Sie QC aus. Prüfen Sie räumliche Komponentenmuster und Zeitverläufe, bevor Sie Komponenten zur PCA-/ICA-Entfernung auswählen.</w:t>
       </w:r>
     </w:p>
     <w:p>
@@ -4444,7 +4612,10 @@
         <w:ind w:left="317" w:hanging="259"/>
       </w:pPr>
       <w:r>
-        <w:t>5. Vergleichen Sie die korrigierte mittlere Anatomie und den Rohzeitverlauf mit den Eingangsdaten.</w:t>
+        <w:t xml:space="preserve">5. </w:t>
+      </w:r>
+      <w:r>
+        <w:t>Vergleichen Sie die korrigierte mittlere Anatomie und den Rohzeitverlauf mit den Eingangsdaten.</w:t>
       </w:r>
     </w:p>
     <w:p>
@@ -4453,7 +4624,10 @@
         <w:ind w:left="317" w:hanging="259"/>
       </w:pPr>
       <w:r>
-        <w:t>6. Wählen Sie bei Imregdemons den zu den Daten passenden Dimensionsmodus; echte 3D-Verarbeitung erfordert eine konsistente Geometrie.</w:t>
+        <w:t xml:space="preserve">6. </w:t>
+      </w:r>
+      <w:r>
+        <w:t>Wählen Sie bei Imregdemons den zu den Daten passenden Dimensionsmodus; echte 3D-Verarbeitung erfordert eine konsistente Geometrie.</w:t>
       </w:r>
     </w:p>
     <w:p>
@@ -4462,7 +4636,10 @@
         <w:ind w:left="317" w:hanging="259"/>
       </w:pPr>
       <w:r>
-        <w:t>7. Prüfen Sie TR nach zeitlicher Reduktion erneut und wählen Sie anschließend gültige Filter und Ereignisfenster.</w:t>
+        <w:t xml:space="preserve">7. </w:t>
+      </w:r>
+      <w:r>
+        <w:t>Prüfen Sie TR nach zeitlicher Reduktion erneut und wählen Sie anschließend gültige Filter und Ereignisfenster.</w:t>
       </w:r>
     </w:p>
     <w:p>
@@ -4471,14 +4648,17 @@
         <w:ind w:left="317" w:hanging="259"/>
       </w:pPr>
       <w:r>
-        <w:t>8. Registrieren Sie den Atlas und prüfen Sie mehrere anatomische Schnitte, bevor Sie Regionen oder FC extrahieren.</w:t>
+        <w:t xml:space="preserve">8. </w:t>
+      </w:r>
+      <w:r>
+        <w:t>Registrieren Sie den Atlas und prüfen Sie mehrere anatomische Schnitte, bevor Sie Regionen oder FC extrahieren.</w:t>
       </w:r>
     </w:p>
     <w:p>
       <w:pPr>
         <w:pStyle w:val="Heading2"/>
       </w:pPr>
-      <w:bookmarkStart w:id="12" w:name="_Toc242991817"/>
+      <w:bookmarkStart w:id="12" w:name="_Toc243479291"/>
       <w:r>
         <w:rPr>
           <w:b w:val="0"/>
@@ -4508,7 +4688,7 @@
         <w:pStyle w:val="Heading1"/>
         <w:pageBreakBefore/>
       </w:pPr>
-      <w:bookmarkStart w:id="13" w:name="_Toc242991818"/>
+      <w:bookmarkStart w:id="13" w:name="_Toc243479292"/>
       <w:r>
         <w:rPr>
           <w:b w:val="0"/>
@@ -4536,7 +4716,7 @@
           <w:noProof/>
         </w:rPr>
         <w:drawing>
-          <wp:inline distT="0" distB="0" distL="0" distR="0" wp14:anchorId="3B718F95" wp14:editId="0E9E27B7">
+          <wp:inline distT="0" distB="0" distL="0" distR="0" wp14:anchorId="5143B6DA" wp14:editId="2DCA9B51">
             <wp:extent cx="3429000" cy="2286000"/>
             <wp:effectExtent l="0" t="0" r="0" b="0"/>
             <wp:docPr id="4" name="Picture 4" descr="Frame rejection quality control"/>
@@ -4971,7 +5151,10 @@
               <w:jc w:val="left"/>
             </w:pPr>
             <w:r>
-              <w:t>Geeignete Bewegungskorrektur</w:t>
+              <w:t xml:space="preserve">Geeignete </w:t>
+            </w:r>
+            <w:r>
+              <w:t>Bewegungskorrektur</w:t>
             </w:r>
           </w:p>
         </w:tc>
@@ -5173,7 +5356,7 @@
         <w:pStyle w:val="Heading1"/>
         <w:pageBreakBefore/>
       </w:pPr>
-      <w:bookmarkStart w:id="14" w:name="_Toc242991819"/>
+      <w:bookmarkStart w:id="14" w:name="_Toc243479293"/>
       <w:r>
         <w:rPr>
           <w:b w:val="0"/>
@@ -5189,7 +5372,10 @@
         <w:ind w:left="317" w:hanging="259"/>
       </w:pPr>
       <w:r>
-        <w:t>1. Öffnen Sie die Bildverwerfungs-/QC-Ansicht des ausgewählten Datensatzes.</w:t>
+        <w:t xml:space="preserve">1. </w:t>
+      </w:r>
+      <w:r>
+        <w:t>Öffnen Sie die Bildverwerfungs-/QC-Ansicht des ausgewählten Datensatzes.</w:t>
       </w:r>
     </w:p>
     <w:p>
@@ -5198,7 +5384,10 @@
         <w:ind w:left="317" w:hanging="259"/>
       </w:pPr>
       <w:r>
-        <w:t>2. Prüfen Sie Schwelle, markierte Indizes und den Originalfilm um jedes Ereignis.</w:t>
+        <w:t xml:space="preserve">2. </w:t>
+      </w:r>
+      <w:r>
+        <w:t>Prüfen Sie Schwelle, markierte Indizes und den Originalfilm um jedes Ereignis.</w:t>
       </w:r>
     </w:p>
     <w:p>
@@ -5207,7 +5396,10 @@
         <w:ind w:left="317" w:hanging="259"/>
       </w:pPr>
       <w:r>
-        <w:t>3. Entscheiden Sie anhand von Aufnahme- und Versuchsinformationen, welche Ereignisse Artefakte sind.</w:t>
+        <w:t xml:space="preserve">3. </w:t>
+      </w:r>
+      <w:r>
+        <w:t>Entscheiden Sie anhand von Aufnahme- und Versuchsinformationen, welche Ereignisse Artefakte sind.</w:t>
       </w:r>
     </w:p>
     <w:p>
@@ -5216,7 +5408,10 @@
         <w:ind w:left="317" w:hanging="259"/>
       </w:pPr>
       <w:r>
-        <w:t>4. Wenden Sie die gewählte Korrektur auf einen abgeleiteten Datensatz an und speichern Sie dessen Protokoll.</w:t>
+        <w:t xml:space="preserve">4. </w:t>
+      </w:r>
+      <w:r>
+        <w:t>Wenden Sie die gewählte Korrektur auf einen abgeleiteten Datensatz an und speichern Sie dessen Protokoll.</w:t>
       </w:r>
     </w:p>
     <w:p>
@@ -5225,7 +5420,10 @@
         <w:ind w:left="317" w:hanging="259"/>
       </w:pPr>
       <w:r>
-        <w:t>5. Vergleichen Sie ursprüngliche und korrigierte Zeitverläufe einschließlich der Umgebung jeder Lücke.</w:t>
+        <w:t xml:space="preserve">5. </w:t>
+      </w:r>
+      <w:r>
+        <w:t>Vergleichen Sie ursprüngliche und korrigierte Zeitverläufe einschließlich der Umgebung jeder Lücke.</w:t>
       </w:r>
     </w:p>
     <w:p>
@@ -5235,7 +5433,10 @@
     </w:p>
     <w:p>
       <w:r>
-        <w:t>Die Korrektur von Zeilenausreißern in Full QC ist ein eigener Screening- und Korrekturweg. Nicht jede QC-Option bedeutet globale Bildverwerfung; wenden Sie dieselbe Korrektur nicht zweimal an, ohne das Protokoll zu prüfen.</w:t>
+        <w:t xml:space="preserve">Die Korrektur von Zeilenausreißern in Full QC ist ein eigener Screening- und Korrekturweg. Nicht jede </w:t>
+      </w:r>
+      <w:r>
+        <w:t>QC-Option bedeutet globale Bildverwerfung; wenden Sie dieselbe Korrektur nicht zweimal an, ohne das Protokoll zu prüfen.</w:t>
       </w:r>
     </w:p>
     <w:p>
@@ -5243,7 +5444,7 @@
         <w:pStyle w:val="Heading1"/>
         <w:pageBreakBefore/>
       </w:pPr>
-      <w:bookmarkStart w:id="15" w:name="_Toc242991820"/>
+      <w:bookmarkStart w:id="15" w:name="_Toc243479294"/>
       <w:r>
         <w:rPr>
           <w:b w:val="0"/>
@@ -6011,14 +6212,17 @@
     </w:p>
     <w:p>
       <w:r>
-        <w:t>Wenden Sie auf einem Vergleichszweig jeweils nur eine begründete Änderung an. Speichern Sie deren Einstellungen und beurteilen Sie dieselbe unabhängig definierte ROI, bevor Sie einen weiteren Schritt hinzufügen.</w:t>
+        <w:t xml:space="preserve">Wenden Sie auf einem Vergleichszweig jeweils nur eine begründete Änderung an. Speichern Sie deren Einstellungen und beurteilen Sie dieselbe </w:t>
+      </w:r>
+      <w:r>
+        <w:t>unabhängig definierte ROI, bevor Sie einen weiteren Schritt hinzufügen.</w:t>
       </w:r>
     </w:p>
     <w:p>
       <w:pPr>
         <w:pStyle w:val="Heading2"/>
       </w:pPr>
-      <w:bookmarkStart w:id="16" w:name="_Toc242991821"/>
+      <w:bookmarkStart w:id="16" w:name="_Toc243479295"/>
       <w:r>
         <w:rPr>
           <w:b w:val="0"/>
@@ -6036,7 +6240,7 @@
       <w:pPr>
         <w:pStyle w:val="Heading2"/>
       </w:pPr>
-      <w:bookmarkStart w:id="17" w:name="_Toc242991822"/>
+      <w:bookmarkStart w:id="17" w:name="_Toc243479296"/>
       <w:r>
         <w:rPr>
           <w:b w:val="0"/>
@@ -6055,7 +6259,7 @@
       <w:pPr>
         <w:pStyle w:val="Heading2"/>
       </w:pPr>
-      <w:bookmarkStart w:id="18" w:name="_Toc242991823"/>
+      <w:bookmarkStart w:id="18" w:name="_Toc243479297"/>
       <w:r>
         <w:rPr>
           <w:b w:val="0"/>
@@ -6066,7 +6270,10 @@
     </w:p>
     <w:p>
       <w:r>
-        <w:t>Geben Sie Grenzfrequenzen unter Verwendung der analysierten TR ein. Eine gültige Grenzfrequenz liegt unter der Nyquist-Frequenz, also 1 geteilt durch zweimal TR. Prüfen Sie die Filterantwort-Vorschau und das Randverhalten. Hochpassfilter können langsame pharmakologische Antworten entfernen; Tiefpassfilter können den Stimulationsbeginn verwischen. Das Wiederherstellen des Mittelwerts bringt herausgefilterte Dynamik nicht zurück. Betrachten Sie Temperatur-, physiologische oder instrumentelle Drift als Hypothesen, die durch Aufzeichnungen gestützt werden müssen.</w:t>
+        <w:t>Geben Sie Grenzfrequenzen unter Verwendung der analysierten TR ein. Eine gültige Grenzfrequenz liegt unter der Nyquist-Frequenz, also 1 geteilt durch zweimal TR. Prüfen Sie die Filterantwort-Vorschau und das Randverhalten. Hochpassfilter können langsame pharmakologische Antworten entfernen; Tiefpassfilter können den Stimulationsbeginn verwischen. Das Wiederherstellen des Mittelwerts bringt herausgefilterte Dynamik nicht zurück. Betrachten Sie Temperatur-, physiologische oder instrumentelle Drift als Hypothe</w:t>
+      </w:r>
+      <w:r>
+        <w:t>sen, die durch Aufzeichnungen gestützt werden müssen.</w:t>
       </w:r>
     </w:p>
     <w:p>
@@ -6085,7 +6292,7 @@
       <w:pPr>
         <w:pStyle w:val="Heading1"/>
       </w:pPr>
-      <w:bookmarkStart w:id="19" w:name="_Toc242991824"/>
+      <w:bookmarkStart w:id="19" w:name="_Toc243479298"/>
       <w:r>
         <w:rPr>
           <w:b w:val="0"/>
@@ -6113,7 +6320,7 @@
           <w:noProof/>
         </w:rPr>
         <w:drawing>
-          <wp:inline distT="0" distB="0" distL="0" distR="0" wp14:anchorId="64665020" wp14:editId="441CC1C1">
+          <wp:inline distT="0" distB="0" distL="0" distR="0" wp14:anchorId="50B54F43" wp14:editId="56AE9933">
             <wp:extent cx="9464040" cy="6309360"/>
             <wp:effectExtent l="0" t="0" r="0" b="0"/>
             <wp:docPr id="6" name="Picture 6" descr="PCA component review"/>
@@ -6164,7 +6371,10 @@
     <w:p>
       <w:r>
         <w:lastRenderedPageBreak/>
-        <w:t>PCA findet orthogonale Varianzmuster. Eine Komponente verbindet ein räumliches Muster mit einem zeitlichen Profil; ihr Rang beschreibt erklärte Varianz, keine biologische Identität. PC1 ist nicht automatisch ein Artefakt. ICA sucht statistisch unabhängige Muster und erfordert eigene Konvergenz- und Interpretationsprüfungen.</w:t>
+        <w:t xml:space="preserve">PCA findet orthogonale Varianzmuster. Eine Komponente verbindet ein räumliches Muster mit einem zeitlichen Profil; ihr </w:t>
+      </w:r>
+      <w:r>
+        <w:t>Rang beschreibt erklärte Varianz, keine biologische Identität. PC1 ist nicht automatisch ein Artefakt. ICA sucht statistisch unabhängige Muster und erfordert eigene Konvergenz- und Interpretationsprüfungen.</w:t>
       </w:r>
     </w:p>
     <w:p>
@@ -6173,7 +6383,10 @@
         <w:ind w:left="317" w:hanging="259"/>
       </w:pPr>
       <w:r>
-        <w:t>1. Bestätigen Sie in der Komponenten-GUI den räumlichen Gültigkeitsbereich und die Schätzmethode.</w:t>
+        <w:t xml:space="preserve">1. </w:t>
+      </w:r>
+      <w:r>
+        <w:t>Bestätigen Sie in der Komponenten-GUI den räumlichen Gültigkeitsbereich und die Schätzmethode.</w:t>
       </w:r>
     </w:p>
     <w:p>
@@ -6182,7 +6395,10 @@
         <w:ind w:left="317" w:hanging="259"/>
       </w:pPr>
       <w:r>
-        <w:t>2. Prüfen Sie Komponentenzeitverlauf und verfügbare räumliche Informationen.</w:t>
+        <w:t xml:space="preserve">2. </w:t>
+      </w:r>
+      <w:r>
+        <w:t>Prüfen Sie Komponentenzeitverlauf und verfügbare räumliche Informationen.</w:t>
       </w:r>
     </w:p>
     <w:p>
@@ -6191,7 +6407,10 @@
         <w:ind w:left="317" w:hanging="259"/>
       </w:pPr>
       <w:r>
-        <w:t>3. Vergleichen Sie die Zeitlage mit Bewegung, Aufnahmeereignissen, Physiologie und Stimulation.</w:t>
+        <w:t xml:space="preserve">3. </w:t>
+      </w:r>
+      <w:r>
+        <w:t>Vergleichen Sie die Zeitlage mit Bewegung, Aufnahmeereignissen, Physiologie und Stimulation.</w:t>
       </w:r>
     </w:p>
     <w:p>
@@ -6200,7 +6419,10 @@
         <w:ind w:left="317" w:hanging="259"/>
       </w:pPr>
       <w:r>
-        <w:t>4. Wählen Sie nur klar begründet unterstützte Komponenten aus und wenden Sie deren Entfernung an.</w:t>
+        <w:t xml:space="preserve">4. </w:t>
+      </w:r>
+      <w:r>
+        <w:t>Wählen Sie nur klar begründet unterstützte Komponenten aus und wenden Sie deren Entfernung an.</w:t>
       </w:r>
     </w:p>
     <w:p>
@@ -6209,7 +6431,10 @@
         <w:ind w:left="317" w:hanging="259"/>
       </w:pPr>
       <w:r>
-        <w:t>5. Lassen Sie Berechnung und Speichern abschließen. Vergleichen Sie abgeleitetes Mittelwertbild, repräsentative Rohzeitverläufe und erwartete Antwort mit dem Original.</w:t>
+        <w:t xml:space="preserve">5. </w:t>
+      </w:r>
+      <w:r>
+        <w:t>Lassen Sie Berechnung und Speichern abschließen. Vergleichen Sie abgeleitetes Mittelwertbild, repräsentative Rohzeitverläufe und erwartete Antwort mit dem Original.</w:t>
       </w:r>
     </w:p>
     <w:p>
@@ -6221,7 +6446,7 @@
       <w:pPr>
         <w:pStyle w:val="Heading2"/>
       </w:pPr>
-      <w:bookmarkStart w:id="20" w:name="_Toc242991825"/>
+      <w:bookmarkStart w:id="20" w:name="_Toc243479299"/>
       <w:r>
         <w:rPr>
           <w:b w:val="0"/>
@@ -6240,7 +6465,7 @@
         <w:pStyle w:val="Heading1"/>
         <w:pageBreakBefore/>
       </w:pPr>
-      <w:bookmarkStart w:id="21" w:name="_Toc242991826"/>
+      <w:bookmarkStart w:id="21" w:name="_Toc243479300"/>
       <w:r>
         <w:rPr>
           <w:b w:val="0"/>
@@ -6400,7 +6625,10 @@
               <w:jc w:val="left"/>
             </w:pPr>
             <w:r>
-              <w:t>Sekunden in der normalen Zeitansicht; Bild-/Volumenmodus gegebenenfalls prüfen</w:t>
+              <w:t xml:space="preserve">Sekunden in der normalen </w:t>
+            </w:r>
+            <w:r>
+              <w:t>Zeitansicht; Bild-/Volumenmodus gegebenenfalls prüfen</w:t>
             </w:r>
           </w:p>
         </w:tc>
@@ -6586,7 +6814,10 @@
               <w:jc w:val="left"/>
             </w:pPr>
             <w:r>
-              <w:t>Frequenz in Hz anhand der analysierten TR</w:t>
+              <w:t xml:space="preserve">Frequenz in Hz anhand der </w:t>
+            </w:r>
+            <w:r>
+              <w:t>analysierten TR</w:t>
             </w:r>
           </w:p>
         </w:tc>
@@ -6618,7 +6849,7 @@
       <w:pPr>
         <w:pStyle w:val="Heading1"/>
       </w:pPr>
-      <w:bookmarkStart w:id="22" w:name="_Toc242991827"/>
+      <w:bookmarkStart w:id="22" w:name="_Toc243479301"/>
       <w:r>
         <w:rPr>
           <w:b w:val="0"/>
@@ -6646,7 +6877,7 @@
           <w:noProof/>
         </w:rPr>
         <w:drawing>
-          <wp:inline distT="0" distB="0" distL="0" distR="0" wp14:anchorId="1E41D2B2" wp14:editId="5E3CB860">
+          <wp:inline distT="0" distB="0" distL="0" distR="0" wp14:anchorId="03382DE5" wp14:editId="1D45610B">
             <wp:extent cx="9464040" cy="6309360"/>
             <wp:effectExtent l="0" t="0" r="0" b="0"/>
             <wp:docPr id="9" name="Picture 9" descr="SCM ROI and time course"/>
@@ -6701,7 +6932,10 @@
       </w:pPr>
       <w:r>
         <w:lastRenderedPageBreak/>
-        <w:t xml:space="preserve">1. Öffnen Sie </w:t>
+        <w:t xml:space="preserve">1. </w:t>
+      </w:r>
+      <w:r>
+        <w:t xml:space="preserve">Öffnen Sie </w:t>
       </w:r>
       <w:r>
         <w:rPr>
@@ -6719,7 +6953,13 @@
         <w:ind w:left="317" w:hanging="259"/>
       </w:pPr>
       <w:r>
-        <w:t>2. Bestätigen Sie angezeigte Schicht sowie Baseline- und Signalfenster.</w:t>
+        <w:t xml:space="preserve">2. </w:t>
+      </w:r>
+      <w:r>
+        <w:t xml:space="preserve">Bestätigen Sie angezeigte Schicht sowie Baseline- und </w:t>
+      </w:r>
+      <w:r>
+        <w:t>Signalfenster.</w:t>
       </w:r>
     </w:p>
     <w:p>
@@ -6728,7 +6968,10 @@
         <w:ind w:left="317" w:hanging="259"/>
       </w:pPr>
       <w:r>
-        <w:t>3. Wählen Sie Vorzeichenregel und einen sinnvollen prozentualen Farbbereich. Verringern Sie die Deckkraft der Überlagerung, falls diese die Anatomie verdeckt.</w:t>
+        <w:t xml:space="preserve">3. </w:t>
+      </w:r>
+      <w:r>
+        <w:t>Wählen Sie Vorzeichenregel und einen sinnvollen prozentualen Farbbereich. Verringern Sie die Deckkraft der Überlagerung, falls diese die Anatomie verdeckt.</w:t>
       </w:r>
     </w:p>
     <w:p>
@@ -6737,7 +6980,10 @@
         <w:ind w:left="317" w:hanging="259"/>
       </w:pPr>
       <w:r>
-        <w:t xml:space="preserve">4. Geben Sie ROI-Größe und Mittelpunkt ein und verwenden Sie anschließend </w:t>
+        <w:t xml:space="preserve">4. </w:t>
+      </w:r>
+      <w:r>
+        <w:t xml:space="preserve">Geben Sie ROI-Größe und Mittelpunkt ein und verwenden Sie anschließend </w:t>
       </w:r>
       <w:r>
         <w:rPr>
@@ -6755,7 +7001,10 @@
         <w:ind w:left="317" w:hanging="259"/>
       </w:pPr>
       <w:r>
-        <w:t>5. Prüfen Sie ROI-Umrandung und ausgefüllten Zeitverlauf einschließlich Baseline- und Signalbändern.</w:t>
+        <w:t xml:space="preserve">5. </w:t>
+      </w:r>
+      <w:r>
+        <w:t>Prüfen Sie ROI-Umrandung und ausgefüllten Zeitverlauf einschließlich Baseline- und Signalbändern.</w:t>
       </w:r>
     </w:p>
     <w:p>
@@ -6764,7 +7013,10 @@
         <w:ind w:left="317" w:hanging="259"/>
       </w:pPr>
       <w:r>
-        <w:t>6. Speichern oder exportieren Sie den vorgesehenen ROI-Zeitverlauf samt Einstellungen.</w:t>
+        <w:t xml:space="preserve">6. </w:t>
+      </w:r>
+      <w:r>
+        <w:t>Speichern oder exportieren Sie den vorgesehenen ROI-Zeitverlauf samt Einstellungen.</w:t>
       </w:r>
     </w:p>
     <w:p>
@@ -6776,7 +7028,7 @@
       <w:pPr>
         <w:pStyle w:val="Heading2"/>
       </w:pPr>
-      <w:bookmarkStart w:id="23" w:name="_Toc242991828"/>
+      <w:bookmarkStart w:id="23" w:name="_Toc243479302"/>
       <w:r>
         <w:rPr>
           <w:b w:val="0"/>
@@ -6833,7 +7085,7 @@
       <w:pPr>
         <w:pStyle w:val="Heading1"/>
       </w:pPr>
-      <w:bookmarkStart w:id="24" w:name="_Toc242991829"/>
+      <w:bookmarkStart w:id="24" w:name="_Toc243479303"/>
       <w:r>
         <w:rPr>
           <w:b w:val="0"/>
@@ -6861,7 +7113,7 @@
           <w:noProof/>
         </w:rPr>
         <w:drawing>
-          <wp:inline distT="0" distB="0" distL="0" distR="0" wp14:anchorId="5A7A202D" wp14:editId="1A314E5E">
+          <wp:inline distT="0" distB="0" distL="0" distR="0" wp14:anchorId="09A894FB" wp14:editId="23680B38">
             <wp:extent cx="9464040" cy="6309360"/>
             <wp:effectExtent l="0" t="0" r="0" b="0"/>
             <wp:docPr id="12" name="Picture 12" descr="Target and Control painting"/>
@@ -6916,7 +7168,10 @@
       </w:pPr>
       <w:r>
         <w:lastRenderedPageBreak/>
-        <w:t xml:space="preserve">1. Öffnen Sie </w:t>
+        <w:t xml:space="preserve">1. </w:t>
+      </w:r>
+      <w:r>
+        <w:t xml:space="preserve">Öffnen Sie </w:t>
       </w:r>
       <w:r>
         <w:rPr>
@@ -6943,7 +7198,13 @@
         <w:ind w:left="317" w:hanging="259"/>
       </w:pPr>
       <w:r>
-        <w:t>2. Wählen Sie quadratische Pixel, physische X-/Y-Größe oder eine ganze Atlasregion. Der Ganzregionenmodus benötigt benannte Atlasregionen.</w:t>
+        <w:t xml:space="preserve">2. </w:t>
+      </w:r>
+      <w:r>
+        <w:t xml:space="preserve">Wählen Sie quadratische Pixel, </w:t>
+      </w:r>
+      <w:r>
+        <w:t>physische X-/Y-Größe oder eine ganze Atlasregion. Der Ganzregionenmodus benötigt benannte Atlasregionen.</w:t>
       </w:r>
     </w:p>
     <w:p>
@@ -6952,7 +7213,10 @@
         <w:ind w:left="317" w:hanging="259"/>
       </w:pPr>
       <w:r>
-        <w:t>3. Geben Sie Suchbeginn, Suchende und Plateaudauer in Minuten je Aufnahme ein. Dauer null verwendet das gesamte Intervall; eine positive Dauer durchsucht vollständige Fenster innerhalb dieses Intervalls.</w:t>
+        <w:t xml:space="preserve">3. </w:t>
+      </w:r>
+      <w:r>
+        <w:t>Geben Sie Suchbeginn, Suchende und Plateaudauer in Minuten je Aufnahme ein. Dauer null verwendet das gesamte Intervall; eine positive Dauer durchsucht vollständige Fenster innerhalb dieses Intervalls.</w:t>
       </w:r>
     </w:p>
     <w:p>
@@ -6961,7 +7225,10 @@
         <w:ind w:left="317" w:hanging="259"/>
       </w:pPr>
       <w:r>
-        <w:t>4. Wählen Sie Target, Control oder beide und bestätigen Sie Bildseitenzuordnung und Trennspalte.</w:t>
+        <w:t xml:space="preserve">4. </w:t>
+      </w:r>
+      <w:r>
+        <w:t>Wählen Sie Target, Control oder beide und bestätigen Sie Bildseitenzuordnung und Trennspalte.</w:t>
       </w:r>
     </w:p>
     <w:p>
@@ -6970,7 +7237,10 @@
         <w:ind w:left="317" w:hanging="259"/>
       </w:pPr>
       <w:r>
-        <w:t>5. Wählen Sie nach Bedarf Atlasregionen, Abdeckung, Rechteck und Schichtbereich.</w:t>
+        <w:t xml:space="preserve">5. </w:t>
+      </w:r>
+      <w:r>
+        <w:t>Wählen Sie nach Bedarf Atlasregionen, Abdeckung, Rechteck und Schichtbereich.</w:t>
       </w:r>
     </w:p>
     <w:p>
@@ -6979,7 +7249,10 @@
         <w:ind w:left="317" w:hanging="259"/>
       </w:pPr>
       <w:r>
-        <w:t xml:space="preserve">6. Zeichnen und prüfen Sie die gewünschte Einschränkung und klicken Sie anschließend auf </w:t>
+        <w:t xml:space="preserve">6. </w:t>
+      </w:r>
+      <w:r>
+        <w:t xml:space="preserve">Zeichnen und prüfen Sie die gewünschte Einschränkung und klicken Sie anschließend auf </w:t>
       </w:r>
       <w:r>
         <w:rPr>
@@ -6995,7 +7268,7 @@
       <w:pPr>
         <w:pStyle w:val="Heading2"/>
       </w:pPr>
-      <w:bookmarkStart w:id="25" w:name="_Toc242991830"/>
+      <w:bookmarkStart w:id="25" w:name="_Toc243479304"/>
       <w:r>
         <w:rPr>
           <w:b w:val="0"/>
@@ -7036,7 +7309,7 @@
       <w:pPr>
         <w:pStyle w:val="Heading2"/>
       </w:pPr>
-      <w:bookmarkStart w:id="26" w:name="_Toc242991831"/>
+      <w:bookmarkStart w:id="26" w:name="_Toc243479305"/>
       <w:r>
         <w:rPr>
           <w:b w:val="0"/>
@@ -7047,7 +7320,10 @@
     </w:p>
     <w:p>
       <w:r>
-        <w:t>Klicken Sie auf eine Kandidatenzeile, um Umrandung und Zeitverlauf zu prüfen. Kontrollkästchen bestimmen die Exportauswahl; sie fordern nicht selbst einen neuen Zeitverlauf an. Behandeln Sie Maxima explorativ, sofern die Auswahl nicht unabhängig von der gemessenen Antwort erfolgte. Exportieren Sie das gewünschte Paket je Rolle, ergänzen Sie eine Notiz und bewahren Sie Parameter-/Prüfdateien und Begleitdateien zusammen auf. Der Ganzregionenmodus berücksichtigt weiterhin einschränkende Zeichnungen und Grenzen.</w:t>
+        <w:t>Klicken Sie auf eine Kandidatenzeile, um Umrandung und Zeitverlauf zu prüfen. Kontrollkästchen bestimmen die Exportauswahl; sie fordern nicht selbst einen neuen Zeitverlauf an. Behandeln Sie Maxima explorativ, sofern die Auswahl nicht unabhängig von der gemessenen Antwort erfolgte. Exportieren Sie das gewünschte Paket je Rolle, ergänzen Sie eine Notiz und bewahren Sie Parameter-/Prüfdateien und Begleitdateien zusammen auf. Der Ganzregionenmodus berücksichtigt weiterhin einschränkende Zeichnungen und Grenzen</w:t>
+      </w:r>
+      <w:r>
+        <w:t>.</w:t>
       </w:r>
     </w:p>
     <w:p>
@@ -7055,7 +7331,7 @@
         <w:pStyle w:val="Heading1"/>
         <w:pageBreakBefore/>
       </w:pPr>
-      <w:bookmarkStart w:id="27" w:name="_Toc242991832"/>
+      <w:bookmarkStart w:id="27" w:name="_Toc243479306"/>
       <w:r>
         <w:rPr>
           <w:b w:val="0"/>
@@ -7069,7 +7345,7 @@
       <w:pPr>
         <w:pStyle w:val="Heading2"/>
       </w:pPr>
-      <w:bookmarkStart w:id="28" w:name="_Toc242991833"/>
+      <w:bookmarkStart w:id="28" w:name="_Toc243479307"/>
       <w:r>
         <w:rPr>
           <w:b w:val="0"/>
@@ -7099,7 +7375,7 @@
       <w:pPr>
         <w:pStyle w:val="Heading2"/>
       </w:pPr>
-      <w:bookmarkStart w:id="29" w:name="_Toc242991834"/>
+      <w:bookmarkStart w:id="29" w:name="_Toc243479308"/>
       <w:r>
         <w:rPr>
           <w:b w:val="0"/>
@@ -7114,7 +7390,10 @@
         <w:pStyle w:val="FigureCaption"/>
       </w:pPr>
       <w:r>
-        <w:t>Abbildung 6. Coronal registration controls</w:t>
+        <w:t xml:space="preserve">Abbildung 6. Coronal </w:t>
+      </w:r>
+      <w:r>
+        <w:t>registration controls</w:t>
       </w:r>
     </w:p>
     <w:p>
@@ -7127,7 +7406,7 @@
           <w:noProof/>
         </w:rPr>
         <w:drawing>
-          <wp:inline distT="0" distB="0" distL="0" distR="0" wp14:anchorId="709834D4" wp14:editId="1A2F8A33">
+          <wp:inline distT="0" distB="0" distL="0" distR="0" wp14:anchorId="6983395C" wp14:editId="6A3C6C57">
             <wp:extent cx="9464040" cy="6309360"/>
             <wp:effectExtent l="0" t="0" r="0" b="0"/>
             <wp:docPr id="15" name="Picture 15" descr="Coronal registration controls"/>
@@ -7182,7 +7461,10 @@
       </w:pPr>
       <w:r>
         <w:lastRenderedPageBreak/>
-        <w:t>1. Öffnen Sie die koronale 2D-Registrierung für die gewählte Quellschicht.</w:t>
+        <w:t xml:space="preserve">1. </w:t>
+      </w:r>
+      <w:r>
+        <w:t>Öffnen Sie die koronale 2D-Registrierung für die gewählte Quellschicht.</w:t>
       </w:r>
     </w:p>
     <w:p>
@@ -7191,7 +7473,10 @@
         <w:ind w:left="317" w:hanging="259"/>
       </w:pPr>
       <w:r>
-        <w:t>2. Bestätigen Sie Orientierung und Seitenzuordnung anhand der Aufnahmeunterlagen.</w:t>
+        <w:t xml:space="preserve">2. </w:t>
+      </w:r>
+      <w:r>
+        <w:t>Bestätigen Sie Orientierung und Seitenzuordnung anhand der Aufnahmeunterlagen.</w:t>
       </w:r>
     </w:p>
     <w:p>
@@ -7200,7 +7485,10 @@
         <w:ind w:left="317" w:hanging="259"/>
       </w:pPr>
       <w:r>
-        <w:t>3. Wählen Sie die passende Atlasebene und richten Sie sie anhand mehrerer Landmarken aus.</w:t>
+        <w:t xml:space="preserve">3. </w:t>
+      </w:r>
+      <w:r>
+        <w:t>Wählen Sie die passende Atlasebene und richten Sie sie anhand mehrerer Landmarken aus.</w:t>
       </w:r>
     </w:p>
     <w:p>
@@ -7209,7 +7497,10 @@
         <w:ind w:left="317" w:hanging="259"/>
       </w:pPr>
       <w:r>
-        <w:t>4. Prüfen Sie Grenzen sowie vaskuläre/anatomische Übereinstimmung über das gesamte Bildfeld.</w:t>
+        <w:t xml:space="preserve">4. </w:t>
+      </w:r>
+      <w:r>
+        <w:t>Prüfen Sie Grenzen sowie vaskuläre/anatomische Übereinstimmung über das gesamte Bildfeld.</w:t>
       </w:r>
     </w:p>
     <w:p>
@@ -7218,7 +7509,10 @@
         <w:ind w:left="317" w:hanging="259"/>
       </w:pPr>
       <w:r>
-        <w:t>5. Speichern Sie ausdrücklich. Bewahren Sie datierten Slice-Ordner, Transformations- und Hintergrunddateien zusammen auf.</w:t>
+        <w:t xml:space="preserve">5. </w:t>
+      </w:r>
+      <w:r>
+        <w:t>Speichern Sie ausdrücklich. Bewahren Sie datierten Slice-Ordner, Transformations- und Hintergrunddateien zusammen auf.</w:t>
       </w:r>
     </w:p>
     <w:p>
@@ -7227,7 +7521,10 @@
         <w:ind w:left="317" w:hanging="259"/>
       </w:pPr>
       <w:r>
-        <w:t xml:space="preserve">6. Öffnen Sie dieses Paket erneut mit </w:t>
+        <w:t xml:space="preserve">6. </w:t>
+      </w:r>
+      <w:r>
+        <w:t xml:space="preserve">Öffnen Sie dieses Paket erneut mit </w:t>
       </w:r>
       <w:r>
         <w:rPr>
@@ -7246,35 +7543,38 @@
     </w:p>
     <w:p>
       <w:pPr>
-        <w:pStyle w:val="Heading1"/>
-        <w:pageBreakBefore/>
-      </w:pPr>
-      <w:bookmarkStart w:id="30" w:name="_Toc242991835"/>
+        <w:pStyle w:val="Heading2"/>
+      </w:pPr>
+      <w:bookmarkStart w:id="30" w:name="b_lightsuite_guide"/>
+      <w:bookmarkStart w:id="31" w:name="_Toc243479309"/>
+      <w:bookmarkEnd w:id="30"/>
       <w:r>
         <w:rPr>
           <w:b w:val="0"/>
         </w:rPr>
-        <w:lastRenderedPageBreak/>
-        <w:t>15 Filme und 3D-Modell prüfen</w:t>
-      </w:r>
-      <w:bookmarkEnd w:id="30"/>
-    </w:p>
-    <w:p>
-      <w:pPr>
-        <w:pStyle w:val="Heading2"/>
-      </w:pPr>
-      <w:bookmarkStart w:id="31" w:name="_Toc242991836"/>
+        <w:t>Geführte Atlasregistrierung mit LightSuite</w:t>
+      </w:r>
+      <w:bookmarkEnd w:id="31"/>
+    </w:p>
+    <w:p>
+      <w:r>
+        <w:t>Öffnen Sie Registration to Atlas &gt; LightSuite (beta), oder starten Sie deConfUSIon_LightSuite. Dieser optionale Weg registriert volumetrische Doppler-Anatomie an einer Gefäßreferenz. Prüfen Sie Abhängigkeiten, Tier und Scan sowie gemessene Voxelabstände in Millimetern.</w:t>
+      </w:r>
+    </w:p>
+    <w:p>
+      <w:pPr>
+        <w:pStyle w:val="Heading3"/>
+      </w:pPr>
       <w:r>
         <w:rPr>
           <w:b w:val="0"/>
         </w:rPr>
-        <w:t>Time-Course Viewer und Video GUI</w:t>
-      </w:r>
-      <w:bookmarkEnd w:id="31"/>
-    </w:p>
-    <w:p>
-      <w:r>
-        <w:t>Time-Course Viewer dient zur Prüfung des aktiven Films und der ROI-Zeitverläufe. Beginnen Sie die Rohintensitätsanzeige mit neutralem Kontrast und betrachten Sie repräsentative Bilder. Video GUI verbindet funktionellen Film beziehungsweise PSC-Ansicht mit Hintergrund und Atlas. Wählen Sie Bild/Zeit, Vorzeichen, Prozentbereich und Deckkraft bewusst.</w:t>
+        <w:t>Den geführten Ablauf verwenden</w:t>
+      </w:r>
+    </w:p>
+    <w:p>
+      <w:r>
+        <w:t>Continue automatically between steps ist standardmäßig aktiviert. Auf die Vorbereitung folgen Orientierungsbestätigung und Landmarkeneditor. Save pairs (S) speichert zum Weiterbearbeiten; die grüne Schaltfläche Save + continue to fit beendet die Bearbeitung und startet die Anpassung. Accept + save all outputs bildet Anatomie ab und exportiert das Atlaspaket. Für Einzelschritte die automatische Fortsetzung deaktivieren.</w:t>
       </w:r>
     </w:p>
     <w:p>
@@ -7283,7 +7583,10 @@
         <w:ind w:left="317" w:hanging="259"/>
       </w:pPr>
       <w:r>
-        <w:t>1. Öffnen Sie Video mit dem vorgesehenen Ergebnis und wählen Sie ein repräsentatives Bild.</w:t>
+        <w:t xml:space="preserve">1. </w:t>
+      </w:r>
+      <w:r>
+        <w:t>1 Prepare + start: mediane Anatomie aus der aktuellen Doppler-Aufnahme bei ursprünglicher Geometrie erstellen. Keine prozentuale Änderungskarte als Registrierungsvorlage verwenden.</w:t>
       </w:r>
     </w:p>
     <w:p>
@@ -7292,16 +7595,10 @@
         <w:ind w:left="317" w:hanging="259"/>
       </w:pPr>
       <w:r>
-        <w:t xml:space="preserve">2. Öffnen Sie </w:t>
-      </w:r>
-      <w:r>
-        <w:rPr>
-          <w:b/>
-        </w:rPr>
-        <w:t>Underlay</w:t>
-      </w:r>
-      <w:r>
-        <w:t xml:space="preserve"> zum Laden eines anderen Hintergrunds oder passenden Atlaspakets.</w:t>
+        <w:t xml:space="preserve">2. </w:t>
+      </w:r>
+      <w:r>
+        <w:t>2 Confirm orientation: Probe und Gefäßatlas vergleichen; AP, DV, ML und Seitenzuordnung bestätigen. Schließen lässt diesen Schritt unbestätigt.</w:t>
       </w:r>
     </w:p>
     <w:p>
@@ -7310,7 +7607,10 @@
         <w:ind w:left="317" w:hanging="259"/>
       </w:pPr>
       <w:r>
-        <w:t>3. Prüfen Sie Ausrichtung und native/Atlas-Koordinaten vor dem Platzieren von ROIs.</w:t>
+        <w:t xml:space="preserve">3. </w:t>
+      </w:r>
+      <w:r>
+        <w:t>3 Edit landmarks: sichere Zuordnungen über das erfasste Volumen verteilen; vor dem Speichern jedes offene Paar vervollständigen oder verwerfen.</w:t>
       </w:r>
     </w:p>
     <w:p>
@@ -7319,7 +7619,10 @@
         <w:ind w:left="317" w:hanging="259"/>
       </w:pPr>
       <w:r>
-        <w:t>4. Verwenden Sie bei Aufnahmevergleichen einheitliche Anzeigeeinstellungen.</w:t>
+        <w:t xml:space="preserve">4. </w:t>
+      </w:r>
+      <w:r>
+        <w:t>4 Fit registration: affine und B-Spline-Anpassung mit Phasen- und Iterationsanzeige. fUS-Standardwerte: B-Spline-Gitter 1,6 mm, Landmarkengewicht 0,1.</w:t>
       </w:r>
     </w:p>
     <w:p>
@@ -7328,7 +7631,23 @@
         <w:ind w:left="317" w:hanging="259"/>
       </w:pPr>
       <w:r>
-        <w:t>5. Exportieren und prüfen Sie zunächst einen kurzen Film, bevor Sie einen langen exportieren.</w:t>
+        <w:t xml:space="preserve">5. </w:t>
+      </w:r>
+      <w:r>
+        <w:t>5 Review + accept: Gefäße, Grenzen und Abdeckung auf mehreren koronalen, horizontalen und sagittalen Schnitten prüfen. Ablehnen oder Schließen startet keinen Export.</w:t>
+      </w:r>
+    </w:p>
+    <w:p>
+      <w:pPr>
+        <w:pStyle w:val="ListParagraph"/>
+        <w:ind w:left="317" w:hanging="259"/>
+      </w:pPr>
+      <w:r>
+        <w:lastRenderedPageBreak/>
+        <w:t xml:space="preserve">6. </w:t>
+      </w:r>
+      <w:r>
+        <w:t>6 Save all outputs: Annahme speichert automatisch abgebildete Anatomie, native Regionslabels, verfügbare Gefäß-/Histologiehintergründe und editierbare Gewebemasken. SAVED nennt den Ausgabeordner.</w:t>
       </w:r>
     </w:p>
     <w:p>
@@ -7345,9 +7664,431 @@
     </w:p>
     <w:p>
       <w:pPr>
+        <w:pStyle w:val="FigureCaption"/>
+      </w:pPr>
+      <w:r>
+        <w:lastRenderedPageBreak/>
+        <w:t>Geführter LightSuite-Arbeitsbereich</w:t>
+      </w:r>
+      <w:bookmarkStart w:id="32" w:name="b_lightsuite_guided_workspace"/>
+      <w:bookmarkEnd w:id="32"/>
+    </w:p>
+    <w:p>
+      <w:pPr>
+        <w:spacing w:after="100"/>
+        <w:jc w:val="center"/>
+      </w:pPr>
+      <w:r>
+        <w:rPr>
+          <w:noProof/>
+        </w:rPr>
+        <w:drawing>
+          <wp:inline distT="0" distB="0" distL="0" distR="0" wp14:anchorId="2B15315B" wp14:editId="67132B2D">
+            <wp:extent cx="8310994" cy="6309359"/>
+            <wp:effectExtent l="0" t="0" r="0" b="0"/>
+            <wp:docPr id="18" name="Picture 18" descr="Geführter LightSuite-Arbeitsbereich"/>
+            <wp:cNvGraphicFramePr>
+              <a:graphicFrameLocks xmlns:a="http://schemas.openxmlformats.org/drawingml/2006/main" noChangeAspect="1"/>
+            </wp:cNvGraphicFramePr>
+            <a:graphic xmlns:a="http://schemas.openxmlformats.org/drawingml/2006/main">
+              <a:graphicData uri="http://schemas.openxmlformats.org/drawingml/2006/picture">
+                <pic:pic xmlns:pic="http://schemas.openxmlformats.org/drawingml/2006/picture">
+                  <pic:nvPicPr>
+                    <pic:cNvPr id="0" name="lightsuite_guided_workspace.png"/>
+                    <pic:cNvPicPr/>
+                  </pic:nvPicPr>
+                  <pic:blipFill>
+                    <a:blip r:embed="rId37"/>
+                    <a:stretch>
+                      <a:fillRect/>
+                    </a:stretch>
+                  </pic:blipFill>
+                  <pic:spPr>
+                    <a:xfrm>
+                      <a:off x="0" y="0"/>
+                      <a:ext cx="8310994" cy="6309359"/>
+                    </a:xfrm>
+                    <a:prstGeom prst="rect">
+                      <a:avLst/>
+                    </a:prstGeom>
+                  </pic:spPr>
+                </pic:pic>
+              </a:graphicData>
+            </a:graphic>
+          </wp:inline>
+        </w:drawing>
+      </w:r>
+    </w:p>
+    <w:p>
+      <w:r>
+        <w:t xml:space="preserve">Tatsächlicher Arbeitsbereich mit anonymisierten Beispielkennungen. Farbige nummerierte </w:t>
+      </w:r>
+      <w:r>
+        <w:t>Schaltflächen führen Analysen aus; der aktuelle Schritt ist hervorgehoben. Grün speichert Ergebnisse, blaue Help-Schaltflächen öffnen Anleitungen. Dies ist ein Oberflächenbeispiel, keine akzeptierte Registrierung.</w:t>
+      </w:r>
+    </w:p>
+    <w:p>
+      <w:pPr>
+        <w:sectPr>
+          <w:headerReference w:type="default" r:id="rId38"/>
+          <w:footerReference w:type="default" r:id="rId39"/>
+          <w:pgSz w:w="23810" w:h="16838"/>
+          <w:pgMar w:top="1368" w:right="1008" w:bottom="1008" w:left="1008" w:header="360" w:footer="432" w:gutter="0"/>
+          <w:cols w:space="720"/>
+          <w:docGrid w:linePitch="360"/>
+        </w:sectPr>
+      </w:pPr>
+    </w:p>
+    <w:p>
+      <w:pPr>
+        <w:pStyle w:val="Heading3"/>
+      </w:pPr>
+      <w:r>
+        <w:rPr>
+          <w:b w:val="0"/>
+        </w:rPr>
+        <w:lastRenderedPageBreak/>
+        <w:t>Zuverlässige Landmarken wählen und bearbeiten</w:t>
+      </w:r>
+    </w:p>
+    <w:p>
+      <w:r>
+        <w:t xml:space="preserve">Bevorzugen Sie markante Gefäßaufzweigungen und </w:t>
+      </w:r>
+      <w:r>
+        <w:t>Verbindungen, die in Probe und Gefäßatlas erkennbar sind. Klare Mittellinie, Ventrikelgrenzen und charakteristische Hirnumrisse können ergänzen. Merkmale in mehreren Ansichten prüfen; Paare über AP, DV, ML und beide erfassten Hemisphären verteilen. Keine Zuordnung außerhalb der Aufnahmeabdeckung erzwingen.</w:t>
+      </w:r>
+    </w:p>
+    <w:p>
+      <w:r>
+        <w:t>Die Arbeit berichtet einen Median von 219 Nutzerlandmarken je Maus, keinen vorgeschriebenen Schwellenwert. Fünf nicht koplanare Paare sind nur das numerische Minimum. Sichere, verteilte Zuordnungen schrittweise ergänzen und nach der Anpassung unbenutzte anatomische Merkmale prüfen. Weder Punktzahl noch kleiner Anpassungsfehler belegen anatomische Genauigkeit.</w:t>
+      </w:r>
+    </w:p>
+    <w:p>
+      <w:r>
+        <w:t>In Mark matching points macht ein Rechtsklick auf ein Bild den letzten Klick rückgängig. Nach Rücknahme eines Atlaspunkts bleibt sein Probenpunkt zur Korrektur offen; ein weiterer Rechtsklick verwirft ihn. Delete selected pair entfernt beide Punkte. Zoom und Verschieben behalten ihre normale Maussteuerung.</w:t>
+      </w:r>
+    </w:p>
+    <w:p>
+      <w:r>
+        <w:t>BUSY benennt den Vorgang; READY zeigt Eingabebereitschaft. UNSAVED CHANGES und PENDING POINT unterscheiden sich von SAVED mit Uhrzeit. Wichtige Command-Window-Meldungen zeigen fette Phasenbezeichnungen, Uhrzeit, Tier, Scan und Dateipfad. Punktänderungen berechnen die Bildverstärkung nicht erneut.</w:t>
+      </w:r>
+    </w:p>
+    <w:p>
+      <w:pPr>
+        <w:sectPr>
+          <w:headerReference w:type="default" r:id="rId40"/>
+          <w:footerReference w:type="default" r:id="rId41"/>
+          <w:pgSz w:w="11906" w:h="16838"/>
+          <w:pgMar w:top="1368" w:right="1008" w:bottom="1008" w:left="1008" w:header="360" w:footer="432" w:gutter="0"/>
+          <w:cols w:space="720"/>
+          <w:docGrid w:linePitch="360"/>
+        </w:sectPr>
+      </w:pPr>
+    </w:p>
+    <w:p>
+      <w:pPr>
+        <w:pStyle w:val="FigureCaption"/>
+      </w:pPr>
+      <w:r>
+        <w:lastRenderedPageBreak/>
+        <w:t>Landmarkeneditor mit Speicher- und Aktivitätsanzeige</w:t>
+      </w:r>
+      <w:bookmarkStart w:id="33" w:name="b_lightsuite_landmark_editor"/>
+      <w:bookmarkEnd w:id="33"/>
+    </w:p>
+    <w:p>
+      <w:pPr>
+        <w:spacing w:after="100"/>
+        <w:jc w:val="center"/>
+      </w:pPr>
+      <w:r>
+        <w:rPr>
+          <w:noProof/>
+        </w:rPr>
+        <w:drawing>
+          <wp:inline distT="0" distB="0" distL="0" distR="0" wp14:anchorId="656C4340" wp14:editId="055CC94B">
+            <wp:extent cx="8555271" cy="6309359"/>
+            <wp:effectExtent l="0" t="0" r="0" b="0"/>
+            <wp:docPr id="21" name="Picture 21" descr="Landmarkeneditor mit Speicher- und Aktivitätsanzeige"/>
+            <wp:cNvGraphicFramePr>
+              <a:graphicFrameLocks xmlns:a="http://schemas.openxmlformats.org/drawingml/2006/main" noChangeAspect="1"/>
+            </wp:cNvGraphicFramePr>
+            <a:graphic xmlns:a="http://schemas.openxmlformats.org/drawingml/2006/main">
+              <a:graphicData uri="http://schemas.openxmlformats.org/drawingml/2006/picture">
+                <pic:pic xmlns:pic="http://schemas.openxmlformats.org/drawingml/2006/picture">
+                  <pic:nvPicPr>
+                    <pic:cNvPr id="0" name="lightsuite_landmark_editor.png"/>
+                    <pic:cNvPicPr/>
+                  </pic:nvPicPr>
+                  <pic:blipFill>
+                    <a:blip r:embed="rId42"/>
+                    <a:stretch>
+                      <a:fillRect/>
+                    </a:stretch>
+                  </pic:blipFill>
+                  <pic:spPr>
+                    <a:xfrm>
+                      <a:off x="0" y="0"/>
+                      <a:ext cx="8555271" cy="6309359"/>
+                    </a:xfrm>
+                    <a:prstGeom prst="rect">
+                      <a:avLst/>
+                    </a:prstGeom>
+                  </pic:spPr>
+                </pic:pic>
+              </a:graphicData>
+            </a:graphic>
+          </wp:inline>
+        </w:drawing>
+      </w:r>
+    </w:p>
+    <w:p>
+      <w:r>
+        <w:t>Tatsächlicher Paareditor mit aufgenommener Doppler-Anatomie und veröffentlichter Gefäßreferenz. Kennungen sind anonymisiert; Punktzuordnungen oder eine Annahme werden nicht behauptet. Kopfzeile, Speicherstatus, Aktivitätszeile und grünes Save + continue zeigen die aktuelle Aufgabe.</w:t>
+      </w:r>
+    </w:p>
+    <w:p>
+      <w:pPr>
+        <w:sectPr>
+          <w:headerReference w:type="default" r:id="rId43"/>
+          <w:footerReference w:type="default" r:id="rId44"/>
+          <w:pgSz w:w="23810" w:h="16838"/>
+          <w:pgMar w:top="1368" w:right="1008" w:bottom="1008" w:left="1008" w:header="360" w:footer="432" w:gutter="0"/>
+          <w:cols w:space="720"/>
+          <w:docGrid w:linePitch="360"/>
+        </w:sectPr>
+      </w:pPr>
+    </w:p>
+    <w:p>
+      <w:pPr>
+        <w:pStyle w:val="Heading3"/>
+      </w:pPr>
+      <w:r>
+        <w:rPr>
+          <w:b w:val="0"/>
+        </w:rPr>
+        <w:lastRenderedPageBreak/>
+        <w:t>Gespeicherte Ergebnisse laden</w:t>
+      </w:r>
+    </w:p>
+    <w:p>
+      <w:r>
+        <w:t>In SCM oder Video Underlay &gt; LOAD ATLAS &gt; LightSuite folder wählen und das Projekt auswählen. Normal folder lädt Standardregistrierungen; Single file bleibt verfügbar. Atlas underlay bietet installierte und exportierte Vascular-, Histology- und Regions-Hintergründe, ohne native Funktionsdaten oder anatomischen Regionskontext zu ändern.</w:t>
+      </w:r>
+    </w:p>
+    <w:p>
+      <w:r>
+        <w:t>LightSuite_Native_Regions.mat und LightSuite_Native_Backgrounds.mat zusammenhalten. Regions enthält IDs, Namen und Hemisphärenmasken. LightSuite_Native_Mask.mat liefert Anatomie und editierbare Gewebemaske für Mask Editor. anatomy_in_atlas.mat ist abgebildete Anatomie für QC, kein Funktionsfilm. Vollständige Sitzung und Transformationskette aufbewahren.</w:t>
+      </w:r>
+    </w:p>
+    <w:p>
+      <w:r>
+        <w:t>Ältere Projekte nur mit Labels erzeugen fehlende Hintergründe einmalig aus der akzeptierten gespeicherten Anpassung, sofern Projekt und Abhängigkeiten vollständig sind, ohne Neuanpassung. Eine einzelne alte Regionsdatei kann keine Bilder rekonstruieren. Histologie benötigt die Allen-CCF2020-Mittelwertvorlage; bei Bedarf mit -IncludeHistology installieren und erneut exportieren.</w:t>
+      </w:r>
+    </w:p>
+    <w:p>
+      <w:pPr>
+        <w:pStyle w:val="Heading3"/>
+      </w:pPr>
+      <w:r>
+        <w:rPr>
+          <w:b w:val="0"/>
+        </w:rPr>
+        <w:t>Methodischer Umfang und Interpretation</w:t>
+      </w:r>
+    </w:p>
+    <w:p>
+      <w:r>
+        <w:t>Native Ergebnisse benötigen das exakte Originalraster. Beschneiden, Resampling, Neuorientierung oder ein anderer Scan erfordern passende Registrierung. Angepasste Projekte sind schreibgeschützt; Revise fit in new project ändert Landmarken unter Erhalt der alten Anpassung. Numerische Inversenprüfungen ersetzen keine anatomische Prüfung.</w:t>
+      </w:r>
+    </w:p>
+    <w:p>
+      <w:r>
+        <w:t>Der Preprint erstellt vor der Atlasregistrierung eine Anatomie derselben Maus aus ausgerichteten Wiederholungssitzungen. Dieser Arbeitsbereich erstellt eine Medianvorlage der gewählten Aufnahme und reproduziert diesen Mehrsitzungsaufbau nicht automatisch. Expressionskarten und Implantatbahnen benötigen passende Histologie- oder Fluoreszenzdaten.</w:t>
+      </w:r>
+    </w:p>
+    <w:p>
+      <w:pPr>
+        <w:pStyle w:val="Heading3"/>
+      </w:pPr>
+      <w:r>
+        <w:rPr>
+          <w:b w:val="0"/>
+        </w:rPr>
+        <w:t>LightSuite zitieren und würdigen</w:t>
+      </w:r>
+    </w:p>
+    <w:p>
+      <w:r>
+        <w:t xml:space="preserve">Wir würdigen Dimokratis Karamanlis und alle </w:t>
+      </w:r>
+      <w:r>
+        <w:t>LightSuite-Mitautoren für Framework, Methoden und Ressourcen. Ihren Preprint neben deConfUSIon und den relevanten Atlasquellen zitieren. Er erschien am 14. Oktober 2026 und war nicht begutachtet. Diese Integrationsscreenshots reproduzieren keine Abbildungen der Arbeit.</w:t>
+      </w:r>
+    </w:p>
+    <w:p>
+      <w:hyperlink r:id="rId45">
+        <w:r>
+          <w:rPr>
+            <w:color w:val="007C86"/>
+            <w:u w:val="single"/>
+          </w:rPr>
+          <w:t>Karamanlis D, Xie Y, Foucher CG, Alappat M, Masood A, Dimitropoulou I, Pivron LAF, Martínez de Paz JM, Macé E, Gaspari S, El-Boustani S. LightSuite: scalable atlas registration and cell detection across the central nervous system. bioRxiv (2026). doi:10.64898/2026.10.13.757638.</w:t>
+        </w:r>
+      </w:hyperlink>
+    </w:p>
+    <w:p>
+      <w:r>
+        <w:lastRenderedPageBreak/>
+        <w:t>Brunner et al. (2021). Whole-brain functional ultrasound imaging in awake head-fixed mice. Nature Protocols 16, 3547-3571. doi:10.1038/s41596-021-00548-8. LightSuite resources: Zenodo 21338217 (CC BY 4.0).</w:t>
+      </w:r>
+    </w:p>
+    <w:p>
+      <w:hyperlink r:id="rId46">
+        <w:r>
+          <w:rPr>
+            <w:color w:val="007C86"/>
+            <w:u w:val="single"/>
+          </w:rPr>
+          <w:t>LightSuite</w:t>
+        </w:r>
+      </w:hyperlink>
+      <w:r>
+        <w:t xml:space="preserve"> | </w:t>
+      </w:r>
+      <w:hyperlink r:id="rId47">
+        <w:r>
+          <w:rPr>
+            <w:color w:val="007C86"/>
+            <w:u w:val="single"/>
+          </w:rPr>
+          <w:t>LightSuite fUS</w:t>
+        </w:r>
+      </w:hyperlink>
+    </w:p>
+    <w:p>
+      <w:pPr>
+        <w:pStyle w:val="Heading1"/>
+        <w:pageBreakBefore/>
+      </w:pPr>
+      <w:bookmarkStart w:id="34" w:name="_Toc243479310"/>
+      <w:r>
+        <w:rPr>
+          <w:b w:val="0"/>
+        </w:rPr>
+        <w:lastRenderedPageBreak/>
+        <w:t>15 Filme und 3D-Modell prüfen</w:t>
+      </w:r>
+      <w:bookmarkEnd w:id="34"/>
+    </w:p>
+    <w:p>
+      <w:pPr>
         <w:pStyle w:val="Heading2"/>
       </w:pPr>
-      <w:bookmarkStart w:id="32" w:name="_Toc242991837"/>
+      <w:bookmarkStart w:id="35" w:name="_Toc243479311"/>
+      <w:r>
+        <w:rPr>
+          <w:b w:val="0"/>
+        </w:rPr>
+        <w:t>Time-Course Viewer und Video GUI</w:t>
+      </w:r>
+      <w:bookmarkEnd w:id="35"/>
+    </w:p>
+    <w:p>
+      <w:r>
+        <w:t>Time-Course Viewer dient zur Prüfung des aktiven Films und der ROI-Zeitverläufe. Beginnen Sie die Rohintensitätsanzeige mit neutralem Kontrast und betrachten Sie repräsentative Bilder. Video GUI verbindet funktionellen Film beziehungsweise PSC-Ansicht mit Hintergrund und Atlas. Wählen Sie Bild/Zeit, Vorzeichen, Prozentbereich und Deckkraft bewusst.</w:t>
+      </w:r>
+    </w:p>
+    <w:p>
+      <w:pPr>
+        <w:pStyle w:val="ListParagraph"/>
+        <w:ind w:left="317" w:hanging="259"/>
+      </w:pPr>
+      <w:r>
+        <w:t xml:space="preserve">1. </w:t>
+      </w:r>
+      <w:r>
+        <w:t>Öffnen Sie Video mit dem vorgesehenen Ergebnis und wählen Sie ein repräsentatives Bild.</w:t>
+      </w:r>
+    </w:p>
+    <w:p>
+      <w:pPr>
+        <w:pStyle w:val="ListParagraph"/>
+        <w:ind w:left="317" w:hanging="259"/>
+      </w:pPr>
+      <w:r>
+        <w:t xml:space="preserve">2. </w:t>
+      </w:r>
+      <w:r>
+        <w:t xml:space="preserve">Öffnen Sie </w:t>
+      </w:r>
+      <w:r>
+        <w:rPr>
+          <w:b/>
+        </w:rPr>
+        <w:t>Underlay</w:t>
+      </w:r>
+      <w:r>
+        <w:t xml:space="preserve"> zum Laden eines anderen Hintergrunds oder passenden Atlaspakets.</w:t>
+      </w:r>
+    </w:p>
+    <w:p>
+      <w:pPr>
+        <w:pStyle w:val="ListParagraph"/>
+        <w:ind w:left="317" w:hanging="259"/>
+      </w:pPr>
+      <w:r>
+        <w:t xml:space="preserve">3. </w:t>
+      </w:r>
+      <w:r>
+        <w:t>Prüfen Sie Ausrichtung und native/Atlas-Koordinaten vor dem Platzieren von ROIs.</w:t>
+      </w:r>
+    </w:p>
+    <w:p>
+      <w:pPr>
+        <w:pStyle w:val="ListParagraph"/>
+        <w:ind w:left="317" w:hanging="259"/>
+      </w:pPr>
+      <w:r>
+        <w:t xml:space="preserve">4. </w:t>
+      </w:r>
+      <w:r>
+        <w:t xml:space="preserve">Verwenden Sie bei </w:t>
+      </w:r>
+      <w:r>
+        <w:t>Aufnahmevergleichen einheitliche Anzeigeeinstellungen.</w:t>
+      </w:r>
+    </w:p>
+    <w:p>
+      <w:pPr>
+        <w:pStyle w:val="ListParagraph"/>
+        <w:ind w:left="317" w:hanging="259"/>
+      </w:pPr>
+      <w:r>
+        <w:t xml:space="preserve">5. </w:t>
+      </w:r>
+      <w:r>
+        <w:t>Exportieren und prüfen Sie zunächst einen kurzen Film, bevor Sie einen langen exportieren.</w:t>
+      </w:r>
+    </w:p>
+    <w:p>
+      <w:pPr>
+        <w:sectPr>
+          <w:headerReference w:type="default" r:id="rId48"/>
+          <w:footerReference w:type="default" r:id="rId49"/>
+          <w:pgSz w:w="11906" w:h="16838"/>
+          <w:pgMar w:top="1368" w:right="1008" w:bottom="1008" w:left="1008" w:header="360" w:footer="432" w:gutter="0"/>
+          <w:cols w:space="720"/>
+          <w:docGrid w:linePitch="360"/>
+        </w:sectPr>
+      </w:pPr>
+    </w:p>
+    <w:p>
+      <w:pPr>
+        <w:pStyle w:val="Heading2"/>
+      </w:pPr>
+      <w:bookmarkStart w:id="36" w:name="_Toc243479312"/>
       <w:r>
         <w:rPr>
           <w:b w:val="0"/>
@@ -7355,14 +8096,14 @@
         <w:lastRenderedPageBreak/>
         <w:t>Volumetrische Darstellung</w:t>
       </w:r>
-      <w:bookmarkEnd w:id="32"/>
+      <w:bookmarkEnd w:id="36"/>
     </w:p>
     <w:p>
       <w:pPr>
         <w:pStyle w:val="FigureCaption"/>
       </w:pPr>
       <w:r>
-        <w:t>Abbildung 7. Ansichten des vollständigen Referenzatlas</w:t>
+        <w:t>Abbildung 9. Ansichten des vollständigen Referenzatlas</w:t>
       </w:r>
     </w:p>
     <w:p>
@@ -7375,10 +8116,10 @@
           <w:noProof/>
         </w:rPr>
         <w:drawing>
-          <wp:inline distT="0" distB="0" distL="0" distR="0" wp14:anchorId="2CD590A2" wp14:editId="181A62FB">
+          <wp:inline distT="0" distB="0" distL="0" distR="0" wp14:anchorId="53A2E9F5" wp14:editId="2BF6402F">
             <wp:extent cx="13258800" cy="4433411"/>
             <wp:effectExtent l="0" t="0" r="0" b="0"/>
-            <wp:docPr id="18" name="Picture 18" descr="Ansichten des vollständigen Referenzatlas"/>
+            <wp:docPr id="24" name="Picture 24" descr="Ansichten des vollständigen Referenzatlas"/>
             <wp:cNvGraphicFramePr>
               <a:graphicFrameLocks xmlns:a="http://schemas.openxmlformats.org/drawingml/2006/main" noChangeAspect="1"/>
             </wp:cNvGraphicFramePr>
@@ -7390,7 +8131,7 @@
                     <pic:cNvPicPr/>
                   </pic:nvPicPr>
                   <pic:blipFill>
-                    <a:blip r:embed="rId37"/>
+                    <a:blip r:embed="rId50"/>
                     <a:stretch>
                       <a:fillRect/>
                     </a:stretch>
@@ -7414,8 +8155,8 @@
     <w:p>
       <w:pPr>
         <w:sectPr>
-          <w:headerReference w:type="default" r:id="rId38"/>
-          <w:footerReference w:type="default" r:id="rId39"/>
+          <w:headerReference w:type="default" r:id="rId51"/>
+          <w:footerReference w:type="default" r:id="rId52"/>
           <w:pgSz w:w="23810" w:h="16838"/>
           <w:pgMar w:top="1368" w:right="1008" w:bottom="1008" w:left="1008" w:header="360" w:footer="432" w:gutter="0"/>
           <w:cols w:space="720"/>
@@ -7437,8 +8178,8 @@
     <w:p>
       <w:pPr>
         <w:sectPr>
-          <w:headerReference w:type="default" r:id="rId40"/>
-          <w:footerReference w:type="default" r:id="rId41"/>
+          <w:headerReference w:type="default" r:id="rId53"/>
+          <w:footerReference w:type="default" r:id="rId54"/>
           <w:pgSz w:w="11906" w:h="16838"/>
           <w:pgMar w:top="1368" w:right="1008" w:bottom="1008" w:left="1008" w:header="360" w:footer="432" w:gutter="0"/>
           <w:cols w:space="720"/>
@@ -7450,7 +8191,7 @@
       <w:pPr>
         <w:pStyle w:val="Heading1"/>
       </w:pPr>
-      <w:bookmarkStart w:id="33" w:name="_Toc242991838"/>
+      <w:bookmarkStart w:id="37" w:name="_Toc243479313"/>
       <w:r>
         <w:rPr>
           <w:b w:val="0"/>
@@ -7458,14 +8199,17 @@
         <w:lastRenderedPageBreak/>
         <w:t>16 Funktionelle Konnektivität berechnen</w:t>
       </w:r>
-      <w:bookmarkEnd w:id="33"/>
+      <w:bookmarkEnd w:id="37"/>
     </w:p>
     <w:p>
       <w:pPr>
         <w:pStyle w:val="FigureCaption"/>
       </w:pPr>
       <w:r>
-        <w:t>Abbildung 8. Region connectivity matrix</w:t>
+        <w:t xml:space="preserve">Abbildung 10. Region </w:t>
+      </w:r>
+      <w:r>
+        <w:t>connectivity matrix</w:t>
       </w:r>
     </w:p>
     <w:p>
@@ -7478,10 +8222,10 @@
           <w:noProof/>
         </w:rPr>
         <w:drawing>
-          <wp:inline distT="0" distB="0" distL="0" distR="0" wp14:anchorId="4753FFA4" wp14:editId="7C8302DA">
+          <wp:inline distT="0" distB="0" distL="0" distR="0" wp14:anchorId="21091F4C" wp14:editId="76026060">
             <wp:extent cx="9464040" cy="6309360"/>
             <wp:effectExtent l="0" t="0" r="0" b="0"/>
-            <wp:docPr id="21" name="Picture 21" descr="Region connectivity matrix"/>
+            <wp:docPr id="27" name="Picture 27" descr="Region connectivity matrix"/>
             <wp:cNvGraphicFramePr>
               <a:graphicFrameLocks xmlns:a="http://schemas.openxmlformats.org/drawingml/2006/main" noChangeAspect="1"/>
             </wp:cNvGraphicFramePr>
@@ -7493,7 +8237,7 @@
                     <pic:cNvPicPr/>
                   </pic:nvPicPr>
                   <pic:blipFill>
-                    <a:blip r:embed="rId42"/>
+                    <a:blip r:embed="rId55"/>
                     <a:stretch>
                       <a:fillRect/>
                     </a:stretch>
@@ -7517,8 +8261,8 @@
     <w:p>
       <w:pPr>
         <w:sectPr>
-          <w:headerReference w:type="default" r:id="rId43"/>
-          <w:footerReference w:type="default" r:id="rId44"/>
+          <w:headerReference w:type="default" r:id="rId56"/>
+          <w:footerReference w:type="default" r:id="rId57"/>
           <w:pgSz w:w="23810" w:h="16838"/>
           <w:pgMar w:top="1368" w:right="1008" w:bottom="1008" w:left="1008" w:header="360" w:footer="432" w:gutter="0"/>
           <w:cols w:space="720"/>
@@ -7533,7 +8277,10 @@
       </w:pPr>
       <w:r>
         <w:lastRenderedPageBreak/>
-        <w:t xml:space="preserve">1. Öffnen Sie </w:t>
+        <w:t xml:space="preserve">1. </w:t>
+      </w:r>
+      <w:r>
+        <w:t xml:space="preserve">Öffnen Sie </w:t>
       </w:r>
       <w:r>
         <w:rPr>
@@ -7551,7 +8298,10 @@
         <w:ind w:left="317" w:hanging="259"/>
       </w:pPr>
       <w:r>
-        <w:t>2. Laden Sie passende ganzzahlige Atlasregionen oder unterstützte Segmentierungsergebnisse. Ein farbiges Histologiebild allein definiert keine ROI-Zugehörigkeit.</w:t>
+        <w:t xml:space="preserve">2. </w:t>
+      </w:r>
+      <w:r>
+        <w:t>Laden Sie passende ganzzahlige Atlasregionen oder unterstützte Segmentierungsergebnisse. Ein farbiges Histologiebild allein definiert keine ROI-Zugehörigkeit.</w:t>
       </w:r>
     </w:p>
     <w:p>
@@ -7560,7 +8310,10 @@
         <w:ind w:left="317" w:hanging="259"/>
       </w:pPr>
       <w:r>
-        <w:t>3. Prüfen Sie Regionsausrichtung, Aufnahmeabdeckung und Voxelanzahlen.</w:t>
+        <w:t xml:space="preserve">3. </w:t>
+      </w:r>
+      <w:r>
+        <w:t>Prüfen Sie Regionsausrichtung, Aufnahmeabdeckung und Voxelanzahlen.</w:t>
       </w:r>
     </w:p>
     <w:p>
@@ -7569,7 +8322,10 @@
         <w:ind w:left="317" w:hanging="259"/>
       </w:pPr>
       <w:r>
-        <w:t xml:space="preserve">4. Wählen Sie zusammengefasste </w:t>
+        <w:t xml:space="preserve">4. </w:t>
+      </w:r>
+      <w:r>
+        <w:t xml:space="preserve">Wählen Sie zusammengefasste </w:t>
       </w:r>
       <w:r>
         <w:rPr>
@@ -7587,7 +8343,10 @@
         <w:ind w:left="317" w:hanging="259"/>
       </w:pPr>
       <w:r>
-        <w:t>5. Wählen Sie Aufnahme, Periode und lokales Zeitintervall. Prüfen Sie TR und nutzbare Dauer.</w:t>
+        <w:t xml:space="preserve">5. </w:t>
+      </w:r>
+      <w:r>
+        <w:t>Wählen Sie Aufnahme, Periode und lokales Zeitintervall. Prüfen Sie TR und nutzbare Dauer.</w:t>
       </w:r>
     </w:p>
     <w:p>
@@ -7596,7 +8355,10 @@
         <w:ind w:left="317" w:hanging="259"/>
       </w:pPr>
       <w:r>
-        <w:t xml:space="preserve">6. Drücken Sie </w:t>
+        <w:t xml:space="preserve">6. </w:t>
+      </w:r>
+      <w:r>
+        <w:t xml:space="preserve">Drücken Sie </w:t>
       </w:r>
       <w:r>
         <w:rPr>
@@ -7614,12 +8376,18 @@
         <w:ind w:left="317" w:hanging="259"/>
       </w:pPr>
       <w:r>
-        <w:t>7. Prüfen Sie Zeitverläufe, Matrixwerte, fehlende Regionen und Grapheneinstellungen vor dem Export.</w:t>
-      </w:r>
-    </w:p>
-    <w:p>
-      <w:r>
-        <w:t>Berechnen Sie nach Änderungen von Regionen, Periode, TR oder Gültigkeitsbereich neu. Ein gültiger nicht konstanter Zeitverlauf hat normalerweise eine Selbstkorrelation von eins; fehlende/konstante Regionen müssen erkennbar bleiben. Korrelation beschreibt einen Zusammenhang und kann durch Bewegung, globale Komponentenentfernung, Filter und Aufgabenzeitplan beeinflusst werden. Eine Graphen-Anzeigeschwelle ist nicht automatisch ein korrigierter Signifikanztest.</w:t>
+        <w:t xml:space="preserve">7. </w:t>
+      </w:r>
+      <w:r>
+        <w:t>Prüfen Sie Zeitverläufe, Matrixwerte, fehlende Regionen und Grapheneinstellungen vor dem Export.</w:t>
+      </w:r>
+    </w:p>
+    <w:p>
+      <w:r>
+        <w:t xml:space="preserve">Berechnen Sie nach Änderungen von Regionen, Periode, TR </w:t>
+      </w:r>
+      <w:r>
+        <w:t>oder Gültigkeitsbereich neu. Ein gültiger nicht konstanter Zeitverlauf hat normalerweise eine Selbstkorrelation von eins; fehlende/konstante Regionen müssen erkennbar bleiben. Korrelation beschreibt einen Zusammenhang und kann durch Bewegung, globale Komponentenentfernung, Filter und Aufgabenzeitplan beeinflusst werden. Eine Graphen-Anzeigeschwelle ist nicht automatisch ein korrigierter Signifikanztest.</w:t>
       </w:r>
     </w:p>
     <w:p>
@@ -7632,7 +8400,7 @@
         <w:pStyle w:val="Heading1"/>
         <w:pageBreakBefore/>
       </w:pPr>
-      <w:bookmarkStart w:id="34" w:name="_Toc242991839"/>
+      <w:bookmarkStart w:id="38" w:name="_Toc243479314"/>
       <w:r>
         <w:rPr>
           <w:b w:val="0"/>
@@ -7640,7 +8408,7 @@
         <w:lastRenderedPageBreak/>
         <w:t>17 ROI-Ergebnisse in Group Analysis importieren</w:t>
       </w:r>
-      <w:bookmarkEnd w:id="34"/>
+      <w:bookmarkEnd w:id="38"/>
     </w:p>
     <w:p>
       <w:pPr>
@@ -7648,7 +8416,10 @@
         <w:ind w:left="317" w:hanging="259"/>
       </w:pPr>
       <w:r>
-        <w:t xml:space="preserve">1. Öffnen Sie </w:t>
+        <w:t xml:space="preserve">1. </w:t>
+      </w:r>
+      <w:r>
+        <w:t xml:space="preserve">Öffnen Sie </w:t>
       </w:r>
       <w:r>
         <w:rPr>
@@ -7666,7 +8437,10 @@
         <w:ind w:left="317" w:hanging="259"/>
       </w:pPr>
       <w:r>
-        <w:t xml:space="preserve">2. Klicken Sie auf </w:t>
+        <w:t xml:space="preserve">2. </w:t>
+      </w:r>
+      <w:r>
+        <w:t xml:space="preserve">Klicken Sie auf </w:t>
       </w:r>
       <w:r>
         <w:rPr>
@@ -7684,7 +8458,10 @@
         <w:ind w:left="317" w:hanging="259"/>
       </w:pPr>
       <w:r>
-        <w:t>3. Prüfen Sie Tier, Gruppe, Bedingung, Rolle und PairID anhand der Versuchsunterlagen. Klären Sie nicht zugewiesene Zeilen.</w:t>
+        <w:t xml:space="preserve">3. </w:t>
+      </w:r>
+      <w:r>
+        <w:t>Prüfen Sie Tier, Gruppe, Bedingung, Rolle und PairID anhand der Versuchsunterlagen. Klären Sie nicht zugewiesene Zeilen.</w:t>
       </w:r>
     </w:p>
     <w:p>
@@ -7693,7 +8470,10 @@
         <w:ind w:left="317" w:hanging="259"/>
       </w:pPr>
       <w:r>
-        <w:t>4. Wählen Sie Metrik und Intervall und prüfen Sie die Zeitverlaufsvorschau.</w:t>
+        <w:t xml:space="preserve">4. </w:t>
+      </w:r>
+      <w:r>
+        <w:t>Wählen Sie Metrik und Intervall und prüfen Sie die Zeitverlaufsvorschau.</w:t>
       </w:r>
     </w:p>
     <w:p>
@@ -7702,7 +8482,10 @@
         <w:ind w:left="317" w:hanging="259"/>
       </w:pPr>
       <w:r>
-        <w:t xml:space="preserve">5. Wechseln Sie zu </w:t>
+        <w:t xml:space="preserve">5. </w:t>
+      </w:r>
+      <w:r>
+        <w:t xml:space="preserve">Wechseln Sie zu </w:t>
       </w:r>
       <w:r>
         <w:rPr>
@@ -7720,25 +8503,31 @@
         <w:ind w:left="317" w:hanging="259"/>
       </w:pPr>
       <w:r>
-        <w:t>6. Prüfen Sie Anzahlen, Ausschlüsse und Mehrfachtest-Einstellungen und exportieren Sie Tabellen und Abbildungen samt Parameterprotokoll.</w:t>
+        <w:t xml:space="preserve">6. </w:t>
+      </w:r>
+      <w:r>
+        <w:t>Prüfen Sie Anzahlen, Ausschlüsse und Mehrfachtest-Einstellungen und exportieren Sie Tabellen und Abbildungen samt Parameterprotokoll.</w:t>
       </w:r>
     </w:p>
     <w:p>
       <w:pPr>
         <w:pStyle w:val="Heading2"/>
       </w:pPr>
-      <w:bookmarkStart w:id="35" w:name="_Toc242991840"/>
+      <w:bookmarkStart w:id="39" w:name="_Toc243479315"/>
       <w:r>
         <w:rPr>
           <w:b w:val="0"/>
         </w:rPr>
         <w:t>Metrik und biologische Einheit wählen</w:t>
       </w:r>
-      <w:bookmarkEnd w:id="35"/>
-    </w:p>
-    <w:p>
-      <w:r>
-        <w:t>Ein Mittelwert über ein festes Intervall beschreibt einen vorher festgelegten Zeitraum. Ein Maximum-Plateau-Endpunkt durchsucht vollständige Fenster nach dem größten Mittelwert und gilt als explorativ, sofern er nicht unabhängig vorab festgelegt wurde. Halten Sie Suchbreite und Dauer für Vergleiche konsistent.</w:t>
+      <w:bookmarkEnd w:id="39"/>
+    </w:p>
+    <w:p>
+      <w:r>
+        <w:t xml:space="preserve">Ein Mittelwert über ein festes Intervall beschreibt einen </w:t>
+      </w:r>
+      <w:r>
+        <w:t>vorher festgelegten Zeitraum. Ein Maximum-Plateau-Endpunkt durchsucht vollständige Fenster nach dem größten Mittelwert und gilt als explorativ, sofern er nicht unabhängig vorab festgelegt wurde. Halten Sie Suchbreite und Dauer für Vergleiche konsistent.</w:t>
       </w:r>
     </w:p>
     <w:p>
@@ -7760,7 +8549,7 @@
         <w:pStyle w:val="Heading1"/>
         <w:pageBreakBefore/>
       </w:pPr>
-      <w:bookmarkStart w:id="36" w:name="_Toc242991841"/>
+      <w:bookmarkStart w:id="40" w:name="_Toc243479316"/>
       <w:r>
         <w:rPr>
           <w:b w:val="0"/>
@@ -7768,7 +8557,7 @@
         <w:lastRenderedPageBreak/>
         <w:t>18 Standardized Analysis verwenden</w:t>
       </w:r>
-      <w:bookmarkEnd w:id="36"/>
+      <w:bookmarkEnd w:id="40"/>
     </w:p>
     <w:p>
       <w:pPr>
@@ -7776,7 +8565,10 @@
         <w:ind w:left="317" w:hanging="259"/>
       </w:pPr>
       <w:r>
-        <w:t xml:space="preserve">1. Öffnen Sie </w:t>
+        <w:t xml:space="preserve">1. </w:t>
+      </w:r>
+      <w:r>
+        <w:t xml:space="preserve">Öffnen Sie </w:t>
       </w:r>
       <w:r>
         <w:rPr>
@@ -7794,7 +8586,10 @@
         <w:ind w:left="317" w:hanging="259"/>
       </w:pPr>
       <w:r>
-        <w:t>2. Prüfen Sie jeden aktivierten Schritt, Reihenfolge und Parameter. Klicken Sie zur Bearbeitung auf eine Zeile; wählen Sie mit Run, ob der Schritt enthalten ist.</w:t>
+        <w:t xml:space="preserve">2. </w:t>
+      </w:r>
+      <w:r>
+        <w:t>Prüfen Sie jeden aktivierten Schritt, Reihenfolge und Parameter. Klicken Sie zur Bearbeitung auf eine Zeile; wählen Sie mit Run, ob der Schritt enthalten ist.</w:t>
       </w:r>
     </w:p>
     <w:p>
@@ -7803,7 +8598,10 @@
         <w:ind w:left="317" w:hanging="259"/>
       </w:pPr>
       <w:r>
-        <w:t>3. Legen Sie Baseline-/Signalfenster, Reduktionsfaktoren und Filtergrenzen für die tatsächliche Aufnahme fest.</w:t>
+        <w:t xml:space="preserve">3. </w:t>
+      </w:r>
+      <w:r>
+        <w:t>Legen Sie Baseline-/Signalfenster, Reduktionsfaktoren und Filtergrenzen für die tatsächliche Aufnahme fest.</w:t>
       </w:r>
     </w:p>
     <w:p>
@@ -7812,7 +8610,10 @@
         <w:ind w:left="317" w:hanging="259"/>
       </w:pPr>
       <w:r>
-        <w:t>4. Starten Sie den Ablauf und durchlaufen Sie die interaktiven Prüfschritte. Manche Schritte warten, bis ein Viewer geschlossen wird.</w:t>
+        <w:t xml:space="preserve">4. </w:t>
+      </w:r>
+      <w:r>
+        <w:t>Starten Sie den Ablauf und durchlaufen Sie die interaktiven Prüfschritte. Manche Schritte warten, bis ein Viewer geschlossen wird.</w:t>
       </w:r>
     </w:p>
     <w:p>
@@ -7821,7 +8622,10 @@
         <w:ind w:left="317" w:hanging="259"/>
       </w:pPr>
       <w:r>
-        <w:t>5. Prüfen Sie abschließende QC und Ausgaben und speichern Sie die tatsächlichen Einstellungen, bevor Sie weitere Tiere verarbeiten.</w:t>
+        <w:t xml:space="preserve">5. </w:t>
+      </w:r>
+      <w:r>
+        <w:t>Prüfen Sie abschließende QC und Ausgaben und speichern Sie die tatsächlichen Einstellungen, bevor Sie weitere Tiere verarbeiten.</w:t>
       </w:r>
     </w:p>
     <w:p>
@@ -7839,7 +8643,7 @@
         <w:pStyle w:val="Heading1"/>
         <w:pageBreakBefore/>
       </w:pPr>
-      <w:bookmarkStart w:id="37" w:name="_Toc242991842"/>
+      <w:bookmarkStart w:id="41" w:name="_Toc243479317"/>
       <w:r>
         <w:rPr>
           <w:b w:val="0"/>
@@ -7847,7 +8651,7 @@
         <w:lastRenderedPageBreak/>
         <w:t>19 Speichern, exportieren und reproduzieren</w:t>
       </w:r>
-      <w:bookmarkEnd w:id="37"/>
+      <w:bookmarkEnd w:id="41"/>
     </w:p>
     <w:p>
       <w:r>
@@ -7863,14 +8667,14 @@
       <w:pPr>
         <w:pStyle w:val="Heading2"/>
       </w:pPr>
-      <w:bookmarkStart w:id="38" w:name="_Toc242991843"/>
+      <w:bookmarkStart w:id="42" w:name="_Toc243479318"/>
       <w:r>
         <w:rPr>
           <w:b w:val="0"/>
         </w:rPr>
         <w:t>Abschließende Prüfliste</w:t>
       </w:r>
-      <w:bookmarkEnd w:id="38"/>
+      <w:bookmarkEnd w:id="42"/>
     </w:p>
     <w:p>
       <w:pPr>
@@ -7878,7 +8682,10 @@
         <w:ind w:left="317" w:hanging="259"/>
       </w:pPr>
       <w:r>
-        <w:t>1. Aktiver Datensatz und Originalherkunft sind korrekt.</w:t>
+        <w:t xml:space="preserve">1. </w:t>
+      </w:r>
+      <w:r>
+        <w:t>Aktiver Datensatz und Originalherkunft sind korrekt.</w:t>
       </w:r>
     </w:p>
     <w:p>
@@ -7887,7 +8694,10 @@
         <w:ind w:left="317" w:hanging="259"/>
       </w:pPr>
       <w:r>
-        <w:t>2. Zeitbasis, TR, Ereignisfenster und physische Geometrie sind dokumentiert.</w:t>
+        <w:t xml:space="preserve">2. </w:t>
+      </w:r>
+      <w:r>
+        <w:t>Zeitbasis, TR, Ereignisfenster und physische Geometrie sind dokumentiert.</w:t>
       </w:r>
     </w:p>
     <w:p>
@@ -7896,7 +8706,10 @@
         <w:ind w:left="317" w:hanging="259"/>
       </w:pPr>
       <w:r>
-        <w:t>3. QC-Entscheidungen sowie Komponenten-/Filterwahl sind durch Hinweise begründet.</w:t>
+        <w:t xml:space="preserve">3. </w:t>
+      </w:r>
+      <w:r>
+        <w:t>QC-Entscheidungen sowie Komponenten-/Filterwahl sind durch Hinweise begründet.</w:t>
       </w:r>
     </w:p>
     <w:p>
@@ -7905,7 +8718,10 @@
         <w:ind w:left="317" w:hanging="259"/>
       </w:pPr>
       <w:r>
-        <w:t>4. Baseline, Maske, Registrierung und ROI-Bereich passen zum Endpunkt.</w:t>
+        <w:t xml:space="preserve">4. </w:t>
+      </w:r>
+      <w:r>
+        <w:t>Baseline, Maske, Registrierung und ROI-Bereich passen zum Endpunkt.</w:t>
       </w:r>
     </w:p>
     <w:p>
@@ -7914,7 +8730,10 @@
         <w:ind w:left="317" w:hanging="259"/>
       </w:pPr>
       <w:r>
-        <w:t>5. Unabhängige Tierzahl, Paarung und Test passen zum Studiendesign.</w:t>
+        <w:t xml:space="preserve">5. </w:t>
+      </w:r>
+      <w:r>
+        <w:t>Unabhängige Tierzahl, Paarung und Test passen zum Studiendesign.</w:t>
       </w:r>
     </w:p>
     <w:p>
@@ -7923,7 +8742,10 @@
         <w:ind w:left="317" w:hanging="259"/>
       </w:pPr>
       <w:r>
-        <w:t>6. Gespeicherte Dateien, Notizen und Begleitdateien können von anderen Anwendern geöffnet werden.</w:t>
+        <w:t xml:space="preserve">6. </w:t>
+      </w:r>
+      <w:r>
+        <w:t>Gespeicherte Dateien, Notizen und Begleitdateien können von anderen Anwendern geöffnet werden.</w:t>
       </w:r>
     </w:p>
     <w:p>
@@ -7931,7 +8753,7 @@
         <w:pStyle w:val="Heading1"/>
         <w:pageBreakBefore/>
       </w:pPr>
-      <w:bookmarkStart w:id="39" w:name="_Toc242991844"/>
+      <w:bookmarkStart w:id="43" w:name="_Toc243479319"/>
       <w:r>
         <w:rPr>
           <w:b w:val="0"/>
@@ -7939,7 +8761,7 @@
         <w:lastRenderedPageBreak/>
         <w:t>20 Häufige Probleme beheben</w:t>
       </w:r>
-      <w:bookmarkEnd w:id="39"/>
+      <w:bookmarkEnd w:id="43"/>
     </w:p>
     <w:p>
       <w:pPr>
@@ -8220,7 +9042,10 @@
               <w:jc w:val="left"/>
             </w:pPr>
             <w:r>
-              <w:t>Aktives Array, Anzeigegrenzen, Wahl der Mittelwertwiederherstellung und übermäßige Komponenten-/Filterentfernung</w:t>
+              <w:t xml:space="preserve">Aktives Array, Anzeigegrenzen, Wahl der Mittelwertwiederherstellung und übermäßige </w:t>
+            </w:r>
+            <w:r>
+              <w:t>Komponenten-/Filterentfernung</w:t>
             </w:r>
           </w:p>
         </w:tc>
@@ -8468,7 +9293,10 @@
               <w:jc w:val="left"/>
             </w:pPr>
             <w:r>
-              <w:t>Regionsausrichtung, Aufnahmeabdeckung, gewähltes Fenster und Zeitverläufe ohne Varianz</w:t>
+              <w:t xml:space="preserve">Regionsausrichtung, Aufnahmeabdeckung, gewähltes Fenster und </w:t>
+            </w:r>
+            <w:r>
+              <w:t>Zeitverläufe ohne Varianz</w:t>
             </w:r>
           </w:p>
         </w:tc>
@@ -8613,7 +9441,7 @@
         <w:pStyle w:val="Heading1"/>
         <w:pageBreakBefore/>
       </w:pPr>
-      <w:bookmarkStart w:id="40" w:name="_Toc242991845"/>
+      <w:bookmarkStart w:id="44" w:name="_Toc243479320"/>
       <w:r>
         <w:rPr>
           <w:b w:val="0"/>
@@ -8621,7 +9449,7 @@
         <w:lastRenderedPageBreak/>
         <w:t>21 Grundbegriffe und weiterführende Literatur</w:t>
       </w:r>
-      <w:bookmarkEnd w:id="40"/>
+      <w:bookmarkEnd w:id="44"/>
     </w:p>
     <w:p>
       <w:pPr>
@@ -9078,7 +9906,10 @@
               <w:jc w:val="left"/>
             </w:pPr>
             <w:r>
-              <w:t>Region von Interesse mit definierter räumlicher Zugehörigkeit</w:t>
+              <w:t xml:space="preserve">Region von Interesse mit </w:t>
+            </w:r>
+            <w:r>
+              <w:t>definierter räumlicher Zugehörigkeit</w:t>
             </w:r>
           </w:p>
         </w:tc>
@@ -9326,7 +10157,10 @@
               <w:jc w:val="left"/>
             </w:pPr>
             <w:r>
-              <w:t>Standardfehler des Mittelwerts über unabhängige eingeschlossene Beobachtungen</w:t>
+              <w:t xml:space="preserve">Standardfehler des Mittelwerts über </w:t>
+            </w:r>
+            <w:r>
+              <w:t>unabhängige eingeschlossene Beobachtungen</w:t>
             </w:r>
           </w:p>
         </w:tc>
@@ -9426,14 +10260,14 @@
       <w:pPr>
         <w:pStyle w:val="Heading2"/>
       </w:pPr>
-      <w:bookmarkStart w:id="41" w:name="_Toc242991846"/>
+      <w:bookmarkStart w:id="45" w:name="_Toc243479321"/>
       <w:r>
         <w:rPr>
           <w:b w:val="0"/>
         </w:rPr>
         <w:t>Danksagung</w:t>
       </w:r>
-      <w:bookmarkEnd w:id="41"/>
+      <w:bookmarkEnd w:id="45"/>
     </w:p>
     <w:p>
       <w:r>
@@ -9449,7 +10283,7 @@
         <w:pStyle w:val="Heading1"/>
         <w:pageBreakBefore/>
       </w:pPr>
-      <w:bookmarkStart w:id="42" w:name="_Toc242991847"/>
+      <w:bookmarkStart w:id="46" w:name="_Toc243479322"/>
       <w:r>
         <w:rPr>
           <w:b w:val="0"/>
@@ -9457,11 +10291,24 @@
         <w:lastRenderedPageBreak/>
         <w:t>Danksagung und Verantwortung</w:t>
       </w:r>
-      <w:bookmarkEnd w:id="42"/>
-    </w:p>
-    <w:p>
-      <w:r>
-        <w:t>ConfUSIus bietet einen ergänzenden Python-Ansatz zur fUSI-Analyse. deConfUSIon legt den Schwerpunkt auf einen verbundenen MATLAB-GUI-Ablauf für Forschende ohne Programmierkenntnisse. Dank gilt den ConfUSIus-Entwicklern Samuel Le Meur-Diebolt und Felipe Cybis Pereira sowie José María Martínez de Paz aus Émilie Macés Labor für Diskussionen. Beide Projekte werden unabhängig entwickelt.</w:t>
+      <w:bookmarkEnd w:id="46"/>
+    </w:p>
+    <w:p>
+      <w:r>
+        <w:t>Wir würdigen Dimokratis Karamanlis und alle LightSuite-Mitautoren für Framework, Methoden und Ressourcen. Ihren Preprint neben deConfUSIon und den relevanten Atlasquellen zitieren. Er erschien am 14. Oktober 2026 und war nicht begutachtet. Diese Integrationsscreenshots reproduzieren keine Abbildungen der Arbeit.</w:t>
+      </w:r>
+    </w:p>
+    <w:p>
+      <w:r>
+        <w:t>Karamanlis D, Xie Y, Foucher CG, Alappat M, Masood A, Dimitropoulou I, Pivron LAF, Martínez de Paz JM, Macé E, Gaspari S, El-Boustani S. LightSuite: scalable atlas registration and cell detection across the central nervous system. bioRxiv (2026). doi:10.64898/2026.10.13.757638. https://doi.org/10.64898/2026.10.13.757638</w:t>
+      </w:r>
+    </w:p>
+    <w:p>
+      <w:r>
+        <w:t xml:space="preserve">ConfUSIus provides a complementary Python-based approach to fUSI analysis. deConfUSIon emphasizes a connected MATLAB GUI </w:t>
+      </w:r>
+      <w:r>
+        <w:t>workflow for researchers who do not write code. Thanks are due to ConfUSIus developers Samuel Le Meur-Diebolt and Felipe Cybis Pereira, and José María Martínez de Paz from Émilie Macé’s laboratory, for discussions. The projects are independently developed.</w:t>
       </w:r>
     </w:p>
     <w:p>
@@ -9470,8 +10317,8 @@
       </w:r>
     </w:p>
     <w:sectPr>
-      <w:headerReference w:type="default" r:id="rId45"/>
-      <w:footerReference w:type="default" r:id="rId46"/>
+      <w:headerReference w:type="default" r:id="rId58"/>
+      <w:footerReference w:type="default" r:id="rId59"/>
       <w:pgSz w:w="11906" w:h="16838"/>
       <w:pgMar w:top="1368" w:right="1008" w:bottom="1008" w:left="1008" w:header="360" w:footer="432" w:gutter="0"/>
       <w:cols w:space="720"/>
@@ -9516,7 +10363,7 @@
       <w:rPr>
         <w:sz w:val="16"/>
       </w:rPr>
-      <w:t xml:space="preserve">deConfUSIon · Soner Caner Cagun · MPI für biologische Kybernetik | 15 October 2026 | </w:t>
+      <w:t xml:space="preserve">deConfUSIon · Soner Caner Cagun · MPI für biologische Kybernetik | 21. Oktober 2026 | </w:t>
     </w:r>
     <w:r>
       <w:fldChar w:fldCharType="begin"/>
@@ -9550,7 +10397,7 @@
       <w:rPr>
         <w:sz w:val="16"/>
       </w:rPr>
-      <w:t xml:space="preserve">deConfUSIon · Soner Caner Cagun · MPI für biologische Kybernetik | 15 October 2026 | </w:t>
+      <w:t xml:space="preserve">deConfUSIon · Soner Caner Cagun · MPI für biologische Kybernetik | 21. Oktober 2026 | </w:t>
     </w:r>
     <w:r>
       <w:fldChar w:fldCharType="begin"/>
@@ -9584,7 +10431,7 @@
       <w:rPr>
         <w:sz w:val="16"/>
       </w:rPr>
-      <w:t xml:space="preserve">deConfUSIon · Soner Caner Cagun · MPI für biologische Kybernetik | 15 October 2026 | </w:t>
+      <w:t xml:space="preserve">deConfUSIon · Soner Caner Cagun · MPI für biologische Kybernetik | 21. Oktober 2026 | </w:t>
     </w:r>
     <w:r>
       <w:fldChar w:fldCharType="begin"/>
@@ -9618,7 +10465,7 @@
       <w:rPr>
         <w:sz w:val="16"/>
       </w:rPr>
-      <w:t xml:space="preserve">deConfUSIon · Soner Caner Cagun · MPI für biologische Kybernetik | 15 October 2026 | </w:t>
+      <w:t xml:space="preserve">deConfUSIon · Soner Caner Cagun · MPI für biologische Kybernetik | 21. Oktober 2026 | </w:t>
     </w:r>
     <w:r>
       <w:fldChar w:fldCharType="begin"/>
@@ -9652,7 +10499,7 @@
       <w:rPr>
         <w:sz w:val="16"/>
       </w:rPr>
-      <w:t xml:space="preserve">deConfUSIon · Soner Caner Cagun · MPI für biologische Kybernetik | 15 October 2026 | </w:t>
+      <w:t xml:space="preserve">deConfUSIon · Soner Caner Cagun · MPI für biologische Kybernetik | 21. Oktober 2026 | </w:t>
     </w:r>
     <w:r>
       <w:fldChar w:fldCharType="begin"/>
@@ -9686,7 +10533,7 @@
       <w:rPr>
         <w:sz w:val="16"/>
       </w:rPr>
-      <w:t xml:space="preserve">deConfUSIon · Soner Caner Cagun · MPI für biologische Kybernetik | 15 October 2026 | </w:t>
+      <w:t xml:space="preserve">deConfUSIon · Soner Caner Cagun · MPI für biologische Kybernetik | 21. Oktober 2026 | </w:t>
     </w:r>
     <w:r>
       <w:fldChar w:fldCharType="begin"/>
@@ -9720,7 +10567,7 @@
       <w:rPr>
         <w:sz w:val="16"/>
       </w:rPr>
-      <w:t xml:space="preserve">deConfUSIon · Soner Caner Cagun · MPI für biologische Kybernetik | 15 October 2026 | </w:t>
+      <w:t xml:space="preserve">deConfUSIon · Soner Caner Cagun · MPI für biologische Kybernetik | 21. Oktober 2026 | </w:t>
     </w:r>
     <w:r>
       <w:fldChar w:fldCharType="begin"/>
@@ -9736,6 +10583,142 @@
         <w:noProof/>
       </w:rPr>
       <w:t>31</w:t>
+    </w:r>
+    <w:r>
+      <w:fldChar w:fldCharType="end"/>
+    </w:r>
+  </w:p>
+</w:ftr>
+</file>
+
+<file path=word/footer16.xml><?xml version="1.0" encoding="utf-8"?>
+<w:ftr xmlns:wpc="http://schemas.microsoft.com/office/word/2010/wordprocessingCanvas" xmlns:cx="http://schemas.microsoft.com/office/drawing/2014/chartex" xmlns:cx1="http://schemas.microsoft.com/office/drawing/2015/9/8/chartex" xmlns:cx2="http://schemas.microsoft.com/office/drawing/2015/10/21/chartex" xmlns:cx3="http://schemas.microsoft.com/office/drawing/2016/5/9/chartex" xmlns:cx4="http://schemas.microsoft.com/office/drawing/2016/5/10/chartex" xmlns:cx5="http://schemas.microsoft.com/office/drawing/2016/5/11/chartex" xmlns:cx6="http://schemas.microsoft.com/office/drawing/2016/5/12/chartex" xmlns:cx7="http://schemas.microsoft.com/office/drawing/2016/5/13/chartex" xmlns:cx8="http://schemas.microsoft.com/office/drawing/2016/5/14/chartex" xmlns:mc="http://schemas.openxmlformats.org/markup-compatibility/2006" xmlns:aink="http://schemas.microsoft.com/office/drawing/2016/ink" xmlns:am3d="http://schemas.microsoft.com/office/drawing/2017/model3d" xmlns:o="urn:schemas-microsoft-com:office:office" xmlns:oel="http://schemas.microsoft.com/office/2019/extlst" xmlns:r="http://schemas.openxmlformats.org/officeDocument/2006/relationships" xmlns:m="http://schemas.openxmlformats.org/officeDocument/2006/math" xmlns:v="urn:schemas-microsoft-com:vml" xmlns:wp14="http://schemas.microsoft.com/office/word/2010/wordprocessingDrawing" xmlns:wp="http://schemas.openxmlformats.org/drawingml/2006/wordprocessingDrawing" xmlns:w10="urn:schemas-microsoft-com:office:word" xmlns:w="http://schemas.openxmlformats.org/wordprocessingml/2006/main" xmlns:w14="http://schemas.microsoft.com/office/word/2010/wordml" xmlns:w15="http://schemas.microsoft.com/office/word/2012/wordml" xmlns:w16cex="http://schemas.microsoft.com/office/word/2018/wordml/cex" xmlns:w16cid="http://schemas.microsoft.com/office/word/2016/wordml/cid" xmlns:w16="http://schemas.microsoft.com/office/word/2018/wordml" xmlns:w16sdtdh="http://schemas.microsoft.com/office/word/2020/wordml/sdtdatahash" xmlns:w16se="http://schemas.microsoft.com/office/word/2015/wordml/symex" xmlns:wpg="http://schemas.microsoft.com/office/word/2010/wordprocessingGroup" xmlns:wpi="http://schemas.microsoft.com/office/word/2010/wordprocessingInk" xmlns:wne="http://schemas.microsoft.com/office/word/2006/wordml" xmlns:wps="http://schemas.microsoft.com/office/word/2010/wordprocessingShape" mc:Ignorable="w14 w15 w16se w16cid w16 w16cex w16sdtdh wp14">
+  <w:p>
+    <w:pPr>
+      <w:jc w:val="right"/>
+    </w:pPr>
+    <w:r>
+      <w:rPr>
+        <w:sz w:val="16"/>
+      </w:rPr>
+      <w:t xml:space="preserve">deConfUSIon · Soner Caner Cagun · MPI für biologische Kybernetik | 21. Oktober 2026 | </w:t>
+    </w:r>
+    <w:r>
+      <w:fldChar w:fldCharType="begin"/>
+    </w:r>
+    <w:r>
+      <w:instrText xml:space="preserve"> PAGE </w:instrText>
+    </w:r>
+    <w:r>
+      <w:fldChar w:fldCharType="separate"/>
+    </w:r>
+    <w:r>
+      <w:rPr>
+        <w:noProof/>
+      </w:rPr>
+      <w:t>34</w:t>
+    </w:r>
+    <w:r>
+      <w:fldChar w:fldCharType="end"/>
+    </w:r>
+  </w:p>
+</w:ftr>
+</file>
+
+<file path=word/footer17.xml><?xml version="1.0" encoding="utf-8"?>
+<w:ftr xmlns:wpc="http://schemas.microsoft.com/office/word/2010/wordprocessingCanvas" xmlns:cx="http://schemas.microsoft.com/office/drawing/2014/chartex" xmlns:cx1="http://schemas.microsoft.com/office/drawing/2015/9/8/chartex" xmlns:cx2="http://schemas.microsoft.com/office/drawing/2015/10/21/chartex" xmlns:cx3="http://schemas.microsoft.com/office/drawing/2016/5/9/chartex" xmlns:cx4="http://schemas.microsoft.com/office/drawing/2016/5/10/chartex" xmlns:cx5="http://schemas.microsoft.com/office/drawing/2016/5/11/chartex" xmlns:cx6="http://schemas.microsoft.com/office/drawing/2016/5/12/chartex" xmlns:cx7="http://schemas.microsoft.com/office/drawing/2016/5/13/chartex" xmlns:cx8="http://schemas.microsoft.com/office/drawing/2016/5/14/chartex" xmlns:mc="http://schemas.openxmlformats.org/markup-compatibility/2006" xmlns:aink="http://schemas.microsoft.com/office/drawing/2016/ink" xmlns:am3d="http://schemas.microsoft.com/office/drawing/2017/model3d" xmlns:o="urn:schemas-microsoft-com:office:office" xmlns:oel="http://schemas.microsoft.com/office/2019/extlst" xmlns:r="http://schemas.openxmlformats.org/officeDocument/2006/relationships" xmlns:m="http://schemas.openxmlformats.org/officeDocument/2006/math" xmlns:v="urn:schemas-microsoft-com:vml" xmlns:wp14="http://schemas.microsoft.com/office/word/2010/wordprocessingDrawing" xmlns:wp="http://schemas.openxmlformats.org/drawingml/2006/wordprocessingDrawing" xmlns:w10="urn:schemas-microsoft-com:office:word" xmlns:w="http://schemas.openxmlformats.org/wordprocessingml/2006/main" xmlns:w14="http://schemas.microsoft.com/office/word/2010/wordml" xmlns:w15="http://schemas.microsoft.com/office/word/2012/wordml" xmlns:w16cex="http://schemas.microsoft.com/office/word/2018/wordml/cex" xmlns:w16cid="http://schemas.microsoft.com/office/word/2016/wordml/cid" xmlns:w16="http://schemas.microsoft.com/office/word/2018/wordml" xmlns:w16sdtdh="http://schemas.microsoft.com/office/word/2020/wordml/sdtdatahash" xmlns:w16se="http://schemas.microsoft.com/office/word/2015/wordml/symex" xmlns:wpg="http://schemas.microsoft.com/office/word/2010/wordprocessingGroup" xmlns:wpi="http://schemas.microsoft.com/office/word/2010/wordprocessingInk" xmlns:wne="http://schemas.microsoft.com/office/word/2006/wordml" xmlns:wps="http://schemas.microsoft.com/office/word/2010/wordprocessingShape" mc:Ignorable="w14 w15 w16se w16cid w16 w16cex w16sdtdh wp14">
+  <w:p>
+    <w:pPr>
+      <w:jc w:val="right"/>
+    </w:pPr>
+    <w:r>
+      <w:rPr>
+        <w:sz w:val="16"/>
+      </w:rPr>
+      <w:t xml:space="preserve">deConfUSIon · Soner Caner Cagun · MPI für biologische Kybernetik | 21. Oktober 2026 | </w:t>
+    </w:r>
+    <w:r>
+      <w:fldChar w:fldCharType="begin"/>
+    </w:r>
+    <w:r>
+      <w:instrText xml:space="preserve"> PAGE </w:instrText>
+    </w:r>
+    <w:r>
+      <w:fldChar w:fldCharType="separate"/>
+    </w:r>
+    <w:r>
+      <w:rPr>
+        <w:noProof/>
+      </w:rPr>
+      <w:t>35</w:t>
+    </w:r>
+    <w:r>
+      <w:fldChar w:fldCharType="end"/>
+    </w:r>
+  </w:p>
+</w:ftr>
+</file>
+
+<file path=word/footer18.xml><?xml version="1.0" encoding="utf-8"?>
+<w:ftr xmlns:wpc="http://schemas.microsoft.com/office/word/2010/wordprocessingCanvas" xmlns:cx="http://schemas.microsoft.com/office/drawing/2014/chartex" xmlns:cx1="http://schemas.microsoft.com/office/drawing/2015/9/8/chartex" xmlns:cx2="http://schemas.microsoft.com/office/drawing/2015/10/21/chartex" xmlns:cx3="http://schemas.microsoft.com/office/drawing/2016/5/9/chartex" xmlns:cx4="http://schemas.microsoft.com/office/drawing/2016/5/10/chartex" xmlns:cx5="http://schemas.microsoft.com/office/drawing/2016/5/11/chartex" xmlns:cx6="http://schemas.microsoft.com/office/drawing/2016/5/12/chartex" xmlns:cx7="http://schemas.microsoft.com/office/drawing/2016/5/13/chartex" xmlns:cx8="http://schemas.microsoft.com/office/drawing/2016/5/14/chartex" xmlns:mc="http://schemas.openxmlformats.org/markup-compatibility/2006" xmlns:aink="http://schemas.microsoft.com/office/drawing/2016/ink" xmlns:am3d="http://schemas.microsoft.com/office/drawing/2017/model3d" xmlns:o="urn:schemas-microsoft-com:office:office" xmlns:oel="http://schemas.microsoft.com/office/2019/extlst" xmlns:r="http://schemas.openxmlformats.org/officeDocument/2006/relationships" xmlns:m="http://schemas.openxmlformats.org/officeDocument/2006/math" xmlns:v="urn:schemas-microsoft-com:vml" xmlns:wp14="http://schemas.microsoft.com/office/word/2010/wordprocessingDrawing" xmlns:wp="http://schemas.openxmlformats.org/drawingml/2006/wordprocessingDrawing" xmlns:w10="urn:schemas-microsoft-com:office:word" xmlns:w="http://schemas.openxmlformats.org/wordprocessingml/2006/main" xmlns:w14="http://schemas.microsoft.com/office/word/2010/wordml" xmlns:w15="http://schemas.microsoft.com/office/word/2012/wordml" xmlns:w16cex="http://schemas.microsoft.com/office/word/2018/wordml/cex" xmlns:w16cid="http://schemas.microsoft.com/office/word/2016/wordml/cid" xmlns:w16="http://schemas.microsoft.com/office/word/2018/wordml" xmlns:w16sdtdh="http://schemas.microsoft.com/office/word/2020/wordml/sdtdatahash" xmlns:w16se="http://schemas.microsoft.com/office/word/2015/wordml/symex" xmlns:wpg="http://schemas.microsoft.com/office/word/2010/wordprocessingGroup" xmlns:wpi="http://schemas.microsoft.com/office/word/2010/wordprocessingInk" xmlns:wne="http://schemas.microsoft.com/office/word/2006/wordml" xmlns:wps="http://schemas.microsoft.com/office/word/2010/wordprocessingShape" mc:Ignorable="w14 w15 w16se w16cid w16 w16cex w16sdtdh wp14">
+  <w:p>
+    <w:pPr>
+      <w:jc w:val="right"/>
+    </w:pPr>
+    <w:r>
+      <w:rPr>
+        <w:sz w:val="16"/>
+      </w:rPr>
+      <w:t xml:space="preserve">deConfUSIon · Soner Caner Cagun · MPI für biologische Kybernetik | 21. Oktober 2026 | </w:t>
+    </w:r>
+    <w:r>
+      <w:fldChar w:fldCharType="begin"/>
+    </w:r>
+    <w:r>
+      <w:instrText xml:space="preserve"> PAGE </w:instrText>
+    </w:r>
+    <w:r>
+      <w:fldChar w:fldCharType="separate"/>
+    </w:r>
+    <w:r>
+      <w:rPr>
+        <w:noProof/>
+      </w:rPr>
+      <w:t>36</w:t>
+    </w:r>
+    <w:r>
+      <w:fldChar w:fldCharType="end"/>
+    </w:r>
+  </w:p>
+</w:ftr>
+</file>
+
+<file path=word/footer19.xml><?xml version="1.0" encoding="utf-8"?>
+<w:ftr xmlns:wpc="http://schemas.microsoft.com/office/word/2010/wordprocessingCanvas" xmlns:cx="http://schemas.microsoft.com/office/drawing/2014/chartex" xmlns:cx1="http://schemas.microsoft.com/office/drawing/2015/9/8/chartex" xmlns:cx2="http://schemas.microsoft.com/office/drawing/2015/10/21/chartex" xmlns:cx3="http://schemas.microsoft.com/office/drawing/2016/5/9/chartex" xmlns:cx4="http://schemas.microsoft.com/office/drawing/2016/5/10/chartex" xmlns:cx5="http://schemas.microsoft.com/office/drawing/2016/5/11/chartex" xmlns:cx6="http://schemas.microsoft.com/office/drawing/2016/5/12/chartex" xmlns:cx7="http://schemas.microsoft.com/office/drawing/2016/5/13/chartex" xmlns:cx8="http://schemas.microsoft.com/office/drawing/2016/5/14/chartex" xmlns:mc="http://schemas.openxmlformats.org/markup-compatibility/2006" xmlns:aink="http://schemas.microsoft.com/office/drawing/2016/ink" xmlns:am3d="http://schemas.microsoft.com/office/drawing/2017/model3d" xmlns:o="urn:schemas-microsoft-com:office:office" xmlns:oel="http://schemas.microsoft.com/office/2019/extlst" xmlns:r="http://schemas.openxmlformats.org/officeDocument/2006/relationships" xmlns:m="http://schemas.openxmlformats.org/officeDocument/2006/math" xmlns:v="urn:schemas-microsoft-com:vml" xmlns:wp14="http://schemas.microsoft.com/office/word/2010/wordprocessingDrawing" xmlns:wp="http://schemas.openxmlformats.org/drawingml/2006/wordprocessingDrawing" xmlns:w10="urn:schemas-microsoft-com:office:word" xmlns:w="http://schemas.openxmlformats.org/wordprocessingml/2006/main" xmlns:w14="http://schemas.microsoft.com/office/word/2010/wordml" xmlns:w15="http://schemas.microsoft.com/office/word/2012/wordml" xmlns:w16cex="http://schemas.microsoft.com/office/word/2018/wordml/cex" xmlns:w16cid="http://schemas.microsoft.com/office/word/2016/wordml/cid" xmlns:w16="http://schemas.microsoft.com/office/word/2018/wordml" xmlns:w16sdtdh="http://schemas.microsoft.com/office/word/2020/wordml/sdtdatahash" xmlns:w16se="http://schemas.microsoft.com/office/word/2015/wordml/symex" xmlns:wpg="http://schemas.microsoft.com/office/word/2010/wordprocessingGroup" xmlns:wpi="http://schemas.microsoft.com/office/word/2010/wordprocessingInk" xmlns:wne="http://schemas.microsoft.com/office/word/2006/wordml" xmlns:wps="http://schemas.microsoft.com/office/word/2010/wordprocessingShape" mc:Ignorable="w14 w15 w16se w16cid w16 w16cex w16sdtdh wp14">
+  <w:p>
+    <w:pPr>
+      <w:jc w:val="right"/>
+    </w:pPr>
+    <w:r>
+      <w:rPr>
+        <w:sz w:val="16"/>
+      </w:rPr>
+      <w:t xml:space="preserve">deConfUSIon · Soner Caner Cagun · MPI für biologische Kybernetik | 21. Oktober 2026 | </w:t>
+    </w:r>
+    <w:r>
+      <w:fldChar w:fldCharType="begin"/>
+    </w:r>
+    <w:r>
+      <w:instrText xml:space="preserve"> PAGE </w:instrText>
+    </w:r>
+    <w:r>
+      <w:fldChar w:fldCharType="separate"/>
+    </w:r>
+    <w:r>
+      <w:rPr>
+        <w:noProof/>
+      </w:rPr>
+      <w:t>37</w:t>
     </w:r>
     <w:r>
       <w:fldChar w:fldCharType="end"/>
@@ -9754,7 +10737,7 @@
       <w:rPr>
         <w:sz w:val="16"/>
       </w:rPr>
-      <w:t xml:space="preserve">deConfUSIon · Soner Caner Cagun · MPI für biologische Kybernetik | 15 October 2026 | </w:t>
+      <w:t xml:space="preserve">deConfUSIon · Soner Caner Cagun · MPI für biologische Kybernetik | 21. Oktober 2026 | </w:t>
     </w:r>
     <w:r>
       <w:fldChar w:fldCharType="begin"/>
@@ -9788,7 +10771,7 @@
       <w:rPr>
         <w:sz w:val="16"/>
       </w:rPr>
-      <w:t xml:space="preserve">deConfUSIon · Soner Caner Cagun · MPI für biologische Kybernetik | 15 October 2026 | </w:t>
+      <w:t xml:space="preserve">deConfUSIon · Soner Caner Cagun · MPI für biologische Kybernetik | 21. Oktober 2026 | </w:t>
     </w:r>
     <w:r>
       <w:fldChar w:fldCharType="begin"/>
@@ -9822,7 +10805,7 @@
       <w:rPr>
         <w:sz w:val="16"/>
       </w:rPr>
-      <w:t xml:space="preserve">deConfUSIon · Soner Caner Cagun · MPI für biologische Kybernetik | 15 October 2026 | </w:t>
+      <w:t xml:space="preserve">deConfUSIon · Soner Caner Cagun · MPI für biologische Kybernetik | 21. Oktober 2026 | </w:t>
     </w:r>
     <w:r>
       <w:fldChar w:fldCharType="begin"/>
@@ -9856,7 +10839,7 @@
       <w:rPr>
         <w:sz w:val="16"/>
       </w:rPr>
-      <w:t xml:space="preserve">deConfUSIon · Soner Caner Cagun · MPI für biologische Kybernetik | 15 October 2026 | </w:t>
+      <w:t xml:space="preserve">deConfUSIon · Soner Caner Cagun · MPI für biologische Kybernetik | 21. Oktober 2026 | </w:t>
     </w:r>
     <w:r>
       <w:fldChar w:fldCharType="begin"/>
@@ -9890,7 +10873,7 @@
       <w:rPr>
         <w:sz w:val="16"/>
       </w:rPr>
-      <w:t xml:space="preserve">deConfUSIon · Soner Caner Cagun · MPI für biologische Kybernetik | 15 October 2026 | </w:t>
+      <w:t xml:space="preserve">deConfUSIon · Soner Caner Cagun · MPI für biologische Kybernetik | 21. Oktober 2026 | </w:t>
     </w:r>
     <w:r>
       <w:fldChar w:fldCharType="begin"/>
@@ -9924,7 +10907,7 @@
       <w:rPr>
         <w:sz w:val="16"/>
       </w:rPr>
-      <w:t xml:space="preserve">deConfUSIon · Soner Caner Cagun · MPI für biologische Kybernetik | 15 October 2026 | </w:t>
+      <w:t xml:space="preserve">deConfUSIon · Soner Caner Cagun · MPI für biologische Kybernetik | 21. Oktober 2026 | </w:t>
     </w:r>
     <w:r>
       <w:fldChar w:fldCharType="begin"/>
@@ -9958,7 +10941,7 @@
       <w:rPr>
         <w:sz w:val="16"/>
       </w:rPr>
-      <w:t xml:space="preserve">deConfUSIon · Soner Caner Cagun · MPI für biologische Kybernetik | 15 October 2026 | </w:t>
+      <w:t xml:space="preserve">deConfUSIon · Soner Caner Cagun · MPI für biologische Kybernetik | 21. Oktober 2026 | </w:t>
     </w:r>
     <w:r>
       <w:fldChar w:fldCharType="begin"/>
@@ -9992,7 +10975,7 @@
       <w:rPr>
         <w:sz w:val="16"/>
       </w:rPr>
-      <w:t xml:space="preserve">deConfUSIon · Soner Caner Cagun · MPI für biologische Kybernetik | 15 October 2026 | </w:t>
+      <w:t xml:space="preserve">deConfUSIon · Soner Caner Cagun · MPI für biologische Kybernetik | 21. Oktober 2026 | </w:t>
     </w:r>
     <w:r>
       <w:fldChar w:fldCharType="begin"/>
@@ -10070,7 +11053,7 @@
               <w:sz w:val="18"/>
             </w:rPr>
             <w:drawing>
-              <wp:inline distT="0" distB="0" distL="0" distR="0" wp14:anchorId="2FE61F31" wp14:editId="2A47595E">
+              <wp:inline distT="0" distB="0" distL="0" distR="0" wp14:anchorId="1759730D" wp14:editId="5D9F83E6">
                 <wp:extent cx="283464" cy="283464"/>
                 <wp:effectExtent l="0" t="0" r="0" b="0"/>
                 <wp:docPr id="1" name="Picture 1"/>
@@ -10196,7 +11179,7 @@
               <w:sz w:val="18"/>
             </w:rPr>
             <w:drawing>
-              <wp:inline distT="0" distB="0" distL="0" distR="0" wp14:anchorId="4E50C6B1" wp14:editId="0BE3424E">
+              <wp:inline distT="0" distB="0" distL="0" distR="0" wp14:anchorId="11B0375F" wp14:editId="3048F840">
                 <wp:extent cx="283464" cy="283464"/>
                 <wp:effectExtent l="0" t="0" r="0" b="0"/>
                 <wp:docPr id="16" name="Picture 16"/>
@@ -10322,7 +11305,7 @@
               <w:sz w:val="18"/>
             </w:rPr>
             <w:drawing>
-              <wp:inline distT="0" distB="0" distL="0" distR="0" wp14:anchorId="2873612F" wp14:editId="6D64206A">
+              <wp:inline distT="0" distB="0" distL="0" distR="0" wp14:anchorId="7A6886B0" wp14:editId="17040D2B">
                 <wp:extent cx="283464" cy="283464"/>
                 <wp:effectExtent l="0" t="0" r="0" b="0"/>
                 <wp:docPr id="17" name="Picture 17"/>
@@ -10448,7 +11431,7 @@
               <w:sz w:val="18"/>
             </w:rPr>
             <w:drawing>
-              <wp:inline distT="0" distB="0" distL="0" distR="0" wp14:anchorId="353C6244" wp14:editId="6892A9EF">
+              <wp:inline distT="0" distB="0" distL="0" distR="0" wp14:anchorId="1179EE96" wp14:editId="0DC29A4E">
                 <wp:extent cx="283464" cy="283464"/>
                 <wp:effectExtent l="0" t="0" r="0" b="0"/>
                 <wp:docPr id="19" name="Picture 19"/>
@@ -10574,7 +11557,7 @@
               <w:sz w:val="18"/>
             </w:rPr>
             <w:drawing>
-              <wp:inline distT="0" distB="0" distL="0" distR="0" wp14:anchorId="5D8E30DB" wp14:editId="32F52524">
+              <wp:inline distT="0" distB="0" distL="0" distR="0" wp14:anchorId="7DA66372" wp14:editId="734206B2">
                 <wp:extent cx="283464" cy="283464"/>
                 <wp:effectExtent l="0" t="0" r="0" b="0"/>
                 <wp:docPr id="20" name="Picture 20"/>
@@ -10700,7 +11683,7 @@
               <w:sz w:val="18"/>
             </w:rPr>
             <w:drawing>
-              <wp:inline distT="0" distB="0" distL="0" distR="0" wp14:anchorId="019E98EB" wp14:editId="3C5D23BF">
+              <wp:inline distT="0" distB="0" distL="0" distR="0" wp14:anchorId="4707C549" wp14:editId="10286DA5">
                 <wp:extent cx="283464" cy="283464"/>
                 <wp:effectExtent l="0" t="0" r="0" b="0"/>
                 <wp:docPr id="22" name="Picture 22"/>
@@ -10826,10 +11809,514 @@
               <w:sz w:val="18"/>
             </w:rPr>
             <w:drawing>
-              <wp:inline distT="0" distB="0" distL="0" distR="0" wp14:anchorId="03BC9405" wp14:editId="74872455">
+              <wp:inline distT="0" distB="0" distL="0" distR="0" wp14:anchorId="7A030A89" wp14:editId="61B8216E">
                 <wp:extent cx="283464" cy="283464"/>
                 <wp:effectExtent l="0" t="0" r="0" b="0"/>
                 <wp:docPr id="23" name="Picture 23"/>
+                <wp:cNvGraphicFramePr>
+                  <a:graphicFrameLocks xmlns:a="http://schemas.openxmlformats.org/drawingml/2006/main" noChangeAspect="1"/>
+                </wp:cNvGraphicFramePr>
+                <a:graphic xmlns:a="http://schemas.openxmlformats.org/drawingml/2006/main">
+                  <a:graphicData uri="http://schemas.openxmlformats.org/drawingml/2006/picture">
+                    <pic:pic xmlns:pic="http://schemas.openxmlformats.org/drawingml/2006/picture">
+                      <pic:nvPicPr>
+                        <pic:cNvPr id="0" name="brand_left_ppt.png"/>
+                        <pic:cNvPicPr/>
+                      </pic:nvPicPr>
+                      <pic:blipFill>
+                        <a:blip r:embed="rId1"/>
+                        <a:stretch>
+                          <a:fillRect/>
+                        </a:stretch>
+                      </pic:blipFill>
+                      <pic:spPr>
+                        <a:xfrm>
+                          <a:off x="0" y="0"/>
+                          <a:ext cx="283464" cy="283464"/>
+                        </a:xfrm>
+                        <a:prstGeom prst="rect">
+                          <a:avLst/>
+                        </a:prstGeom>
+                      </pic:spPr>
+                    </pic:pic>
+                  </a:graphicData>
+                </a:graphic>
+              </wp:inline>
+            </w:drawing>
+          </w:r>
+          <w:r>
+            <w:rPr>
+              <w:b/>
+              <w:sz w:val="18"/>
+            </w:rPr>
+            <w:t xml:space="preserve"> deConfUSIon</w:t>
+          </w:r>
+        </w:p>
+      </w:tc>
+      <w:tc>
+        <w:tcPr>
+          <w:tcW w:w="3758" w:type="dxa"/>
+          <w:vAlign w:val="center"/>
+        </w:tcPr>
+        <w:p>
+          <w:pPr>
+            <w:spacing w:after="0" w:line="240" w:lineRule="auto"/>
+            <w:jc w:val="center"/>
+          </w:pPr>
+          <w:r>
+            <w:rPr>
+              <w:sz w:val="18"/>
+            </w:rPr>
+            <w:t>by Soner Caner Cagun</w:t>
+          </w:r>
+        </w:p>
+      </w:tc>
+      <w:tc>
+        <w:tcPr>
+          <w:tcW w:w="3264" w:type="dxa"/>
+          <w:vAlign w:val="center"/>
+        </w:tcPr>
+        <w:p>
+          <w:pPr>
+            <w:spacing w:after="0" w:line="240" w:lineRule="auto"/>
+            <w:jc w:val="right"/>
+          </w:pPr>
+          <w:r>
+            <w:rPr>
+              <w:sz w:val="18"/>
+            </w:rPr>
+            <w:t>MPI for Biological</w:t>
+          </w:r>
+          <w:r>
+            <w:rPr>
+              <w:sz w:val="18"/>
+            </w:rPr>
+            <w:br/>
+            <w:t>Cybernetics</w:t>
+          </w:r>
+        </w:p>
+      </w:tc>
+    </w:tr>
+  </w:tbl>
+  <w:p>
+    <w:pPr>
+      <w:spacing w:after="0"/>
+    </w:pPr>
+  </w:p>
+</w:hdr>
+</file>
+
+<file path=word/header16.xml><?xml version="1.0" encoding="utf-8"?>
+<w:hdr xmlns:wpc="http://schemas.microsoft.com/office/word/2010/wordprocessingCanvas" xmlns:cx="http://schemas.microsoft.com/office/drawing/2014/chartex" xmlns:cx1="http://schemas.microsoft.com/office/drawing/2015/9/8/chartex" xmlns:cx2="http://schemas.microsoft.com/office/drawing/2015/10/21/chartex" xmlns:cx3="http://schemas.microsoft.com/office/drawing/2016/5/9/chartex" xmlns:cx4="http://schemas.microsoft.com/office/drawing/2016/5/10/chartex" xmlns:cx5="http://schemas.microsoft.com/office/drawing/2016/5/11/chartex" xmlns:cx6="http://schemas.microsoft.com/office/drawing/2016/5/12/chartex" xmlns:cx7="http://schemas.microsoft.com/office/drawing/2016/5/13/chartex" xmlns:cx8="http://schemas.microsoft.com/office/drawing/2016/5/14/chartex" xmlns:mc="http://schemas.openxmlformats.org/markup-compatibility/2006" xmlns:aink="http://schemas.microsoft.com/office/drawing/2016/ink" xmlns:am3d="http://schemas.microsoft.com/office/drawing/2017/model3d" xmlns:o="urn:schemas-microsoft-com:office:office" xmlns:oel="http://schemas.microsoft.com/office/2019/extlst" xmlns:r="http://schemas.openxmlformats.org/officeDocument/2006/relationships" xmlns:m="http://schemas.openxmlformats.org/officeDocument/2006/math" xmlns:v="urn:schemas-microsoft-com:vml" xmlns:wp14="http://schemas.microsoft.com/office/word/2010/wordprocessingDrawing" xmlns:wp="http://schemas.openxmlformats.org/drawingml/2006/wordprocessingDrawing" xmlns:w10="urn:schemas-microsoft-com:office:word" xmlns:w="http://schemas.openxmlformats.org/wordprocessingml/2006/main" xmlns:w14="http://schemas.microsoft.com/office/word/2010/wordml" xmlns:w15="http://schemas.microsoft.com/office/word/2012/wordml" xmlns:w16cex="http://schemas.microsoft.com/office/word/2018/wordml/cex" xmlns:w16cid="http://schemas.microsoft.com/office/word/2016/wordml/cid" xmlns:w16="http://schemas.microsoft.com/office/word/2018/wordml" xmlns:w16sdtdh="http://schemas.microsoft.com/office/word/2020/wordml/sdtdatahash" xmlns:w16se="http://schemas.microsoft.com/office/word/2015/wordml/symex" xmlns:wpg="http://schemas.microsoft.com/office/word/2010/wordprocessingGroup" xmlns:wpi="http://schemas.microsoft.com/office/word/2010/wordprocessingInk" xmlns:wne="http://schemas.microsoft.com/office/word/2006/wordml" xmlns:wps="http://schemas.microsoft.com/office/word/2010/wordprocessingShape" mc:Ignorable="w14 w15 w16se w16cid w16 w16cex w16sdtdh wp14">
+  <w:tbl>
+    <w:tblPr>
+      <w:tblW w:w="0" w:type="auto"/>
+      <w:tblLayout w:type="fixed"/>
+      <w:tblLook w:val="04A0" w:firstRow="1" w:lastRow="0" w:firstColumn="1" w:lastColumn="0" w:noHBand="0" w:noVBand="1"/>
+    </w:tblPr>
+    <w:tblGrid>
+      <w:gridCol w:w="6320"/>
+      <w:gridCol w:w="8282"/>
+      <w:gridCol w:w="7192"/>
+    </w:tblGrid>
+    <w:tr>
+      <w:tc>
+        <w:tcPr>
+          <w:tcW w:w="6320" w:type="dxa"/>
+          <w:vAlign w:val="center"/>
+        </w:tcPr>
+        <w:p>
+          <w:pPr>
+            <w:spacing w:after="0" w:line="240" w:lineRule="auto"/>
+          </w:pPr>
+          <w:r>
+            <w:rPr>
+              <w:noProof/>
+              <w:sz w:val="18"/>
+            </w:rPr>
+            <w:drawing>
+              <wp:inline distT="0" distB="0" distL="0" distR="0" wp14:anchorId="6FE755F2" wp14:editId="18D90EB7">
+                <wp:extent cx="283464" cy="283464"/>
+                <wp:effectExtent l="0" t="0" r="0" b="0"/>
+                <wp:docPr id="25" name="Picture 25"/>
+                <wp:cNvGraphicFramePr>
+                  <a:graphicFrameLocks xmlns:a="http://schemas.openxmlformats.org/drawingml/2006/main" noChangeAspect="1"/>
+                </wp:cNvGraphicFramePr>
+                <a:graphic xmlns:a="http://schemas.openxmlformats.org/drawingml/2006/main">
+                  <a:graphicData uri="http://schemas.openxmlformats.org/drawingml/2006/picture">
+                    <pic:pic xmlns:pic="http://schemas.openxmlformats.org/drawingml/2006/picture">
+                      <pic:nvPicPr>
+                        <pic:cNvPr id="0" name="brand_left_ppt.png"/>
+                        <pic:cNvPicPr/>
+                      </pic:nvPicPr>
+                      <pic:blipFill>
+                        <a:blip r:embed="rId1"/>
+                        <a:stretch>
+                          <a:fillRect/>
+                        </a:stretch>
+                      </pic:blipFill>
+                      <pic:spPr>
+                        <a:xfrm>
+                          <a:off x="0" y="0"/>
+                          <a:ext cx="283464" cy="283464"/>
+                        </a:xfrm>
+                        <a:prstGeom prst="rect">
+                          <a:avLst/>
+                        </a:prstGeom>
+                      </pic:spPr>
+                    </pic:pic>
+                  </a:graphicData>
+                </a:graphic>
+              </wp:inline>
+            </w:drawing>
+          </w:r>
+          <w:r>
+            <w:rPr>
+              <w:b/>
+              <w:sz w:val="18"/>
+            </w:rPr>
+            <w:t xml:space="preserve"> deConfUSIon</w:t>
+          </w:r>
+        </w:p>
+      </w:tc>
+      <w:tc>
+        <w:tcPr>
+          <w:tcW w:w="8282" w:type="dxa"/>
+          <w:vAlign w:val="center"/>
+        </w:tcPr>
+        <w:p>
+          <w:pPr>
+            <w:spacing w:after="0" w:line="240" w:lineRule="auto"/>
+            <w:jc w:val="center"/>
+          </w:pPr>
+          <w:r>
+            <w:rPr>
+              <w:sz w:val="18"/>
+            </w:rPr>
+            <w:t>by Soner Caner Cagun</w:t>
+          </w:r>
+        </w:p>
+      </w:tc>
+      <w:tc>
+        <w:tcPr>
+          <w:tcW w:w="7192" w:type="dxa"/>
+          <w:vAlign w:val="center"/>
+        </w:tcPr>
+        <w:p>
+          <w:pPr>
+            <w:spacing w:after="0" w:line="240" w:lineRule="auto"/>
+            <w:jc w:val="right"/>
+          </w:pPr>
+          <w:r>
+            <w:rPr>
+              <w:sz w:val="18"/>
+            </w:rPr>
+            <w:t>MPI for Biological</w:t>
+          </w:r>
+          <w:r>
+            <w:rPr>
+              <w:sz w:val="18"/>
+            </w:rPr>
+            <w:br/>
+            <w:t>Cybernetics</w:t>
+          </w:r>
+        </w:p>
+      </w:tc>
+    </w:tr>
+  </w:tbl>
+  <w:p>
+    <w:pPr>
+      <w:spacing w:after="0"/>
+    </w:pPr>
+  </w:p>
+</w:hdr>
+</file>
+
+<file path=word/header17.xml><?xml version="1.0" encoding="utf-8"?>
+<w:hdr xmlns:wpc="http://schemas.microsoft.com/office/word/2010/wordprocessingCanvas" xmlns:cx="http://schemas.microsoft.com/office/drawing/2014/chartex" xmlns:cx1="http://schemas.microsoft.com/office/drawing/2015/9/8/chartex" xmlns:cx2="http://schemas.microsoft.com/office/drawing/2015/10/21/chartex" xmlns:cx3="http://schemas.microsoft.com/office/drawing/2016/5/9/chartex" xmlns:cx4="http://schemas.microsoft.com/office/drawing/2016/5/10/chartex" xmlns:cx5="http://schemas.microsoft.com/office/drawing/2016/5/11/chartex" xmlns:cx6="http://schemas.microsoft.com/office/drawing/2016/5/12/chartex" xmlns:cx7="http://schemas.microsoft.com/office/drawing/2016/5/13/chartex" xmlns:cx8="http://schemas.microsoft.com/office/drawing/2016/5/14/chartex" xmlns:mc="http://schemas.openxmlformats.org/markup-compatibility/2006" xmlns:aink="http://schemas.microsoft.com/office/drawing/2016/ink" xmlns:am3d="http://schemas.microsoft.com/office/drawing/2017/model3d" xmlns:o="urn:schemas-microsoft-com:office:office" xmlns:oel="http://schemas.microsoft.com/office/2019/extlst" xmlns:r="http://schemas.openxmlformats.org/officeDocument/2006/relationships" xmlns:m="http://schemas.openxmlformats.org/officeDocument/2006/math" xmlns:v="urn:schemas-microsoft-com:vml" xmlns:wp14="http://schemas.microsoft.com/office/word/2010/wordprocessingDrawing" xmlns:wp="http://schemas.openxmlformats.org/drawingml/2006/wordprocessingDrawing" xmlns:w10="urn:schemas-microsoft-com:office:word" xmlns:w="http://schemas.openxmlformats.org/wordprocessingml/2006/main" xmlns:w14="http://schemas.microsoft.com/office/word/2010/wordml" xmlns:w15="http://schemas.microsoft.com/office/word/2012/wordml" xmlns:w16cex="http://schemas.microsoft.com/office/word/2018/wordml/cex" xmlns:w16cid="http://schemas.microsoft.com/office/word/2016/wordml/cid" xmlns:w16="http://schemas.microsoft.com/office/word/2018/wordml" xmlns:w16sdtdh="http://schemas.microsoft.com/office/word/2020/wordml/sdtdatahash" xmlns:w16se="http://schemas.microsoft.com/office/word/2015/wordml/symex" xmlns:wpg="http://schemas.microsoft.com/office/word/2010/wordprocessingGroup" xmlns:wpi="http://schemas.microsoft.com/office/word/2010/wordprocessingInk" xmlns:wne="http://schemas.microsoft.com/office/word/2006/wordml" xmlns:wps="http://schemas.microsoft.com/office/word/2010/wordprocessingShape" mc:Ignorable="w14 w15 w16se w16cid w16 w16cex w16sdtdh wp14">
+  <w:tbl>
+    <w:tblPr>
+      <w:tblW w:w="0" w:type="auto"/>
+      <w:tblLayout w:type="fixed"/>
+      <w:tblLook w:val="04A0" w:firstRow="1" w:lastRow="0" w:firstColumn="1" w:lastColumn="0" w:noHBand="0" w:noVBand="1"/>
+    </w:tblPr>
+    <w:tblGrid>
+      <w:gridCol w:w="2868"/>
+      <w:gridCol w:w="3758"/>
+      <w:gridCol w:w="3264"/>
+    </w:tblGrid>
+    <w:tr>
+      <w:tc>
+        <w:tcPr>
+          <w:tcW w:w="2868" w:type="dxa"/>
+          <w:vAlign w:val="center"/>
+        </w:tcPr>
+        <w:p>
+          <w:pPr>
+            <w:spacing w:after="0" w:line="240" w:lineRule="auto"/>
+          </w:pPr>
+          <w:r>
+            <w:rPr>
+              <w:noProof/>
+              <w:sz w:val="18"/>
+            </w:rPr>
+            <w:drawing>
+              <wp:inline distT="0" distB="0" distL="0" distR="0" wp14:anchorId="5A16483D" wp14:editId="23DE2A1F">
+                <wp:extent cx="283464" cy="283464"/>
+                <wp:effectExtent l="0" t="0" r="0" b="0"/>
+                <wp:docPr id="26" name="Picture 26"/>
+                <wp:cNvGraphicFramePr>
+                  <a:graphicFrameLocks xmlns:a="http://schemas.openxmlformats.org/drawingml/2006/main" noChangeAspect="1"/>
+                </wp:cNvGraphicFramePr>
+                <a:graphic xmlns:a="http://schemas.openxmlformats.org/drawingml/2006/main">
+                  <a:graphicData uri="http://schemas.openxmlformats.org/drawingml/2006/picture">
+                    <pic:pic xmlns:pic="http://schemas.openxmlformats.org/drawingml/2006/picture">
+                      <pic:nvPicPr>
+                        <pic:cNvPr id="0" name="brand_left_ppt.png"/>
+                        <pic:cNvPicPr/>
+                      </pic:nvPicPr>
+                      <pic:blipFill>
+                        <a:blip r:embed="rId1"/>
+                        <a:stretch>
+                          <a:fillRect/>
+                        </a:stretch>
+                      </pic:blipFill>
+                      <pic:spPr>
+                        <a:xfrm>
+                          <a:off x="0" y="0"/>
+                          <a:ext cx="283464" cy="283464"/>
+                        </a:xfrm>
+                        <a:prstGeom prst="rect">
+                          <a:avLst/>
+                        </a:prstGeom>
+                      </pic:spPr>
+                    </pic:pic>
+                  </a:graphicData>
+                </a:graphic>
+              </wp:inline>
+            </w:drawing>
+          </w:r>
+          <w:r>
+            <w:rPr>
+              <w:b/>
+              <w:sz w:val="18"/>
+            </w:rPr>
+            <w:t xml:space="preserve"> deConfUSIon</w:t>
+          </w:r>
+        </w:p>
+      </w:tc>
+      <w:tc>
+        <w:tcPr>
+          <w:tcW w:w="3758" w:type="dxa"/>
+          <w:vAlign w:val="center"/>
+        </w:tcPr>
+        <w:p>
+          <w:pPr>
+            <w:spacing w:after="0" w:line="240" w:lineRule="auto"/>
+            <w:jc w:val="center"/>
+          </w:pPr>
+          <w:r>
+            <w:rPr>
+              <w:sz w:val="18"/>
+            </w:rPr>
+            <w:t>by Soner Caner Cagun</w:t>
+          </w:r>
+        </w:p>
+      </w:tc>
+      <w:tc>
+        <w:tcPr>
+          <w:tcW w:w="3264" w:type="dxa"/>
+          <w:vAlign w:val="center"/>
+        </w:tcPr>
+        <w:p>
+          <w:pPr>
+            <w:spacing w:after="0" w:line="240" w:lineRule="auto"/>
+            <w:jc w:val="right"/>
+          </w:pPr>
+          <w:r>
+            <w:rPr>
+              <w:sz w:val="18"/>
+            </w:rPr>
+            <w:t>MPI for Biological</w:t>
+          </w:r>
+          <w:r>
+            <w:rPr>
+              <w:sz w:val="18"/>
+            </w:rPr>
+            <w:br/>
+            <w:t>Cybernetics</w:t>
+          </w:r>
+        </w:p>
+      </w:tc>
+    </w:tr>
+  </w:tbl>
+  <w:p>
+    <w:pPr>
+      <w:spacing w:after="0"/>
+    </w:pPr>
+  </w:p>
+</w:hdr>
+</file>
+
+<file path=word/header18.xml><?xml version="1.0" encoding="utf-8"?>
+<w:hdr xmlns:wpc="http://schemas.microsoft.com/office/word/2010/wordprocessingCanvas" xmlns:cx="http://schemas.microsoft.com/office/drawing/2014/chartex" xmlns:cx1="http://schemas.microsoft.com/office/drawing/2015/9/8/chartex" xmlns:cx2="http://schemas.microsoft.com/office/drawing/2015/10/21/chartex" xmlns:cx3="http://schemas.microsoft.com/office/drawing/2016/5/9/chartex" xmlns:cx4="http://schemas.microsoft.com/office/drawing/2016/5/10/chartex" xmlns:cx5="http://schemas.microsoft.com/office/drawing/2016/5/11/chartex" xmlns:cx6="http://schemas.microsoft.com/office/drawing/2016/5/12/chartex" xmlns:cx7="http://schemas.microsoft.com/office/drawing/2016/5/13/chartex" xmlns:cx8="http://schemas.microsoft.com/office/drawing/2016/5/14/chartex" xmlns:mc="http://schemas.openxmlformats.org/markup-compatibility/2006" xmlns:aink="http://schemas.microsoft.com/office/drawing/2016/ink" xmlns:am3d="http://schemas.microsoft.com/office/drawing/2017/model3d" xmlns:o="urn:schemas-microsoft-com:office:office" xmlns:oel="http://schemas.microsoft.com/office/2019/extlst" xmlns:r="http://schemas.openxmlformats.org/officeDocument/2006/relationships" xmlns:m="http://schemas.openxmlformats.org/officeDocument/2006/math" xmlns:v="urn:schemas-microsoft-com:vml" xmlns:wp14="http://schemas.microsoft.com/office/word/2010/wordprocessingDrawing" xmlns:wp="http://schemas.openxmlformats.org/drawingml/2006/wordprocessingDrawing" xmlns:w10="urn:schemas-microsoft-com:office:word" xmlns:w="http://schemas.openxmlformats.org/wordprocessingml/2006/main" xmlns:w14="http://schemas.microsoft.com/office/word/2010/wordml" xmlns:w15="http://schemas.microsoft.com/office/word/2012/wordml" xmlns:w16cex="http://schemas.microsoft.com/office/word/2018/wordml/cex" xmlns:w16cid="http://schemas.microsoft.com/office/word/2016/wordml/cid" xmlns:w16="http://schemas.microsoft.com/office/word/2018/wordml" xmlns:w16sdtdh="http://schemas.microsoft.com/office/word/2020/wordml/sdtdatahash" xmlns:w16se="http://schemas.microsoft.com/office/word/2015/wordml/symex" xmlns:wpg="http://schemas.microsoft.com/office/word/2010/wordprocessingGroup" xmlns:wpi="http://schemas.microsoft.com/office/word/2010/wordprocessingInk" xmlns:wne="http://schemas.microsoft.com/office/word/2006/wordml" xmlns:wps="http://schemas.microsoft.com/office/word/2010/wordprocessingShape" mc:Ignorable="w14 w15 w16se w16cid w16 w16cex w16sdtdh wp14">
+  <w:tbl>
+    <w:tblPr>
+      <w:tblW w:w="0" w:type="auto"/>
+      <w:tblLayout w:type="fixed"/>
+      <w:tblLook w:val="04A0" w:firstRow="1" w:lastRow="0" w:firstColumn="1" w:lastColumn="0" w:noHBand="0" w:noVBand="1"/>
+    </w:tblPr>
+    <w:tblGrid>
+      <w:gridCol w:w="6320"/>
+      <w:gridCol w:w="8282"/>
+      <w:gridCol w:w="7192"/>
+    </w:tblGrid>
+    <w:tr>
+      <w:tc>
+        <w:tcPr>
+          <w:tcW w:w="6320" w:type="dxa"/>
+          <w:vAlign w:val="center"/>
+        </w:tcPr>
+        <w:p>
+          <w:pPr>
+            <w:spacing w:after="0" w:line="240" w:lineRule="auto"/>
+          </w:pPr>
+          <w:r>
+            <w:rPr>
+              <w:noProof/>
+              <w:sz w:val="18"/>
+            </w:rPr>
+            <w:drawing>
+              <wp:inline distT="0" distB="0" distL="0" distR="0" wp14:anchorId="1D02B890" wp14:editId="0C6F22DD">
+                <wp:extent cx="283464" cy="283464"/>
+                <wp:effectExtent l="0" t="0" r="0" b="0"/>
+                <wp:docPr id="28" name="Picture 28"/>
+                <wp:cNvGraphicFramePr>
+                  <a:graphicFrameLocks xmlns:a="http://schemas.openxmlformats.org/drawingml/2006/main" noChangeAspect="1"/>
+                </wp:cNvGraphicFramePr>
+                <a:graphic xmlns:a="http://schemas.openxmlformats.org/drawingml/2006/main">
+                  <a:graphicData uri="http://schemas.openxmlformats.org/drawingml/2006/picture">
+                    <pic:pic xmlns:pic="http://schemas.openxmlformats.org/drawingml/2006/picture">
+                      <pic:nvPicPr>
+                        <pic:cNvPr id="0" name="brand_left_ppt.png"/>
+                        <pic:cNvPicPr/>
+                      </pic:nvPicPr>
+                      <pic:blipFill>
+                        <a:blip r:embed="rId1"/>
+                        <a:stretch>
+                          <a:fillRect/>
+                        </a:stretch>
+                      </pic:blipFill>
+                      <pic:spPr>
+                        <a:xfrm>
+                          <a:off x="0" y="0"/>
+                          <a:ext cx="283464" cy="283464"/>
+                        </a:xfrm>
+                        <a:prstGeom prst="rect">
+                          <a:avLst/>
+                        </a:prstGeom>
+                      </pic:spPr>
+                    </pic:pic>
+                  </a:graphicData>
+                </a:graphic>
+              </wp:inline>
+            </w:drawing>
+          </w:r>
+          <w:r>
+            <w:rPr>
+              <w:b/>
+              <w:sz w:val="18"/>
+            </w:rPr>
+            <w:t xml:space="preserve"> deConfUSIon</w:t>
+          </w:r>
+        </w:p>
+      </w:tc>
+      <w:tc>
+        <w:tcPr>
+          <w:tcW w:w="8282" w:type="dxa"/>
+          <w:vAlign w:val="center"/>
+        </w:tcPr>
+        <w:p>
+          <w:pPr>
+            <w:spacing w:after="0" w:line="240" w:lineRule="auto"/>
+            <w:jc w:val="center"/>
+          </w:pPr>
+          <w:r>
+            <w:rPr>
+              <w:sz w:val="18"/>
+            </w:rPr>
+            <w:t>by Soner Caner Cagun</w:t>
+          </w:r>
+        </w:p>
+      </w:tc>
+      <w:tc>
+        <w:tcPr>
+          <w:tcW w:w="7192" w:type="dxa"/>
+          <w:vAlign w:val="center"/>
+        </w:tcPr>
+        <w:p>
+          <w:pPr>
+            <w:spacing w:after="0" w:line="240" w:lineRule="auto"/>
+            <w:jc w:val="right"/>
+          </w:pPr>
+          <w:r>
+            <w:rPr>
+              <w:sz w:val="18"/>
+            </w:rPr>
+            <w:t>MPI for Biological</w:t>
+          </w:r>
+          <w:r>
+            <w:rPr>
+              <w:sz w:val="18"/>
+            </w:rPr>
+            <w:br/>
+            <w:t>Cybernetics</w:t>
+          </w:r>
+        </w:p>
+      </w:tc>
+    </w:tr>
+  </w:tbl>
+  <w:p>
+    <w:pPr>
+      <w:spacing w:after="0"/>
+    </w:pPr>
+  </w:p>
+</w:hdr>
+</file>
+
+<file path=word/header19.xml><?xml version="1.0" encoding="utf-8"?>
+<w:hdr xmlns:wpc="http://schemas.microsoft.com/office/word/2010/wordprocessingCanvas" xmlns:cx="http://schemas.microsoft.com/office/drawing/2014/chartex" xmlns:cx1="http://schemas.microsoft.com/office/drawing/2015/9/8/chartex" xmlns:cx2="http://schemas.microsoft.com/office/drawing/2015/10/21/chartex" xmlns:cx3="http://schemas.microsoft.com/office/drawing/2016/5/9/chartex" xmlns:cx4="http://schemas.microsoft.com/office/drawing/2016/5/10/chartex" xmlns:cx5="http://schemas.microsoft.com/office/drawing/2016/5/11/chartex" xmlns:cx6="http://schemas.microsoft.com/office/drawing/2016/5/12/chartex" xmlns:cx7="http://schemas.microsoft.com/office/drawing/2016/5/13/chartex" xmlns:cx8="http://schemas.microsoft.com/office/drawing/2016/5/14/chartex" xmlns:mc="http://schemas.openxmlformats.org/markup-compatibility/2006" xmlns:aink="http://schemas.microsoft.com/office/drawing/2016/ink" xmlns:am3d="http://schemas.microsoft.com/office/drawing/2017/model3d" xmlns:o="urn:schemas-microsoft-com:office:office" xmlns:oel="http://schemas.microsoft.com/office/2019/extlst" xmlns:r="http://schemas.openxmlformats.org/officeDocument/2006/relationships" xmlns:m="http://schemas.openxmlformats.org/officeDocument/2006/math" xmlns:v="urn:schemas-microsoft-com:vml" xmlns:wp14="http://schemas.microsoft.com/office/word/2010/wordprocessingDrawing" xmlns:wp="http://schemas.openxmlformats.org/drawingml/2006/wordprocessingDrawing" xmlns:w10="urn:schemas-microsoft-com:office:word" xmlns:w="http://schemas.openxmlformats.org/wordprocessingml/2006/main" xmlns:w14="http://schemas.microsoft.com/office/word/2010/wordml" xmlns:w15="http://schemas.microsoft.com/office/word/2012/wordml" xmlns:w16cex="http://schemas.microsoft.com/office/word/2018/wordml/cex" xmlns:w16cid="http://schemas.microsoft.com/office/word/2016/wordml/cid" xmlns:w16="http://schemas.microsoft.com/office/word/2018/wordml" xmlns:w16sdtdh="http://schemas.microsoft.com/office/word/2020/wordml/sdtdatahash" xmlns:w16se="http://schemas.microsoft.com/office/word/2015/wordml/symex" xmlns:wpg="http://schemas.microsoft.com/office/word/2010/wordprocessingGroup" xmlns:wpi="http://schemas.microsoft.com/office/word/2010/wordprocessingInk" xmlns:wne="http://schemas.microsoft.com/office/word/2006/wordml" xmlns:wps="http://schemas.microsoft.com/office/word/2010/wordprocessingShape" mc:Ignorable="w14 w15 w16se w16cid w16 w16cex w16sdtdh wp14">
+  <w:tbl>
+    <w:tblPr>
+      <w:tblW w:w="0" w:type="auto"/>
+      <w:tblLayout w:type="fixed"/>
+      <w:tblLook w:val="04A0" w:firstRow="1" w:lastRow="0" w:firstColumn="1" w:lastColumn="0" w:noHBand="0" w:noVBand="1"/>
+    </w:tblPr>
+    <w:tblGrid>
+      <w:gridCol w:w="2868"/>
+      <w:gridCol w:w="3758"/>
+      <w:gridCol w:w="3264"/>
+    </w:tblGrid>
+    <w:tr>
+      <w:tc>
+        <w:tcPr>
+          <w:tcW w:w="2868" w:type="dxa"/>
+          <w:vAlign w:val="center"/>
+        </w:tcPr>
+        <w:p>
+          <w:pPr>
+            <w:spacing w:after="0" w:line="240" w:lineRule="auto"/>
+          </w:pPr>
+          <w:r>
+            <w:rPr>
+              <w:noProof/>
+              <w:sz w:val="18"/>
+            </w:rPr>
+            <w:drawing>
+              <wp:inline distT="0" distB="0" distL="0" distR="0" wp14:anchorId="1DC73F53" wp14:editId="7FD5074D">
+                <wp:extent cx="283464" cy="283464"/>
+                <wp:effectExtent l="0" t="0" r="0" b="0"/>
+                <wp:docPr id="29" name="Picture 29"/>
                 <wp:cNvGraphicFramePr>
                   <a:graphicFrameLocks xmlns:a="http://schemas.openxmlformats.org/drawingml/2006/main" noChangeAspect="1"/>
                 </wp:cNvGraphicFramePr>
@@ -10952,7 +12439,7 @@
               <w:sz w:val="18"/>
             </w:rPr>
             <w:drawing>
-              <wp:inline distT="0" distB="0" distL="0" distR="0" wp14:anchorId="0E3C3854" wp14:editId="3749A570">
+              <wp:inline distT="0" distB="0" distL="0" distR="0" wp14:anchorId="4B940803" wp14:editId="090445CB">
                 <wp:extent cx="283464" cy="283464"/>
                 <wp:effectExtent l="0" t="0" r="0" b="0"/>
                 <wp:docPr id="3" name="Picture 3"/>
@@ -11078,7 +12565,7 @@
               <w:sz w:val="18"/>
             </w:rPr>
             <w:drawing>
-              <wp:inline distT="0" distB="0" distL="0" distR="0" wp14:anchorId="1F5C9900" wp14:editId="3E664A46">
+              <wp:inline distT="0" distB="0" distL="0" distR="0" wp14:anchorId="03F6230A" wp14:editId="14AAE325">
                 <wp:extent cx="283464" cy="283464"/>
                 <wp:effectExtent l="0" t="0" r="0" b="0"/>
                 <wp:docPr id="5" name="Picture 5"/>
@@ -11204,7 +12691,7 @@
               <w:sz w:val="18"/>
             </w:rPr>
             <w:drawing>
-              <wp:inline distT="0" distB="0" distL="0" distR="0" wp14:anchorId="753C3EE3" wp14:editId="2345740A">
+              <wp:inline distT="0" distB="0" distL="0" distR="0" wp14:anchorId="7AD8B1DE" wp14:editId="662C9106">
                 <wp:extent cx="283464" cy="283464"/>
                 <wp:effectExtent l="0" t="0" r="0" b="0"/>
                 <wp:docPr id="7" name="Picture 7"/>
@@ -11287,6 +12774,11 @@
               <w:sz w:val="18"/>
             </w:rPr>
             <w:br/>
+          </w:r>
+          <w:r>
+            <w:rPr>
+              <w:sz w:val="18"/>
+            </w:rPr>
             <w:t>Cybernetics</w:t>
           </w:r>
         </w:p>
@@ -11330,7 +12822,7 @@
               <w:sz w:val="18"/>
             </w:rPr>
             <w:drawing>
-              <wp:inline distT="0" distB="0" distL="0" distR="0" wp14:anchorId="3A817AED" wp14:editId="1455A107">
+              <wp:inline distT="0" distB="0" distL="0" distR="0" wp14:anchorId="56C48B4A" wp14:editId="4D20763D">
                 <wp:extent cx="283464" cy="283464"/>
                 <wp:effectExtent l="0" t="0" r="0" b="0"/>
                 <wp:docPr id="8" name="Picture 8"/>
@@ -11456,7 +12948,7 @@
               <w:sz w:val="18"/>
             </w:rPr>
             <w:drawing>
-              <wp:inline distT="0" distB="0" distL="0" distR="0" wp14:anchorId="340F5599" wp14:editId="4B539012">
+              <wp:inline distT="0" distB="0" distL="0" distR="0" wp14:anchorId="7164F2A0" wp14:editId="48BCD69D">
                 <wp:extent cx="283464" cy="283464"/>
                 <wp:effectExtent l="0" t="0" r="0" b="0"/>
                 <wp:docPr id="10" name="Picture 10"/>
@@ -11582,7 +13074,7 @@
               <w:sz w:val="18"/>
             </w:rPr>
             <w:drawing>
-              <wp:inline distT="0" distB="0" distL="0" distR="0" wp14:anchorId="5FCAD2EF" wp14:editId="030B1736">
+              <wp:inline distT="0" distB="0" distL="0" distR="0" wp14:anchorId="0F8233DB" wp14:editId="110C24D7">
                 <wp:extent cx="283464" cy="283464"/>
                 <wp:effectExtent l="0" t="0" r="0" b="0"/>
                 <wp:docPr id="11" name="Picture 11"/>
@@ -11708,7 +13200,7 @@
               <w:sz w:val="18"/>
             </w:rPr>
             <w:drawing>
-              <wp:inline distT="0" distB="0" distL="0" distR="0" wp14:anchorId="5B8613CF" wp14:editId="41B2D7F3">
+              <wp:inline distT="0" distB="0" distL="0" distR="0" wp14:anchorId="19EDFC23" wp14:editId="59EE8EC0">
                 <wp:extent cx="283464" cy="283464"/>
                 <wp:effectExtent l="0" t="0" r="0" b="0"/>
                 <wp:docPr id="13" name="Picture 13"/>
@@ -11784,7 +13276,13 @@
             <w:rPr>
               <w:sz w:val="18"/>
             </w:rPr>
-            <w:t>MPI for Biological</w:t>
+            <w:t xml:space="preserve">MPI for </w:t>
+          </w:r>
+          <w:r>
+            <w:rPr>
+              <w:sz w:val="18"/>
+            </w:rPr>
+            <w:t>Biological</w:t>
           </w:r>
           <w:r>
             <w:rPr>
@@ -11834,7 +13332,7 @@
               <w:sz w:val="18"/>
             </w:rPr>
             <w:drawing>
-              <wp:inline distT="0" distB="0" distL="0" distR="0" wp14:anchorId="05135767" wp14:editId="520CC0E4">
+              <wp:inline distT="0" distB="0" distL="0" distR="0" wp14:anchorId="2FE732E5" wp14:editId="5398382F">
                 <wp:extent cx="283464" cy="283464"/>
                 <wp:effectExtent l="0" t="0" r="0" b="0"/>
                 <wp:docPr id="14" name="Picture 14"/>
@@ -12104,31 +13602,31 @@
       </w:rPr>
     </w:lvl>
   </w:abstractNum>
-  <w:num w:numId="1" w16cid:durableId="848443997">
+  <w:num w:numId="1" w16cid:durableId="477187562">
     <w:abstractNumId w:val="8"/>
   </w:num>
-  <w:num w:numId="2" w16cid:durableId="490173769">
+  <w:num w:numId="2" w16cid:durableId="1879538218">
     <w:abstractNumId w:val="6"/>
   </w:num>
-  <w:num w:numId="3" w16cid:durableId="1912999941">
+  <w:num w:numId="3" w16cid:durableId="1655839604">
     <w:abstractNumId w:val="5"/>
   </w:num>
-  <w:num w:numId="4" w16cid:durableId="1178739159">
+  <w:num w:numId="4" w16cid:durableId="479687345">
     <w:abstractNumId w:val="4"/>
   </w:num>
-  <w:num w:numId="5" w16cid:durableId="1411924454">
+  <w:num w:numId="5" w16cid:durableId="215120542">
     <w:abstractNumId w:val="7"/>
   </w:num>
-  <w:num w:numId="6" w16cid:durableId="1826700107">
+  <w:num w:numId="6" w16cid:durableId="479419053">
     <w:abstractNumId w:val="3"/>
   </w:num>
-  <w:num w:numId="7" w16cid:durableId="401757503">
+  <w:num w:numId="7" w16cid:durableId="1418865026">
     <w:abstractNumId w:val="2"/>
   </w:num>
-  <w:num w:numId="8" w16cid:durableId="325984650">
+  <w:num w:numId="8" w16cid:durableId="1500075042">
     <w:abstractNumId w:val="1"/>
   </w:num>
-  <w:num w:numId="9" w16cid:durableId="1452020486">
+  <w:num w:numId="9" w16cid:durableId="416560568">
     <w:abstractNumId w:val="0"/>
   </w:num>
 </w:numbering>
@@ -23590,7 +25088,7 @@
     <w:autoRedefine/>
     <w:uiPriority w:val="39"/>
     <w:unhideWhenUsed/>
-    <w:rsid w:val="001825F6"/>
+    <w:rsid w:val="0003204F"/>
     <w:pPr>
       <w:spacing w:after="100"/>
     </w:pPr>
@@ -23602,7 +25100,7 @@
     <w:autoRedefine/>
     <w:uiPriority w:val="39"/>
     <w:unhideWhenUsed/>
-    <w:rsid w:val="001825F6"/>
+    <w:rsid w:val="0003204F"/>
     <w:pPr>
       <w:spacing w:after="100"/>
       <w:ind w:left="220"/>
@@ -23613,7 +25111,7 @@
     <w:basedOn w:val="DefaultParagraphFont"/>
     <w:uiPriority w:val="99"/>
     <w:unhideWhenUsed/>
-    <w:rsid w:val="001825F6"/>
+    <w:rsid w:val="0003204F"/>
     <w:rPr>
       <w:color w:val="0000FF" w:themeColor="hyperlink"/>
       <w:u w:val="single"/>

--- a/docs/deConfUSIon_User_Manual_de.docx
+++ b/docs/deConfUSIon_User_Manual_de.docx
@@ -33,7 +33,7 @@
       </w:r>
       <w:r>
         <w:br/>
-        <w:t>21. Oktober 2026</w:t>
+        <w:t>29. Oktober 2026</w:t>
       </w:r>
     </w:p>
     <w:p>
@@ -49,10 +49,7 @@
         <w:jc w:val="center"/>
       </w:pPr>
       <w:r>
-        <w:t xml:space="preserve">Ein </w:t>
-      </w:r>
-      <w:r>
-        <w:t>praktischer Weg von der Originalaufnahme über Qualitätskontrolle und Verarbeitung zur geprüften Visualisierung, zu Regionen, Konnektivität und Gruppen.</w:t>
+        <w:t>Ein praktischer Weg von der Originalaufnahme über Qualitätskontrolle und Verarbeitung zur geprüften Visualisierung, zu Regionen, Konnektivität und Gruppen.</w:t>
       </w:r>
     </w:p>
     <w:p>
@@ -103,7 +100,7 @@
       <w:r>
         <w:fldChar w:fldCharType="separate"/>
       </w:r>
-      <w:hyperlink w:anchor="_Toc243479279" w:history="1">
+      <w:hyperlink w:anchor="_Toc244186161" w:history="1">
         <w:r>
           <w:rPr>
             <w:rStyle w:val="Hyperlink"/>
@@ -130,7 +127,7 @@
             <w:noProof/>
             <w:webHidden/>
           </w:rPr>
-          <w:instrText xml:space="preserve"> PAGEREF _Toc243479279 \h </w:instrText>
+          <w:instrText xml:space="preserve"> PAGEREF _Toc244186161 \h </w:instrText>
         </w:r>
         <w:r>
           <w:rPr>
@@ -178,7 +175,7 @@
           <w14:ligatures w14:val="standardContextual"/>
         </w:rPr>
       </w:pPr>
-      <w:hyperlink w:anchor="_Toc243479280" w:history="1">
+      <w:hyperlink w:anchor="_Toc244186162" w:history="1">
         <w:r>
           <w:rPr>
             <w:rStyle w:val="Hyperlink"/>
@@ -205,7 +202,7 @@
             <w:noProof/>
             <w:webHidden/>
           </w:rPr>
-          <w:instrText xml:space="preserve"> PAGEREF _Toc243479280 \h </w:instrText>
+          <w:instrText xml:space="preserve"> PAGEREF _Toc244186162 \h </w:instrText>
         </w:r>
         <w:r>
           <w:rPr>
@@ -253,7 +250,7 @@
           <w14:ligatures w14:val="standardContextual"/>
         </w:rPr>
       </w:pPr>
-      <w:hyperlink w:anchor="_Toc243479281" w:history="1">
+      <w:hyperlink w:anchor="_Toc244186163" w:history="1">
         <w:r>
           <w:rPr>
             <w:rStyle w:val="Hyperlink"/>
@@ -280,7 +277,82 @@
             <w:noProof/>
             <w:webHidden/>
           </w:rPr>
-          <w:instrText xml:space="preserve"> PAGEREF _Toc243479281 \h </w:instrText>
+          <w:instrText xml:space="preserve"> PAGEREF _Toc244186163 \h </w:instrText>
+        </w:r>
+        <w:r>
+          <w:rPr>
+            <w:noProof/>
+            <w:webHidden/>
+          </w:rPr>
+        </w:r>
+        <w:r>
+          <w:rPr>
+            <w:noProof/>
+            <w:webHidden/>
+          </w:rPr>
+          <w:fldChar w:fldCharType="separate"/>
+        </w:r>
+        <w:r>
+          <w:rPr>
+            <w:noProof/>
+            <w:webHidden/>
+          </w:rPr>
+          <w:t>5</w:t>
+        </w:r>
+        <w:r>
+          <w:rPr>
+            <w:noProof/>
+            <w:webHidden/>
+          </w:rPr>
+          <w:fldChar w:fldCharType="end"/>
+        </w:r>
+      </w:hyperlink>
+    </w:p>
+    <w:p>
+      <w:pPr>
+        <w:pStyle w:val="TOC2"/>
+        <w:tabs>
+          <w:tab w:val="right" w:leader="dot" w:pos="9880"/>
+        </w:tabs>
+        <w:rPr>
+          <w:rFonts w:asciiTheme="minorHAnsi" w:eastAsiaTheme="minorEastAsia" w:hAnsiTheme="minorHAnsi"/>
+          <w:noProof/>
+          <w:color w:val="auto"/>
+          <w:kern w:val="2"/>
+          <w:sz w:val="24"/>
+          <w:szCs w:val="24"/>
+          <w:lang w:eastAsia="de-DE"/>
+          <w14:ligatures w14:val="standardContextual"/>
+        </w:rPr>
+      </w:pPr>
+      <w:hyperlink w:anchor="_Toc244186164" w:history="1">
+        <w:r>
+          <w:rPr>
+            <w:rStyle w:val="Hyperlink"/>
+            <w:noProof/>
+          </w:rPr>
+          <w:t>Betriebssysteme und native Exporte</w:t>
+        </w:r>
+        <w:r>
+          <w:rPr>
+            <w:noProof/>
+            <w:webHidden/>
+          </w:rPr>
+          <w:tab/>
+        </w:r>
+        <w:r>
+          <w:rPr>
+            <w:noProof/>
+            <w:webHidden/>
+          </w:rPr>
+          <w:fldChar w:fldCharType="begin"/>
+        </w:r>
+        <w:r>
+          <w:rPr>
+            <w:noProof/>
+            <w:webHidden/>
+          </w:rPr>
+          <w:instrText xml:space="preserve"> PAGEREF _Toc244186164 \h </w:instrText>
         </w:r>
         <w:r>
           <w:rPr>
@@ -328,7 +400,7 @@
           <w14:ligatures w14:val="standardContextual"/>
         </w:rPr>
       </w:pPr>
-      <w:hyperlink w:anchor="_Toc243479282" w:history="1">
+      <w:hyperlink w:anchor="_Toc244186165" w:history="1">
         <w:r>
           <w:rPr>
             <w:rStyle w:val="Hyperlink"/>
@@ -355,7 +427,7 @@
             <w:noProof/>
             <w:webHidden/>
           </w:rPr>
-          <w:instrText xml:space="preserve"> PAGEREF _Toc243479282 \h </w:instrText>
+          <w:instrText xml:space="preserve"> PAGEREF _Toc244186165 \h </w:instrText>
         </w:r>
         <w:r>
           <w:rPr>
@@ -375,7 +447,7 @@
             <w:noProof/>
             <w:webHidden/>
           </w:rPr>
-          <w:t>6</w:t>
+          <w:t>7</w:t>
         </w:r>
         <w:r>
           <w:rPr>
@@ -403,7 +475,7 @@
           <w14:ligatures w14:val="standardContextual"/>
         </w:rPr>
       </w:pPr>
-      <w:hyperlink w:anchor="_Toc243479283" w:history="1">
+      <w:hyperlink w:anchor="_Toc244186166" w:history="1">
         <w:r>
           <w:rPr>
             <w:rStyle w:val="Hyperlink"/>
@@ -430,7 +502,7 @@
             <w:noProof/>
             <w:webHidden/>
           </w:rPr>
-          <w:instrText xml:space="preserve"> PAGEREF _Toc243479283 \h </w:instrText>
+          <w:instrText xml:space="preserve"> PAGEREF _Toc244186166 \h </w:instrText>
         </w:r>
         <w:r>
           <w:rPr>
@@ -450,7 +522,7 @@
             <w:noProof/>
             <w:webHidden/>
           </w:rPr>
-          <w:t>6</w:t>
+          <w:t>7</w:t>
         </w:r>
         <w:r>
           <w:rPr>
@@ -478,7 +550,7 @@
           <w14:ligatures w14:val="standardContextual"/>
         </w:rPr>
       </w:pPr>
-      <w:hyperlink w:anchor="_Toc243479284" w:history="1">
+      <w:hyperlink w:anchor="_Toc244186167" w:history="1">
         <w:r>
           <w:rPr>
             <w:rStyle w:val="Hyperlink"/>
@@ -505,7 +577,7 @@
             <w:noProof/>
             <w:webHidden/>
           </w:rPr>
-          <w:instrText xml:space="preserve"> PAGEREF _Toc243479284 \h </w:instrText>
+          <w:instrText xml:space="preserve"> PAGEREF _Toc244186167 \h </w:instrText>
         </w:r>
         <w:r>
           <w:rPr>
@@ -525,7 +597,7 @@
             <w:noProof/>
             <w:webHidden/>
           </w:rPr>
-          <w:t>7</w:t>
+          <w:t>8</w:t>
         </w:r>
         <w:r>
           <w:rPr>
@@ -553,7 +625,7 @@
           <w14:ligatures w14:val="standardContextual"/>
         </w:rPr>
       </w:pPr>
-      <w:hyperlink w:anchor="_Toc243479285" w:history="1">
+      <w:hyperlink w:anchor="_Toc244186168" w:history="1">
         <w:r>
           <w:rPr>
             <w:rStyle w:val="Hyperlink"/>
@@ -580,7 +652,7 @@
             <w:noProof/>
             <w:webHidden/>
           </w:rPr>
-          <w:instrText xml:space="preserve"> PAGEREF _Toc243479285 \h </w:instrText>
+          <w:instrText xml:space="preserve"> PAGEREF _Toc244186168 \h </w:instrText>
         </w:r>
         <w:r>
           <w:rPr>
@@ -600,7 +672,7 @@
             <w:noProof/>
             <w:webHidden/>
           </w:rPr>
-          <w:t>8</w:t>
+          <w:t>9</w:t>
         </w:r>
         <w:r>
           <w:rPr>
@@ -628,7 +700,7 @@
           <w14:ligatures w14:val="standardContextual"/>
         </w:rPr>
       </w:pPr>
-      <w:hyperlink w:anchor="_Toc243479286" w:history="1">
+      <w:hyperlink w:anchor="_Toc244186169" w:history="1">
         <w:r>
           <w:rPr>
             <w:rStyle w:val="Hyperlink"/>
@@ -655,7 +727,7 @@
             <w:noProof/>
             <w:webHidden/>
           </w:rPr>
-          <w:instrText xml:space="preserve"> PAGEREF _Toc243479286 \h </w:instrText>
+          <w:instrText xml:space="preserve"> PAGEREF _Toc244186169 \h </w:instrText>
         </w:r>
         <w:r>
           <w:rPr>
@@ -675,7 +747,7 @@
             <w:noProof/>
             <w:webHidden/>
           </w:rPr>
-          <w:t>9</w:t>
+          <w:t>10</w:t>
         </w:r>
         <w:r>
           <w:rPr>
@@ -703,7 +775,7 @@
           <w14:ligatures w14:val="standardContextual"/>
         </w:rPr>
       </w:pPr>
-      <w:hyperlink w:anchor="_Toc243479287" w:history="1">
+      <w:hyperlink w:anchor="_Toc244186170" w:history="1">
         <w:r>
           <w:rPr>
             <w:rStyle w:val="Hyperlink"/>
@@ -730,7 +802,7 @@
             <w:noProof/>
             <w:webHidden/>
           </w:rPr>
-          <w:instrText xml:space="preserve"> PAGEREF _Toc243479287 \h </w:instrText>
+          <w:instrText xml:space="preserve"> PAGEREF _Toc244186170 \h </w:instrText>
         </w:r>
         <w:r>
           <w:rPr>
@@ -750,7 +822,7 @@
             <w:noProof/>
             <w:webHidden/>
           </w:rPr>
-          <w:t>9</w:t>
+          <w:t>10</w:t>
         </w:r>
         <w:r>
           <w:rPr>
@@ -778,7 +850,7 @@
           <w14:ligatures w14:val="standardContextual"/>
         </w:rPr>
       </w:pPr>
-      <w:hyperlink w:anchor="_Toc243479288" w:history="1">
+      <w:hyperlink w:anchor="_Toc244186171" w:history="1">
         <w:r>
           <w:rPr>
             <w:rStyle w:val="Hyperlink"/>
@@ -805,7 +877,7 @@
             <w:noProof/>
             <w:webHidden/>
           </w:rPr>
-          <w:instrText xml:space="preserve"> PAGEREF _Toc243479288 \h </w:instrText>
+          <w:instrText xml:space="preserve"> PAGEREF _Toc244186171 \h </w:instrText>
         </w:r>
         <w:r>
           <w:rPr>
@@ -825,7 +897,7 @@
             <w:noProof/>
             <w:webHidden/>
           </w:rPr>
-          <w:t>10</w:t>
+          <w:t>11</w:t>
         </w:r>
         <w:r>
           <w:rPr>
@@ -853,7 +925,7 @@
           <w14:ligatures w14:val="standardContextual"/>
         </w:rPr>
       </w:pPr>
-      <w:hyperlink w:anchor="_Toc243479289" w:history="1">
+      <w:hyperlink w:anchor="_Toc244186172" w:history="1">
         <w:r>
           <w:rPr>
             <w:rStyle w:val="Hyperlink"/>
@@ -880,7 +952,7 @@
             <w:noProof/>
             <w:webHidden/>
           </w:rPr>
-          <w:instrText xml:space="preserve"> PAGEREF _Toc243479289 \h </w:instrText>
+          <w:instrText xml:space="preserve"> PAGEREF _Toc244186172 \h </w:instrText>
         </w:r>
         <w:r>
           <w:rPr>
@@ -900,7 +972,7 @@
             <w:noProof/>
             <w:webHidden/>
           </w:rPr>
-          <w:t>10</w:t>
+          <w:t>11</w:t>
         </w:r>
         <w:r>
           <w:rPr>
@@ -928,7 +1000,7 @@
           <w14:ligatures w14:val="standardContextual"/>
         </w:rPr>
       </w:pPr>
-      <w:hyperlink w:anchor="_Toc243479290" w:history="1">
+      <w:hyperlink w:anchor="_Toc244186173" w:history="1">
         <w:r>
           <w:rPr>
             <w:rStyle w:val="Hyperlink"/>
@@ -955,7 +1027,7 @@
             <w:noProof/>
             <w:webHidden/>
           </w:rPr>
-          <w:instrText xml:space="preserve"> PAGEREF _Toc243479290 \h </w:instrText>
+          <w:instrText xml:space="preserve"> PAGEREF _Toc244186173 \h </w:instrText>
         </w:r>
         <w:r>
           <w:rPr>
@@ -975,7 +1047,7 @@
             <w:noProof/>
             <w:webHidden/>
           </w:rPr>
-          <w:t>11</w:t>
+          <w:t>12</w:t>
         </w:r>
         <w:r>
           <w:rPr>
@@ -1003,7 +1075,7 @@
           <w14:ligatures w14:val="standardContextual"/>
         </w:rPr>
       </w:pPr>
-      <w:hyperlink w:anchor="_Toc243479291" w:history="1">
+      <w:hyperlink w:anchor="_Toc244186174" w:history="1">
         <w:r>
           <w:rPr>
             <w:rStyle w:val="Hyperlink"/>
@@ -1030,7 +1102,7 @@
             <w:noProof/>
             <w:webHidden/>
           </w:rPr>
-          <w:instrText xml:space="preserve"> PAGEREF _Toc243479291 \h </w:instrText>
+          <w:instrText xml:space="preserve"> PAGEREF _Toc244186174 \h </w:instrText>
         </w:r>
         <w:r>
           <w:rPr>
@@ -1050,7 +1122,7 @@
             <w:noProof/>
             <w:webHidden/>
           </w:rPr>
-          <w:t>11</w:t>
+          <w:t>12</w:t>
         </w:r>
         <w:r>
           <w:rPr>
@@ -1078,7 +1150,7 @@
           <w14:ligatures w14:val="standardContextual"/>
         </w:rPr>
       </w:pPr>
-      <w:hyperlink w:anchor="_Toc243479292" w:history="1">
+      <w:hyperlink w:anchor="_Toc244186175" w:history="1">
         <w:r>
           <w:rPr>
             <w:rStyle w:val="Hyperlink"/>
@@ -1105,7 +1177,7 @@
             <w:noProof/>
             <w:webHidden/>
           </w:rPr>
-          <w:instrText xml:space="preserve"> PAGEREF _Toc243479292 \h </w:instrText>
+          <w:instrText xml:space="preserve"> PAGEREF _Toc244186175 \h </w:instrText>
         </w:r>
         <w:r>
           <w:rPr>
@@ -1125,7 +1197,7 @@
             <w:noProof/>
             <w:webHidden/>
           </w:rPr>
-          <w:t>12</w:t>
+          <w:t>13</w:t>
         </w:r>
         <w:r>
           <w:rPr>
@@ -1153,7 +1225,7 @@
           <w14:ligatures w14:val="standardContextual"/>
         </w:rPr>
       </w:pPr>
-      <w:hyperlink w:anchor="_Toc243479293" w:history="1">
+      <w:hyperlink w:anchor="_Toc244186176" w:history="1">
         <w:r>
           <w:rPr>
             <w:rStyle w:val="Hyperlink"/>
@@ -1180,7 +1252,7 @@
             <w:noProof/>
             <w:webHidden/>
           </w:rPr>
-          <w:instrText xml:space="preserve"> PAGEREF _Toc243479293 \h </w:instrText>
+          <w:instrText xml:space="preserve"> PAGEREF _Toc244186176 \h </w:instrText>
         </w:r>
         <w:r>
           <w:rPr>
@@ -1200,7 +1272,7 @@
             <w:noProof/>
             <w:webHidden/>
           </w:rPr>
-          <w:t>14</w:t>
+          <w:t>15</w:t>
         </w:r>
         <w:r>
           <w:rPr>
@@ -1228,7 +1300,7 @@
           <w14:ligatures w14:val="standardContextual"/>
         </w:rPr>
       </w:pPr>
-      <w:hyperlink w:anchor="_Toc243479294" w:history="1">
+      <w:hyperlink w:anchor="_Toc244186177" w:history="1">
         <w:r>
           <w:rPr>
             <w:rStyle w:val="Hyperlink"/>
@@ -1255,7 +1327,7 @@
             <w:noProof/>
             <w:webHidden/>
           </w:rPr>
-          <w:instrText xml:space="preserve"> PAGEREF _Toc243479294 \h </w:instrText>
+          <w:instrText xml:space="preserve"> PAGEREF _Toc244186177 \h </w:instrText>
         </w:r>
         <w:r>
           <w:rPr>
@@ -1275,7 +1347,7 @@
             <w:noProof/>
             <w:webHidden/>
           </w:rPr>
-          <w:t>15</w:t>
+          <w:t>16</w:t>
         </w:r>
         <w:r>
           <w:rPr>
@@ -1303,7 +1375,7 @@
           <w14:ligatures w14:val="standardContextual"/>
         </w:rPr>
       </w:pPr>
-      <w:hyperlink w:anchor="_Toc243479295" w:history="1">
+      <w:hyperlink w:anchor="_Toc244186178" w:history="1">
         <w:r>
           <w:rPr>
             <w:rStyle w:val="Hyperlink"/>
@@ -1330,7 +1402,7 @@
             <w:noProof/>
             <w:webHidden/>
           </w:rPr>
-          <w:instrText xml:space="preserve"> PAGEREF _Toc243479295 \h </w:instrText>
+          <w:instrText xml:space="preserve"> PAGEREF _Toc244186178 \h </w:instrText>
         </w:r>
         <w:r>
           <w:rPr>
@@ -1350,7 +1422,7 @@
             <w:noProof/>
             <w:webHidden/>
           </w:rPr>
-          <w:t>15</w:t>
+          <w:t>16</w:t>
         </w:r>
         <w:r>
           <w:rPr>
@@ -1378,7 +1450,7 @@
           <w14:ligatures w14:val="standardContextual"/>
         </w:rPr>
       </w:pPr>
-      <w:hyperlink w:anchor="_Toc243479296" w:history="1">
+      <w:hyperlink w:anchor="_Toc244186179" w:history="1">
         <w:r>
           <w:rPr>
             <w:rStyle w:val="Hyperlink"/>
@@ -1405,7 +1477,7 @@
             <w:noProof/>
             <w:webHidden/>
           </w:rPr>
-          <w:instrText xml:space="preserve"> PAGEREF _Toc243479296 \h </w:instrText>
+          <w:instrText xml:space="preserve"> PAGEREF _Toc244186179 \h </w:instrText>
         </w:r>
         <w:r>
           <w:rPr>
@@ -1425,7 +1497,7 @@
             <w:noProof/>
             <w:webHidden/>
           </w:rPr>
-          <w:t>16</w:t>
+          <w:t>17</w:t>
         </w:r>
         <w:r>
           <w:rPr>
@@ -1453,7 +1525,7 @@
           <w14:ligatures w14:val="standardContextual"/>
         </w:rPr>
       </w:pPr>
-      <w:hyperlink w:anchor="_Toc243479297" w:history="1">
+      <w:hyperlink w:anchor="_Toc244186180" w:history="1">
         <w:r>
           <w:rPr>
             <w:rStyle w:val="Hyperlink"/>
@@ -1480,7 +1552,7 @@
             <w:noProof/>
             <w:webHidden/>
           </w:rPr>
-          <w:instrText xml:space="preserve"> PAGEREF _Toc243479297 \h </w:instrText>
+          <w:instrText xml:space="preserve"> PAGEREF _Toc244186180 \h </w:instrText>
         </w:r>
         <w:r>
           <w:rPr>
@@ -1500,7 +1572,7 @@
             <w:noProof/>
             <w:webHidden/>
           </w:rPr>
-          <w:t>16</w:t>
+          <w:t>17</w:t>
         </w:r>
         <w:r>
           <w:rPr>
@@ -1528,7 +1600,7 @@
           <w14:ligatures w14:val="standardContextual"/>
         </w:rPr>
       </w:pPr>
-      <w:hyperlink w:anchor="_Toc243479298" w:history="1">
+      <w:hyperlink w:anchor="_Toc244186181" w:history="1">
         <w:r>
           <w:rPr>
             <w:rStyle w:val="Hyperlink"/>
@@ -1555,7 +1627,7 @@
             <w:noProof/>
             <w:webHidden/>
           </w:rPr>
-          <w:instrText xml:space="preserve"> PAGEREF _Toc243479298 \h </w:instrText>
+          <w:instrText xml:space="preserve"> PAGEREF _Toc244186181 \h </w:instrText>
         </w:r>
         <w:r>
           <w:rPr>
@@ -1575,7 +1647,7 @@
             <w:noProof/>
             <w:webHidden/>
           </w:rPr>
-          <w:t>17</w:t>
+          <w:t>18</w:t>
         </w:r>
         <w:r>
           <w:rPr>
@@ -1603,7 +1675,7 @@
           <w14:ligatures w14:val="standardContextual"/>
         </w:rPr>
       </w:pPr>
-      <w:hyperlink w:anchor="_Toc243479299" w:history="1">
+      <w:hyperlink w:anchor="_Toc244186182" w:history="1">
         <w:r>
           <w:rPr>
             <w:rStyle w:val="Hyperlink"/>
@@ -1630,7 +1702,7 @@
             <w:noProof/>
             <w:webHidden/>
           </w:rPr>
-          <w:instrText xml:space="preserve"> PAGEREF _Toc243479299 \h </w:instrText>
+          <w:instrText xml:space="preserve"> PAGEREF _Toc244186182 \h </w:instrText>
         </w:r>
         <w:r>
           <w:rPr>
@@ -1650,7 +1722,7 @@
             <w:noProof/>
             <w:webHidden/>
           </w:rPr>
-          <w:t>18</w:t>
+          <w:t>19</w:t>
         </w:r>
         <w:r>
           <w:rPr>
@@ -1678,7 +1750,7 @@
           <w14:ligatures w14:val="standardContextual"/>
         </w:rPr>
       </w:pPr>
-      <w:hyperlink w:anchor="_Toc243479300" w:history="1">
+      <w:hyperlink w:anchor="_Toc244186183" w:history="1">
         <w:r>
           <w:rPr>
             <w:rStyle w:val="Hyperlink"/>
@@ -1705,7 +1777,7 @@
             <w:noProof/>
             <w:webHidden/>
           </w:rPr>
-          <w:instrText xml:space="preserve"> PAGEREF _Toc243479300 \h </w:instrText>
+          <w:instrText xml:space="preserve"> PAGEREF _Toc244186183 \h </w:instrText>
         </w:r>
         <w:r>
           <w:rPr>
@@ -1725,7 +1797,7 @@
             <w:noProof/>
             <w:webHidden/>
           </w:rPr>
-          <w:t>19</w:t>
+          <w:t>20</w:t>
         </w:r>
         <w:r>
           <w:rPr>
@@ -1753,7 +1825,7 @@
           <w14:ligatures w14:val="standardContextual"/>
         </w:rPr>
       </w:pPr>
-      <w:hyperlink w:anchor="_Toc243479301" w:history="1">
+      <w:hyperlink w:anchor="_Toc244186184" w:history="1">
         <w:r>
           <w:rPr>
             <w:rStyle w:val="Hyperlink"/>
@@ -1780,7 +1852,7 @@
             <w:noProof/>
             <w:webHidden/>
           </w:rPr>
-          <w:instrText xml:space="preserve"> PAGEREF _Toc243479301 \h </w:instrText>
+          <w:instrText xml:space="preserve"> PAGEREF _Toc244186184 \h </w:instrText>
         </w:r>
         <w:r>
           <w:rPr>
@@ -1800,7 +1872,7 @@
             <w:noProof/>
             <w:webHidden/>
           </w:rPr>
-          <w:t>20</w:t>
+          <w:t>21</w:t>
         </w:r>
         <w:r>
           <w:rPr>
@@ -1828,7 +1900,7 @@
           <w14:ligatures w14:val="standardContextual"/>
         </w:rPr>
       </w:pPr>
-      <w:hyperlink w:anchor="_Toc243479302" w:history="1">
+      <w:hyperlink w:anchor="_Toc244186185" w:history="1">
         <w:r>
           <w:rPr>
             <w:rStyle w:val="Hyperlink"/>
@@ -1855,7 +1927,7 @@
             <w:noProof/>
             <w:webHidden/>
           </w:rPr>
-          <w:instrText xml:space="preserve"> PAGEREF _Toc243479302 \h </w:instrText>
+          <w:instrText xml:space="preserve"> PAGEREF _Toc244186185 \h </w:instrText>
         </w:r>
         <w:r>
           <w:rPr>
@@ -1875,7 +1947,7 @@
             <w:noProof/>
             <w:webHidden/>
           </w:rPr>
-          <w:t>21</w:t>
+          <w:t>22</w:t>
         </w:r>
         <w:r>
           <w:rPr>
@@ -1903,7 +1975,7 @@
           <w14:ligatures w14:val="standardContextual"/>
         </w:rPr>
       </w:pPr>
-      <w:hyperlink w:anchor="_Toc243479303" w:history="1">
+      <w:hyperlink w:anchor="_Toc244186186" w:history="1">
         <w:r>
           <w:rPr>
             <w:rStyle w:val="Hyperlink"/>
@@ -1930,7 +2002,7 @@
             <w:noProof/>
             <w:webHidden/>
           </w:rPr>
-          <w:instrText xml:space="preserve"> PAGEREF _Toc243479303 \h </w:instrText>
+          <w:instrText xml:space="preserve"> PAGEREF _Toc244186186 \h </w:instrText>
         </w:r>
         <w:r>
           <w:rPr>
@@ -1950,7 +2022,7 @@
             <w:noProof/>
             <w:webHidden/>
           </w:rPr>
-          <w:t>22</w:t>
+          <w:t>23</w:t>
         </w:r>
         <w:r>
           <w:rPr>
@@ -1978,7 +2050,7 @@
           <w14:ligatures w14:val="standardContextual"/>
         </w:rPr>
       </w:pPr>
-      <w:hyperlink w:anchor="_Toc243479304" w:history="1">
+      <w:hyperlink w:anchor="_Toc244186187" w:history="1">
         <w:r>
           <w:rPr>
             <w:rStyle w:val="Hyperlink"/>
@@ -2005,7 +2077,7 @@
             <w:noProof/>
             <w:webHidden/>
           </w:rPr>
-          <w:instrText xml:space="preserve"> PAGEREF _Toc243479304 \h </w:instrText>
+          <w:instrText xml:space="preserve"> PAGEREF _Toc244186187 \h </w:instrText>
         </w:r>
         <w:r>
           <w:rPr>
@@ -2025,7 +2097,7 @@
             <w:noProof/>
             <w:webHidden/>
           </w:rPr>
-          <w:t>23</w:t>
+          <w:t>24</w:t>
         </w:r>
         <w:r>
           <w:rPr>
@@ -2053,7 +2125,7 @@
           <w14:ligatures w14:val="standardContextual"/>
         </w:rPr>
       </w:pPr>
-      <w:hyperlink w:anchor="_Toc243479305" w:history="1">
+      <w:hyperlink w:anchor="_Toc244186188" w:history="1">
         <w:r>
           <w:rPr>
             <w:rStyle w:val="Hyperlink"/>
@@ -2080,7 +2152,7 @@
             <w:noProof/>
             <w:webHidden/>
           </w:rPr>
-          <w:instrText xml:space="preserve"> PAGEREF _Toc243479305 \h </w:instrText>
+          <w:instrText xml:space="preserve"> PAGEREF _Toc244186188 \h </w:instrText>
         </w:r>
         <w:r>
           <w:rPr>
@@ -2100,7 +2172,82 @@
             <w:noProof/>
             <w:webHidden/>
           </w:rPr>
-          <w:t>23</w:t>
+          <w:t>24</w:t>
+        </w:r>
+        <w:r>
+          <w:rPr>
+            <w:noProof/>
+            <w:webHidden/>
+          </w:rPr>
+          <w:fldChar w:fldCharType="end"/>
+        </w:r>
+      </w:hyperlink>
+    </w:p>
+    <w:p>
+      <w:pPr>
+        <w:pStyle w:val="TOC2"/>
+        <w:tabs>
+          <w:tab w:val="right" w:leader="dot" w:pos="9880"/>
+        </w:tabs>
+        <w:rPr>
+          <w:rFonts w:asciiTheme="minorHAnsi" w:eastAsiaTheme="minorEastAsia" w:hAnsiTheme="minorHAnsi"/>
+          <w:noProof/>
+          <w:color w:val="auto"/>
+          <w:kern w:val="2"/>
+          <w:sz w:val="24"/>
+          <w:szCs w:val="24"/>
+          <w:lang w:eastAsia="de-DE"/>
+          <w14:ligatures w14:val="standardContextual"/>
+        </w:rPr>
+      </w:pPr>
+      <w:hyperlink w:anchor="_Toc244186189" w:history="1">
+        <w:r>
+          <w:rPr>
+            <w:rStyle w:val="Hyperlink"/>
+            <w:noProof/>
+          </w:rPr>
+          <w:t>Vollständige Atlasregionen über mehrere Schichten hinweg bewerten</w:t>
+        </w:r>
+        <w:r>
+          <w:rPr>
+            <w:noProof/>
+            <w:webHidden/>
+          </w:rPr>
+          <w:tab/>
+        </w:r>
+        <w:r>
+          <w:rPr>
+            <w:noProof/>
+            <w:webHidden/>
+          </w:rPr>
+          <w:fldChar w:fldCharType="begin"/>
+        </w:r>
+        <w:r>
+          <w:rPr>
+            <w:noProof/>
+            <w:webHidden/>
+          </w:rPr>
+          <w:instrText xml:space="preserve"> PAGEREF _Toc244186189 \h </w:instrText>
+        </w:r>
+        <w:r>
+          <w:rPr>
+            <w:noProof/>
+            <w:webHidden/>
+          </w:rPr>
+        </w:r>
+        <w:r>
+          <w:rPr>
+            <w:noProof/>
+            <w:webHidden/>
+          </w:rPr>
+          <w:fldChar w:fldCharType="separate"/>
+        </w:r>
+        <w:r>
+          <w:rPr>
+            <w:noProof/>
+            <w:webHidden/>
+          </w:rPr>
+          <w:t>24</w:t>
         </w:r>
         <w:r>
           <w:rPr>
@@ -2128,7 +2275,7 @@
           <w14:ligatures w14:val="standardContextual"/>
         </w:rPr>
       </w:pPr>
-      <w:hyperlink w:anchor="_Toc243479306" w:history="1">
+      <w:hyperlink w:anchor="_Toc244186190" w:history="1">
         <w:r>
           <w:rPr>
             <w:rStyle w:val="Hyperlink"/>
@@ -2155,7 +2302,7 @@
             <w:noProof/>
             <w:webHidden/>
           </w:rPr>
-          <w:instrText xml:space="preserve"> PAGEREF _Toc243479306 \h </w:instrText>
+          <w:instrText xml:space="preserve"> PAGEREF _Toc244186190 \h </w:instrText>
         </w:r>
         <w:r>
           <w:rPr>
@@ -2175,7 +2322,7 @@
             <w:noProof/>
             <w:webHidden/>
           </w:rPr>
-          <w:t>24</w:t>
+          <w:t>26</w:t>
         </w:r>
         <w:r>
           <w:rPr>
@@ -2203,7 +2350,7 @@
           <w14:ligatures w14:val="standardContextual"/>
         </w:rPr>
       </w:pPr>
-      <w:hyperlink w:anchor="_Toc243479307" w:history="1">
+      <w:hyperlink w:anchor="_Toc244186191" w:history="1">
         <w:r>
           <w:rPr>
             <w:rStyle w:val="Hyperlink"/>
@@ -2230,7 +2377,7 @@
             <w:noProof/>
             <w:webHidden/>
           </w:rPr>
-          <w:instrText xml:space="preserve"> PAGEREF _Toc243479307 \h </w:instrText>
+          <w:instrText xml:space="preserve"> PAGEREF _Toc244186191 \h </w:instrText>
         </w:r>
         <w:r>
           <w:rPr>
@@ -2250,7 +2397,7 @@
             <w:noProof/>
             <w:webHidden/>
           </w:rPr>
-          <w:t>24</w:t>
+          <w:t>26</w:t>
         </w:r>
         <w:r>
           <w:rPr>
@@ -2278,13 +2425,13 @@
           <w14:ligatures w14:val="standardContextual"/>
         </w:rPr>
       </w:pPr>
-      <w:hyperlink w:anchor="_Toc243479308" w:history="1">
+      <w:hyperlink w:anchor="_Toc244186192" w:history="1">
         <w:r>
           <w:rPr>
             <w:rStyle w:val="Hyperlink"/>
             <w:noProof/>
           </w:rPr>
-          <w:t>Eine 2D-Quellebene registrieren</w:t>
+          <w:t>Geometrische Masken für volumetrische Sondendaten</w:t>
         </w:r>
         <w:r>
           <w:rPr>
@@ -2305,7 +2452,7 @@
             <w:noProof/>
             <w:webHidden/>
           </w:rPr>
-          <w:instrText xml:space="preserve"> PAGEREF _Toc243479308 \h </w:instrText>
+          <w:instrText xml:space="preserve"> PAGEREF _Toc244186192 \h </w:instrText>
         </w:r>
         <w:r>
           <w:rPr>
@@ -2325,7 +2472,7 @@
             <w:noProof/>
             <w:webHidden/>
           </w:rPr>
-          <w:t>25</w:t>
+          <w:t>26</w:t>
         </w:r>
         <w:r>
           <w:rPr>
@@ -2353,12 +2500,87 @@
           <w14:ligatures w14:val="standardContextual"/>
         </w:rPr>
       </w:pPr>
-      <w:hyperlink w:anchor="_Toc243479309" w:history="1">
+      <w:hyperlink w:anchor="_Toc244186193" w:history="1">
         <w:r>
           <w:rPr>
             <w:rStyle w:val="Hyperlink"/>
             <w:noProof/>
           </w:rPr>
+          <w:t>Eine 2D-Quellebene registrieren</w:t>
+        </w:r>
+        <w:r>
+          <w:rPr>
+            <w:noProof/>
+            <w:webHidden/>
+          </w:rPr>
+          <w:tab/>
+        </w:r>
+        <w:r>
+          <w:rPr>
+            <w:noProof/>
+            <w:webHidden/>
+          </w:rPr>
+          <w:fldChar w:fldCharType="begin"/>
+        </w:r>
+        <w:r>
+          <w:rPr>
+            <w:noProof/>
+            <w:webHidden/>
+          </w:rPr>
+          <w:instrText xml:space="preserve"> PAGEREF _Toc244186193 \h </w:instrText>
+        </w:r>
+        <w:r>
+          <w:rPr>
+            <w:noProof/>
+            <w:webHidden/>
+          </w:rPr>
+        </w:r>
+        <w:r>
+          <w:rPr>
+            <w:noProof/>
+            <w:webHidden/>
+          </w:rPr>
+          <w:fldChar w:fldCharType="separate"/>
+        </w:r>
+        <w:r>
+          <w:rPr>
+            <w:noProof/>
+            <w:webHidden/>
+          </w:rPr>
+          <w:t>27</w:t>
+        </w:r>
+        <w:r>
+          <w:rPr>
+            <w:noProof/>
+            <w:webHidden/>
+          </w:rPr>
+          <w:fldChar w:fldCharType="end"/>
+        </w:r>
+      </w:hyperlink>
+    </w:p>
+    <w:p>
+      <w:pPr>
+        <w:pStyle w:val="TOC2"/>
+        <w:tabs>
+          <w:tab w:val="right" w:leader="dot" w:pos="9880"/>
+        </w:tabs>
+        <w:rPr>
+          <w:rFonts w:asciiTheme="minorHAnsi" w:eastAsiaTheme="minorEastAsia" w:hAnsiTheme="minorHAnsi"/>
+          <w:noProof/>
+          <w:color w:val="auto"/>
+          <w:kern w:val="2"/>
+          <w:sz w:val="24"/>
+          <w:szCs w:val="24"/>
+          <w:lang w:eastAsia="de-DE"/>
+          <w14:ligatures w14:val="standardContextual"/>
+        </w:rPr>
+      </w:pPr>
+      <w:hyperlink w:anchor="_Toc244186194" w:history="1">
+        <w:r>
+          <w:rPr>
+            <w:rStyle w:val="Hyperlink"/>
+            <w:noProof/>
+          </w:rPr>
           <w:t>Geführte Atlasregistrierung mit LightSuite</w:t>
         </w:r>
         <w:r>
@@ -2380,7 +2602,7 @@
             <w:noProof/>
             <w:webHidden/>
           </w:rPr>
-          <w:instrText xml:space="preserve"> PAGEREF _Toc243479309 \h </w:instrText>
+          <w:instrText xml:space="preserve"> PAGEREF _Toc244186194 \h </w:instrText>
         </w:r>
         <w:r>
           <w:rPr>
@@ -2400,7 +2622,7 @@
             <w:noProof/>
             <w:webHidden/>
           </w:rPr>
-          <w:t>26</w:t>
+          <w:t>28</w:t>
         </w:r>
         <w:r>
           <w:rPr>
@@ -2428,7 +2650,7 @@
           <w14:ligatures w14:val="standardContextual"/>
         </w:rPr>
       </w:pPr>
-      <w:hyperlink w:anchor="_Toc243479310" w:history="1">
+      <w:hyperlink w:anchor="_Toc244186195" w:history="1">
         <w:r>
           <w:rPr>
             <w:rStyle w:val="Hyperlink"/>
@@ -2455,7 +2677,7 @@
             <w:noProof/>
             <w:webHidden/>
           </w:rPr>
-          <w:instrText xml:space="preserve"> PAGEREF _Toc243479310 \h </w:instrText>
+          <w:instrText xml:space="preserve"> PAGEREF _Toc244186195 \h </w:instrText>
         </w:r>
         <w:r>
           <w:rPr>
@@ -2475,7 +2697,7 @@
             <w:noProof/>
             <w:webHidden/>
           </w:rPr>
-          <w:t>33</w:t>
+          <w:t>36</w:t>
         </w:r>
         <w:r>
           <w:rPr>
@@ -2503,7 +2725,7 @@
           <w14:ligatures w14:val="standardContextual"/>
         </w:rPr>
       </w:pPr>
-      <w:hyperlink w:anchor="_Toc243479311" w:history="1">
+      <w:hyperlink w:anchor="_Toc244186196" w:history="1">
         <w:r>
           <w:rPr>
             <w:rStyle w:val="Hyperlink"/>
@@ -2530,7 +2752,7 @@
             <w:noProof/>
             <w:webHidden/>
           </w:rPr>
-          <w:instrText xml:space="preserve"> PAGEREF _Toc243479311 \h </w:instrText>
+          <w:instrText xml:space="preserve"> PAGEREF _Toc244186196 \h </w:instrText>
         </w:r>
         <w:r>
           <w:rPr>
@@ -2550,7 +2772,7 @@
             <w:noProof/>
             <w:webHidden/>
           </w:rPr>
-          <w:t>33</w:t>
+          <w:t>36</w:t>
         </w:r>
         <w:r>
           <w:rPr>
@@ -2578,7 +2800,7 @@
           <w14:ligatures w14:val="standardContextual"/>
         </w:rPr>
       </w:pPr>
-      <w:hyperlink w:anchor="_Toc243479312" w:history="1">
+      <w:hyperlink w:anchor="_Toc244186197" w:history="1">
         <w:r>
           <w:rPr>
             <w:rStyle w:val="Hyperlink"/>
@@ -2605,7 +2827,7 @@
             <w:noProof/>
             <w:webHidden/>
           </w:rPr>
-          <w:instrText xml:space="preserve"> PAGEREF _Toc243479312 \h </w:instrText>
+          <w:instrText xml:space="preserve"> PAGEREF _Toc244186197 \h </w:instrText>
         </w:r>
         <w:r>
           <w:rPr>
@@ -2625,7 +2847,7 @@
             <w:noProof/>
             <w:webHidden/>
           </w:rPr>
-          <w:t>34</w:t>
+          <w:t>37</w:t>
         </w:r>
         <w:r>
           <w:rPr>
@@ -2653,7 +2875,7 @@
           <w14:ligatures w14:val="standardContextual"/>
         </w:rPr>
       </w:pPr>
-      <w:hyperlink w:anchor="_Toc243479313" w:history="1">
+      <w:hyperlink w:anchor="_Toc244186198" w:history="1">
         <w:r>
           <w:rPr>
             <w:rStyle w:val="Hyperlink"/>
@@ -2680,7 +2902,7 @@
             <w:noProof/>
             <w:webHidden/>
           </w:rPr>
-          <w:instrText xml:space="preserve"> PAGEREF _Toc243479313 \h </w:instrText>
+          <w:instrText xml:space="preserve"> PAGEREF _Toc244186198 \h </w:instrText>
         </w:r>
         <w:r>
           <w:rPr>
@@ -2700,7 +2922,7 @@
             <w:noProof/>
             <w:webHidden/>
           </w:rPr>
-          <w:t>36</w:t>
+          <w:t>39</w:t>
         </w:r>
         <w:r>
           <w:rPr>
@@ -2728,7 +2950,7 @@
           <w14:ligatures w14:val="standardContextual"/>
         </w:rPr>
       </w:pPr>
-      <w:hyperlink w:anchor="_Toc243479314" w:history="1">
+      <w:hyperlink w:anchor="_Toc244186199" w:history="1">
         <w:r>
           <w:rPr>
             <w:rStyle w:val="Hyperlink"/>
@@ -2755,7 +2977,7 @@
             <w:noProof/>
             <w:webHidden/>
           </w:rPr>
-          <w:instrText xml:space="preserve"> PAGEREF _Toc243479314 \h </w:instrText>
+          <w:instrText xml:space="preserve"> PAGEREF _Toc244186199 \h </w:instrText>
         </w:r>
         <w:r>
           <w:rPr>
@@ -2775,7 +2997,7 @@
             <w:noProof/>
             <w:webHidden/>
           </w:rPr>
-          <w:t>38</w:t>
+          <w:t>41</w:t>
         </w:r>
         <w:r>
           <w:rPr>
@@ -2803,7 +3025,7 @@
           <w14:ligatures w14:val="standardContextual"/>
         </w:rPr>
       </w:pPr>
-      <w:hyperlink w:anchor="_Toc243479315" w:history="1">
+      <w:hyperlink w:anchor="_Toc244186200" w:history="1">
         <w:r>
           <w:rPr>
             <w:rStyle w:val="Hyperlink"/>
@@ -2830,7 +3052,7 @@
             <w:noProof/>
             <w:webHidden/>
           </w:rPr>
-          <w:instrText xml:space="preserve"> PAGEREF _Toc243479315 \h </w:instrText>
+          <w:instrText xml:space="preserve"> PAGEREF _Toc244186200 \h </w:instrText>
         </w:r>
         <w:r>
           <w:rPr>
@@ -2850,7 +3072,232 @@
             <w:noProof/>
             <w:webHidden/>
           </w:rPr>
-          <w:t>38</w:t>
+          <w:t>41</w:t>
+        </w:r>
+        <w:r>
+          <w:rPr>
+            <w:noProof/>
+            <w:webHidden/>
+          </w:rPr>
+          <w:fldChar w:fldCharType="end"/>
+        </w:r>
+      </w:hyperlink>
+    </w:p>
+    <w:p>
+      <w:pPr>
+        <w:pStyle w:val="TOC2"/>
+        <w:tabs>
+          <w:tab w:val="right" w:leader="dot" w:pos="9880"/>
+        </w:tabs>
+        <w:rPr>
+          <w:rFonts w:asciiTheme="minorHAnsi" w:eastAsiaTheme="minorEastAsia" w:hAnsiTheme="minorHAnsi"/>
+          <w:noProof/>
+          <w:color w:val="auto"/>
+          <w:kern w:val="2"/>
+          <w:sz w:val="24"/>
+          <w:szCs w:val="24"/>
+          <w:lang w:eastAsia="de-DE"/>
+          <w14:ligatures w14:val="standardContextual"/>
+        </w:rPr>
+      </w:pPr>
+      <w:hyperlink w:anchor="_Toc244186201" w:history="1">
+        <w:r>
+          <w:rPr>
+            <w:rStyle w:val="Hyperlink"/>
+            <w:noProof/>
+          </w:rPr>
+          <w:t>Konzentrationen zuweisen und Titrationen anzeigen</w:t>
+        </w:r>
+        <w:r>
+          <w:rPr>
+            <w:noProof/>
+            <w:webHidden/>
+          </w:rPr>
+          <w:tab/>
+        </w:r>
+        <w:r>
+          <w:rPr>
+            <w:noProof/>
+            <w:webHidden/>
+          </w:rPr>
+          <w:fldChar w:fldCharType="begin"/>
+        </w:r>
+        <w:r>
+          <w:rPr>
+            <w:noProof/>
+            <w:webHidden/>
+          </w:rPr>
+          <w:instrText xml:space="preserve"> PAGEREF _Toc244186201 \h </w:instrText>
+        </w:r>
+        <w:r>
+          <w:rPr>
+            <w:noProof/>
+            <w:webHidden/>
+          </w:rPr>
+        </w:r>
+        <w:r>
+          <w:rPr>
+            <w:noProof/>
+            <w:webHidden/>
+          </w:rPr>
+          <w:fldChar w:fldCharType="separate"/>
+        </w:r>
+        <w:r>
+          <w:rPr>
+            <w:noProof/>
+            <w:webHidden/>
+          </w:rPr>
+          <w:t>41</w:t>
+        </w:r>
+        <w:r>
+          <w:rPr>
+            <w:noProof/>
+            <w:webHidden/>
+          </w:rPr>
+          <w:fldChar w:fldCharType="end"/>
+        </w:r>
+      </w:hyperlink>
+    </w:p>
+    <w:p>
+      <w:pPr>
+        <w:pStyle w:val="TOC2"/>
+        <w:tabs>
+          <w:tab w:val="right" w:leader="dot" w:pos="9880"/>
+        </w:tabs>
+        <w:rPr>
+          <w:rFonts w:asciiTheme="minorHAnsi" w:eastAsiaTheme="minorEastAsia" w:hAnsiTheme="minorHAnsi"/>
+          <w:noProof/>
+          <w:color w:val="auto"/>
+          <w:kern w:val="2"/>
+          <w:sz w:val="24"/>
+          <w:szCs w:val="24"/>
+          <w:lang w:eastAsia="de-DE"/>
+          <w14:ligatures w14:val="standardContextual"/>
+        </w:rPr>
+      </w:pPr>
+      <w:hyperlink w:anchor="_Toc244186202" w:history="1">
+        <w:r>
+          <w:rPr>
+            <w:rStyle w:val="Hyperlink"/>
+            <w:noProof/>
+          </w:rPr>
+          <w:t>Dosisvergleiche und statistische Tests auswählen</w:t>
+        </w:r>
+        <w:r>
+          <w:rPr>
+            <w:noProof/>
+            <w:webHidden/>
+          </w:rPr>
+          <w:tab/>
+        </w:r>
+        <w:r>
+          <w:rPr>
+            <w:noProof/>
+            <w:webHidden/>
+          </w:rPr>
+          <w:fldChar w:fldCharType="begin"/>
+        </w:r>
+        <w:r>
+          <w:rPr>
+            <w:noProof/>
+            <w:webHidden/>
+          </w:rPr>
+          <w:instrText xml:space="preserve"> PAGEREF _Toc244186202 \h </w:instrText>
+        </w:r>
+        <w:r>
+          <w:rPr>
+            <w:noProof/>
+            <w:webHidden/>
+          </w:rPr>
+        </w:r>
+        <w:r>
+          <w:rPr>
+            <w:noProof/>
+            <w:webHidden/>
+          </w:rPr>
+          <w:fldChar w:fldCharType="separate"/>
+        </w:r>
+        <w:r>
+          <w:rPr>
+            <w:noProof/>
+            <w:webHidden/>
+          </w:rPr>
+          <w:t>42</w:t>
+        </w:r>
+        <w:r>
+          <w:rPr>
+            <w:noProof/>
+            <w:webHidden/>
+          </w:rPr>
+          <w:fldChar w:fldCharType="end"/>
+        </w:r>
+      </w:hyperlink>
+    </w:p>
+    <w:p>
+      <w:pPr>
+        <w:pStyle w:val="TOC2"/>
+        <w:tabs>
+          <w:tab w:val="right" w:leader="dot" w:pos="9880"/>
+        </w:tabs>
+        <w:rPr>
+          <w:rFonts w:asciiTheme="minorHAnsi" w:eastAsiaTheme="minorEastAsia" w:hAnsiTheme="minorHAnsi"/>
+          <w:noProof/>
+          <w:color w:val="auto"/>
+          <w:kern w:val="2"/>
+          <w:sz w:val="24"/>
+          <w:szCs w:val="24"/>
+          <w:lang w:eastAsia="de-DE"/>
+          <w14:ligatures w14:val="standardContextual"/>
+        </w:rPr>
+      </w:pPr>
+      <w:hyperlink w:anchor="_Toc244186203" w:history="1">
+        <w:r>
+          <w:rPr>
+            <w:rStyle w:val="Hyperlink"/>
+            <w:noProof/>
+          </w:rPr>
+          <w:t>Publikationsabbildungen vor dem Export prüfen</w:t>
+        </w:r>
+        <w:r>
+          <w:rPr>
+            <w:noProof/>
+            <w:webHidden/>
+          </w:rPr>
+          <w:tab/>
+        </w:r>
+        <w:r>
+          <w:rPr>
+            <w:noProof/>
+            <w:webHidden/>
+          </w:rPr>
+          <w:fldChar w:fldCharType="begin"/>
+        </w:r>
+        <w:r>
+          <w:rPr>
+            <w:noProof/>
+            <w:webHidden/>
+          </w:rPr>
+          <w:instrText xml:space="preserve"> PAGEREF _Toc244186203 \h </w:instrText>
+        </w:r>
+        <w:r>
+          <w:rPr>
+            <w:noProof/>
+            <w:webHidden/>
+          </w:rPr>
+        </w:r>
+        <w:r>
+          <w:rPr>
+            <w:noProof/>
+            <w:webHidden/>
+          </w:rPr>
+          <w:fldChar w:fldCharType="separate"/>
+        </w:r>
+        <w:r>
+          <w:rPr>
+            <w:noProof/>
+            <w:webHidden/>
+          </w:rPr>
+          <w:t>43</w:t>
         </w:r>
         <w:r>
           <w:rPr>
@@ -2878,7 +3325,7 @@
           <w14:ligatures w14:val="standardContextual"/>
         </w:rPr>
       </w:pPr>
-      <w:hyperlink w:anchor="_Toc243479316" w:history="1">
+      <w:hyperlink w:anchor="_Toc244186204" w:history="1">
         <w:r>
           <w:rPr>
             <w:rStyle w:val="Hyperlink"/>
@@ -2905,7 +3352,7 @@
             <w:noProof/>
             <w:webHidden/>
           </w:rPr>
-          <w:instrText xml:space="preserve"> PAGEREF _Toc243479316 \h </w:instrText>
+          <w:instrText xml:space="preserve"> PAGEREF _Toc244186204 \h </w:instrText>
         </w:r>
         <w:r>
           <w:rPr>
@@ -2925,7 +3372,82 @@
             <w:noProof/>
             <w:webHidden/>
           </w:rPr>
-          <w:t>39</w:t>
+          <w:t>44</w:t>
+        </w:r>
+        <w:r>
+          <w:rPr>
+            <w:noProof/>
+            <w:webHidden/>
+          </w:rPr>
+          <w:fldChar w:fldCharType="end"/>
+        </w:r>
+      </w:hyperlink>
+    </w:p>
+    <w:p>
+      <w:pPr>
+        <w:pStyle w:val="TOC2"/>
+        <w:tabs>
+          <w:tab w:val="right" w:leader="dot" w:pos="9880"/>
+        </w:tabs>
+        <w:rPr>
+          <w:rFonts w:asciiTheme="minorHAnsi" w:eastAsiaTheme="minorEastAsia" w:hAnsiTheme="minorHAnsi"/>
+          <w:noProof/>
+          <w:color w:val="auto"/>
+          <w:kern w:val="2"/>
+          <w:sz w:val="24"/>
+          <w:szCs w:val="24"/>
+          <w:lang w:eastAsia="de-DE"/>
+          <w14:ligatures w14:val="standardContextual"/>
+        </w:rPr>
+      </w:pPr>
+      <w:hyperlink w:anchor="_Toc244186205" w:history="1">
+        <w:r>
+          <w:rPr>
+            <w:rStyle w:val="Hyperlink"/>
+            <w:noProof/>
+          </w:rPr>
+          <w:t>Aktuelle automatisierte Voreinstellungen prüfen</w:t>
+        </w:r>
+        <w:r>
+          <w:rPr>
+            <w:noProof/>
+            <w:webHidden/>
+          </w:rPr>
+          <w:tab/>
+        </w:r>
+        <w:r>
+          <w:rPr>
+            <w:noProof/>
+            <w:webHidden/>
+          </w:rPr>
+          <w:fldChar w:fldCharType="begin"/>
+        </w:r>
+        <w:r>
+          <w:rPr>
+            <w:noProof/>
+            <w:webHidden/>
+          </w:rPr>
+          <w:instrText xml:space="preserve"> PAGEREF _Toc244186205 \h </w:instrText>
+        </w:r>
+        <w:r>
+          <w:rPr>
+            <w:noProof/>
+            <w:webHidden/>
+          </w:rPr>
+        </w:r>
+        <w:r>
+          <w:rPr>
+            <w:noProof/>
+            <w:webHidden/>
+          </w:rPr>
+          <w:fldChar w:fldCharType="separate"/>
+        </w:r>
+        <w:r>
+          <w:rPr>
+            <w:noProof/>
+            <w:webHidden/>
+          </w:rPr>
+          <w:t>44</w:t>
         </w:r>
         <w:r>
           <w:rPr>
@@ -2953,7 +3475,7 @@
           <w14:ligatures w14:val="standardContextual"/>
         </w:rPr>
       </w:pPr>
-      <w:hyperlink w:anchor="_Toc243479317" w:history="1">
+      <w:hyperlink w:anchor="_Toc244186206" w:history="1">
         <w:r>
           <w:rPr>
             <w:rStyle w:val="Hyperlink"/>
@@ -2980,7 +3502,7 @@
             <w:noProof/>
             <w:webHidden/>
           </w:rPr>
-          <w:instrText xml:space="preserve"> PAGEREF _Toc243479317 \h </w:instrText>
+          <w:instrText xml:space="preserve"> PAGEREF _Toc244186206 \h </w:instrText>
         </w:r>
         <w:r>
           <w:rPr>
@@ -3000,7 +3522,7 @@
             <w:noProof/>
             <w:webHidden/>
           </w:rPr>
-          <w:t>40</w:t>
+          <w:t>46</w:t>
         </w:r>
         <w:r>
           <w:rPr>
@@ -3028,7 +3550,7 @@
           <w14:ligatures w14:val="standardContextual"/>
         </w:rPr>
       </w:pPr>
-      <w:hyperlink w:anchor="_Toc243479318" w:history="1">
+      <w:hyperlink w:anchor="_Toc244186207" w:history="1">
         <w:r>
           <w:rPr>
             <w:rStyle w:val="Hyperlink"/>
@@ -3055,7 +3577,7 @@
             <w:noProof/>
             <w:webHidden/>
           </w:rPr>
-          <w:instrText xml:space="preserve"> PAGEREF _Toc243479318 \h </w:instrText>
+          <w:instrText xml:space="preserve"> PAGEREF _Toc244186207 \h </w:instrText>
         </w:r>
         <w:r>
           <w:rPr>
@@ -3075,7 +3597,7 @@
             <w:noProof/>
             <w:webHidden/>
           </w:rPr>
-          <w:t>40</w:t>
+          <w:t>46</w:t>
         </w:r>
         <w:r>
           <w:rPr>
@@ -3103,7 +3625,7 @@
           <w14:ligatures w14:val="standardContextual"/>
         </w:rPr>
       </w:pPr>
-      <w:hyperlink w:anchor="_Toc243479319" w:history="1">
+      <w:hyperlink w:anchor="_Toc244186208" w:history="1">
         <w:r>
           <w:rPr>
             <w:rStyle w:val="Hyperlink"/>
@@ -3130,7 +3652,7 @@
             <w:noProof/>
             <w:webHidden/>
           </w:rPr>
-          <w:instrText xml:space="preserve"> PAGEREF _Toc243479319 \h </w:instrText>
+          <w:instrText xml:space="preserve"> PAGEREF _Toc244186208 \h </w:instrText>
         </w:r>
         <w:r>
           <w:rPr>
@@ -3150,7 +3672,7 @@
             <w:noProof/>
             <w:webHidden/>
           </w:rPr>
-          <w:t>41</w:t>
+          <w:t>47</w:t>
         </w:r>
         <w:r>
           <w:rPr>
@@ -3178,7 +3700,7 @@
           <w14:ligatures w14:val="standardContextual"/>
         </w:rPr>
       </w:pPr>
-      <w:hyperlink w:anchor="_Toc243479320" w:history="1">
+      <w:hyperlink w:anchor="_Toc244186209" w:history="1">
         <w:r>
           <w:rPr>
             <w:rStyle w:val="Hyperlink"/>
@@ -3205,7 +3727,7 @@
             <w:noProof/>
             <w:webHidden/>
           </w:rPr>
-          <w:instrText xml:space="preserve"> PAGEREF _Toc243479320 \h </w:instrText>
+          <w:instrText xml:space="preserve"> PAGEREF _Toc244186209 \h </w:instrText>
         </w:r>
         <w:r>
           <w:rPr>
@@ -3225,7 +3747,7 @@
             <w:noProof/>
             <w:webHidden/>
           </w:rPr>
-          <w:t>42</w:t>
+          <w:t>48</w:t>
         </w:r>
         <w:r>
           <w:rPr>
@@ -3253,7 +3775,7 @@
           <w14:ligatures w14:val="standardContextual"/>
         </w:rPr>
       </w:pPr>
-      <w:hyperlink w:anchor="_Toc243479321" w:history="1">
+      <w:hyperlink w:anchor="_Toc244186210" w:history="1">
         <w:r>
           <w:rPr>
             <w:rStyle w:val="Hyperlink"/>
@@ -3280,7 +3802,7 @@
             <w:noProof/>
             <w:webHidden/>
           </w:rPr>
-          <w:instrText xml:space="preserve"> PAGEREF _Toc243479321 \h </w:instrText>
+          <w:instrText xml:space="preserve"> PAGEREF _Toc244186210 \h </w:instrText>
         </w:r>
         <w:r>
           <w:rPr>
@@ -3300,7 +3822,7 @@
             <w:noProof/>
             <w:webHidden/>
           </w:rPr>
-          <w:t>42</w:t>
+          <w:t>48</w:t>
         </w:r>
         <w:r>
           <w:rPr>
@@ -3328,7 +3850,7 @@
           <w14:ligatures w14:val="standardContextual"/>
         </w:rPr>
       </w:pPr>
-      <w:hyperlink w:anchor="_Toc243479322" w:history="1">
+      <w:hyperlink w:anchor="_Toc244186211" w:history="1">
         <w:r>
           <w:rPr>
             <w:rStyle w:val="Hyperlink"/>
@@ -3355,7 +3877,7 @@
             <w:noProof/>
             <w:webHidden/>
           </w:rPr>
-          <w:instrText xml:space="preserve"> PAGEREF _Toc243479322 \h </w:instrText>
+          <w:instrText xml:space="preserve"> PAGEREF _Toc244186211 \h </w:instrText>
         </w:r>
         <w:r>
           <w:rPr>
@@ -3375,7 +3897,7 @@
             <w:noProof/>
             <w:webHidden/>
           </w:rPr>
-          <w:t>44</w:t>
+          <w:t>50</w:t>
         </w:r>
         <w:r>
           <w:rPr>
@@ -3404,7 +3926,7 @@
     </w:p>
     <w:p>
       <w:r>
-        <w:t>Referenzausgabe vom 15. Oktober 2026</w:t>
+        <w:t>Referenzausgabe 29. Oktober 2026</w:t>
       </w:r>
     </w:p>
     <w:p>
@@ -3437,7 +3959,7 @@
         <w:pStyle w:val="Heading1"/>
         <w:pageBreakBefore/>
       </w:pPr>
-      <w:bookmarkStart w:id="0" w:name="_Toc243479279"/>
+      <w:bookmarkStart w:id="0" w:name="_Toc244186161"/>
       <w:r>
         <w:rPr>
           <w:b w:val="0"/>
@@ -3451,7 +3973,7 @@
       <w:pPr>
         <w:pStyle w:val="Heading2"/>
       </w:pPr>
-      <w:bookmarkStart w:id="1" w:name="_Toc243479280"/>
+      <w:bookmarkStart w:id="1" w:name="_Toc244186162"/>
       <w:r>
         <w:rPr>
           <w:b w:val="0"/>
@@ -3466,10 +3988,7 @@
         <w:ind w:left="317" w:hanging="259"/>
       </w:pPr>
       <w:r>
-        <w:t xml:space="preserve">1. </w:t>
-      </w:r>
-      <w:r>
-        <w:t xml:space="preserve">Laden Sie das vollständige Repository von </w:t>
+        <w:t xml:space="preserve">1. Laden Sie das vollständige Repository von </w:t>
       </w:r>
       <w:hyperlink r:id="rId8">
         <w:r>
@@ -3490,10 +4009,7 @@
         <w:ind w:left="317" w:hanging="259"/>
       </w:pPr>
       <w:r>
-        <w:t xml:space="preserve">2. </w:t>
-      </w:r>
-      <w:r>
-        <w:t xml:space="preserve">Speichern Sie es auf einem lokalen Laufwerk. Bewahren Sie die Skripte im Hauptverzeichnis sowie </w:t>
+        <w:t xml:space="preserve">2. Speichern Sie es auf einem lokalen Laufwerk. Bewahren Sie die Skripte im Hauptverzeichnis sowie </w:t>
       </w:r>
       <w:r>
         <w:rPr>
@@ -3552,10 +4068,7 @@
         <w:ind w:left="317" w:hanging="259"/>
       </w:pPr>
       <w:r>
-        <w:t xml:space="preserve">3. </w:t>
-      </w:r>
-      <w:r>
-        <w:t>Starten Sie MATLAB. Die dargestellte Referenzinstallation verwendet MATLAB R2023b unter Windows. Funktionen wie die Bildregistrierung benötigen die entsprechende MATLAB-Toolbox; eine Meldung über eine fehlende Funktion weist auf eine zu prüfende Abhängigkeit hin.</w:t>
+        <w:t>3. Starten Sie MATLAB. Die dargestellte Referenzinstallation verwendet MATLAB R2023b unter Windows. Funktionen wie die Bildregistrierung benötigen die entsprechende MATLAB-Toolbox; eine Meldung über eine fehlende Funktion weist auf eine zu prüfende Abhängigkeit hin.</w:t>
       </w:r>
     </w:p>
     <w:p>
@@ -3564,10 +4077,7 @@
         <w:ind w:left="317" w:hanging="259"/>
       </w:pPr>
       <w:r>
-        <w:t xml:space="preserve">4. </w:t>
-      </w:r>
-      <w:r>
-        <w:t xml:space="preserve">Wechseln Sie in MATLAB in den entpackten Ordner </w:t>
+        <w:t xml:space="preserve">4. Wechseln Sie in MATLAB in den entpackten Ordner </w:t>
       </w:r>
       <w:r>
         <w:rPr>
@@ -3611,7 +4121,7 @@
       <w:pPr>
         <w:pStyle w:val="Heading2"/>
       </w:pPr>
-      <w:bookmarkStart w:id="2" w:name="_Toc243479281"/>
+      <w:bookmarkStart w:id="2" w:name="_Toc244186163"/>
       <w:r>
         <w:rPr>
           <w:b w:val="0"/>
@@ -3648,10 +4158,34 @@
     </w:p>
     <w:p>
       <w:pPr>
+        <w:pStyle w:val="Heading2"/>
+      </w:pPr>
+      <w:bookmarkStart w:id="3" w:name="b_update_platform_title"/>
+      <w:bookmarkStart w:id="4" w:name="_Toc244186164"/>
+      <w:bookmarkEnd w:id="3"/>
+      <w:r>
+        <w:rPr>
+          <w:b w:val="0"/>
+        </w:rPr>
+        <w:t>Betriebssysteme und native Exporte</w:t>
+      </w:r>
+      <w:bookmarkEnd w:id="4"/>
+    </w:p>
+    <w:p>
+      <w:r>
+        <w:t xml:space="preserve">Windows mit MATLAB R2023b bleibt die Referenzinstallation. Der Quellcode unterstützt natives MATLAB unter Linux und macOS; eine durchgängige Validierung auf diesen Plattformen steht noch aus. Verwenden Sie den tatsächlichen eingebundenen Datenpfad statt Windows-Laufwerksbuchstaben. Filmexporte verwenden unter Linux Motion JPEG AVI, unter Windows und macOS MP4. Unter macOS und Linux setzt PPTX MATLAB Report Generator voraus; XLSX-Exporte </w:t>
+      </w:r>
+      <w:r>
+        <w:lastRenderedPageBreak/>
+        <w:t>verwenden keine Formatierung über Excel COM. Die Live-Erfassung hängt weiterhin von der Unterstützung durch Scanner und Hardwaretreiber ab.</w:t>
+      </w:r>
+    </w:p>
+    <w:p>
+      <w:pPr>
         <w:pStyle w:val="Heading1"/>
         <w:pageBreakBefore/>
       </w:pPr>
-      <w:bookmarkStart w:id="3" w:name="_Toc243479282"/>
+      <w:bookmarkStart w:id="5" w:name="_Toc244186165"/>
       <w:r>
         <w:rPr>
           <w:b w:val="0"/>
@@ -3659,7 +4193,7 @@
         <w:lastRenderedPageBreak/>
         <w:t>2 Aufnahmetyp auswählen</w:t>
       </w:r>
-      <w:bookmarkEnd w:id="3"/>
+      <w:bookmarkEnd w:id="5"/>
     </w:p>
     <w:p>
       <w:pPr>
@@ -3838,10 +4372,7 @@
               <w:jc w:val="left"/>
             </w:pPr>
             <w:r>
-              <w:t xml:space="preserve">Y × X </w:t>
-            </w:r>
-            <w:r>
-              <w:t>× Zeit</w:t>
+              <w:t>Y × X × Zeit</w:t>
             </w:r>
           </w:p>
         </w:tc>
@@ -4021,10 +4552,7 @@
               <w:jc w:val="left"/>
             </w:pPr>
             <w:r>
-              <w:t xml:space="preserve">Y × X × Z × </w:t>
-            </w:r>
-            <w:r>
-              <w:t>Zeit</w:t>
+              <w:t>Y × X × Z × Zeit</w:t>
             </w:r>
           </w:p>
         </w:tc>
@@ -4072,21 +4600,18 @@
       <w:pPr>
         <w:pStyle w:val="Heading2"/>
       </w:pPr>
-      <w:bookmarkStart w:id="4" w:name="_Toc243479283"/>
+      <w:bookmarkStart w:id="6" w:name="_Toc244186166"/>
       <w:r>
         <w:rPr>
           <w:b w:val="0"/>
         </w:rPr>
         <w:t>Diese Angaben aufbewahren</w:t>
       </w:r>
-      <w:bookmarkEnd w:id="4"/>
-    </w:p>
-    <w:p>
-      <w:r>
-        <w:t xml:space="preserve">Dokumentieren Sie Originaldatei, Tier- und </w:t>
-      </w:r>
-      <w:r>
-        <w:t>Sitzungskennung, Aufnahmetyp, Zeitangaben, Ereignisprotokoll, physische Voxelabstände und gewählten Ausgabeordner. Speichern Sie Verarbeitungsschritte und Parameter. Bewahren Sie gespeicherte Atlaspakete und ROI-Begleitdateien zusammen auf.</w:t>
+      <w:bookmarkEnd w:id="6"/>
+    </w:p>
+    <w:p>
+      <w:r>
+        <w:t>Dokumentieren Sie Originaldatei, Tier- und Sitzungskennung, Aufnahmetyp, Zeitangaben, Ereignisprotokoll, physische Voxelabstände und gewählten Ausgabeordner. Speichern Sie Verarbeitungsschritte und Parameter. Bewahren Sie gespeicherte Atlaspakete und ROI-Begleitdateien zusammen auf.</w:t>
       </w:r>
     </w:p>
     <w:p>
@@ -4105,7 +4630,7 @@
       <w:pPr>
         <w:pStyle w:val="Heading1"/>
       </w:pPr>
-      <w:bookmarkStart w:id="5" w:name="_Toc243479284"/>
+      <w:bookmarkStart w:id="7" w:name="_Toc244186167"/>
       <w:r>
         <w:rPr>
           <w:b w:val="0"/>
@@ -4113,7 +4638,7 @@
         <w:lastRenderedPageBreak/>
         <w:t>3 Daten in Studio laden</w:t>
       </w:r>
-      <w:bookmarkEnd w:id="5"/>
+      <w:bookmarkEnd w:id="7"/>
     </w:p>
     <w:p>
       <w:pPr>
@@ -4133,7 +4658,7 @@
           <w:noProof/>
         </w:rPr>
         <w:drawing>
-          <wp:inline distT="0" distB="0" distL="0" distR="0" wp14:anchorId="5FDA0B2E" wp14:editId="4AEBC079">
+          <wp:inline distT="0" distB="0" distL="0" distR="0" wp14:anchorId="63ECCA16" wp14:editId="0E118E0E">
             <wp:extent cx="9962147" cy="6309360"/>
             <wp:effectExtent l="0" t="0" r="0" b="0"/>
             <wp:docPr id="2" name="Picture 2" descr="Studio workflow overview"/>
@@ -4188,10 +4713,7 @@
       </w:pPr>
       <w:r>
         <w:lastRenderedPageBreak/>
-        <w:t xml:space="preserve">1. </w:t>
-      </w:r>
-      <w:r>
-        <w:t xml:space="preserve">Klicken Sie auf </w:t>
+        <w:t xml:space="preserve">1. Klicken Sie auf </w:t>
       </w:r>
       <w:r>
         <w:rPr>
@@ -4209,10 +4731,7 @@
         <w:ind w:left="317" w:hanging="259"/>
       </w:pPr>
       <w:r>
-        <w:t xml:space="preserve">2. </w:t>
-      </w:r>
-      <w:r>
-        <w:t>Prüfen Sie die Ladeoptionen. Bestätigen Sie Dimensionen, Anzahl der Volumen beziehungsweise Bilder, TR und mögliche Warnungen zu unregelmäßigen Zeitstempeln.</w:t>
+        <w:t>2. Prüfen Sie die Ladeoptionen. Bestätigen Sie Dimensionen, Anzahl der Volumen beziehungsweise Bilder, TR und mögliche Warnungen zu unregelmäßigen Zeitstempeln.</w:t>
       </w:r>
     </w:p>
     <w:p>
@@ -4221,10 +4740,7 @@
         <w:ind w:left="317" w:hanging="259"/>
       </w:pPr>
       <w:r>
-        <w:t xml:space="preserve">3. </w:t>
-      </w:r>
-      <w:r>
-        <w:t>Bestätigen Sie den Ausgabeordner für die Analyse. Ein lokaler Ausgabeordner erleichtert die Unterscheidung zwischen Verarbeitungszeit und Schreibzeit auf dem Server.</w:t>
+        <w:t>3. Bestätigen Sie den Ausgabeordner für die Analyse. Ein lokaler Ausgabeordner erleichtert die Unterscheidung zwischen Verarbeitungszeit und Schreibzeit auf dem Server.</w:t>
       </w:r>
     </w:p>
     <w:p>
@@ -4233,10 +4749,7 @@
         <w:ind w:left="317" w:hanging="259"/>
       </w:pPr>
       <w:r>
-        <w:t xml:space="preserve">4. </w:t>
-      </w:r>
-      <w:r>
-        <w:t>Prüfen Sie die Bezeichnung des aktiven Datensatzes, bevor Sie einen Viewer öffnen oder einen Verarbeitungsschritt anwenden.</w:t>
+        <w:t>4. Prüfen Sie die Bezeichnung des aktiven Datensatzes, bevor Sie einen Viewer öffnen oder einen Verarbeitungsschritt anwenden.</w:t>
       </w:r>
     </w:p>
     <w:p>
@@ -4245,24 +4758,21 @@
         <w:ind w:left="317" w:hanging="259"/>
       </w:pPr>
       <w:r>
-        <w:t xml:space="preserve">5. </w:t>
-      </w:r>
-      <w:r>
-        <w:t>Öffnen Sie Time-Course Viewer und betrachten Sie frühe, mittlere und späte Bilder, bevor Sie Korrekturen vornehmen.</w:t>
+        <w:t>5. Öffnen Sie Time-Course Viewer und betrachten Sie frühe, mittlere und späte Bilder, bevor Sie Korrekturen vornehmen.</w:t>
       </w:r>
     </w:p>
     <w:p>
       <w:pPr>
         <w:pStyle w:val="Heading2"/>
       </w:pPr>
-      <w:bookmarkStart w:id="6" w:name="_Toc243479285"/>
+      <w:bookmarkStart w:id="8" w:name="_Toc244186168"/>
       <w:r>
         <w:rPr>
           <w:b w:val="0"/>
         </w:rPr>
         <w:t>Von einem Server laden</w:t>
       </w:r>
-      <w:bookmarkEnd w:id="6"/>
+      <w:bookmarkEnd w:id="8"/>
     </w:p>
     <w:p>
       <w:r>
@@ -4290,7 +4800,7 @@
         <w:pStyle w:val="Heading1"/>
         <w:pageBreakBefore/>
       </w:pPr>
-      <w:bookmarkStart w:id="7" w:name="_Toc243479286"/>
+      <w:bookmarkStart w:id="9" w:name="_Toc244186169"/>
       <w:r>
         <w:rPr>
           <w:b w:val="0"/>
@@ -4298,7 +4808,7 @@
         <w:lastRenderedPageBreak/>
         <w:t>4 Erste Analyse einer einzelnen 2D-Schicht</w:t>
       </w:r>
-      <w:bookmarkEnd w:id="7"/>
+      <w:bookmarkEnd w:id="9"/>
     </w:p>
     <w:p>
       <w:pPr>
@@ -4306,10 +4816,7 @@
         <w:ind w:left="317" w:hanging="259"/>
       </w:pPr>
       <w:r>
-        <w:t xml:space="preserve">1. </w:t>
-      </w:r>
-      <w:r>
-        <w:t>Laden Sie den ursprünglichen 2D-Film und bestätigen Sie die Anordnung Y × X × Zeit.</w:t>
+        <w:t>1. Laden Sie den ursprünglichen 2D-Film und bestätigen Sie die Anordnung Y × X × Zeit.</w:t>
       </w:r>
     </w:p>
     <w:p>
@@ -4318,10 +4825,7 @@
         <w:ind w:left="317" w:hanging="259"/>
       </w:pPr>
       <w:r>
-        <w:t xml:space="preserve">2. </w:t>
-      </w:r>
-      <w:r>
-        <w:t>Prüfen Sie den Rohfilm auf Verschiebung, Sprünge, Sättigung, Ausfälle und langsame Drift.</w:t>
+        <w:t>2. Prüfen Sie den Rohfilm auf Verschiebung, Sprünge, Sättigung, Ausfälle und langsame Drift.</w:t>
       </w:r>
     </w:p>
     <w:p>
@@ -4330,10 +4834,7 @@
         <w:ind w:left="317" w:hanging="259"/>
       </w:pPr>
       <w:r>
-        <w:t xml:space="preserve">3. </w:t>
-      </w:r>
-      <w:r>
-        <w:t>Führen Sie QC aus und prüfen Sie die Bilder, die Warnungen ausgelöst haben.</w:t>
+        <w:t>3. Führen Sie QC aus und prüfen Sie die Bilder, die Warnungen ausgelöst haben.</w:t>
       </w:r>
     </w:p>
     <w:p>
@@ -4342,10 +4843,7 @@
         <w:ind w:left="317" w:hanging="259"/>
       </w:pPr>
       <w:r>
-        <w:t xml:space="preserve">4. </w:t>
-      </w:r>
-      <w:r>
-        <w:t>Erstellen Sie einen separaten abgeleiteten Verarbeitungszweig für eine begründete Korrektur. Vergleichen Sie ihn mit der Rohaufnahme anhand derselben ROI und desselben Zeitintervalls.</w:t>
+        <w:t>4. Erstellen Sie einen separaten abgeleiteten Verarbeitungszweig für eine begründete Korrektur. Vergleichen Sie ihn mit der Rohaufnahme anhand derselben ROI und desselben Zeitintervalls.</w:t>
       </w:r>
     </w:p>
     <w:p>
@@ -4354,10 +4852,7 @@
         <w:ind w:left="317" w:hanging="259"/>
       </w:pPr>
       <w:r>
-        <w:t xml:space="preserve">5. </w:t>
-      </w:r>
-      <w:r>
-        <w:t>Legen Sie Baseline- und Signalfenster anhand des Ereignisprotokolls fest und öffnen Sie dann SCM GUI.</w:t>
+        <w:t>5. Legen Sie Baseline- und Signalfenster anhand des Ereignisprotokolls fest und öffnen Sie dann SCM GUI.</w:t>
       </w:r>
     </w:p>
     <w:p>
@@ -4366,10 +4861,7 @@
         <w:ind w:left="317" w:hanging="259"/>
       </w:pPr>
       <w:r>
-        <w:t xml:space="preserve">6. </w:t>
-      </w:r>
-      <w:r>
-        <w:t>Erstellen Sie eine Einschlussmaske und registrieren Sie die Schicht am Atlas, falls anatomische ROIs benötigt werden.</w:t>
+        <w:t>6. Erstellen Sie eine Einschlussmaske und registrieren Sie die Schicht am Atlas, falls anatomische ROIs benötigt werden.</w:t>
       </w:r>
     </w:p>
     <w:p>
@@ -4378,10 +4870,7 @@
         <w:ind w:left="317" w:hanging="259"/>
       </w:pPr>
       <w:r>
-        <w:t xml:space="preserve">7. </w:t>
-      </w:r>
-      <w:r>
-        <w:t>Prüfen Sie feste oder automatisch gewählte ROIs und ihre Zeitverläufe vor dem Export.</w:t>
+        <w:t>7. Prüfen Sie feste oder automatisch gewählte ROIs und ihre Zeitverläufe vor dem Export.</w:t>
       </w:r>
     </w:p>
     <w:p>
@@ -4390,24 +4879,21 @@
         <w:ind w:left="317" w:hanging="259"/>
       </w:pPr>
       <w:r>
-        <w:t xml:space="preserve">8. </w:t>
-      </w:r>
-      <w:r>
-        <w:t>Fahren Sie mit FC oder Group Analysis fort und verwenden Sie die dazugehörigen Anatomie-, Zeit- und Exportdateien.</w:t>
+        <w:t>8. Fahren Sie mit FC oder Group Analysis fort und verwenden Sie die dazugehörigen Anatomie-, Zeit- und Exportdateien.</w:t>
       </w:r>
     </w:p>
     <w:p>
       <w:pPr>
         <w:pStyle w:val="Heading2"/>
       </w:pPr>
-      <w:bookmarkStart w:id="8" w:name="_Toc243479287"/>
+      <w:bookmarkStart w:id="10" w:name="_Toc244186170"/>
       <w:r>
         <w:rPr>
           <w:b w:val="0"/>
         </w:rPr>
         <w:t>Verarbeitungszweige fair vergleichen</w:t>
       </w:r>
-      <w:bookmarkEnd w:id="8"/>
+      <w:bookmarkEnd w:id="10"/>
     </w:p>
     <w:p>
       <w:r>
@@ -4424,7 +4910,7 @@
         <w:pStyle w:val="Heading1"/>
         <w:pageBreakBefore/>
       </w:pPr>
-      <w:bookmarkStart w:id="9" w:name="_Toc243479288"/>
+      <w:bookmarkStart w:id="11" w:name="_Toc244186171"/>
       <w:r>
         <w:rPr>
           <w:b w:val="0"/>
@@ -4432,7 +4918,7 @@
         <w:lastRenderedPageBreak/>
         <w:t>5 Schrittmotoraufnahme rekonstruieren</w:t>
       </w:r>
-      <w:bookmarkEnd w:id="9"/>
+      <w:bookmarkEnd w:id="11"/>
     </w:p>
     <w:p>
       <w:r>
@@ -4445,10 +4931,7 @@
         <w:ind w:left="317" w:hanging="259"/>
       </w:pPr>
       <w:r>
-        <w:t xml:space="preserve">1. </w:t>
-      </w:r>
-      <w:r>
-        <w:t xml:space="preserve">Wählen Sie in Studio </w:t>
+        <w:t xml:space="preserve">1. Wählen Sie in Studio </w:t>
       </w:r>
       <w:r>
         <w:rPr>
@@ -4466,10 +4949,7 @@
         <w:ind w:left="317" w:hanging="259"/>
       </w:pPr>
       <w:r>
-        <w:t xml:space="preserve">2. </w:t>
-      </w:r>
-      <w:r>
-        <w:t>Wählen Sie die zur Aufnahme passende Verarbeitung eines kontinuierlichen Datenstroms oder aufgeteilter Dateien.</w:t>
+        <w:t>2. Wählen Sie die zur Aufnahme passende Verarbeitung eines kontinuierlichen Datenstroms oder aufgeteilter Dateien.</w:t>
       </w:r>
     </w:p>
     <w:p>
@@ -4478,10 +4958,7 @@
         <w:ind w:left="317" w:hanging="259"/>
       </w:pPr>
       <w:r>
-        <w:t xml:space="preserve">3. </w:t>
-      </w:r>
-      <w:r>
-        <w:t>Geben Sie Anzahl der Quellschichten sowie Bild- und Verweilangaben aus dem Aufnahmeprotokoll ein.</w:t>
+        <w:t>3. Geben Sie Anzahl der Quellschichten sowie Bild- und Verweilangaben aus dem Aufnahmeprotokoll ein.</w:t>
       </w:r>
     </w:p>
     <w:p>
@@ -4490,10 +4967,7 @@
         <w:ind w:left="317" w:hanging="259"/>
       </w:pPr>
       <w:r>
-        <w:t xml:space="preserve">4. </w:t>
-      </w:r>
-      <w:r>
-        <w:t>Prüfen Sie die rekonstruierten Dimensionen und beibehaltenen Zeitindizes.</w:t>
+        <w:t>4. Prüfen Sie die rekonstruierten Dimensionen und beibehaltenen Zeitindizes.</w:t>
       </w:r>
     </w:p>
     <w:p>
@@ -4502,10 +4976,7 @@
         <w:ind w:left="317" w:hanging="259"/>
       </w:pPr>
       <w:r>
-        <w:t xml:space="preserve">5. </w:t>
-      </w:r>
-      <w:r>
-        <w:t>Prüfen Sie Beginn und Ende jeder rekonstruierten Ebene auf Versatz oder Verunreinigung durch Bewegung.</w:t>
+        <w:t>5. Prüfen Sie Beginn und Ende jeder rekonstruierten Ebene auf Versatz oder Verunreinigung durch Bewegung.</w:t>
       </w:r>
     </w:p>
     <w:p>
@@ -4514,24 +4985,21 @@
         <w:ind w:left="317" w:hanging="259"/>
       </w:pPr>
       <w:r>
-        <w:t xml:space="preserve">6. </w:t>
-      </w:r>
-      <w:r>
-        <w:t>Speichern Sie Rekonstruktion und Metadaten vor weiteren Verarbeitungsschritten.</w:t>
+        <w:t>6. Speichern Sie Rekonstruktion und Metadaten vor weiteren Verarbeitungsschritten.</w:t>
       </w:r>
     </w:p>
     <w:p>
       <w:pPr>
         <w:pStyle w:val="Heading2"/>
       </w:pPr>
-      <w:bookmarkStart w:id="10" w:name="_Toc243479289"/>
+      <w:bookmarkStart w:id="12" w:name="_Toc244186172"/>
       <w:r>
         <w:rPr>
           <w:b w:val="0"/>
         </w:rPr>
         <w:t>Quellebenen registrieren und analysieren</w:t>
       </w:r>
-      <w:bookmarkEnd w:id="10"/>
+      <w:bookmarkEnd w:id="12"/>
     </w:p>
     <w:p>
       <w:r>
@@ -4548,7 +5016,7 @@
         <w:pStyle w:val="Heading1"/>
         <w:pageBreakBefore/>
       </w:pPr>
-      <w:bookmarkStart w:id="11" w:name="_Toc243479290"/>
+      <w:bookmarkStart w:id="13" w:name="_Toc244186173"/>
       <w:r>
         <w:rPr>
           <w:b w:val="0"/>
@@ -4556,7 +5024,7 @@
         <w:lastRenderedPageBreak/>
         <w:t>6 Volumetrische 3D-Aufnahme vorbereiten</w:t>
       </w:r>
-      <w:bookmarkEnd w:id="11"/>
+      <w:bookmarkEnd w:id="13"/>
     </w:p>
     <w:p>
       <w:pPr>
@@ -4564,10 +5032,7 @@
         <w:ind w:left="317" w:hanging="259"/>
       </w:pPr>
       <w:r>
-        <w:t xml:space="preserve">1. </w:t>
-      </w:r>
-      <w:r>
-        <w:t>Laden Sie den Film der Matrixsonde und bestätigen Sie Y, X, Z und Zeit.</w:t>
+        <w:t>1. Laden Sie den Film der Matrixsonde und bestätigen Sie Y, X, Z und Zeit.</w:t>
       </w:r>
     </w:p>
     <w:p>
@@ -4576,10 +5041,7 @@
         <w:ind w:left="317" w:hanging="259"/>
       </w:pPr>
       <w:r>
-        <w:t xml:space="preserve">2. </w:t>
-      </w:r>
-      <w:r>
-        <w:t>Prüfen Sie physische Abstände, Achsenvertauschung und angezeigte Seitenzuordnung anhand der Aufnahmeunterlagen.</w:t>
+        <w:t>2. Prüfen Sie physische Abstände, Achsenvertauschung und angezeigte Seitenzuordnung anhand der Aufnahmeunterlagen.</w:t>
       </w:r>
     </w:p>
     <w:p>
@@ -4588,10 +5050,7 @@
         <w:ind w:left="317" w:hanging="259"/>
       </w:pPr>
       <w:r>
-        <w:t xml:space="preserve">3. </w:t>
-      </w:r>
-      <w:r>
-        <w:t>Betrachten Sie mehrere nicht leere Ebenen zu frühen, mittleren und späten Zeitpunkten. Leere Randebenen können auf fehlende Aufnahmeabdeckung hinweisen.</w:t>
+        <w:t>3. Betrachten Sie mehrere nicht leere Ebenen zu frühen, mittleren und späten Zeitpunkten. Leere Randebenen können auf fehlende Aufnahmeabdeckung hinweisen.</w:t>
       </w:r>
     </w:p>
     <w:p>
@@ -4600,10 +5059,7 @@
         <w:ind w:left="317" w:hanging="259"/>
       </w:pPr>
       <w:r>
-        <w:t xml:space="preserve">4. </w:t>
-      </w:r>
-      <w:r>
-        <w:t>Führen Sie QC aus. Prüfen Sie räumliche Komponentenmuster und Zeitverläufe, bevor Sie Komponenten zur PCA-/ICA-Entfernung auswählen.</w:t>
+        <w:t>4. Führen Sie QC aus. Prüfen Sie räumliche Komponentenmuster und Zeitverläufe, bevor Sie Komponenten zur PCA-/ICA-Entfernung auswählen.</w:t>
       </w:r>
     </w:p>
     <w:p>
@@ -4612,10 +5068,7 @@
         <w:ind w:left="317" w:hanging="259"/>
       </w:pPr>
       <w:r>
-        <w:t xml:space="preserve">5. </w:t>
-      </w:r>
-      <w:r>
-        <w:t>Vergleichen Sie die korrigierte mittlere Anatomie und den Rohzeitverlauf mit den Eingangsdaten.</w:t>
+        <w:t>5. Vergleichen Sie die korrigierte mittlere Anatomie und den Rohzeitverlauf mit den Eingangsdaten.</w:t>
       </w:r>
     </w:p>
     <w:p>
@@ -4624,10 +5077,7 @@
         <w:ind w:left="317" w:hanging="259"/>
       </w:pPr>
       <w:r>
-        <w:t xml:space="preserve">6. </w:t>
-      </w:r>
-      <w:r>
-        <w:t>Wählen Sie bei Imregdemons den zu den Daten passenden Dimensionsmodus; echte 3D-Verarbeitung erfordert eine konsistente Geometrie.</w:t>
+        <w:t>6. Wählen Sie bei Imregdemons den zu den Daten passenden Dimensionsmodus; echte 3D-Verarbeitung erfordert eine konsistente Geometrie.</w:t>
       </w:r>
     </w:p>
     <w:p>
@@ -4636,10 +5086,7 @@
         <w:ind w:left="317" w:hanging="259"/>
       </w:pPr>
       <w:r>
-        <w:t xml:space="preserve">7. </w:t>
-      </w:r>
-      <w:r>
-        <w:t>Prüfen Sie TR nach zeitlicher Reduktion erneut und wählen Sie anschließend gültige Filter und Ereignisfenster.</w:t>
+        <w:t>7. Prüfen Sie TR nach zeitlicher Reduktion erneut und wählen Sie anschließend gültige Filter und Ereignisfenster.</w:t>
       </w:r>
     </w:p>
     <w:p>
@@ -4648,24 +5095,21 @@
         <w:ind w:left="317" w:hanging="259"/>
       </w:pPr>
       <w:r>
-        <w:t xml:space="preserve">8. </w:t>
-      </w:r>
-      <w:r>
-        <w:t>Registrieren Sie den Atlas und prüfen Sie mehrere anatomische Schnitte, bevor Sie Regionen oder FC extrahieren.</w:t>
+        <w:t>8. Registrieren Sie den Atlas und prüfen Sie mehrere anatomische Schnitte, bevor Sie Regionen oder FC extrahieren.</w:t>
       </w:r>
     </w:p>
     <w:p>
       <w:pPr>
         <w:pStyle w:val="Heading2"/>
       </w:pPr>
-      <w:bookmarkStart w:id="12" w:name="_Toc243479291"/>
+      <w:bookmarkStart w:id="14" w:name="_Toc244186174"/>
       <w:r>
         <w:rPr>
           <w:b w:val="0"/>
         </w:rPr>
         <w:t>Physische Einheiten einheitlich verwenden</w:t>
       </w:r>
-      <w:bookmarkEnd w:id="12"/>
+      <w:bookmarkEnd w:id="14"/>
     </w:p>
     <w:p>
       <w:r>
@@ -4688,7 +5132,7 @@
         <w:pStyle w:val="Heading1"/>
         <w:pageBreakBefore/>
       </w:pPr>
-      <w:bookmarkStart w:id="13" w:name="_Toc243479292"/>
+      <w:bookmarkStart w:id="15" w:name="_Toc244186175"/>
       <w:r>
         <w:rPr>
           <w:b w:val="0"/>
@@ -4696,7 +5140,7 @@
         <w:lastRenderedPageBreak/>
         <w:t>7 Qualitätskontrolle prüfen</w:t>
       </w:r>
-      <w:bookmarkEnd w:id="13"/>
+      <w:bookmarkEnd w:id="15"/>
     </w:p>
     <w:p>
       <w:pPr>
@@ -4716,7 +5160,7 @@
           <w:noProof/>
         </w:rPr>
         <w:drawing>
-          <wp:inline distT="0" distB="0" distL="0" distR="0" wp14:anchorId="5143B6DA" wp14:editId="2DCA9B51">
+          <wp:inline distT="0" distB="0" distL="0" distR="0" wp14:anchorId="52835D51" wp14:editId="149FC90A">
             <wp:extent cx="3429000" cy="2286000"/>
             <wp:effectExtent l="0" t="0" r="0" b="0"/>
             <wp:docPr id="4" name="Picture 4" descr="Frame rejection quality control"/>
@@ -5151,10 +5595,7 @@
               <w:jc w:val="left"/>
             </w:pPr>
             <w:r>
-              <w:t xml:space="preserve">Geeignete </w:t>
-            </w:r>
-            <w:r>
-              <w:t>Bewegungskorrektur</w:t>
+              <w:t>Geeignete Bewegungskorrektur</w:t>
             </w:r>
           </w:p>
         </w:tc>
@@ -5356,7 +5797,7 @@
         <w:pStyle w:val="Heading1"/>
         <w:pageBreakBefore/>
       </w:pPr>
-      <w:bookmarkStart w:id="14" w:name="_Toc243479293"/>
+      <w:bookmarkStart w:id="16" w:name="_Toc244186176"/>
       <w:r>
         <w:rPr>
           <w:b w:val="0"/>
@@ -5364,7 +5805,7 @@
         <w:lastRenderedPageBreak/>
         <w:t>8 Bildverwerfung und Interpolation</w:t>
       </w:r>
-      <w:bookmarkEnd w:id="14"/>
+      <w:bookmarkEnd w:id="16"/>
     </w:p>
     <w:p>
       <w:pPr>
@@ -5372,10 +5813,7 @@
         <w:ind w:left="317" w:hanging="259"/>
       </w:pPr>
       <w:r>
-        <w:t xml:space="preserve">1. </w:t>
-      </w:r>
-      <w:r>
-        <w:t>Öffnen Sie die Bildverwerfungs-/QC-Ansicht des ausgewählten Datensatzes.</w:t>
+        <w:t>1. Öffnen Sie die Bildverwerfungs-/QC-Ansicht des ausgewählten Datensatzes.</w:t>
       </w:r>
     </w:p>
     <w:p>
@@ -5384,10 +5822,7 @@
         <w:ind w:left="317" w:hanging="259"/>
       </w:pPr>
       <w:r>
-        <w:t xml:space="preserve">2. </w:t>
-      </w:r>
-      <w:r>
-        <w:t>Prüfen Sie Schwelle, markierte Indizes und den Originalfilm um jedes Ereignis.</w:t>
+        <w:t>2. Prüfen Sie Schwelle, markierte Indizes und den Originalfilm um jedes Ereignis.</w:t>
       </w:r>
     </w:p>
     <w:p>
@@ -5396,10 +5831,7 @@
         <w:ind w:left="317" w:hanging="259"/>
       </w:pPr>
       <w:r>
-        <w:t xml:space="preserve">3. </w:t>
-      </w:r>
-      <w:r>
-        <w:t>Entscheiden Sie anhand von Aufnahme- und Versuchsinformationen, welche Ereignisse Artefakte sind.</w:t>
+        <w:t>3. Entscheiden Sie anhand von Aufnahme- und Versuchsinformationen, welche Ereignisse Artefakte sind.</w:t>
       </w:r>
     </w:p>
     <w:p>
@@ -5408,10 +5840,7 @@
         <w:ind w:left="317" w:hanging="259"/>
       </w:pPr>
       <w:r>
-        <w:t xml:space="preserve">4. </w:t>
-      </w:r>
-      <w:r>
-        <w:t>Wenden Sie die gewählte Korrektur auf einen abgeleiteten Datensatz an und speichern Sie dessen Protokoll.</w:t>
+        <w:t>4. Wenden Sie die gewählte Korrektur auf einen abgeleiteten Datensatz an und speichern Sie dessen Protokoll.</w:t>
       </w:r>
     </w:p>
     <w:p>
@@ -5420,10 +5849,7 @@
         <w:ind w:left="317" w:hanging="259"/>
       </w:pPr>
       <w:r>
-        <w:t xml:space="preserve">5. </w:t>
-      </w:r>
-      <w:r>
-        <w:t>Vergleichen Sie ursprüngliche und korrigierte Zeitverläufe einschließlich der Umgebung jeder Lücke.</w:t>
+        <w:t>5. Vergleichen Sie ursprüngliche und korrigierte Zeitverläufe einschließlich der Umgebung jeder Lücke.</w:t>
       </w:r>
     </w:p>
     <w:p>
@@ -5433,10 +5859,7 @@
     </w:p>
     <w:p>
       <w:r>
-        <w:t xml:space="preserve">Die Korrektur von Zeilenausreißern in Full QC ist ein eigener Screening- und Korrekturweg. Nicht jede </w:t>
-      </w:r>
-      <w:r>
-        <w:t>QC-Option bedeutet globale Bildverwerfung; wenden Sie dieselbe Korrektur nicht zweimal an, ohne das Protokoll zu prüfen.</w:t>
+        <w:t>Die Korrektur von Zeilenausreißern in Full QC ist ein eigener Screening- und Korrekturweg. Nicht jede QC-Option bedeutet globale Bildverwerfung; wenden Sie dieselbe Korrektur nicht zweimal an, ohne das Protokoll zu prüfen.</w:t>
       </w:r>
     </w:p>
     <w:p>
@@ -5444,7 +5867,7 @@
         <w:pStyle w:val="Heading1"/>
         <w:pageBreakBefore/>
       </w:pPr>
-      <w:bookmarkStart w:id="15" w:name="_Toc243479294"/>
+      <w:bookmarkStart w:id="17" w:name="_Toc244186177"/>
       <w:r>
         <w:rPr>
           <w:b w:val="0"/>
@@ -5452,7 +5875,7 @@
         <w:lastRenderedPageBreak/>
         <w:t>9 Vorverarbeitung bewusst auswählen</w:t>
       </w:r>
-      <w:bookmarkEnd w:id="15"/>
+      <w:bookmarkEnd w:id="17"/>
     </w:p>
     <w:p>
       <w:pPr>
@@ -6212,24 +6635,21 @@
     </w:p>
     <w:p>
       <w:r>
-        <w:t xml:space="preserve">Wenden Sie auf einem Vergleichszweig jeweils nur eine begründete Änderung an. Speichern Sie deren Einstellungen und beurteilen Sie dieselbe </w:t>
-      </w:r>
-      <w:r>
-        <w:t>unabhängig definierte ROI, bevor Sie einen weiteren Schritt hinzufügen.</w:t>
+        <w:t>Wenden Sie auf einem Vergleichszweig jeweils nur eine begründete Änderung an. Speichern Sie deren Einstellungen und beurteilen Sie dieselbe unabhängig definierte ROI, bevor Sie einen weiteren Schritt hinzufügen.</w:t>
       </w:r>
     </w:p>
     <w:p>
       <w:pPr>
         <w:pStyle w:val="Heading2"/>
       </w:pPr>
-      <w:bookmarkStart w:id="16" w:name="_Toc243479295"/>
+      <w:bookmarkStart w:id="18" w:name="_Toc244186178"/>
       <w:r>
         <w:rPr>
           <w:b w:val="0"/>
         </w:rPr>
         <w:t>Zuschneiden und zeitliche Reduktion</w:t>
       </w:r>
-      <w:bookmarkEnd w:id="16"/>
+      <w:bookmarkEnd w:id="18"/>
     </w:p>
     <w:p>
       <w:r>
@@ -6240,7 +6660,7 @@
       <w:pPr>
         <w:pStyle w:val="Heading2"/>
       </w:pPr>
-      <w:bookmarkStart w:id="17" w:name="_Toc243479296"/>
+      <w:bookmarkStart w:id="19" w:name="_Toc244186179"/>
       <w:r>
         <w:rPr>
           <w:b w:val="0"/>
@@ -6248,7 +6668,7 @@
         <w:lastRenderedPageBreak/>
         <w:t>Imregdemons</w:t>
       </w:r>
-      <w:bookmarkEnd w:id="17"/>
+      <w:bookmarkEnd w:id="19"/>
     </w:p>
     <w:p>
       <w:r>
@@ -6259,21 +6679,18 @@
       <w:pPr>
         <w:pStyle w:val="Heading2"/>
       </w:pPr>
-      <w:bookmarkStart w:id="18" w:name="_Toc243479297"/>
+      <w:bookmarkStart w:id="20" w:name="_Toc244186180"/>
       <w:r>
         <w:rPr>
           <w:b w:val="0"/>
         </w:rPr>
         <w:t>Zeitliche Filter und Drift</w:t>
       </w:r>
-      <w:bookmarkEnd w:id="18"/>
-    </w:p>
-    <w:p>
-      <w:r>
-        <w:t>Geben Sie Grenzfrequenzen unter Verwendung der analysierten TR ein. Eine gültige Grenzfrequenz liegt unter der Nyquist-Frequenz, also 1 geteilt durch zweimal TR. Prüfen Sie die Filterantwort-Vorschau und das Randverhalten. Hochpassfilter können langsame pharmakologische Antworten entfernen; Tiefpassfilter können den Stimulationsbeginn verwischen. Das Wiederherstellen des Mittelwerts bringt herausgefilterte Dynamik nicht zurück. Betrachten Sie Temperatur-, physiologische oder instrumentelle Drift als Hypothe</w:t>
-      </w:r>
-      <w:r>
-        <w:t>sen, die durch Aufzeichnungen gestützt werden müssen.</w:t>
+      <w:bookmarkEnd w:id="20"/>
+    </w:p>
+    <w:p>
+      <w:r>
+        <w:t>Geben Sie Grenzfrequenzen unter Verwendung der analysierten TR ein. Eine gültige Grenzfrequenz liegt unter der Nyquist-Frequenz, also 1 geteilt durch zweimal TR. Prüfen Sie die Filterantwort-Vorschau und das Randverhalten. Hochpassfilter können langsame pharmakologische Antworten entfernen; Tiefpassfilter können den Stimulationsbeginn verwischen. Das Wiederherstellen des Mittelwerts bringt herausgefilterte Dynamik nicht zurück. Betrachten Sie Temperatur-, physiologische oder instrumentelle Drift als Hypothesen, die durch Aufzeichnungen gestützt werden müssen.</w:t>
       </w:r>
     </w:p>
     <w:p>
@@ -6292,7 +6709,7 @@
       <w:pPr>
         <w:pStyle w:val="Heading1"/>
       </w:pPr>
-      <w:bookmarkStart w:id="19" w:name="_Toc243479298"/>
+      <w:bookmarkStart w:id="21" w:name="_Toc244186181"/>
       <w:r>
         <w:rPr>
           <w:b w:val="0"/>
@@ -6300,7 +6717,7 @@
         <w:lastRenderedPageBreak/>
         <w:t>10 PCA, ICA und Regressoren prüfen</w:t>
       </w:r>
-      <w:bookmarkEnd w:id="19"/>
+      <w:bookmarkEnd w:id="21"/>
     </w:p>
     <w:p>
       <w:pPr>
@@ -6320,7 +6737,7 @@
           <w:noProof/>
         </w:rPr>
         <w:drawing>
-          <wp:inline distT="0" distB="0" distL="0" distR="0" wp14:anchorId="50B54F43" wp14:editId="56AE9933">
+          <wp:inline distT="0" distB="0" distL="0" distR="0" wp14:anchorId="50F04B97" wp14:editId="2D90BA38">
             <wp:extent cx="9464040" cy="6309360"/>
             <wp:effectExtent l="0" t="0" r="0" b="0"/>
             <wp:docPr id="6" name="Picture 6" descr="PCA component review"/>
@@ -6371,10 +6788,7 @@
     <w:p>
       <w:r>
         <w:lastRenderedPageBreak/>
-        <w:t xml:space="preserve">PCA findet orthogonale Varianzmuster. Eine Komponente verbindet ein räumliches Muster mit einem zeitlichen Profil; ihr </w:t>
-      </w:r>
-      <w:r>
-        <w:t>Rang beschreibt erklärte Varianz, keine biologische Identität. PC1 ist nicht automatisch ein Artefakt. ICA sucht statistisch unabhängige Muster und erfordert eigene Konvergenz- und Interpretationsprüfungen.</w:t>
+        <w:t>PCA findet orthogonale Varianzmuster. Eine Komponente verbindet ein räumliches Muster mit einem zeitlichen Profil; ihr Rang beschreibt erklärte Varianz, keine biologische Identität. PC1 ist nicht automatisch ein Artefakt. ICA sucht statistisch unabhängige Muster und erfordert eigene Konvergenz- und Interpretationsprüfungen.</w:t>
       </w:r>
     </w:p>
     <w:p>
@@ -6383,10 +6797,7 @@
         <w:ind w:left="317" w:hanging="259"/>
       </w:pPr>
       <w:r>
-        <w:t xml:space="preserve">1. </w:t>
-      </w:r>
-      <w:r>
-        <w:t>Bestätigen Sie in der Komponenten-GUI den räumlichen Gültigkeitsbereich und die Schätzmethode.</w:t>
+        <w:t>1. Bestätigen Sie in der Komponenten-GUI den räumlichen Gültigkeitsbereich und die Schätzmethode.</w:t>
       </w:r>
     </w:p>
     <w:p>
@@ -6395,10 +6806,7 @@
         <w:ind w:left="317" w:hanging="259"/>
       </w:pPr>
       <w:r>
-        <w:t xml:space="preserve">2. </w:t>
-      </w:r>
-      <w:r>
-        <w:t>Prüfen Sie Komponentenzeitverlauf und verfügbare räumliche Informationen.</w:t>
+        <w:t>2. Prüfen Sie Komponentenzeitverlauf und verfügbare räumliche Informationen.</w:t>
       </w:r>
     </w:p>
     <w:p>
@@ -6407,10 +6815,7 @@
         <w:ind w:left="317" w:hanging="259"/>
       </w:pPr>
       <w:r>
-        <w:t xml:space="preserve">3. </w:t>
-      </w:r>
-      <w:r>
-        <w:t>Vergleichen Sie die Zeitlage mit Bewegung, Aufnahmeereignissen, Physiologie und Stimulation.</w:t>
+        <w:t>3. Vergleichen Sie die Zeitlage mit Bewegung, Aufnahmeereignissen, Physiologie und Stimulation.</w:t>
       </w:r>
     </w:p>
     <w:p>
@@ -6419,10 +6824,7 @@
         <w:ind w:left="317" w:hanging="259"/>
       </w:pPr>
       <w:r>
-        <w:t xml:space="preserve">4. </w:t>
-      </w:r>
-      <w:r>
-        <w:t>Wählen Sie nur klar begründet unterstützte Komponenten aus und wenden Sie deren Entfernung an.</w:t>
+        <w:t>4. Wählen Sie nur klar begründet unterstützte Komponenten aus und wenden Sie deren Entfernung an.</w:t>
       </w:r>
     </w:p>
     <w:p>
@@ -6431,10 +6833,7 @@
         <w:ind w:left="317" w:hanging="259"/>
       </w:pPr>
       <w:r>
-        <w:t xml:space="preserve">5. </w:t>
-      </w:r>
-      <w:r>
-        <w:t>Lassen Sie Berechnung und Speichern abschließen. Vergleichen Sie abgeleitetes Mittelwertbild, repräsentative Rohzeitverläufe und erwartete Antwort mit dem Original.</w:t>
+        <w:t>5. Lassen Sie Berechnung und Speichern abschließen. Vergleichen Sie abgeleitetes Mittelwertbild, repräsentative Rohzeitverläufe und erwartete Antwort mit dem Original.</w:t>
       </w:r>
     </w:p>
     <w:p>
@@ -6446,14 +6845,14 @@
       <w:pPr>
         <w:pStyle w:val="Heading2"/>
       </w:pPr>
-      <w:bookmarkStart w:id="20" w:name="_Toc243479299"/>
+      <w:bookmarkStart w:id="22" w:name="_Toc244186182"/>
       <w:r>
         <w:rPr>
           <w:b w:val="0"/>
         </w:rPr>
         <w:t>Regressoranalyse</w:t>
       </w:r>
-      <w:bookmarkEnd w:id="20"/>
+      <w:bookmarkEnd w:id="22"/>
     </w:p>
     <w:p>
       <w:r>
@@ -6465,7 +6864,7 @@
         <w:pStyle w:val="Heading1"/>
         <w:pageBreakBefore/>
       </w:pPr>
-      <w:bookmarkStart w:id="21" w:name="_Toc243479300"/>
+      <w:bookmarkStart w:id="23" w:name="_Toc244186183"/>
       <w:r>
         <w:rPr>
           <w:b w:val="0"/>
@@ -6473,7 +6872,7 @@
         <w:lastRenderedPageBreak/>
         <w:t>11 Baseline- und Signalfenster festlegen</w:t>
       </w:r>
-      <w:bookmarkEnd w:id="21"/>
+      <w:bookmarkEnd w:id="23"/>
     </w:p>
     <w:p>
       <w:r>
@@ -6625,10 +7024,7 @@
               <w:jc w:val="left"/>
             </w:pPr>
             <w:r>
-              <w:t xml:space="preserve">Sekunden in der normalen </w:t>
-            </w:r>
-            <w:r>
-              <w:t>Zeitansicht; Bild-/Volumenmodus gegebenenfalls prüfen</w:t>
+              <w:t>Sekunden in der normalen Zeitansicht; Bild-/Volumenmodus gegebenenfalls prüfen</w:t>
             </w:r>
           </w:p>
         </w:tc>
@@ -6814,10 +7210,7 @@
               <w:jc w:val="left"/>
             </w:pPr>
             <w:r>
-              <w:t xml:space="preserve">Frequenz in Hz anhand der </w:t>
-            </w:r>
-            <w:r>
-              <w:t>analysierten TR</w:t>
+              <w:t>Frequenz in Hz anhand der analysierten TR</w:t>
             </w:r>
           </w:p>
         </w:tc>
@@ -6849,7 +7242,7 @@
       <w:pPr>
         <w:pStyle w:val="Heading1"/>
       </w:pPr>
-      <w:bookmarkStart w:id="22" w:name="_Toc243479301"/>
+      <w:bookmarkStart w:id="24" w:name="_Toc244186184"/>
       <w:r>
         <w:rPr>
           <w:b w:val="0"/>
@@ -6857,7 +7250,7 @@
         <w:lastRenderedPageBreak/>
         <w:t>12 SCM GUI und feste ROIs verwenden</w:t>
       </w:r>
-      <w:bookmarkEnd w:id="22"/>
+      <w:bookmarkEnd w:id="24"/>
     </w:p>
     <w:p>
       <w:pPr>
@@ -6877,7 +7270,7 @@
           <w:noProof/>
         </w:rPr>
         <w:drawing>
-          <wp:inline distT="0" distB="0" distL="0" distR="0" wp14:anchorId="03382DE5" wp14:editId="1D45610B">
+          <wp:inline distT="0" distB="0" distL="0" distR="0" wp14:anchorId="2444D26F" wp14:editId="7F49A8DD">
             <wp:extent cx="9464040" cy="6309360"/>
             <wp:effectExtent l="0" t="0" r="0" b="0"/>
             <wp:docPr id="9" name="Picture 9" descr="SCM ROI and time course"/>
@@ -6932,10 +7325,7 @@
       </w:pPr>
       <w:r>
         <w:lastRenderedPageBreak/>
-        <w:t xml:space="preserve">1. </w:t>
-      </w:r>
-      <w:r>
-        <w:t xml:space="preserve">Öffnen Sie </w:t>
+        <w:t xml:space="preserve">1. Öffnen Sie </w:t>
       </w:r>
       <w:r>
         <w:rPr>
@@ -6953,13 +7343,7 @@
         <w:ind w:left="317" w:hanging="259"/>
       </w:pPr>
       <w:r>
-        <w:t xml:space="preserve">2. </w:t>
-      </w:r>
-      <w:r>
-        <w:t xml:space="preserve">Bestätigen Sie angezeigte Schicht sowie Baseline- und </w:t>
-      </w:r>
-      <w:r>
-        <w:t>Signalfenster.</w:t>
+        <w:t>2. Bestätigen Sie angezeigte Schicht sowie Baseline- und Signalfenster.</w:t>
       </w:r>
     </w:p>
     <w:p>
@@ -6968,10 +7352,7 @@
         <w:ind w:left="317" w:hanging="259"/>
       </w:pPr>
       <w:r>
-        <w:t xml:space="preserve">3. </w:t>
-      </w:r>
-      <w:r>
-        <w:t>Wählen Sie Vorzeichenregel und einen sinnvollen prozentualen Farbbereich. Verringern Sie die Deckkraft der Überlagerung, falls diese die Anatomie verdeckt.</w:t>
+        <w:t>3. Wählen Sie Vorzeichenregel und einen sinnvollen prozentualen Farbbereich. Verringern Sie die Deckkraft der Überlagerung, falls diese die Anatomie verdeckt.</w:t>
       </w:r>
     </w:p>
     <w:p>
@@ -6980,10 +7361,7 @@
         <w:ind w:left="317" w:hanging="259"/>
       </w:pPr>
       <w:r>
-        <w:t xml:space="preserve">4. </w:t>
-      </w:r>
-      <w:r>
-        <w:t xml:space="preserve">Geben Sie ROI-Größe und Mittelpunkt ein und verwenden Sie anschließend </w:t>
+        <w:t xml:space="preserve">4. Geben Sie ROI-Größe und Mittelpunkt ein und verwenden Sie anschließend </w:t>
       </w:r>
       <w:r>
         <w:rPr>
@@ -7001,10 +7379,7 @@
         <w:ind w:left="317" w:hanging="259"/>
       </w:pPr>
       <w:r>
-        <w:t xml:space="preserve">5. </w:t>
-      </w:r>
-      <w:r>
-        <w:t>Prüfen Sie ROI-Umrandung und ausgefüllten Zeitverlauf einschließlich Baseline- und Signalbändern.</w:t>
+        <w:t>5. Prüfen Sie ROI-Umrandung und ausgefüllten Zeitverlauf einschließlich Baseline- und Signalbändern.</w:t>
       </w:r>
     </w:p>
     <w:p>
@@ -7013,10 +7388,7 @@
         <w:ind w:left="317" w:hanging="259"/>
       </w:pPr>
       <w:r>
-        <w:t xml:space="preserve">6. </w:t>
-      </w:r>
-      <w:r>
-        <w:t>Speichern oder exportieren Sie den vorgesehenen ROI-Zeitverlauf samt Einstellungen.</w:t>
+        <w:t>6. Speichern oder exportieren Sie den vorgesehenen ROI-Zeitverlauf samt Einstellungen.</w:t>
       </w:r>
     </w:p>
     <w:p>
@@ -7028,14 +7400,14 @@
       <w:pPr>
         <w:pStyle w:val="Heading2"/>
       </w:pPr>
-      <w:bookmarkStart w:id="23" w:name="_Toc243479302"/>
+      <w:bookmarkStart w:id="25" w:name="_Toc244186185"/>
       <w:r>
         <w:rPr>
           <w:b w:val="0"/>
         </w:rPr>
         <w:t>Hintergrundbild und Atlaskontext</w:t>
       </w:r>
-      <w:bookmarkEnd w:id="23"/>
+      <w:bookmarkEnd w:id="25"/>
     </w:p>
     <w:p>
       <w:r>
@@ -7085,7 +7457,7 @@
       <w:pPr>
         <w:pStyle w:val="Heading1"/>
       </w:pPr>
-      <w:bookmarkStart w:id="24" w:name="_Toc243479303"/>
+      <w:bookmarkStart w:id="26" w:name="_Toc244186186"/>
       <w:r>
         <w:rPr>
           <w:b w:val="0"/>
@@ -7093,7 +7465,7 @@
         <w:lastRenderedPageBreak/>
         <w:t>13 Suchmasken für automatische SCM zeichnen</w:t>
       </w:r>
-      <w:bookmarkEnd w:id="24"/>
+      <w:bookmarkEnd w:id="26"/>
     </w:p>
     <w:p>
       <w:pPr>
@@ -7113,7 +7485,7 @@
           <w:noProof/>
         </w:rPr>
         <w:drawing>
-          <wp:inline distT="0" distB="0" distL="0" distR="0" wp14:anchorId="09A894FB" wp14:editId="23680B38">
+          <wp:inline distT="0" distB="0" distL="0" distR="0" wp14:anchorId="47E01D7F" wp14:editId="7BD86AAC">
             <wp:extent cx="9464040" cy="6309360"/>
             <wp:effectExtent l="0" t="0" r="0" b="0"/>
             <wp:docPr id="12" name="Picture 12" descr="Target and Control painting"/>
@@ -7168,10 +7540,7 @@
       </w:pPr>
       <w:r>
         <w:lastRenderedPageBreak/>
-        <w:t xml:space="preserve">1. </w:t>
-      </w:r>
-      <w:r>
-        <w:t xml:space="preserve">Öffnen Sie </w:t>
+        <w:t xml:space="preserve">1. Öffnen Sie </w:t>
       </w:r>
       <w:r>
         <w:rPr>
@@ -7180,7 +7549,7 @@
         <w:t>Automatic analysis</w:t>
       </w:r>
       <w:r>
-        <w:t xml:space="preserve">und anschließend </w:t>
+        <w:t xml:space="preserve"> und anschließend </w:t>
       </w:r>
       <w:r>
         <w:rPr>
@@ -7198,13 +7567,7 @@
         <w:ind w:left="317" w:hanging="259"/>
       </w:pPr>
       <w:r>
-        <w:t xml:space="preserve">2. </w:t>
-      </w:r>
-      <w:r>
-        <w:t xml:space="preserve">Wählen Sie quadratische Pixel, </w:t>
-      </w:r>
-      <w:r>
-        <w:t>physische X-/Y-Größe oder eine ganze Atlasregion. Der Ganzregionenmodus benötigt benannte Atlasregionen.</w:t>
+        <w:t>2. Wählen Sie quadratische Pixel, physische X-/Y-Größe oder eine ganze Atlasregion. Der Ganzregionenmodus benötigt benannte Atlasregionen.</w:t>
       </w:r>
     </w:p>
     <w:p>
@@ -7213,10 +7576,7 @@
         <w:ind w:left="317" w:hanging="259"/>
       </w:pPr>
       <w:r>
-        <w:t xml:space="preserve">3. </w:t>
-      </w:r>
-      <w:r>
-        <w:t>Geben Sie Suchbeginn, Suchende und Plateaudauer in Minuten je Aufnahme ein. Dauer null verwendet das gesamte Intervall; eine positive Dauer durchsucht vollständige Fenster innerhalb dieses Intervalls.</w:t>
+        <w:t>3. Geben Sie Suchbeginn, Suchende und Plateaudauer in Minuten je Aufnahme ein. Dauer null verwendet das gesamte Intervall; eine positive Dauer durchsucht vollständige Fenster innerhalb dieses Intervalls.</w:t>
       </w:r>
     </w:p>
     <w:p>
@@ -7225,10 +7585,7 @@
         <w:ind w:left="317" w:hanging="259"/>
       </w:pPr>
       <w:r>
-        <w:t xml:space="preserve">4. </w:t>
-      </w:r>
-      <w:r>
-        <w:t>Wählen Sie Target, Control oder beide und bestätigen Sie Bildseitenzuordnung und Trennspalte.</w:t>
+        <w:t>4. Wählen Sie Target, Control oder beide und bestätigen Sie Bildseitenzuordnung und Trennspalte.</w:t>
       </w:r>
     </w:p>
     <w:p>
@@ -7237,10 +7594,7 @@
         <w:ind w:left="317" w:hanging="259"/>
       </w:pPr>
       <w:r>
-        <w:t xml:space="preserve">5. </w:t>
-      </w:r>
-      <w:r>
-        <w:t>Wählen Sie nach Bedarf Atlasregionen, Abdeckung, Rechteck und Schichtbereich.</w:t>
+        <w:t>5. Wählen Sie nach Bedarf Atlasregionen, Abdeckung, Rechteck und Schichtbereich.</w:t>
       </w:r>
     </w:p>
     <w:p>
@@ -7249,10 +7603,7 @@
         <w:ind w:left="317" w:hanging="259"/>
       </w:pPr>
       <w:r>
-        <w:t xml:space="preserve">6. </w:t>
-      </w:r>
-      <w:r>
-        <w:t xml:space="preserve">Zeichnen und prüfen Sie die gewünschte Einschränkung und klicken Sie anschließend auf </w:t>
+        <w:t xml:space="preserve">6. Zeichnen und prüfen Sie die gewünschte Einschränkung und klicken Sie anschließend auf </w:t>
       </w:r>
       <w:r>
         <w:rPr>
@@ -7268,14 +7619,14 @@
       <w:pPr>
         <w:pStyle w:val="Heading2"/>
       </w:pPr>
-      <w:bookmarkStart w:id="25" w:name="_Toc243479304"/>
+      <w:bookmarkStart w:id="27" w:name="_Toc244186187"/>
       <w:r>
         <w:rPr>
           <w:b w:val="0"/>
         </w:rPr>
         <w:t>Gezeichneten Gültigkeitsbereich lesen</w:t>
       </w:r>
-      <w:bookmarkEnd w:id="25"/>
+      <w:bookmarkEnd w:id="27"/>
     </w:p>
     <w:p>
       <w:r>
@@ -7309,21 +7660,67 @@
       <w:pPr>
         <w:pStyle w:val="Heading2"/>
       </w:pPr>
-      <w:bookmarkStart w:id="26" w:name="_Toc243479305"/>
+      <w:bookmarkStart w:id="28" w:name="_Toc244186188"/>
       <w:r>
         <w:rPr>
           <w:b w:val="0"/>
         </w:rPr>
         <w:t>Kandidaten prüfen und exportieren</w:t>
       </w:r>
-      <w:bookmarkEnd w:id="26"/>
-    </w:p>
-    <w:p>
-      <w:r>
-        <w:t>Klicken Sie auf eine Kandidatenzeile, um Umrandung und Zeitverlauf zu prüfen. Kontrollkästchen bestimmen die Exportauswahl; sie fordern nicht selbst einen neuen Zeitverlauf an. Behandeln Sie Maxima explorativ, sofern die Auswahl nicht unabhängig von der gemessenen Antwort erfolgte. Exportieren Sie das gewünschte Paket je Rolle, ergänzen Sie eine Notiz und bewahren Sie Parameter-/Prüfdateien und Begleitdateien zusammen auf. Der Ganzregionenmodus berücksichtigt weiterhin einschränkende Zeichnungen und Grenzen</w:t>
-      </w:r>
-      <w:r>
-        <w:t>.</w:t>
+      <w:bookmarkEnd w:id="28"/>
+    </w:p>
+    <w:p>
+      <w:r>
+        <w:t>Klicken Sie auf eine Kandidatenzeile, um Umrandung und Zeitverlauf zu prüfen. Kontrollkästchen bestimmen die Exportauswahl; sie fordern nicht selbst einen neuen Zeitverlauf an. Behandeln Sie Maxima explorativ, sofern die Auswahl nicht unabhängig von der gemessenen Antwort erfolgte. Exportieren Sie das gewünschte Paket je Rolle, ergänzen Sie eine Notiz und bewahren Sie Parameter-/Prüfdateien und Begleitdateien zusammen auf. Der Ganzregionenmodus berücksichtigt weiterhin einschränkende Zeichnungen und Grenzen.</w:t>
+      </w:r>
+    </w:p>
+    <w:p>
+      <w:pPr>
+        <w:pStyle w:val="Heading2"/>
+      </w:pPr>
+      <w:bookmarkStart w:id="29" w:name="b_update_ranking_title"/>
+      <w:bookmarkStart w:id="30" w:name="_Toc244186189"/>
+      <w:bookmarkEnd w:id="29"/>
+      <w:r>
+        <w:rPr>
+          <w:b w:val="0"/>
+        </w:rPr>
+        <w:t>Vollständige Atlasregionen über mehrere Schichten hinweg bewerten</w:t>
+      </w:r>
+      <w:bookmarkEnd w:id="30"/>
+    </w:p>
+    <w:p>
+      <w:r>
+        <w:t xml:space="preserve">Wählen Sie in SCM GUI &gt; Automatic analysis die Option Atlas: rank whole regions across slices. Legen Sie das Signalintervall, den Bereich der aufgenommenen Schichten sowie die Anzahl der </w:t>
+      </w:r>
+      <w:r>
+        <w:lastRenderedPageBreak/>
+        <w:t>besten Target- und Control-Regionen fest; 0 schließt alle Regionen ein. Dieser Modus verwendet registrierte ganzzahlige Regionslabels eines Standard- oder LightSuite-Atlas, auch wenn Histologie oder Gefäßanatomie angezeigt wird.</w:t>
+      </w:r>
+    </w:p>
+    <w:p>
+      <w:r>
+        <w:t>Wählen Sie getrennte Bildseiten und die Target-Seite oder fassen Sie die Seiten zusammen. Draw midline definiert eine gerade oder schräge Trennlinie über die durchsuchten Schichten; Remove / combine sides entfernt diese Grenze. Diese Einstellungen beschreiben die angezeigten Bildseiten und keine automatisch abgeleitete anatomische Lateralisierung. Beschränkungen durch ROI-Größe, Pinsel und rechteckige Suchbereiche gelten in diesem Modus für vollständige Regionen nicht.</w:t>
+      </w:r>
+    </w:p>
+    <w:p>
+      <w:r>
+        <w:t>Bewerten Sie nach dem Intervallmittelwert oder dem Maximum jeder regionalen Mittelwertkurve und wählen Sie Zunahmen, Abnahmen oder absolute Änderungen. Jede regionale Kurve mittelt einen festen Satz geeigneter Voxel über die ausgewählten Schichten. Voxel benötigen eine gültige Baseline und endliche Werte während des gesamten Signalintervalls. Die minimale nutzbare Abdeckung beträgt standardmäßig 75 % und kann auf 75 % bis 100 % eingestellt werden; sie bezieht sich auf markierte Voxel in den aufgenommenen Schichten, nicht auf den vollständigen Referenzatlas.</w:t>
+      </w:r>
+    </w:p>
+    <w:p>
+      <w:r>
+        <w:t>Die Ergebnistabelle enthält Regionsnamen, vorzeichenbehaftete Signaländerung, Rang, Voxelzahlen, Schichtbereich und nutzbare Abdeckung. Klicken Sie auf eine Zeile, um Schicht, atlasförmige Kontur und Kurve anzuzeigen. Mark / export ist anfangs nicht angekreuzt. Gestrichelte Konturen sind vorübergehende Vorschauen; durchgezogene Konturen kennzeichnen ausgewählte Regionen. Ändern Sie Role für die Zuordnung zu Target oder Control; Clear selection hebt die Auswahl auf.</w:t>
+      </w:r>
+    </w:p>
+    <w:p>
+      <w:r>
+        <w:t>Pair same region on opposite side zeigt die entsprechende Atlasregion mit derselben Aufnahme, denselben Signal- und Baselinefenstern sowie demselben Schichtbereich an. Die Auswahl eines Target übernimmt dessen passende Control; das Abwählen löst diese automatische Auswahl, sofern die Control nicht unabhängig ausgewählt wurde. Fehlende Abdeckung wird gemeldet und nicht durch eine andere Region ersetzt. Passende Controls bleiben auch unterhalb der Control-Top-N-Grenze verfügbar. Diese Paarung von Anzeige und Auswahl legt keinen statistischen Test fest.</w:t>
+      </w:r>
+    </w:p>
+    <w:p>
+      <w:r>
+        <w:t>Export tables + curves speichert CSV-Zusammenfassungen und Zeitverläufe sowie eine MAT-Prüfdatei mit Einstellungen, Atlas- und Quellenherkunft, ausgelassenen Regionen und festen Voxelindizes. Die üblichen TXT- und Bundle-Exporte ausgewählter ROIs behalten Regionen und geänderte Rollen bei. Angehängte Aufnahmen werden mit aufnahmerelativen Zeiten separat bewertet; zu kurze Aufnahmen werden gemeldet, ohne das gewünschte Intervall zu verkürzen. Die Rangfolge ist explorativ und belegt keine statistische Signifikanz.</w:t>
       </w:r>
     </w:p>
     <w:p>
@@ -7331,7 +7728,7 @@
         <w:pStyle w:val="Heading1"/>
         <w:pageBreakBefore/>
       </w:pPr>
-      <w:bookmarkStart w:id="27" w:name="_Toc243479306"/>
+      <w:bookmarkStart w:id="31" w:name="_Toc244186190"/>
       <w:r>
         <w:rPr>
           <w:b w:val="0"/>
@@ -7339,24 +7736,44 @@
         <w:lastRenderedPageBreak/>
         <w:t>14 Masken und Atlasregistrierung vorbereiten</w:t>
       </w:r>
-      <w:bookmarkEnd w:id="27"/>
+      <w:bookmarkEnd w:id="31"/>
     </w:p>
     <w:p>
       <w:pPr>
         <w:pStyle w:val="Heading2"/>
       </w:pPr>
-      <w:bookmarkStart w:id="28" w:name="_Toc243479307"/>
+      <w:bookmarkStart w:id="32" w:name="_Toc244186191"/>
       <w:r>
         <w:rPr>
           <w:b w:val="0"/>
         </w:rPr>
         <w:t>Mask Editor</w:t>
       </w:r>
-      <w:bookmarkEnd w:id="28"/>
+      <w:bookmarkEnd w:id="32"/>
     </w:p>
     <w:p>
       <w:r>
         <w:t>Wählen Sie vor dem Zeichnen das vorgesehene Maskenziel: Anatomie-/Gehirnmaske und funktionelle Überlagerungsmaske können verschiedene Zwecke erfüllen. Bestätigen Sie Einschluss-/Ausschlusskonvention, prüfen Sie die Vorschau beibehaltener/ausgeschlossener Bereiche und speichern Sie benötigte Maskenobjekte. Anzeigemaske und Atlassuchzugehörigkeit sind nicht austauschbar.</w:t>
+      </w:r>
+    </w:p>
+    <w:p>
+      <w:pPr>
+        <w:pStyle w:val="Heading2"/>
+      </w:pPr>
+      <w:bookmarkStart w:id="33" w:name="b_update_mask_title"/>
+      <w:bookmarkStart w:id="34" w:name="_Toc244186192"/>
+      <w:bookmarkEnd w:id="33"/>
+      <w:r>
+        <w:rPr>
+          <w:b w:val="0"/>
+        </w:rPr>
+        <w:t>Geometrische Masken für volumetrische Sondendaten</w:t>
+      </w:r>
+      <w:bookmarkEnd w:id="34"/>
+    </w:p>
+    <w:p>
+      <w:r>
+        <w:t>Im Mask Editor schlägt Auto: Rectangular (3D probe) eine Abdeckung mit geraden Kanten vor; Auto: Ellipse (rounded) erzeugt eine ovale Form, während Anatomical (intensity) der Doppler-Hüllkurve folgt. Prüfen und skalieren Sie die Vorschau vor dem Anwenden. Overlay-Masken verwenden standardmäßig Follow slice size und werden je Schicht angepasst; deaktivieren Sie dies für ein festes Rechteck. Underlay-Masken haben standardmäßig eine feste Geometrie. Smooth: All slices verarbeitet jede Ebene unabhängig; Current slice beschränkt den Vorgang. Leere Schichten bleiben leer, und eine vorhandene Hirnmaske begrenzt die Overlay-Glättung. Apply mask aktualisiert den Editor; SAVE UNDERLAY / OVERLAY / BOTH speichert das Ergebnis.</w:t>
       </w:r>
     </w:p>
     <w:p>
@@ -7375,7 +7792,7 @@
       <w:pPr>
         <w:pStyle w:val="Heading2"/>
       </w:pPr>
-      <w:bookmarkStart w:id="29" w:name="_Toc243479308"/>
+      <w:bookmarkStart w:id="35" w:name="_Toc244186193"/>
       <w:r>
         <w:rPr>
           <w:b w:val="0"/>
@@ -7383,17 +7800,14 @@
         <w:lastRenderedPageBreak/>
         <w:t>Eine 2D-Quellebene registrieren</w:t>
       </w:r>
-      <w:bookmarkEnd w:id="29"/>
+      <w:bookmarkEnd w:id="35"/>
     </w:p>
     <w:p>
       <w:pPr>
         <w:pStyle w:val="FigureCaption"/>
       </w:pPr>
       <w:r>
-        <w:t xml:space="preserve">Abbildung 6. Coronal </w:t>
-      </w:r>
-      <w:r>
-        <w:t>registration controls</w:t>
+        <w:t>Abbildung 6. Coronal registration controls</w:t>
       </w:r>
     </w:p>
     <w:p>
@@ -7406,7 +7820,7 @@
           <w:noProof/>
         </w:rPr>
         <w:drawing>
-          <wp:inline distT="0" distB="0" distL="0" distR="0" wp14:anchorId="6983395C" wp14:editId="6A3C6C57">
+          <wp:inline distT="0" distB="0" distL="0" distR="0" wp14:anchorId="38814B03" wp14:editId="532775C0">
             <wp:extent cx="9464040" cy="6309360"/>
             <wp:effectExtent l="0" t="0" r="0" b="0"/>
             <wp:docPr id="15" name="Picture 15" descr="Coronal registration controls"/>
@@ -7461,10 +7875,7 @@
       </w:pPr>
       <w:r>
         <w:lastRenderedPageBreak/>
-        <w:t xml:space="preserve">1. </w:t>
-      </w:r>
-      <w:r>
-        <w:t>Öffnen Sie die koronale 2D-Registrierung für die gewählte Quellschicht.</w:t>
+        <w:t>1. Öffnen Sie die koronale 2D-Registrierung für die gewählte Quellschicht.</w:t>
       </w:r>
     </w:p>
     <w:p>
@@ -7473,10 +7884,7 @@
         <w:ind w:left="317" w:hanging="259"/>
       </w:pPr>
       <w:r>
-        <w:t xml:space="preserve">2. </w:t>
-      </w:r>
-      <w:r>
-        <w:t>Bestätigen Sie Orientierung und Seitenzuordnung anhand der Aufnahmeunterlagen.</w:t>
+        <w:t>2. Bestätigen Sie Orientierung und Seitenzuordnung anhand der Aufnahmeunterlagen.</w:t>
       </w:r>
     </w:p>
     <w:p>
@@ -7485,10 +7893,7 @@
         <w:ind w:left="317" w:hanging="259"/>
       </w:pPr>
       <w:r>
-        <w:t xml:space="preserve">3. </w:t>
-      </w:r>
-      <w:r>
-        <w:t>Wählen Sie die passende Atlasebene und richten Sie sie anhand mehrerer Landmarken aus.</w:t>
+        <w:t>3. Wählen Sie die passende Atlasebene und richten Sie sie anhand mehrerer Landmarken aus.</w:t>
       </w:r>
     </w:p>
     <w:p>
@@ -7497,10 +7902,7 @@
         <w:ind w:left="317" w:hanging="259"/>
       </w:pPr>
       <w:r>
-        <w:t xml:space="preserve">4. </w:t>
-      </w:r>
-      <w:r>
-        <w:t>Prüfen Sie Grenzen sowie vaskuläre/anatomische Übereinstimmung über das gesamte Bildfeld.</w:t>
+        <w:t>4. Prüfen Sie Grenzen sowie vaskuläre/anatomische Übereinstimmung über das gesamte Bildfeld.</w:t>
       </w:r>
     </w:p>
     <w:p>
@@ -7509,10 +7911,7 @@
         <w:ind w:left="317" w:hanging="259"/>
       </w:pPr>
       <w:r>
-        <w:t xml:space="preserve">5. </w:t>
-      </w:r>
-      <w:r>
-        <w:t>Speichern Sie ausdrücklich. Bewahren Sie datierten Slice-Ordner, Transformations- und Hintergrunddateien zusammen auf.</w:t>
+        <w:t>5. Speichern Sie ausdrücklich. Bewahren Sie datierten Slice-Ordner, Transformations- und Hintergrunddateien zusammen auf.</w:t>
       </w:r>
     </w:p>
     <w:p>
@@ -7521,10 +7920,7 @@
         <w:ind w:left="317" w:hanging="259"/>
       </w:pPr>
       <w:r>
-        <w:t xml:space="preserve">6. </w:t>
-      </w:r>
-      <w:r>
-        <w:t xml:space="preserve">Öffnen Sie dieses Paket erneut mit </w:t>
+        <w:t xml:space="preserve">6. Öffnen Sie dieses Paket erneut mit </w:t>
       </w:r>
       <w:r>
         <w:rPr>
@@ -7545,16 +7941,16 @@
       <w:pPr>
         <w:pStyle w:val="Heading2"/>
       </w:pPr>
-      <w:bookmarkStart w:id="30" w:name="b_lightsuite_guide"/>
-      <w:bookmarkStart w:id="31" w:name="_Toc243479309"/>
-      <w:bookmarkEnd w:id="30"/>
+      <w:bookmarkStart w:id="36" w:name="b_lightsuite_guide"/>
+      <w:bookmarkStart w:id="37" w:name="_Toc244186194"/>
+      <w:bookmarkEnd w:id="36"/>
       <w:r>
         <w:rPr>
           <w:b w:val="0"/>
         </w:rPr>
         <w:t>Geführte Atlasregistrierung mit LightSuite</w:t>
       </w:r>
-      <w:bookmarkEnd w:id="31"/>
+      <w:bookmarkEnd w:id="37"/>
     </w:p>
     <w:p>
       <w:r>
@@ -7583,10 +7979,7 @@
         <w:ind w:left="317" w:hanging="259"/>
       </w:pPr>
       <w:r>
-        <w:t xml:space="preserve">1. </w:t>
-      </w:r>
-      <w:r>
-        <w:t>1 Prepare + start: mediane Anatomie aus der aktuellen Doppler-Aufnahme bei ursprünglicher Geometrie erstellen. Keine prozentuale Änderungskarte als Registrierungsvorlage verwenden.</w:t>
+        <w:t>1. 1 Prepare + start: mediane Anatomie aus der aktuellen Doppler-Aufnahme bei ursprünglicher Geometrie erstellen. Keine prozentuale Änderungskarte als Registrierungsvorlage verwenden.</w:t>
       </w:r>
     </w:p>
     <w:p>
@@ -7595,10 +7988,7 @@
         <w:ind w:left="317" w:hanging="259"/>
       </w:pPr>
       <w:r>
-        <w:t xml:space="preserve">2. </w:t>
-      </w:r>
-      <w:r>
-        <w:t>2 Confirm orientation: Probe und Gefäßatlas vergleichen; AP, DV, ML und Seitenzuordnung bestätigen. Schließen lässt diesen Schritt unbestätigt.</w:t>
+        <w:t>2. 2 Confirm orientation: Probe und Gefäßatlas vergleichen; AP, DV, ML und Seitenzuordnung bestätigen. Schließen lässt diesen Schritt unbestätigt.</w:t>
       </w:r>
     </w:p>
     <w:p>
@@ -7607,10 +7997,7 @@
         <w:ind w:left="317" w:hanging="259"/>
       </w:pPr>
       <w:r>
-        <w:t xml:space="preserve">3. </w:t>
-      </w:r>
-      <w:r>
-        <w:t>3 Edit landmarks: sichere Zuordnungen über das erfasste Volumen verteilen; vor dem Speichern jedes offene Paar vervollständigen oder verwerfen.</w:t>
+        <w:t>3. 3 Edit landmarks: sichere Zuordnungen über das erfasste Volumen verteilen; vor dem Speichern jedes offene Paar vervollständigen oder verwerfen.</w:t>
       </w:r>
     </w:p>
     <w:p>
@@ -7619,10 +8006,7 @@
         <w:ind w:left="317" w:hanging="259"/>
       </w:pPr>
       <w:r>
-        <w:t xml:space="preserve">4. </w:t>
-      </w:r>
-      <w:r>
-        <w:t>4 Fit registration: affine und B-Spline-Anpassung mit Phasen- und Iterationsanzeige. fUS-Standardwerte: B-Spline-Gitter 1,6 mm, Landmarkengewicht 0,1.</w:t>
+        <w:t>4. 4 Fit registration: affine und B-Spline-Anpassung mit Phasen- und Iterationsanzeige. fUS-Standardwerte: B-Spline-Gitter 1,6 mm, Landmarkengewicht 0,1.</w:t>
       </w:r>
     </w:p>
     <w:p>
@@ -7631,10 +8015,7 @@
         <w:ind w:left="317" w:hanging="259"/>
       </w:pPr>
       <w:r>
-        <w:t xml:space="preserve">5. </w:t>
-      </w:r>
-      <w:r>
-        <w:t>5 Review + accept: Gefäße, Grenzen und Abdeckung auf mehreren koronalen, horizontalen und sagittalen Schnitten prüfen. Ablehnen oder Schließen startet keinen Export.</w:t>
+        <w:t>5. 5 Review + accept: Gefäße, Grenzen und Abdeckung auf mehreren koronalen, horizontalen und sagittalen Schnitten prüfen. Ablehnen oder Schließen startet keinen Export.</w:t>
       </w:r>
     </w:p>
     <w:p>
@@ -7644,10 +8025,7 @@
       </w:pPr>
       <w:r>
         <w:lastRenderedPageBreak/>
-        <w:t xml:space="preserve">6. </w:t>
-      </w:r>
-      <w:r>
-        <w:t>6 Save all outputs: Annahme speichert automatisch abgebildete Anatomie, native Regionslabels, verfügbare Gefäß-/Histologiehintergründe und editierbare Gewebemasken. SAVED nennt den Ausgabeordner.</w:t>
+        <w:t>6. 6 Save all outputs: Annahme speichert automatisch abgebildete Anatomie, native Regionslabels, verfügbare Gefäß-/Histologiehintergründe und editierbare Gewebemasken. SAVED nennt den Ausgabeordner.</w:t>
       </w:r>
     </w:p>
     <w:p>
@@ -7670,8 +8048,8 @@
         <w:lastRenderedPageBreak/>
         <w:t>Geführter LightSuite-Arbeitsbereich</w:t>
       </w:r>
-      <w:bookmarkStart w:id="32" w:name="b_lightsuite_guided_workspace"/>
-      <w:bookmarkEnd w:id="32"/>
+      <w:bookmarkStart w:id="38" w:name="b_lightsuite_guided_workspace"/>
+      <w:bookmarkEnd w:id="38"/>
     </w:p>
     <w:p>
       <w:pPr>
@@ -7683,7 +8061,7 @@
           <w:noProof/>
         </w:rPr>
         <w:drawing>
-          <wp:inline distT="0" distB="0" distL="0" distR="0" wp14:anchorId="2B15315B" wp14:editId="67132B2D">
+          <wp:inline distT="0" distB="0" distL="0" distR="0" wp14:anchorId="2BDD216A" wp14:editId="5D57B11A">
             <wp:extent cx="8310994" cy="6309359"/>
             <wp:effectExtent l="0" t="0" r="0" b="0"/>
             <wp:docPr id="18" name="Picture 18" descr="Geführter LightSuite-Arbeitsbereich"/>
@@ -7721,10 +8099,7 @@
     </w:p>
     <w:p>
       <w:r>
-        <w:t xml:space="preserve">Tatsächlicher Arbeitsbereich mit anonymisierten Beispielkennungen. Farbige nummerierte </w:t>
-      </w:r>
-      <w:r>
-        <w:t>Schaltflächen führen Analysen aus; der aktuelle Schritt ist hervorgehoben. Grün speichert Ergebnisse, blaue Help-Schaltflächen öffnen Anleitungen. Dies ist ein Oberflächenbeispiel, keine akzeptierte Registrierung.</w:t>
+        <w:t>Tatsächlicher Arbeitsbereich mit anonymisierten Beispielkennungen. Farbige nummerierte Schaltflächen führen Analysen aus; der aktuelle Schritt ist hervorgehoben. Grün speichert Ergebnisse, blaue Help-Schaltflächen öffnen Anleitungen. Dies ist ein Oberflächenbeispiel, keine akzeptierte Registrierung.</w:t>
       </w:r>
     </w:p>
     <w:p>
@@ -7743,20 +8118,45 @@
       <w:pPr>
         <w:pStyle w:val="Heading3"/>
       </w:pPr>
+      <w:bookmarkStart w:id="39" w:name="b_update_ls_setup_title"/>
+      <w:bookmarkEnd w:id="39"/>
       <w:r>
         <w:rPr>
           <w:b w:val="0"/>
         </w:rPr>
         <w:lastRenderedPageBreak/>
+        <w:t>Abhängigkeiten und Aufnahmegeometrie prüfen</w:t>
+      </w:r>
+    </w:p>
+    <w:p>
+      <w:r>
+        <w:t>Dependencies &gt; Install / complete setup installiert die unterstützten quelloffenen Windows-Abhängigkeiten außerhalb der Toolbox in deConfUSIon_ExternalTools. Der Installer erhält die ursprünglichen Lizenzen, installiert keine lizenzierten MATLAB-Produkte und ändert den globalen MATLAB-Pfad nicht. LightSuite benötigt MATLAB R2022b oder neuer sowie die gemeldeten Toolboxes; die dokumentierte deConfUSIon-Referenz bleibt R2023b. CZI-Import erfordert zusätzlich BioformatsImage und OME Bio-Formats; TIFF nicht. Kortikale Flatmaps sind in diesem Adapter nicht aktiviert.</w:t>
+      </w:r>
+    </w:p>
+    <w:p>
+      <w:r>
+        <w:t>Das Feld Recording kann den aktiven Studio-Datensatz einschließlich des aktuellen Verarbeitungsergebnisses im Arbeitsspeicher verwenden. Prüfen Sie, dass Doppler-Anatomie und kein Film prozentualer Änderungen eingegeben wird. Die Abstände werden aus unterstützten Metadaten und geprüften Beamformer-Profilen gelesen; die Statusanzeige nennt die Quelle. Nicht unterstützte Header erfordern gemessene Millimeterabstände entlang der ursprünglichen Arraydimensionen. Die Größenordnung einer Zahl legt niemals ihre Einheit fest. Bestätigen Sie die Orientierung einschließlich der Achsenrichtungen nach AP, DV und ML; das Schließen des Bestätigungsdialogs bricht diesen Schritt ab.</w:t>
+      </w:r>
+    </w:p>
+    <w:p>
+      <w:r>
+        <w:t>Load edited underlay... öffnet den Ordner Visualization der Aufnahme und akzeptiert ein Mask-Editor-MAT-Bundle auf demselben nativen Raster. Es ändert die Anatomieanzeige zur Landmarkenplatzierung; die Anpassung verwendet weiterhin die ursprüngliche anatomische Vorlage und native Koordinaten. Mask Editor standard ist der Standardkontrast für Landmarken. Sample contrast, Atlas contrast und Atlas opacity ändern nur die Anzeige. Vervollständigen oder verwerfen Sie ausstehende Punktpaare vor dem Speichern.</w:t>
+      </w:r>
+    </w:p>
+    <w:p>
+      <w:pPr>
+        <w:pStyle w:val="Heading3"/>
+      </w:pPr>
+      <w:r>
+        <w:rPr>
+          <w:b w:val="0"/>
+        </w:rPr>
         <w:t>Zuverlässige Landmarken wählen und bearbeiten</w:t>
       </w:r>
     </w:p>
     <w:p>
       <w:r>
-        <w:t xml:space="preserve">Bevorzugen Sie markante Gefäßaufzweigungen und </w:t>
-      </w:r>
-      <w:r>
-        <w:t>Verbindungen, die in Probe und Gefäßatlas erkennbar sind. Klare Mittellinie, Ventrikelgrenzen und charakteristische Hirnumrisse können ergänzen. Merkmale in mehreren Ansichten prüfen; Paare über AP, DV, ML und beide erfassten Hemisphären verteilen. Keine Zuordnung außerhalb der Aufnahmeabdeckung erzwingen.</w:t>
+        <w:t>Bevorzugen Sie markante Gefäßaufzweigungen und Verbindungen, die in Probe und Gefäßatlas erkennbar sind. Klare Mittellinie, Ventrikelgrenzen und charakteristische Hirnumrisse können ergänzen. Merkmale in mehreren Ansichten prüfen; Paare über AP, DV, ML und beide erfassten Hemisphären verteilen. Keine Zuordnung außerhalb der Aufnahmeabdeckung erzwingen.</w:t>
       </w:r>
     </w:p>
     <w:p>
@@ -7766,7 +8166,11 @@
     </w:p>
     <w:p>
       <w:r>
-        <w:t>In Mark matching points macht ein Rechtsklick auf ein Bild den letzten Klick rückgängig. Nach Rücknahme eines Atlaspunkts bleibt sein Probenpunkt zur Korrektur offen; ein weiterer Rechtsklick verwirft ihn. Delete selected pair entfernt beide Punkte. Zoom und Verschieben behalten ihre normale Maussteuerung.</w:t>
+        <w:t xml:space="preserve">In Mark matching points macht ein Rechtsklick auf ein Bild den letzten Klick rückgängig. Nach Rücknahme eines Atlaspunkts bleibt sein Probenpunkt zur Korrektur offen; ein weiterer Rechtsklick </w:t>
+      </w:r>
+      <w:r>
+        <w:lastRenderedPageBreak/>
+        <w:t>verwirft ihn. Delete selected pair entfernt beide Punkte. Zoom und Verschieben behalten ihre normale Maussteuerung.</w:t>
       </w:r>
     </w:p>
     <w:p>
@@ -7794,8 +8198,8 @@
         <w:lastRenderedPageBreak/>
         <w:t>Landmarkeneditor mit Speicher- und Aktivitätsanzeige</w:t>
       </w:r>
-      <w:bookmarkStart w:id="33" w:name="b_lightsuite_landmark_editor"/>
-      <w:bookmarkEnd w:id="33"/>
+      <w:bookmarkStart w:id="40" w:name="b_lightsuite_landmark_editor"/>
+      <w:bookmarkEnd w:id="40"/>
     </w:p>
     <w:p>
       <w:pPr>
@@ -7807,7 +8211,7 @@
           <w:noProof/>
         </w:rPr>
         <w:drawing>
-          <wp:inline distT="0" distB="0" distL="0" distR="0" wp14:anchorId="656C4340" wp14:editId="055CC94B">
+          <wp:inline distT="0" distB="0" distL="0" distR="0" wp14:anchorId="08322B3C" wp14:editId="07B148C9">
             <wp:extent cx="8555271" cy="6309359"/>
             <wp:effectExtent l="0" t="0" r="0" b="0"/>
             <wp:docPr id="21" name="Picture 21" descr="Landmarkeneditor mit Speicher- und Aktivitätsanzeige"/>
@@ -7891,6 +8295,38 @@
       <w:pPr>
         <w:pStyle w:val="Heading3"/>
       </w:pPr>
+      <w:bookmarkStart w:id="41" w:name="b_update_ls_versions_title"/>
+      <w:bookmarkEnd w:id="41"/>
+      <w:r>
+        <w:rPr>
+          <w:b w:val="0"/>
+        </w:rPr>
+        <w:t>Erneut registrieren und die genaue gespeicherte Version laden</w:t>
+      </w:r>
+    </w:p>
+    <w:p>
+      <w:r>
+        <w:t>Open existing project &gt; Re-register (new version) speichert eine weitere Anpassung in einem Unterordner Registration_yyyyMMdd_HHmmss_SSS mit Zeitstempel und erhält die vorherige Anpassung. Edit copied landmarks übernimmt bearbeitbare Punktpaare; Recheck orientation startet die Orientierungsbestätigung, ohne Paare in ein geändertes Koordinatensystem zu übernehmen. Angepasste Projekte werden schreibgeschützt geöffnet. Prüfen und akzeptieren Sie die neue Anpassung und laden Sie anschließend genau diese Version in SCM. Ein übergeordneter Ordner mit mehreren vollständigen Versionen öffnet eine Versionsauswahl; unvollständige Versionen werden nicht angeboten.</w:t>
+      </w:r>
+    </w:p>
+    <w:p>
+      <w:r>
+        <w:t>Prüfen Sie affine und nichtlineare Überlagerungen in koronalen, horizontalen und sagittalen Ansichten, einschließlich nicht zur Anpassung verwendeter Anatomie, Aufnahmegrenzen und Lateralisierung. Prüfen Sie gespeicherte Landmarkenresiduen und die AP/DV/ML-Ausdehnung der Punkte. Ein kleiner inverser Rundlauffehler oder viele Landmarken belegen keine anatomische Genauigkeit. Scheitert die numerische Annahmeprüfung, erstellt Rebuild inverse + recheck einen separaten Kandidaten; dieser ersetzt die bestehende Inverse nur, wenn die unveränderten Prüfungen bestanden werden.</w:t>
+      </w:r>
+    </w:p>
+    <w:p>
+      <w:r>
+        <w:t xml:space="preserve">SCM startet mit deaktiviertem Show atlas outside acquired field. Aktivieren Sie es zur Ansicht der vollständigen Referenz; das gestrichelte Rechteck trennt aufgenommenes Gewebe von reiner Referenzanatomie. Recorded anatomy ist verfügbar, wenn das native Masken-Bundle die ursprüngliche Vorlage enthält. Änderungen von Hintergrund, affiner/nichtlinearer Stufe oder Anzeigeumfang erzeugen keine funktionelle Abdeckung und ändern keine nativen ROI-Koordinaten. </w:t>
+      </w:r>
+      <w:r>
+        <w:lastRenderedPageBreak/>
+        <w:t>Bewahren Sie das vollständige Registrierungspaket auf und verwenden Sie übereinstimmende Raster beim Laden von Regionen in SCM, Video, Mask Editor oder den Volumenbetrachter.</w:t>
+      </w:r>
+    </w:p>
+    <w:p>
+      <w:pPr>
+        <w:pStyle w:val="Heading3"/>
+      </w:pPr>
       <w:r>
         <w:rPr>
           <w:b w:val="0"/>
@@ -7900,7 +8336,7 @@
     </w:p>
     <w:p>
       <w:r>
-        <w:t>Native Ergebnisse benötigen das exakte Originalraster. Beschneiden, Resampling, Neuorientierung oder ein anderer Scan erfordern passende Registrierung. Angepasste Projekte sind schreibgeschützt; Revise fit in new project ändert Landmarken unter Erhalt der alten Anpassung. Numerische Inversenprüfungen ersetzen keine anatomische Prüfung.</w:t>
+        <w:t>Native Ausgaben benötigen das Raster der ursprünglichen Aufnahme. Zuschneiden, Resampling, Neuorientierung oder eine andere Aufnahme erfordern eine geeignete Registrierung. Überarbeiten Sie eine Anpassung mit versionierter Neuregistrierung, ohne sie zu überschreiben. Numerische Inversenprüfungen ergänzen die anatomische Prüfung, ersetzen sie jedoch nicht.</w:t>
       </w:r>
     </w:p>
     <w:p>
@@ -7921,10 +8357,7 @@
     </w:p>
     <w:p>
       <w:r>
-        <w:t xml:space="preserve">Wir würdigen Dimokratis Karamanlis und alle </w:t>
-      </w:r>
-      <w:r>
-        <w:t>LightSuite-Mitautoren für Framework, Methoden und Ressourcen. Ihren Preprint neben deConfUSIon und den relevanten Atlasquellen zitieren. Er erschien am 14. Oktober 2026 und war nicht begutachtet. Diese Integrationsscreenshots reproduzieren keine Abbildungen der Arbeit.</w:t>
+        <w:t>Wir würdigen Dimokratis Karamanlis und alle LightSuite-Mitautoren für Framework, Methoden und Ressourcen. Ihren Preprint neben deConfUSIon und den relevanten Atlasquellen zitieren. Er erschien am 14. Oktober 2026 und war nicht begutachtet. Diese Integrationsscreenshots reproduzieren keine Abbildungen der Arbeit.</w:t>
       </w:r>
     </w:p>
     <w:p>
@@ -7940,7 +8373,6 @@
     </w:p>
     <w:p>
       <w:r>
-        <w:lastRenderedPageBreak/>
         <w:t>Brunner et al. (2021). Whole-brain functional ultrasound imaging in awake head-fixed mice. Nature Protocols 16, 3547-3571. doi:10.1038/s41596-021-00548-8. LightSuite resources: Zenodo 21338217 (CC BY 4.0).</w:t>
       </w:r>
     </w:p>
@@ -7972,7 +8404,7 @@
         <w:pStyle w:val="Heading1"/>
         <w:pageBreakBefore/>
       </w:pPr>
-      <w:bookmarkStart w:id="34" w:name="_Toc243479310"/>
+      <w:bookmarkStart w:id="42" w:name="_Toc244186195"/>
       <w:r>
         <w:rPr>
           <w:b w:val="0"/>
@@ -7980,20 +8412,20 @@
         <w:lastRenderedPageBreak/>
         <w:t>15 Filme und 3D-Modell prüfen</w:t>
       </w:r>
-      <w:bookmarkEnd w:id="34"/>
+      <w:bookmarkEnd w:id="42"/>
     </w:p>
     <w:p>
       <w:pPr>
         <w:pStyle w:val="Heading2"/>
       </w:pPr>
-      <w:bookmarkStart w:id="35" w:name="_Toc243479311"/>
+      <w:bookmarkStart w:id="43" w:name="_Toc244186196"/>
       <w:r>
         <w:rPr>
           <w:b w:val="0"/>
         </w:rPr>
         <w:t>Time-Course Viewer und Video GUI</w:t>
       </w:r>
-      <w:bookmarkEnd w:id="35"/>
+      <w:bookmarkEnd w:id="43"/>
     </w:p>
     <w:p>
       <w:r>
@@ -8006,10 +8438,7 @@
         <w:ind w:left="317" w:hanging="259"/>
       </w:pPr>
       <w:r>
-        <w:t xml:space="preserve">1. </w:t>
-      </w:r>
-      <w:r>
-        <w:t>Öffnen Sie Video mit dem vorgesehenen Ergebnis und wählen Sie ein repräsentatives Bild.</w:t>
+        <w:t>1. Öffnen Sie Video mit dem vorgesehenen Ergebnis und wählen Sie ein repräsentatives Bild.</w:t>
       </w:r>
     </w:p>
     <w:p>
@@ -8018,10 +8447,7 @@
         <w:ind w:left="317" w:hanging="259"/>
       </w:pPr>
       <w:r>
-        <w:t xml:space="preserve">2. </w:t>
-      </w:r>
-      <w:r>
-        <w:t xml:space="preserve">Öffnen Sie </w:t>
+        <w:t xml:space="preserve">2. Öffnen Sie </w:t>
       </w:r>
       <w:r>
         <w:rPr>
@@ -8039,10 +8465,7 @@
         <w:ind w:left="317" w:hanging="259"/>
       </w:pPr>
       <w:r>
-        <w:t xml:space="preserve">3. </w:t>
-      </w:r>
-      <w:r>
-        <w:t>Prüfen Sie Ausrichtung und native/Atlas-Koordinaten vor dem Platzieren von ROIs.</w:t>
+        <w:t>3. Prüfen Sie Ausrichtung und native/Atlas-Koordinaten vor dem Platzieren von ROIs.</w:t>
       </w:r>
     </w:p>
     <w:p>
@@ -8051,13 +8474,7 @@
         <w:ind w:left="317" w:hanging="259"/>
       </w:pPr>
       <w:r>
-        <w:t xml:space="preserve">4. </w:t>
-      </w:r>
-      <w:r>
-        <w:t xml:space="preserve">Verwenden Sie bei </w:t>
-      </w:r>
-      <w:r>
-        <w:t>Aufnahmevergleichen einheitliche Anzeigeeinstellungen.</w:t>
+        <w:t>4. Verwenden Sie bei Aufnahmevergleichen einheitliche Anzeigeeinstellungen.</w:t>
       </w:r>
     </w:p>
     <w:p>
@@ -8066,10 +8483,7 @@
         <w:ind w:left="317" w:hanging="259"/>
       </w:pPr>
       <w:r>
-        <w:t xml:space="preserve">5. </w:t>
-      </w:r>
-      <w:r>
-        <w:t>Exportieren und prüfen Sie zunächst einen kurzen Film, bevor Sie einen langen exportieren.</w:t>
+        <w:t>5. Exportieren und prüfen Sie zunächst einen kurzen Film, bevor Sie einen langen exportieren.</w:t>
       </w:r>
     </w:p>
     <w:p>
@@ -8088,7 +8502,7 @@
       <w:pPr>
         <w:pStyle w:val="Heading2"/>
       </w:pPr>
-      <w:bookmarkStart w:id="36" w:name="_Toc243479312"/>
+      <w:bookmarkStart w:id="44" w:name="_Toc244186197"/>
       <w:r>
         <w:rPr>
           <w:b w:val="0"/>
@@ -8096,7 +8510,7 @@
         <w:lastRenderedPageBreak/>
         <w:t>Volumetrische Darstellung</w:t>
       </w:r>
-      <w:bookmarkEnd w:id="36"/>
+      <w:bookmarkEnd w:id="44"/>
     </w:p>
     <w:p>
       <w:pPr>
@@ -8116,7 +8530,7 @@
           <w:noProof/>
         </w:rPr>
         <w:drawing>
-          <wp:inline distT="0" distB="0" distL="0" distR="0" wp14:anchorId="53A2E9F5" wp14:editId="2BF6402F">
+          <wp:inline distT="0" distB="0" distL="0" distR="0" wp14:anchorId="3741EC09" wp14:editId="7708E4C4">
             <wp:extent cx="13258800" cy="4433411"/>
             <wp:effectExtent l="0" t="0" r="0" b="0"/>
             <wp:docPr id="24" name="Picture 24" descr="Ansichten des vollständigen Referenzatlas"/>
@@ -8191,7 +8605,7 @@
       <w:pPr>
         <w:pStyle w:val="Heading1"/>
       </w:pPr>
-      <w:bookmarkStart w:id="37" w:name="_Toc243479313"/>
+      <w:bookmarkStart w:id="45" w:name="_Toc244186198"/>
       <w:r>
         <w:rPr>
           <w:b w:val="0"/>
@@ -8199,17 +8613,14 @@
         <w:lastRenderedPageBreak/>
         <w:t>16 Funktionelle Konnektivität berechnen</w:t>
       </w:r>
-      <w:bookmarkEnd w:id="37"/>
+      <w:bookmarkEnd w:id="45"/>
     </w:p>
     <w:p>
       <w:pPr>
         <w:pStyle w:val="FigureCaption"/>
       </w:pPr>
       <w:r>
-        <w:t xml:space="preserve">Abbildung 10. Region </w:t>
-      </w:r>
-      <w:r>
-        <w:t>connectivity matrix</w:t>
+        <w:t>Abbildung 10. Region connectivity matrix</w:t>
       </w:r>
     </w:p>
     <w:p>
@@ -8222,7 +8633,7 @@
           <w:noProof/>
         </w:rPr>
         <w:drawing>
-          <wp:inline distT="0" distB="0" distL="0" distR="0" wp14:anchorId="21091F4C" wp14:editId="76026060">
+          <wp:inline distT="0" distB="0" distL="0" distR="0" wp14:anchorId="2B3D28B1" wp14:editId="644EE0F2">
             <wp:extent cx="9464040" cy="6309360"/>
             <wp:effectExtent l="0" t="0" r="0" b="0"/>
             <wp:docPr id="27" name="Picture 27" descr="Region connectivity matrix"/>
@@ -8277,10 +8688,7 @@
       </w:pPr>
       <w:r>
         <w:lastRenderedPageBreak/>
-        <w:t xml:space="preserve">1. </w:t>
-      </w:r>
-      <w:r>
-        <w:t xml:space="preserve">Öffnen Sie </w:t>
+        <w:t xml:space="preserve">1. Öffnen Sie </w:t>
       </w:r>
       <w:r>
         <w:rPr>
@@ -8298,10 +8706,7 @@
         <w:ind w:left="317" w:hanging="259"/>
       </w:pPr>
       <w:r>
-        <w:t xml:space="preserve">2. </w:t>
-      </w:r>
-      <w:r>
-        <w:t>Laden Sie passende ganzzahlige Atlasregionen oder unterstützte Segmentierungsergebnisse. Ein farbiges Histologiebild allein definiert keine ROI-Zugehörigkeit.</w:t>
+        <w:t>2. Laden Sie passende ganzzahlige Atlasregionen oder unterstützte Segmentierungsergebnisse. Ein farbiges Histologiebild allein definiert keine ROI-Zugehörigkeit.</w:t>
       </w:r>
     </w:p>
     <w:p>
@@ -8310,10 +8715,7 @@
         <w:ind w:left="317" w:hanging="259"/>
       </w:pPr>
       <w:r>
-        <w:t xml:space="preserve">3. </w:t>
-      </w:r>
-      <w:r>
-        <w:t>Prüfen Sie Regionsausrichtung, Aufnahmeabdeckung und Voxelanzahlen.</w:t>
+        <w:t>3. Prüfen Sie Regionsausrichtung, Aufnahmeabdeckung und Voxelanzahlen.</w:t>
       </w:r>
     </w:p>
     <w:p>
@@ -8322,10 +8724,7 @@
         <w:ind w:left="317" w:hanging="259"/>
       </w:pPr>
       <w:r>
-        <w:t xml:space="preserve">4. </w:t>
-      </w:r>
-      <w:r>
-        <w:t xml:space="preserve">Wählen Sie zusammengefasste </w:t>
+        <w:t xml:space="preserve">4. Wählen Sie zusammengefasste </w:t>
       </w:r>
       <w:r>
         <w:rPr>
@@ -8343,10 +8742,7 @@
         <w:ind w:left="317" w:hanging="259"/>
       </w:pPr>
       <w:r>
-        <w:t xml:space="preserve">5. </w:t>
-      </w:r>
-      <w:r>
-        <w:t>Wählen Sie Aufnahme, Periode und lokales Zeitintervall. Prüfen Sie TR und nutzbare Dauer.</w:t>
+        <w:t>5. Wählen Sie Aufnahme, Periode und lokales Zeitintervall. Prüfen Sie TR und nutzbare Dauer.</w:t>
       </w:r>
     </w:p>
     <w:p>
@@ -8355,10 +8751,7 @@
         <w:ind w:left="317" w:hanging="259"/>
       </w:pPr>
       <w:r>
-        <w:t xml:space="preserve">6. </w:t>
-      </w:r>
-      <w:r>
-        <w:t xml:space="preserve">Drücken Sie </w:t>
+        <w:t xml:space="preserve">6. Drücken Sie </w:t>
       </w:r>
       <w:r>
         <w:rPr>
@@ -8376,18 +8769,12 @@
         <w:ind w:left="317" w:hanging="259"/>
       </w:pPr>
       <w:r>
-        <w:t xml:space="preserve">7. </w:t>
-      </w:r>
-      <w:r>
-        <w:t>Prüfen Sie Zeitverläufe, Matrixwerte, fehlende Regionen und Grapheneinstellungen vor dem Export.</w:t>
-      </w:r>
-    </w:p>
-    <w:p>
-      <w:r>
-        <w:t xml:space="preserve">Berechnen Sie nach Änderungen von Regionen, Periode, TR </w:t>
-      </w:r>
-      <w:r>
-        <w:t>oder Gültigkeitsbereich neu. Ein gültiger nicht konstanter Zeitverlauf hat normalerweise eine Selbstkorrelation von eins; fehlende/konstante Regionen müssen erkennbar bleiben. Korrelation beschreibt einen Zusammenhang und kann durch Bewegung, globale Komponentenentfernung, Filter und Aufgabenzeitplan beeinflusst werden. Eine Graphen-Anzeigeschwelle ist nicht automatisch ein korrigierter Signifikanztest.</w:t>
+        <w:t>7. Prüfen Sie Zeitverläufe, Matrixwerte, fehlende Regionen und Grapheneinstellungen vor dem Export.</w:t>
+      </w:r>
+    </w:p>
+    <w:p>
+      <w:r>
+        <w:t>Berechnen Sie nach Änderungen von Regionen, Periode, TR oder Gültigkeitsbereich neu. Ein gültiger nicht konstanter Zeitverlauf hat normalerweise eine Selbstkorrelation von eins; fehlende/konstante Regionen müssen erkennbar bleiben. Korrelation beschreibt einen Zusammenhang und kann durch Bewegung, globale Komponentenentfernung, Filter und Aufgabenzeitplan beeinflusst werden. Eine Graphen-Anzeigeschwelle ist nicht automatisch ein korrigierter Signifikanztest.</w:t>
       </w:r>
     </w:p>
     <w:p>
@@ -8400,7 +8787,7 @@
         <w:pStyle w:val="Heading1"/>
         <w:pageBreakBefore/>
       </w:pPr>
-      <w:bookmarkStart w:id="38" w:name="_Toc243479314"/>
+      <w:bookmarkStart w:id="46" w:name="_Toc244186199"/>
       <w:r>
         <w:rPr>
           <w:b w:val="0"/>
@@ -8408,7 +8795,7 @@
         <w:lastRenderedPageBreak/>
         <w:t>17 ROI-Ergebnisse in Group Analysis importieren</w:t>
       </w:r>
-      <w:bookmarkEnd w:id="38"/>
+      <w:bookmarkEnd w:id="46"/>
     </w:p>
     <w:p>
       <w:pPr>
@@ -8416,10 +8803,7 @@
         <w:ind w:left="317" w:hanging="259"/>
       </w:pPr>
       <w:r>
-        <w:t xml:space="preserve">1. </w:t>
-      </w:r>
-      <w:r>
-        <w:t xml:space="preserve">Öffnen Sie </w:t>
+        <w:t xml:space="preserve">1. Öffnen Sie </w:t>
       </w:r>
       <w:r>
         <w:rPr>
@@ -8437,10 +8821,7 @@
         <w:ind w:left="317" w:hanging="259"/>
       </w:pPr>
       <w:r>
-        <w:t xml:space="preserve">2. </w:t>
-      </w:r>
-      <w:r>
-        <w:t xml:space="preserve">Klicken Sie auf </w:t>
+        <w:t xml:space="preserve">2. Klicken Sie auf </w:t>
       </w:r>
       <w:r>
         <w:rPr>
@@ -8458,10 +8839,7 @@
         <w:ind w:left="317" w:hanging="259"/>
       </w:pPr>
       <w:r>
-        <w:t xml:space="preserve">3. </w:t>
-      </w:r>
-      <w:r>
-        <w:t>Prüfen Sie Tier, Gruppe, Bedingung, Rolle und PairID anhand der Versuchsunterlagen. Klären Sie nicht zugewiesene Zeilen.</w:t>
+        <w:t>3. Prüfen Sie Tier, Gruppe, Bedingung, Rolle und PairID anhand der Versuchsunterlagen. Klären Sie nicht zugewiesene Zeilen.</w:t>
       </w:r>
     </w:p>
     <w:p>
@@ -8470,10 +8848,7 @@
         <w:ind w:left="317" w:hanging="259"/>
       </w:pPr>
       <w:r>
-        <w:t xml:space="preserve">4. </w:t>
-      </w:r>
-      <w:r>
-        <w:t>Wählen Sie Metrik und Intervall und prüfen Sie die Zeitverlaufsvorschau.</w:t>
+        <w:t>4. Wählen Sie Metrik und Intervall und prüfen Sie die Zeitverlaufsvorschau.</w:t>
       </w:r>
     </w:p>
     <w:p>
@@ -8482,10 +8857,7 @@
         <w:ind w:left="317" w:hanging="259"/>
       </w:pPr>
       <w:r>
-        <w:t xml:space="preserve">5. </w:t>
-      </w:r>
-      <w:r>
-        <w:t xml:space="preserve">Wechseln Sie zu </w:t>
+        <w:t xml:space="preserve">5. Wechseln Sie zu </w:t>
       </w:r>
       <w:r>
         <w:rPr>
@@ -8503,31 +8875,25 @@
         <w:ind w:left="317" w:hanging="259"/>
       </w:pPr>
       <w:r>
-        <w:t xml:space="preserve">6. </w:t>
-      </w:r>
-      <w:r>
-        <w:t>Prüfen Sie Anzahlen, Ausschlüsse und Mehrfachtest-Einstellungen und exportieren Sie Tabellen und Abbildungen samt Parameterprotokoll.</w:t>
+        <w:t>6. Prüfen Sie Anzahlen, Ausschlüsse und Mehrfachtest-Einstellungen und exportieren Sie Tabellen und Abbildungen samt Parameterprotokoll.</w:t>
       </w:r>
     </w:p>
     <w:p>
       <w:pPr>
         <w:pStyle w:val="Heading2"/>
       </w:pPr>
-      <w:bookmarkStart w:id="39" w:name="_Toc243479315"/>
+      <w:bookmarkStart w:id="47" w:name="_Toc244186200"/>
       <w:r>
         <w:rPr>
           <w:b w:val="0"/>
         </w:rPr>
         <w:t>Metrik und biologische Einheit wählen</w:t>
       </w:r>
-      <w:bookmarkEnd w:id="39"/>
-    </w:p>
-    <w:p>
-      <w:r>
-        <w:t xml:space="preserve">Ein Mittelwert über ein festes Intervall beschreibt einen </w:t>
-      </w:r>
-      <w:r>
-        <w:t>vorher festgelegten Zeitraum. Ein Maximum-Plateau-Endpunkt durchsucht vollständige Fenster nach dem größten Mittelwert und gilt als explorativ, sofern er nicht unabhängig vorab festgelegt wurde. Halten Sie Suchbreite und Dauer für Vergleiche konsistent.</w:t>
+      <w:bookmarkEnd w:id="47"/>
+    </w:p>
+    <w:p>
+      <w:r>
+        <w:t>Ein Mittelwert über ein festes Intervall beschreibt einen vorher festgelegten Zeitraum. Ein Maximum-Plateau-Endpunkt durchsucht vollständige Fenster nach dem größten Mittelwert und gilt als explorativ, sofern er nicht unabhängig vorab festgelegt wurde. Halten Sie Suchbreite und Dauer für Vergleiche konsistent.</w:t>
       </w:r>
     </w:p>
     <w:p>
@@ -8546,10 +8912,115 @@
     </w:p>
     <w:p>
       <w:pPr>
+        <w:pStyle w:val="Heading2"/>
+      </w:pPr>
+      <w:bookmarkStart w:id="48" w:name="b_update_group_titration_title"/>
+      <w:bookmarkStart w:id="49" w:name="_Toc244186201"/>
+      <w:bookmarkEnd w:id="48"/>
+      <w:r>
+        <w:rPr>
+          <w:b w:val="0"/>
+        </w:rPr>
+        <w:t>Konzentrationen zuweisen und Titrationen anzeigen</w:t>
+      </w:r>
+      <w:bookmarkEnd w:id="49"/>
+    </w:p>
+    <w:p>
+      <w:r>
+        <w:t>Wählen Sie in Group Analysis &gt; ROI Preview im Dropdown Bottom die Option Titration und anschließend Assign doses.... Markieren Sie die Tier-/Aufnahmezeilen einer Dosis, wählen Sie eine Konzentration aus der festen 1/2/5-Reihe zwischen 1 pM und 10 µM und klicken Sie auf Assign selected. Einzelne Concentration-Zellen verwenden ebenfalls Dropdowns. Frei eingegebene Dosen sind nicht verfügbar; ältere Zuweisungen außerhalb der Liste bleiben sichtbar, bis sie ersetzt oder gelöscht werden.</w:t>
+      </w:r>
+    </w:p>
+    <w:p>
+      <w:r>
+        <w:t xml:space="preserve">Wählen Sie die Quell-Group für aCSF; Auto erkennt aCSF, Vehicle und Control. Kontrollzeilen benötigen keine Dosis. Die ursprünglichen Group- und Condition-Labels bleiben erhalten; die </w:t>
+      </w:r>
+      <w:r>
+        <w:lastRenderedPageBreak/>
+        <w:t>dargestellte Kontrollkategorie heißt aCSF. Enthält die Kontroll-Group mehrere Conditions, wählen Sie eine ausdrücklich aus. Das Diagramm zeigt zuerst aCSF, danach aufsteigende Dosen mit standardmäßig gleichen Abständen; logarithmische Abstände sind optional. Nicht zugewiesene Behandlungszeilen werden gemeldet und ausgelassen.</w:t>
+      </w:r>
+    </w:p>
+    <w:p>
+      <w:r>
+        <w:t>Jeder Titrationspunkt ist der tierbezogene Mittelwert eindeutiger Quellaufnahmen innerhalb dieser Kategorie; Gruppenmittelwerte gewichten alle Tiere gleich. Ausgewählte aCSF-Aufnahmen werden je Tier zusammengefasst, unabhängig von früheren Konzentrationszuweisungen. Behandlungs-Group- und Condition-Kombinationen bleiben getrennt. Mehrere ROIs oder wiederholte Aufnahmen werden nicht zu unabhängigen Tieren. Der Titrationsmodus passt kein Dosis-Wirkungs-Modell an und führt weder den allgemeinen Test gepoolter ROIs noch die Group-by-Condition-Ausreißerprüfung aus.</w:t>
+      </w:r>
+    </w:p>
+    <w:p>
+      <w:r>
+        <w:t>Fehlerbalken stehen standardmäßig auf None; wählen Sie bei Bedarf SEM oder SD unter Assign doses.... Das Kontrollkästchen Legend blendet die Live-Legende oben rechts ein oder aus. Punktränder entsprechen den Füllfarben. Save List / Load List erhält Zuweisungen, ausgewählte Vergleiche und Anzeigeoptionen. Korrigieren Sie Animal ID vor dem Verbinden wiederholt gemessener Tiere; Verbindungslinien ändern die Anzeige und wählen keine gepaarte Statistik.</w:t>
+      </w:r>
+    </w:p>
+    <w:p>
+      <w:pPr>
+        <w:pStyle w:val="Heading2"/>
+      </w:pPr>
+      <w:bookmarkStart w:id="50" w:name="b_update_group_comparison_title"/>
+      <w:bookmarkStart w:id="51" w:name="_Toc244186202"/>
+      <w:bookmarkEnd w:id="50"/>
+      <w:r>
+        <w:rPr>
+          <w:b w:val="0"/>
+        </w:rPr>
+        <w:t>Dosisvergleiche und statistische Tests auswählen</w:t>
+      </w:r>
+      <w:bookmarkEnd w:id="51"/>
+    </w:p>
+    <w:p>
+      <w:r>
+        <w:t>Comparisons... unterstützt Dosis-gegen-aCSF-Tests, benachbarte Dosen und beliebige Paare angezeigter Kategorien. Bei der ersten Verwendung sind alle Dosis-gegen-aCSF-Vergleiche ausgewählt. Standard ist ein ungepaarter Student-t-Test mit gleichen Varianzen und der einseitigen Alternative Dosis &gt; aCSF. Student vs aCSF stellt diese Vorgaben für ältere Listen wieder her. Test und Tail aktualisieren markierte Zeilen; einzelne Vergleiche können stattdessen Welch-, gepaarte oder zweiseitige Tests verwenden.</w:t>
+      </w:r>
+    </w:p>
+    <w:p>
+      <w:r>
+        <w:t>Tests verwenden die durch die Punkte dargestellten Tiermittelwerte. Gepaarte Tests werden nur bei ausdrücklicher Auswahl ausgeführt und gleichen Animal IDs ab. Unabhängige Tests behalten ihre Unabhängigkeitsannahme und melden überlappende Tierkennungen, statt den Test stillschweigend zu ändern. Prüfen Sie Stichprobengrößen, nicht verfügbare Ergebnisse und das Versuchsdesign. Gespeicherte Auswahlen bleiben erhalten, einschließlich des bewussten Abwählens aller Vergleiche.</w:t>
+      </w:r>
+    </w:p>
+    <w:p>
+      <w:r>
+        <w:t>Anmerkungen zeigen standardmäßig Sterne und gerundete p-Werte gemeinsam; beispielsweise wird 0.00776 als ** p = 0.008 angezeigt. Berechnungen und Ergebnistabellen behalten die volle Genauigkeit. Die Sternschwellen verwenden den ungerundeten p-Wert: *** bei p ≤ 0.001, ** bei p ≤ 0.01 und * bei p ≤ 0.05. Zusätzliche Ziffern nahe diesen Schwellen verhindern widersprüchliche Beschriftungen. Eine reine Sternanzeige ist verfügbar. Standard sind unkorrigierte p-Werte; Holm und Bonferroni beziehen sich auf die ausgewählte Vergleichsfamilie, und korrigierte Werte heißen p_adj. Das Ausblenden von Anmerkungen ändert diese Familie nicht.</w:t>
+      </w:r>
+    </w:p>
+    <w:p>
+      <w:pPr>
+        <w:pStyle w:val="Heading2"/>
+      </w:pPr>
+      <w:bookmarkStart w:id="52" w:name="b_update_group_export_title"/>
+      <w:bookmarkStart w:id="53" w:name="_Toc244186203"/>
+      <w:bookmarkEnd w:id="52"/>
+      <w:r>
+        <w:rPr>
+          <w:b w:val="0"/>
+        </w:rPr>
+        <w:lastRenderedPageBreak/>
+        <w:t>Publikationsabbildungen vor dem Export prüfen</w:t>
+      </w:r>
+      <w:bookmarkEnd w:id="53"/>
+    </w:p>
+    <w:p>
+      <w:r>
+        <w:t>Export Top..., Export Bottom... und Export Both... öffnen Publikationsvorschauen für Zeitverläufe, normale Gruppenvergleiche und Titrationen. Vergleichen Sie Compact (85 × 75 mm), Square (90 × 90 mm) und Wide (140 × 90 mm). Wählen Sie Light oder Dark; das anfängliche Schema folgt dem sichtbaren ROI Preview. Achsentitel, Teilstrichbeschriftungen und p-Werte haben dieselbe Publikationsschriftgröße; Achsenlinien verwenden eine einheitliche Stärke. Markierungsgrößen werden an die physischen Abbildungsmaße angepasst.</w:t>
+      </w:r>
+    </w:p>
+    <w:p>
+      <w:r>
+        <w:t>Klicken und ziehen Sie eine p-Wert-Beschriftung oder deren Klammer, um beide vor dem Speichern gemeinsam zu verschieben. Reset p-value positions stellt die automatische Platzierung wieder her. Positionen bleiben beim Layoutwechsel erhalten und werden in der exportierten Abbildung verwendet. Manuell gewählte Y-Minima und -Maxima bleiben exakt; Vergleichsklammern besitzen einen separaten Anmerkungsbereich oberhalb der Daten.</w:t>
+      </w:r>
+    </w:p>
+    <w:p>
+      <w:r>
+        <w:t>Show legend schaltet die Exportlegende um; Legend position platziert sie oberhalb des Diagramms oder in einer inneren Ecke. Standardmäßig liegt die Exportlegende oberhalb des Diagramms. Eine Eckposition kann Daten überlagern; prüfen Sie die Vorschau nach dem Verschieben. Vorschau und gespeicherte Ausgabe verwenden denselben Darstellungsweg einschließlich Schema und Legendeneinstellungen.</w:t>
+      </w:r>
+    </w:p>
+    <w:p>
+      <w:r>
+        <w:t>Wählen Sie PNG mit 600 dpi, Vektor-PDF oder beide Formate und anschließend den Exportordner. Der Excel-Export enthält Quellzuweisungen, Tiermittelwerte, Dosiszusammenfassungen, ausgewählte Vergleiche, rohe und korrigierte p-Werte sowie enthaltene Tierkennungen. Ausgegebene Konfidenzintervalle sind punktweise und keine simultanen Intervalle für die gesamte Familie. Bewahren Sie die gespeicherte Liste und den Parameterdatensatz mit den Abbildungen auf.</w:t>
+      </w:r>
+    </w:p>
+    <w:p>
+      <w:pPr>
         <w:pStyle w:val="Heading1"/>
         <w:pageBreakBefore/>
       </w:pPr>
-      <w:bookmarkStart w:id="40" w:name="_Toc243479316"/>
+      <w:bookmarkStart w:id="54" w:name="_Toc244186204"/>
       <w:r>
         <w:rPr>
           <w:b w:val="0"/>
@@ -8557,7 +9028,7 @@
         <w:lastRenderedPageBreak/>
         <w:t>18 Standardized Analysis verwenden</w:t>
       </w:r>
-      <w:bookmarkEnd w:id="40"/>
+      <w:bookmarkEnd w:id="54"/>
     </w:p>
     <w:p>
       <w:pPr>
@@ -8565,10 +9036,7 @@
         <w:ind w:left="317" w:hanging="259"/>
       </w:pPr>
       <w:r>
-        <w:t xml:space="preserve">1. </w:t>
-      </w:r>
-      <w:r>
-        <w:t xml:space="preserve">Öffnen Sie </w:t>
+        <w:t xml:space="preserve">1. Öffnen Sie </w:t>
       </w:r>
       <w:r>
         <w:rPr>
@@ -8586,10 +9054,7 @@
         <w:ind w:left="317" w:hanging="259"/>
       </w:pPr>
       <w:r>
-        <w:t xml:space="preserve">2. </w:t>
-      </w:r>
-      <w:r>
-        <w:t>Prüfen Sie jeden aktivierten Schritt, Reihenfolge und Parameter. Klicken Sie zur Bearbeitung auf eine Zeile; wählen Sie mit Run, ob der Schritt enthalten ist.</w:t>
+        <w:t>2. Prüfen Sie jeden aktivierten Schritt, Reihenfolge und Parameter. Klicken Sie zur Bearbeitung auf eine Zeile; wählen Sie mit Run, ob der Schritt enthalten ist.</w:t>
       </w:r>
     </w:p>
     <w:p>
@@ -8598,10 +9063,7 @@
         <w:ind w:left="317" w:hanging="259"/>
       </w:pPr>
       <w:r>
-        <w:t xml:space="preserve">3. </w:t>
-      </w:r>
-      <w:r>
-        <w:t>Legen Sie Baseline-/Signalfenster, Reduktionsfaktoren und Filtergrenzen für die tatsächliche Aufnahme fest.</w:t>
+        <w:t>3. Legen Sie Baseline-/Signalfenster, Reduktionsfaktoren und Filtergrenzen für die tatsächliche Aufnahme fest.</w:t>
       </w:r>
     </w:p>
     <w:p>
@@ -8610,10 +9072,7 @@
         <w:ind w:left="317" w:hanging="259"/>
       </w:pPr>
       <w:r>
-        <w:t xml:space="preserve">4. </w:t>
-      </w:r>
-      <w:r>
-        <w:t>Starten Sie den Ablauf und durchlaufen Sie die interaktiven Prüfschritte. Manche Schritte warten, bis ein Viewer geschlossen wird.</w:t>
+        <w:t>4. Starten Sie den Ablauf und durchlaufen Sie die interaktiven Prüfschritte. Manche Schritte warten, bis ein Viewer geschlossen wird.</w:t>
       </w:r>
     </w:p>
     <w:p>
@@ -8622,10 +9081,7 @@
         <w:ind w:left="317" w:hanging="259"/>
       </w:pPr>
       <w:r>
-        <w:t xml:space="preserve">5. </w:t>
-      </w:r>
-      <w:r>
-        <w:t>Prüfen Sie abschließende QC und Ausgaben und speichern Sie die tatsächlichen Einstellungen, bevor Sie weitere Tiere verarbeiten.</w:t>
+        <w:t>5. Prüfen Sie abschließende QC und Ausgaben und speichern Sie die tatsächlichen Einstellungen, bevor Sie weitere Tiere verarbeiten.</w:t>
       </w:r>
     </w:p>
     <w:p>
@@ -8636,6 +9092,40 @@
     <w:p>
       <w:r>
         <w:t>Ein festes ROI-Protokoll sollte unabhängig gewählte Koordinaten, Dimensionen und Fenster enthalten, die zum aktuellen nativen oder Atlasraster passen. Eine umbenannte Region transformiert keine Koordinaten. Validieren Sie das Protokoll vor wiederholtem Einsatz anhand einer bekannten Aufnahme.</w:t>
+      </w:r>
+    </w:p>
+    <w:p>
+      <w:pPr>
+        <w:pStyle w:val="Heading2"/>
+      </w:pPr>
+      <w:bookmarkStart w:id="55" w:name="b_update_presets_title"/>
+      <w:bookmarkStart w:id="56" w:name="_Toc244186205"/>
+      <w:bookmarkEnd w:id="55"/>
+      <w:r>
+        <w:rPr>
+          <w:b w:val="0"/>
+        </w:rPr>
+        <w:t>Aktuelle automatisierte Voreinstellungen prüfen</w:t>
+      </w:r>
+      <w:bookmarkEnd w:id="56"/>
+    </w:p>
+    <w:p>
+      <w:r>
+        <w:t>H | Awake fast injections führt Frame Rejection bei 3 Sigma mit Interpolation auf dem ursprünglichen Zeitraster, automatische PC1-Entfernung über alle Schichten mit Wiederherstellung der Voxelmittelwerte, Medianblöcke von 50 mit anschließendem Imregdemons und SCM GUI aus. SCM startet nur mit positiven Werten bei 0–50 %, Alpha-Modulation 5–10 %, Baseline 30–60 s und Signal 700–900 s. Die Frame-QC wird ohne Vorschaufenster gespeichert.</w:t>
+      </w:r>
+    </w:p>
+    <w:p>
+      <w:r>
+        <w:t>I | Low-pass / Reject / Imreg50 führt einen phasenneutralen Butterworth-Tiefpass bei 0.01 Hz zweiter Ordnung mit erhaltenen Voxelmittelwerten, Frame Rejection bei 3 Sigma mit Interpolation sowie Medianblöcke von 50 und Imregdemons aus. SCM wird nicht automatisch geöffnet. J | Reject / PC1-5 / Imreg50 / SCM verwendet die H-Abfolge, entfernt jedoch PCs 1–5 und öffnet SCM mit einem Signalintervall von 7–14 min.</w:t>
+      </w:r>
+    </w:p>
+    <w:p>
+      <w:r>
+        <w:t xml:space="preserve">Diese Voreinstellungen wählen den Registrierungsmodus für 2D-, Schrittmotor- oder 3D-Eingaben automatisch. Medianblöcke von 50 multiplizieren die analysierte TR mit 50. Vor der Verarbeitung </w:t>
+      </w:r>
+      <w:r>
+        <w:lastRenderedPageBreak/>
+        <w:t>erfolgt eine Zeitprüfung; prüfen Sie jeden Schritt, Filtergrenzwert, jede Komponentenauswahl und jedes Ereignisfenster für die aktuelle Aufnahme. Die Vorgaben sind bearbeitbare Ausgangspunkte und belegen keine biologische Eignung. Öffnen Sie Standardized Analysis nach dem Ersetzen von Quelldateien erneut.</w:t>
       </w:r>
     </w:p>
     <w:p>
@@ -8643,7 +9133,7 @@
         <w:pStyle w:val="Heading1"/>
         <w:pageBreakBefore/>
       </w:pPr>
-      <w:bookmarkStart w:id="41" w:name="_Toc243479317"/>
+      <w:bookmarkStart w:id="57" w:name="_Toc244186206"/>
       <w:r>
         <w:rPr>
           <w:b w:val="0"/>
@@ -8651,7 +9141,7 @@
         <w:lastRenderedPageBreak/>
         <w:t>19 Speichern, exportieren und reproduzieren</w:t>
       </w:r>
-      <w:bookmarkEnd w:id="41"/>
+      <w:bookmarkEnd w:id="57"/>
     </w:p>
     <w:p>
       <w:r>
@@ -8667,14 +9157,14 @@
       <w:pPr>
         <w:pStyle w:val="Heading2"/>
       </w:pPr>
-      <w:bookmarkStart w:id="42" w:name="_Toc243479318"/>
+      <w:bookmarkStart w:id="58" w:name="_Toc244186207"/>
       <w:r>
         <w:rPr>
           <w:b w:val="0"/>
         </w:rPr>
         <w:t>Abschließende Prüfliste</w:t>
       </w:r>
-      <w:bookmarkEnd w:id="42"/>
+      <w:bookmarkEnd w:id="58"/>
     </w:p>
     <w:p>
       <w:pPr>
@@ -8682,10 +9172,7 @@
         <w:ind w:left="317" w:hanging="259"/>
       </w:pPr>
       <w:r>
-        <w:t xml:space="preserve">1. </w:t>
-      </w:r>
-      <w:r>
-        <w:t>Aktiver Datensatz und Originalherkunft sind korrekt.</w:t>
+        <w:t>1. Aktiver Datensatz und Originalherkunft sind korrekt.</w:t>
       </w:r>
     </w:p>
     <w:p>
@@ -8694,10 +9181,7 @@
         <w:ind w:left="317" w:hanging="259"/>
       </w:pPr>
       <w:r>
-        <w:t xml:space="preserve">2. </w:t>
-      </w:r>
-      <w:r>
-        <w:t>Zeitbasis, TR, Ereignisfenster und physische Geometrie sind dokumentiert.</w:t>
+        <w:t>2. Zeitbasis, TR, Ereignisfenster und physische Geometrie sind dokumentiert.</w:t>
       </w:r>
     </w:p>
     <w:p>
@@ -8706,10 +9190,7 @@
         <w:ind w:left="317" w:hanging="259"/>
       </w:pPr>
       <w:r>
-        <w:t xml:space="preserve">3. </w:t>
-      </w:r>
-      <w:r>
-        <w:t>QC-Entscheidungen sowie Komponenten-/Filterwahl sind durch Hinweise begründet.</w:t>
+        <w:t>3. QC-Entscheidungen sowie Komponenten-/Filterwahl sind durch Hinweise begründet.</w:t>
       </w:r>
     </w:p>
     <w:p>
@@ -8718,10 +9199,7 @@
         <w:ind w:left="317" w:hanging="259"/>
       </w:pPr>
       <w:r>
-        <w:t xml:space="preserve">4. </w:t>
-      </w:r>
-      <w:r>
-        <w:t>Baseline, Maske, Registrierung und ROI-Bereich passen zum Endpunkt.</w:t>
+        <w:t>4. Baseline, Maske, Registrierung und ROI-Bereich passen zum Endpunkt.</w:t>
       </w:r>
     </w:p>
     <w:p>
@@ -8730,10 +9208,7 @@
         <w:ind w:left="317" w:hanging="259"/>
       </w:pPr>
       <w:r>
-        <w:t xml:space="preserve">5. </w:t>
-      </w:r>
-      <w:r>
-        <w:t>Unabhängige Tierzahl, Paarung und Test passen zum Studiendesign.</w:t>
+        <w:t>5. Unabhängige Tierzahl, Paarung und Test passen zum Studiendesign.</w:t>
       </w:r>
     </w:p>
     <w:p>
@@ -8742,10 +9217,7 @@
         <w:ind w:left="317" w:hanging="259"/>
       </w:pPr>
       <w:r>
-        <w:t xml:space="preserve">6. </w:t>
-      </w:r>
-      <w:r>
-        <w:t>Gespeicherte Dateien, Notizen und Begleitdateien können von anderen Anwendern geöffnet werden.</w:t>
+        <w:t>6. Gespeicherte Dateien, Notizen und Begleitdateien können von anderen Anwendern geöffnet werden.</w:t>
       </w:r>
     </w:p>
     <w:p>
@@ -8753,7 +9225,7 @@
         <w:pStyle w:val="Heading1"/>
         <w:pageBreakBefore/>
       </w:pPr>
-      <w:bookmarkStart w:id="43" w:name="_Toc243479319"/>
+      <w:bookmarkStart w:id="59" w:name="_Toc244186208"/>
       <w:r>
         <w:rPr>
           <w:b w:val="0"/>
@@ -8761,7 +9233,7 @@
         <w:lastRenderedPageBreak/>
         <w:t>20 Häufige Probleme beheben</w:t>
       </w:r>
-      <w:bookmarkEnd w:id="43"/>
+      <w:bookmarkEnd w:id="59"/>
     </w:p>
     <w:p>
       <w:pPr>
@@ -9042,10 +9514,7 @@
               <w:jc w:val="left"/>
             </w:pPr>
             <w:r>
-              <w:t xml:space="preserve">Aktives Array, Anzeigegrenzen, Wahl der Mittelwertwiederherstellung und übermäßige </w:t>
-            </w:r>
-            <w:r>
-              <w:t>Komponenten-/Filterentfernung</w:t>
+              <w:t>Aktives Array, Anzeigegrenzen, Wahl der Mittelwertwiederherstellung und übermäßige Komponenten-/Filterentfernung</w:t>
             </w:r>
           </w:p>
         </w:tc>
@@ -9293,10 +9762,7 @@
               <w:jc w:val="left"/>
             </w:pPr>
             <w:r>
-              <w:t xml:space="preserve">Regionsausrichtung, Aufnahmeabdeckung, gewähltes Fenster und </w:t>
-            </w:r>
-            <w:r>
-              <w:t>Zeitverläufe ohne Varianz</w:t>
+              <w:t>Regionsausrichtung, Aufnahmeabdeckung, gewähltes Fenster und Zeitverläufe ohne Varianz</w:t>
             </w:r>
           </w:p>
         </w:tc>
@@ -9441,7 +9907,7 @@
         <w:pStyle w:val="Heading1"/>
         <w:pageBreakBefore/>
       </w:pPr>
-      <w:bookmarkStart w:id="44" w:name="_Toc243479320"/>
+      <w:bookmarkStart w:id="60" w:name="_Toc244186209"/>
       <w:r>
         <w:rPr>
           <w:b w:val="0"/>
@@ -9449,7 +9915,7 @@
         <w:lastRenderedPageBreak/>
         <w:t>21 Grundbegriffe und weiterführende Literatur</w:t>
       </w:r>
-      <w:bookmarkEnd w:id="44"/>
+      <w:bookmarkEnd w:id="60"/>
     </w:p>
     <w:p>
       <w:pPr>
@@ -9906,10 +10372,7 @@
               <w:jc w:val="left"/>
             </w:pPr>
             <w:r>
-              <w:t xml:space="preserve">Region von Interesse mit </w:t>
-            </w:r>
-            <w:r>
-              <w:t>definierter räumlicher Zugehörigkeit</w:t>
+              <w:t>Region von Interesse mit definierter räumlicher Zugehörigkeit</w:t>
             </w:r>
           </w:p>
         </w:tc>
@@ -10157,10 +10620,7 @@
               <w:jc w:val="left"/>
             </w:pPr>
             <w:r>
-              <w:t xml:space="preserve">Standardfehler des Mittelwerts über </w:t>
-            </w:r>
-            <w:r>
-              <w:t>unabhängige eingeschlossene Beobachtungen</w:t>
+              <w:t>Standardfehler des Mittelwerts über unabhängige eingeschlossene Beobachtungen</w:t>
             </w:r>
           </w:p>
         </w:tc>
@@ -10260,14 +10720,14 @@
       <w:pPr>
         <w:pStyle w:val="Heading2"/>
       </w:pPr>
-      <w:bookmarkStart w:id="45" w:name="_Toc243479321"/>
+      <w:bookmarkStart w:id="61" w:name="_Toc244186210"/>
       <w:r>
         <w:rPr>
           <w:b w:val="0"/>
         </w:rPr>
         <w:t>Danksagung</w:t>
       </w:r>
-      <w:bookmarkEnd w:id="45"/>
+      <w:bookmarkEnd w:id="61"/>
     </w:p>
     <w:p>
       <w:r>
@@ -10283,7 +10743,7 @@
         <w:pStyle w:val="Heading1"/>
         <w:pageBreakBefore/>
       </w:pPr>
-      <w:bookmarkStart w:id="46" w:name="_Toc243479322"/>
+      <w:bookmarkStart w:id="62" w:name="_Toc244186211"/>
       <w:r>
         <w:rPr>
           <w:b w:val="0"/>
@@ -10291,7 +10751,7 @@
         <w:lastRenderedPageBreak/>
         <w:t>Danksagung und Verantwortung</w:t>
       </w:r>
-      <w:bookmarkEnd w:id="46"/>
+      <w:bookmarkEnd w:id="62"/>
     </w:p>
     <w:p>
       <w:r>
@@ -10305,10 +10765,7 @@
     </w:p>
     <w:p>
       <w:r>
-        <w:t xml:space="preserve">ConfUSIus provides a complementary Python-based approach to fUSI analysis. deConfUSIon emphasizes a connected MATLAB GUI </w:t>
-      </w:r>
-      <w:r>
-        <w:t>workflow for researchers who do not write code. Thanks are due to ConfUSIus developers Samuel Le Meur-Diebolt and Felipe Cybis Pereira, and José María Martínez de Paz from Émilie Macé’s laboratory, for discussions. The projects are independently developed.</w:t>
+        <w:t>ConfUSIus bietet einen ergänzenden Python-Ansatz zur fUSI-Analyse. deConfUSIon legt den Schwerpunkt auf einen verbundenen MATLAB-GUI-Ablauf für Forschende ohne Programmierkenntnisse. Wir danken den ConfUSIus-Entwicklern Samuel Le Meur-Diebolt und Felipe Cybis Pereira sowie José María Martínez de Paz aus Émilie Macés Labor für Diskussionen. Beide Projekte werden unabhängig entwickelt.</w:t>
       </w:r>
     </w:p>
     <w:p>
@@ -10363,7 +10820,7 @@
       <w:rPr>
         <w:sz w:val="16"/>
       </w:rPr>
-      <w:t xml:space="preserve">deConfUSIon · Soner Caner Cagun · MPI für biologische Kybernetik | 21. Oktober 2026 | </w:t>
+      <w:t xml:space="preserve">deConfUSIon · Soner Caner Cagun · MPI für biologische Kybernetik | 29. Oktober 2026 | </w:t>
     </w:r>
     <w:r>
       <w:fldChar w:fldCharType="begin"/>
@@ -10397,7 +10854,7 @@
       <w:rPr>
         <w:sz w:val="16"/>
       </w:rPr>
-      <w:t xml:space="preserve">deConfUSIon · Soner Caner Cagun · MPI für biologische Kybernetik | 21. Oktober 2026 | </w:t>
+      <w:t xml:space="preserve">deConfUSIon · Soner Caner Cagun · MPI für biologische Kybernetik | 29. Oktober 2026 | </w:t>
     </w:r>
     <w:r>
       <w:fldChar w:fldCharType="begin"/>
@@ -10412,7 +10869,7 @@
       <w:rPr>
         <w:noProof/>
       </w:rPr>
-      <w:t>25</w:t>
+      <w:t>27</w:t>
     </w:r>
     <w:r>
       <w:fldChar w:fldCharType="end"/>
@@ -10431,7 +10888,7 @@
       <w:rPr>
         <w:sz w:val="16"/>
       </w:rPr>
-      <w:t xml:space="preserve">deConfUSIon · Soner Caner Cagun · MPI für biologische Kybernetik | 21. Oktober 2026 | </w:t>
+      <w:t xml:space="preserve">deConfUSIon · Soner Caner Cagun · MPI für biologische Kybernetik | 29. Oktober 2026 | </w:t>
     </w:r>
     <w:r>
       <w:fldChar w:fldCharType="begin"/>
@@ -10446,7 +10903,7 @@
       <w:rPr>
         <w:noProof/>
       </w:rPr>
-      <w:t>26</w:t>
+      <w:t>28</w:t>
     </w:r>
     <w:r>
       <w:fldChar w:fldCharType="end"/>
@@ -10465,7 +10922,7 @@
       <w:rPr>
         <w:sz w:val="16"/>
       </w:rPr>
-      <w:t xml:space="preserve">deConfUSIon · Soner Caner Cagun · MPI für biologische Kybernetik | 21. Oktober 2026 | </w:t>
+      <w:t xml:space="preserve">deConfUSIon · Soner Caner Cagun · MPI für biologische Kybernetik | 29. Oktober 2026 | </w:t>
     </w:r>
     <w:r>
       <w:fldChar w:fldCharType="begin"/>
@@ -10480,7 +10937,7 @@
       <w:rPr>
         <w:noProof/>
       </w:rPr>
-      <w:t>28</w:t>
+      <w:t>30</w:t>
     </w:r>
     <w:r>
       <w:fldChar w:fldCharType="end"/>
@@ -10499,7 +10956,7 @@
       <w:rPr>
         <w:sz w:val="16"/>
       </w:rPr>
-      <w:t xml:space="preserve">deConfUSIon · Soner Caner Cagun · MPI für biologische Kybernetik | 21. Oktober 2026 | </w:t>
+      <w:t xml:space="preserve">deConfUSIon · Soner Caner Cagun · MPI für biologische Kybernetik | 29. Oktober 2026 | </w:t>
     </w:r>
     <w:r>
       <w:fldChar w:fldCharType="begin"/>
@@ -10514,7 +10971,7 @@
       <w:rPr>
         <w:noProof/>
       </w:rPr>
-      <w:t>29</w:t>
+      <w:t>31</w:t>
     </w:r>
     <w:r>
       <w:fldChar w:fldCharType="end"/>
@@ -10533,7 +10990,7 @@
       <w:rPr>
         <w:sz w:val="16"/>
       </w:rPr>
-      <w:t xml:space="preserve">deConfUSIon · Soner Caner Cagun · MPI für biologische Kybernetik | 21. Oktober 2026 | </w:t>
+      <w:t xml:space="preserve">deConfUSIon · Soner Caner Cagun · MPI für biologische Kybernetik | 29. Oktober 2026 | </w:t>
     </w:r>
     <w:r>
       <w:fldChar w:fldCharType="begin"/>
@@ -10548,7 +11005,7 @@
       <w:rPr>
         <w:noProof/>
       </w:rPr>
-      <w:t>30</w:t>
+      <w:t>33</w:t>
     </w:r>
     <w:r>
       <w:fldChar w:fldCharType="end"/>
@@ -10567,7 +11024,7 @@
       <w:rPr>
         <w:sz w:val="16"/>
       </w:rPr>
-      <w:t xml:space="preserve">deConfUSIon · Soner Caner Cagun · MPI für biologische Kybernetik | 21. Oktober 2026 | </w:t>
+      <w:t xml:space="preserve">deConfUSIon · Soner Caner Cagun · MPI für biologische Kybernetik | 29. Oktober 2026 | </w:t>
     </w:r>
     <w:r>
       <w:fldChar w:fldCharType="begin"/>
@@ -10582,7 +11039,7 @@
       <w:rPr>
         <w:noProof/>
       </w:rPr>
-      <w:t>31</w:t>
+      <w:t>34</w:t>
     </w:r>
     <w:r>
       <w:fldChar w:fldCharType="end"/>
@@ -10601,7 +11058,7 @@
       <w:rPr>
         <w:sz w:val="16"/>
       </w:rPr>
-      <w:t xml:space="preserve">deConfUSIon · Soner Caner Cagun · MPI für biologische Kybernetik | 21. Oktober 2026 | </w:t>
+      <w:t xml:space="preserve">deConfUSIon · Soner Caner Cagun · MPI für biologische Kybernetik | 29. Oktober 2026 | </w:t>
     </w:r>
     <w:r>
       <w:fldChar w:fldCharType="begin"/>
@@ -10616,7 +11073,7 @@
       <w:rPr>
         <w:noProof/>
       </w:rPr>
-      <w:t>34</w:t>
+      <w:t>37</w:t>
     </w:r>
     <w:r>
       <w:fldChar w:fldCharType="end"/>
@@ -10635,7 +11092,7 @@
       <w:rPr>
         <w:sz w:val="16"/>
       </w:rPr>
-      <w:t xml:space="preserve">deConfUSIon · Soner Caner Cagun · MPI für biologische Kybernetik | 21. Oktober 2026 | </w:t>
+      <w:t xml:space="preserve">deConfUSIon · Soner Caner Cagun · MPI für biologische Kybernetik | 29. Oktober 2026 | </w:t>
     </w:r>
     <w:r>
       <w:fldChar w:fldCharType="begin"/>
@@ -10650,7 +11107,7 @@
       <w:rPr>
         <w:noProof/>
       </w:rPr>
-      <w:t>35</w:t>
+      <w:t>38</w:t>
     </w:r>
     <w:r>
       <w:fldChar w:fldCharType="end"/>
@@ -10669,7 +11126,7 @@
       <w:rPr>
         <w:sz w:val="16"/>
       </w:rPr>
-      <w:t xml:space="preserve">deConfUSIon · Soner Caner Cagun · MPI für biologische Kybernetik | 21. Oktober 2026 | </w:t>
+      <w:t xml:space="preserve">deConfUSIon · Soner Caner Cagun · MPI für biologische Kybernetik | 29. Oktober 2026 | </w:t>
     </w:r>
     <w:r>
       <w:fldChar w:fldCharType="begin"/>
@@ -10684,7 +11141,7 @@
       <w:rPr>
         <w:noProof/>
       </w:rPr>
-      <w:t>36</w:t>
+      <w:t>39</w:t>
     </w:r>
     <w:r>
       <w:fldChar w:fldCharType="end"/>
@@ -10703,7 +11160,7 @@
       <w:rPr>
         <w:sz w:val="16"/>
       </w:rPr>
-      <w:t xml:space="preserve">deConfUSIon · Soner Caner Cagun · MPI für biologische Kybernetik | 21. Oktober 2026 | </w:t>
+      <w:t xml:space="preserve">deConfUSIon · Soner Caner Cagun · MPI für biologische Kybernetik | 29. Oktober 2026 | </w:t>
     </w:r>
     <w:r>
       <w:fldChar w:fldCharType="begin"/>
@@ -10718,7 +11175,7 @@
       <w:rPr>
         <w:noProof/>
       </w:rPr>
-      <w:t>37</w:t>
+      <w:t>40</w:t>
     </w:r>
     <w:r>
       <w:fldChar w:fldCharType="end"/>
@@ -10737,7 +11194,7 @@
       <w:rPr>
         <w:sz w:val="16"/>
       </w:rPr>
-      <w:t xml:space="preserve">deConfUSIon · Soner Caner Cagun · MPI für biologische Kybernetik | 21. Oktober 2026 | </w:t>
+      <w:t xml:space="preserve">deConfUSIon · Soner Caner Cagun · MPI für biologische Kybernetik | 29. Oktober 2026 | </w:t>
     </w:r>
     <w:r>
       <w:fldChar w:fldCharType="begin"/>
@@ -10752,7 +11209,7 @@
       <w:rPr>
         <w:noProof/>
       </w:rPr>
-      <w:t>7</w:t>
+      <w:t>8</w:t>
     </w:r>
     <w:r>
       <w:fldChar w:fldCharType="end"/>
@@ -10771,7 +11228,7 @@
       <w:rPr>
         <w:sz w:val="16"/>
       </w:rPr>
-      <w:t xml:space="preserve">deConfUSIon · Soner Caner Cagun · MPI für biologische Kybernetik | 21. Oktober 2026 | </w:t>
+      <w:t xml:space="preserve">deConfUSIon · Soner Caner Cagun · MPI für biologische Kybernetik | 29. Oktober 2026 | </w:t>
     </w:r>
     <w:r>
       <w:fldChar w:fldCharType="begin"/>
@@ -10786,7 +11243,7 @@
       <w:rPr>
         <w:noProof/>
       </w:rPr>
-      <w:t>8</w:t>
+      <w:t>9</w:t>
     </w:r>
     <w:r>
       <w:fldChar w:fldCharType="end"/>
@@ -10805,7 +11262,7 @@
       <w:rPr>
         <w:sz w:val="16"/>
       </w:rPr>
-      <w:t xml:space="preserve">deConfUSIon · Soner Caner Cagun · MPI für biologische Kybernetik | 21. Oktober 2026 | </w:t>
+      <w:t xml:space="preserve">deConfUSIon · Soner Caner Cagun · MPI für biologische Kybernetik | 29. Oktober 2026 | </w:t>
     </w:r>
     <w:r>
       <w:fldChar w:fldCharType="begin"/>
@@ -10820,7 +11277,7 @@
       <w:rPr>
         <w:noProof/>
       </w:rPr>
-      <w:t>17</w:t>
+      <w:t>18</w:t>
     </w:r>
     <w:r>
       <w:fldChar w:fldCharType="end"/>
@@ -10839,7 +11296,7 @@
       <w:rPr>
         <w:sz w:val="16"/>
       </w:rPr>
-      <w:t xml:space="preserve">deConfUSIon · Soner Caner Cagun · MPI für biologische Kybernetik | 21. Oktober 2026 | </w:t>
+      <w:t xml:space="preserve">deConfUSIon · Soner Caner Cagun · MPI für biologische Kybernetik | 29. Oktober 2026 | </w:t>
     </w:r>
     <w:r>
       <w:fldChar w:fldCharType="begin"/>
@@ -10854,7 +11311,7 @@
       <w:rPr>
         <w:noProof/>
       </w:rPr>
-      <w:t>18</w:t>
+      <w:t>19</w:t>
     </w:r>
     <w:r>
       <w:fldChar w:fldCharType="end"/>
@@ -10873,7 +11330,7 @@
       <w:rPr>
         <w:sz w:val="16"/>
       </w:rPr>
-      <w:t xml:space="preserve">deConfUSIon · Soner Caner Cagun · MPI für biologische Kybernetik | 21. Oktober 2026 | </w:t>
+      <w:t xml:space="preserve">deConfUSIon · Soner Caner Cagun · MPI für biologische Kybernetik | 29. Oktober 2026 | </w:t>
     </w:r>
     <w:r>
       <w:fldChar w:fldCharType="begin"/>
@@ -10888,7 +11345,7 @@
       <w:rPr>
         <w:noProof/>
       </w:rPr>
-      <w:t>20</w:t>
+      <w:t>21</w:t>
     </w:r>
     <w:r>
       <w:fldChar w:fldCharType="end"/>
@@ -10907,7 +11364,7 @@
       <w:rPr>
         <w:sz w:val="16"/>
       </w:rPr>
-      <w:t xml:space="preserve">deConfUSIon · Soner Caner Cagun · MPI für biologische Kybernetik | 21. Oktober 2026 | </w:t>
+      <w:t xml:space="preserve">deConfUSIon · Soner Caner Cagun · MPI für biologische Kybernetik | 29. Oktober 2026 | </w:t>
     </w:r>
     <w:r>
       <w:fldChar w:fldCharType="begin"/>
@@ -10922,7 +11379,7 @@
       <w:rPr>
         <w:noProof/>
       </w:rPr>
-      <w:t>21</w:t>
+      <w:t>22</w:t>
     </w:r>
     <w:r>
       <w:fldChar w:fldCharType="end"/>
@@ -10941,7 +11398,7 @@
       <w:rPr>
         <w:sz w:val="16"/>
       </w:rPr>
-      <w:t xml:space="preserve">deConfUSIon · Soner Caner Cagun · MPI für biologische Kybernetik | 21. Oktober 2026 | </w:t>
+      <w:t xml:space="preserve">deConfUSIon · Soner Caner Cagun · MPI für biologische Kybernetik | 29. Oktober 2026 | </w:t>
     </w:r>
     <w:r>
       <w:fldChar w:fldCharType="begin"/>
@@ -10956,7 +11413,7 @@
       <w:rPr>
         <w:noProof/>
       </w:rPr>
-      <w:t>22</w:t>
+      <w:t>23</w:t>
     </w:r>
     <w:r>
       <w:fldChar w:fldCharType="end"/>
@@ -10975,7 +11432,7 @@
       <w:rPr>
         <w:sz w:val="16"/>
       </w:rPr>
-      <w:t xml:space="preserve">deConfUSIon · Soner Caner Cagun · MPI für biologische Kybernetik | 21. Oktober 2026 | </w:t>
+      <w:t xml:space="preserve">deConfUSIon · Soner Caner Cagun · MPI für biologische Kybernetik | 29. Oktober 2026 | </w:t>
     </w:r>
     <w:r>
       <w:fldChar w:fldCharType="begin"/>
@@ -10990,7 +11447,7 @@
       <w:rPr>
         <w:noProof/>
       </w:rPr>
-      <w:t>23</w:t>
+      <w:t>24</w:t>
     </w:r>
     <w:r>
       <w:fldChar w:fldCharType="end"/>
@@ -11053,7 +11510,7 @@
               <w:sz w:val="18"/>
             </w:rPr>
             <w:drawing>
-              <wp:inline distT="0" distB="0" distL="0" distR="0" wp14:anchorId="1759730D" wp14:editId="5D9F83E6">
+              <wp:inline distT="0" distB="0" distL="0" distR="0" wp14:anchorId="75BEBE33" wp14:editId="31939993">
                 <wp:extent cx="283464" cy="283464"/>
                 <wp:effectExtent l="0" t="0" r="0" b="0"/>
                 <wp:docPr id="1" name="Picture 1"/>
@@ -11179,7 +11636,7 @@
               <w:sz w:val="18"/>
             </w:rPr>
             <w:drawing>
-              <wp:inline distT="0" distB="0" distL="0" distR="0" wp14:anchorId="11B0375F" wp14:editId="3048F840">
+              <wp:inline distT="0" distB="0" distL="0" distR="0" wp14:anchorId="50C98E6C" wp14:editId="5F699C7D">
                 <wp:extent cx="283464" cy="283464"/>
                 <wp:effectExtent l="0" t="0" r="0" b="0"/>
                 <wp:docPr id="16" name="Picture 16"/>
@@ -11305,7 +11762,7 @@
               <w:sz w:val="18"/>
             </w:rPr>
             <w:drawing>
-              <wp:inline distT="0" distB="0" distL="0" distR="0" wp14:anchorId="7A6886B0" wp14:editId="17040D2B">
+              <wp:inline distT="0" distB="0" distL="0" distR="0" wp14:anchorId="71A54212" wp14:editId="6BE4A47F">
                 <wp:extent cx="283464" cy="283464"/>
                 <wp:effectExtent l="0" t="0" r="0" b="0"/>
                 <wp:docPr id="17" name="Picture 17"/>
@@ -11431,7 +11888,7 @@
               <w:sz w:val="18"/>
             </w:rPr>
             <w:drawing>
-              <wp:inline distT="0" distB="0" distL="0" distR="0" wp14:anchorId="1179EE96" wp14:editId="0DC29A4E">
+              <wp:inline distT="0" distB="0" distL="0" distR="0" wp14:anchorId="3D8794FF" wp14:editId="156BD407">
                 <wp:extent cx="283464" cy="283464"/>
                 <wp:effectExtent l="0" t="0" r="0" b="0"/>
                 <wp:docPr id="19" name="Picture 19"/>
@@ -11557,7 +12014,7 @@
               <w:sz w:val="18"/>
             </w:rPr>
             <w:drawing>
-              <wp:inline distT="0" distB="0" distL="0" distR="0" wp14:anchorId="7DA66372" wp14:editId="734206B2">
+              <wp:inline distT="0" distB="0" distL="0" distR="0" wp14:anchorId="64B1DEC4" wp14:editId="16BBF752">
                 <wp:extent cx="283464" cy="283464"/>
                 <wp:effectExtent l="0" t="0" r="0" b="0"/>
                 <wp:docPr id="20" name="Picture 20"/>
@@ -11683,7 +12140,7 @@
               <w:sz w:val="18"/>
             </w:rPr>
             <w:drawing>
-              <wp:inline distT="0" distB="0" distL="0" distR="0" wp14:anchorId="4707C549" wp14:editId="10286DA5">
+              <wp:inline distT="0" distB="0" distL="0" distR="0" wp14:anchorId="440BD0C4" wp14:editId="1454D017">
                 <wp:extent cx="283464" cy="283464"/>
                 <wp:effectExtent l="0" t="0" r="0" b="0"/>
                 <wp:docPr id="22" name="Picture 22"/>
@@ -11809,7 +12266,7 @@
               <w:sz w:val="18"/>
             </w:rPr>
             <w:drawing>
-              <wp:inline distT="0" distB="0" distL="0" distR="0" wp14:anchorId="7A030A89" wp14:editId="61B8216E">
+              <wp:inline distT="0" distB="0" distL="0" distR="0" wp14:anchorId="14BFB084" wp14:editId="18E3673C">
                 <wp:extent cx="283464" cy="283464"/>
                 <wp:effectExtent l="0" t="0" r="0" b="0"/>
                 <wp:docPr id="23" name="Picture 23"/>
@@ -11935,7 +12392,7 @@
               <w:sz w:val="18"/>
             </w:rPr>
             <w:drawing>
-              <wp:inline distT="0" distB="0" distL="0" distR="0" wp14:anchorId="6FE755F2" wp14:editId="18D90EB7">
+              <wp:inline distT="0" distB="0" distL="0" distR="0" wp14:anchorId="66FC33DF" wp14:editId="745EF25C">
                 <wp:extent cx="283464" cy="283464"/>
                 <wp:effectExtent l="0" t="0" r="0" b="0"/>
                 <wp:docPr id="25" name="Picture 25"/>
@@ -12061,7 +12518,7 @@
               <w:sz w:val="18"/>
             </w:rPr>
             <w:drawing>
-              <wp:inline distT="0" distB="0" distL="0" distR="0" wp14:anchorId="5A16483D" wp14:editId="23DE2A1F">
+              <wp:inline distT="0" distB="0" distL="0" distR="0" wp14:anchorId="7984B964" wp14:editId="73C928D6">
                 <wp:extent cx="283464" cy="283464"/>
                 <wp:effectExtent l="0" t="0" r="0" b="0"/>
                 <wp:docPr id="26" name="Picture 26"/>
@@ -12187,7 +12644,7 @@
               <w:sz w:val="18"/>
             </w:rPr>
             <w:drawing>
-              <wp:inline distT="0" distB="0" distL="0" distR="0" wp14:anchorId="1D02B890" wp14:editId="0C6F22DD">
+              <wp:inline distT="0" distB="0" distL="0" distR="0" wp14:anchorId="07308F29" wp14:editId="6CF0BD48">
                 <wp:extent cx="283464" cy="283464"/>
                 <wp:effectExtent l="0" t="0" r="0" b="0"/>
                 <wp:docPr id="28" name="Picture 28"/>
@@ -12313,7 +12770,7 @@
               <w:sz w:val="18"/>
             </w:rPr>
             <w:drawing>
-              <wp:inline distT="0" distB="0" distL="0" distR="0" wp14:anchorId="1DC73F53" wp14:editId="7FD5074D">
+              <wp:inline distT="0" distB="0" distL="0" distR="0" wp14:anchorId="6A9A657F" wp14:editId="40349A2B">
                 <wp:extent cx="283464" cy="283464"/>
                 <wp:effectExtent l="0" t="0" r="0" b="0"/>
                 <wp:docPr id="29" name="Picture 29"/>
@@ -12439,7 +12896,7 @@
               <w:sz w:val="18"/>
             </w:rPr>
             <w:drawing>
-              <wp:inline distT="0" distB="0" distL="0" distR="0" wp14:anchorId="4B940803" wp14:editId="090445CB">
+              <wp:inline distT="0" distB="0" distL="0" distR="0" wp14:anchorId="06775760" wp14:editId="2B5FAF7B">
                 <wp:extent cx="283464" cy="283464"/>
                 <wp:effectExtent l="0" t="0" r="0" b="0"/>
                 <wp:docPr id="3" name="Picture 3"/>
@@ -12565,7 +13022,7 @@
               <w:sz w:val="18"/>
             </w:rPr>
             <w:drawing>
-              <wp:inline distT="0" distB="0" distL="0" distR="0" wp14:anchorId="03F6230A" wp14:editId="14AAE325">
+              <wp:inline distT="0" distB="0" distL="0" distR="0" wp14:anchorId="10DBBE9A" wp14:editId="592BE745">
                 <wp:extent cx="283464" cy="283464"/>
                 <wp:effectExtent l="0" t="0" r="0" b="0"/>
                 <wp:docPr id="5" name="Picture 5"/>
@@ -12691,7 +13148,7 @@
               <w:sz w:val="18"/>
             </w:rPr>
             <w:drawing>
-              <wp:inline distT="0" distB="0" distL="0" distR="0" wp14:anchorId="7AD8B1DE" wp14:editId="662C9106">
+              <wp:inline distT="0" distB="0" distL="0" distR="0" wp14:anchorId="04542D4B" wp14:editId="2C5A46F3">
                 <wp:extent cx="283464" cy="283464"/>
                 <wp:effectExtent l="0" t="0" r="0" b="0"/>
                 <wp:docPr id="7" name="Picture 7"/>
@@ -12774,11 +13231,6 @@
               <w:sz w:val="18"/>
             </w:rPr>
             <w:br/>
-          </w:r>
-          <w:r>
-            <w:rPr>
-              <w:sz w:val="18"/>
-            </w:rPr>
             <w:t>Cybernetics</w:t>
           </w:r>
         </w:p>
@@ -12822,7 +13274,7 @@
               <w:sz w:val="18"/>
             </w:rPr>
             <w:drawing>
-              <wp:inline distT="0" distB="0" distL="0" distR="0" wp14:anchorId="56C48B4A" wp14:editId="4D20763D">
+              <wp:inline distT="0" distB="0" distL="0" distR="0" wp14:anchorId="1E60B4AB" wp14:editId="7EFFB62B">
                 <wp:extent cx="283464" cy="283464"/>
                 <wp:effectExtent l="0" t="0" r="0" b="0"/>
                 <wp:docPr id="8" name="Picture 8"/>
@@ -12948,7 +13400,7 @@
               <w:sz w:val="18"/>
             </w:rPr>
             <w:drawing>
-              <wp:inline distT="0" distB="0" distL="0" distR="0" wp14:anchorId="7164F2A0" wp14:editId="48BCD69D">
+              <wp:inline distT="0" distB="0" distL="0" distR="0" wp14:anchorId="32FC9CB6" wp14:editId="2014CD28">
                 <wp:extent cx="283464" cy="283464"/>
                 <wp:effectExtent l="0" t="0" r="0" b="0"/>
                 <wp:docPr id="10" name="Picture 10"/>
@@ -13074,7 +13526,7 @@
               <w:sz w:val="18"/>
             </w:rPr>
             <w:drawing>
-              <wp:inline distT="0" distB="0" distL="0" distR="0" wp14:anchorId="0F8233DB" wp14:editId="110C24D7">
+              <wp:inline distT="0" distB="0" distL="0" distR="0" wp14:anchorId="590F459B" wp14:editId="39EE2F7D">
                 <wp:extent cx="283464" cy="283464"/>
                 <wp:effectExtent l="0" t="0" r="0" b="0"/>
                 <wp:docPr id="11" name="Picture 11"/>
@@ -13200,7 +13652,7 @@
               <w:sz w:val="18"/>
             </w:rPr>
             <w:drawing>
-              <wp:inline distT="0" distB="0" distL="0" distR="0" wp14:anchorId="19EDFC23" wp14:editId="59EE8EC0">
+              <wp:inline distT="0" distB="0" distL="0" distR="0" wp14:anchorId="01A0A2A2" wp14:editId="0A8BDAA0">
                 <wp:extent cx="283464" cy="283464"/>
                 <wp:effectExtent l="0" t="0" r="0" b="0"/>
                 <wp:docPr id="13" name="Picture 13"/>
@@ -13276,13 +13728,7 @@
             <w:rPr>
               <w:sz w:val="18"/>
             </w:rPr>
-            <w:t xml:space="preserve">MPI for </w:t>
-          </w:r>
-          <w:r>
-            <w:rPr>
-              <w:sz w:val="18"/>
-            </w:rPr>
-            <w:t>Biological</w:t>
+            <w:t>MPI for Biological</w:t>
           </w:r>
           <w:r>
             <w:rPr>
@@ -13332,7 +13778,7 @@
               <w:sz w:val="18"/>
             </w:rPr>
             <w:drawing>
-              <wp:inline distT="0" distB="0" distL="0" distR="0" wp14:anchorId="2FE732E5" wp14:editId="5398382F">
+              <wp:inline distT="0" distB="0" distL="0" distR="0" wp14:anchorId="324EE154" wp14:editId="17271126">
                 <wp:extent cx="283464" cy="283464"/>
                 <wp:effectExtent l="0" t="0" r="0" b="0"/>
                 <wp:docPr id="14" name="Picture 14"/>
@@ -13602,31 +14048,31 @@
       </w:rPr>
     </w:lvl>
   </w:abstractNum>
-  <w:num w:numId="1" w16cid:durableId="477187562">
+  <w:num w:numId="1" w16cid:durableId="2121367014">
     <w:abstractNumId w:val="8"/>
   </w:num>
-  <w:num w:numId="2" w16cid:durableId="1879538218">
+  <w:num w:numId="2" w16cid:durableId="636688237">
     <w:abstractNumId w:val="6"/>
   </w:num>
-  <w:num w:numId="3" w16cid:durableId="1655839604">
+  <w:num w:numId="3" w16cid:durableId="1025710428">
     <w:abstractNumId w:val="5"/>
   </w:num>
-  <w:num w:numId="4" w16cid:durableId="479687345">
+  <w:num w:numId="4" w16cid:durableId="467668319">
     <w:abstractNumId w:val="4"/>
   </w:num>
-  <w:num w:numId="5" w16cid:durableId="215120542">
+  <w:num w:numId="5" w16cid:durableId="47649465">
     <w:abstractNumId w:val="7"/>
   </w:num>
-  <w:num w:numId="6" w16cid:durableId="479419053">
+  <w:num w:numId="6" w16cid:durableId="1009795283">
     <w:abstractNumId w:val="3"/>
   </w:num>
-  <w:num w:numId="7" w16cid:durableId="1418865026">
+  <w:num w:numId="7" w16cid:durableId="1394044249">
     <w:abstractNumId w:val="2"/>
   </w:num>
-  <w:num w:numId="8" w16cid:durableId="1500075042">
+  <w:num w:numId="8" w16cid:durableId="1132166102">
     <w:abstractNumId w:val="1"/>
   </w:num>
-  <w:num w:numId="9" w16cid:durableId="416560568">
+  <w:num w:numId="9" w16cid:durableId="1982342746">
     <w:abstractNumId w:val="0"/>
   </w:num>
 </w:numbering>
@@ -25088,7 +25534,7 @@
     <w:autoRedefine/>
     <w:uiPriority w:val="39"/>
     <w:unhideWhenUsed/>
-    <w:rsid w:val="0003204F"/>
+    <w:rsid w:val="00EA17BF"/>
     <w:pPr>
       <w:spacing w:after="100"/>
     </w:pPr>
@@ -25100,7 +25546,7 @@
     <w:autoRedefine/>
     <w:uiPriority w:val="39"/>
     <w:unhideWhenUsed/>
-    <w:rsid w:val="0003204F"/>
+    <w:rsid w:val="00EA17BF"/>
     <w:pPr>
       <w:spacing w:after="100"/>
       <w:ind w:left="220"/>
@@ -25111,7 +25557,7 @@
     <w:basedOn w:val="DefaultParagraphFont"/>
     <w:uiPriority w:val="99"/>
     <w:unhideWhenUsed/>
-    <w:rsid w:val="0003204F"/>
+    <w:rsid w:val="00EA17BF"/>
     <w:rPr>
       <w:color w:val="0000FF" w:themeColor="hyperlink"/>
       <w:u w:val="single"/>
